--- a/작업일지/21주차.docx
+++ b/작업일지/21주차.docx
@@ -1,6 +1,6 @@
 
 <file path=word/document.xml><?xml version="1.0" encoding="utf-8"?>
-<w:document xmlns:wpc="http://schemas.microsoft.com/office/word/2010/wordprocessingCanvas" xmlns:cx="http://schemas.microsoft.com/office/drawing/2014/chartex" xmlns:cx1="http://schemas.microsoft.com/office/drawing/2015/9/8/chartex" xmlns:cx2="http://schemas.microsoft.com/office/drawing/2015/10/21/chartex" xmlns:cx3="http://schemas.microsoft.com/office/drawing/2016/5/9/chartex" xmlns:cx4="http://schemas.microsoft.com/office/drawing/2016/5/10/chartex" xmlns:cx5="http://schemas.microsoft.com/office/drawing/2016/5/11/chartex" xmlns:cx6="http://schemas.microsoft.com/office/drawing/2016/5/12/chartex" xmlns:cx7="http://schemas.microsoft.com/office/drawing/2016/5/13/chartex" xmlns:cx8="http://schemas.microsoft.com/office/drawing/2016/5/14/chartex" xmlns:mc="http://schemas.openxmlformats.org/markup-compatibility/2006" xmlns:aink="http://schemas.microsoft.com/office/drawing/2016/ink" xmlns:am3d="http://schemas.microsoft.com/office/drawing/2017/model3d" xmlns:o="urn:schemas-microsoft-com:office:office" xmlns:oel="http://schemas.microsoft.com/office/2019/extlst" xmlns:r="http://schemas.openxmlformats.org/officeDocument/2006/relationships" xmlns:m="http://schemas.openxmlformats.org/officeDocument/2006/math" xmlns:v="urn:schemas-microsoft-com:vml" xmlns:wp14="http://schemas.microsoft.com/office/word/2010/wordprocessingDrawing" xmlns:wp="http://schemas.openxmlformats.org/drawingml/2006/wordprocessingDrawing" xmlns:w10="urn:schemas-microsoft-com:office:word" xmlns:w="http://schemas.openxmlformats.org/wordprocessingml/2006/main" xmlns:w14="http://schemas.microsoft.com/office/word/2010/wordml" xmlns:w15="http://schemas.microsoft.com/office/word/2012/wordml" xmlns:w16cex="http://schemas.microsoft.com/office/word/2018/wordml/cex" xmlns:w16cid="http://schemas.microsoft.com/office/word/2016/wordml/cid" xmlns:w16="http://schemas.microsoft.com/office/word/2018/wordml" xmlns:w16du="http://schemas.microsoft.com/office/word/2023/wordml/word16du" xmlns:w16sdtdh="http://schemas.microsoft.com/office/word/2020/wordml/sdtdatahash" xmlns:w16sdtfl="http://schemas.microsoft.com/office/word/2024/wordml/sdtformatlock" xmlns:w16se="http://schemas.microsoft.com/office/word/2015/wordml/symex" xmlns:wpg="http://schemas.microsoft.com/office/word/2010/wordprocessingGroup" xmlns:wpi="http://schemas.microsoft.com/office/word/2010/wordprocessingInk" xmlns:wne="http://schemas.microsoft.com/office/word/2006/wordml" xmlns:wps="http://schemas.microsoft.com/office/word/2010/wordprocessingShape" mc:Ignorable="w14 w15 w16se w16cid w16 w16cex w16sdtdh w16sdtfl w16du wp14">
+<w:document xmlns:wpc="http://schemas.microsoft.com/office/word/2010/wordprocessingCanvas" xmlns:cx="http://schemas.microsoft.com/office/drawing/2014/chartex" xmlns:cx1="http://schemas.microsoft.com/office/drawing/2015/9/8/chartex" xmlns:cx2="http://schemas.microsoft.com/office/drawing/2015/10/21/chartex" xmlns:cx3="http://schemas.microsoft.com/office/drawing/2016/5/9/chartex" xmlns:cx4="http://schemas.microsoft.com/office/drawing/2016/5/10/chartex" xmlns:cx5="http://schemas.microsoft.com/office/drawing/2016/5/11/chartex" xmlns:cx6="http://schemas.microsoft.com/office/drawing/2016/5/12/chartex" xmlns:cx7="http://schemas.microsoft.com/office/drawing/2016/5/13/chartex" xmlns:cx8="http://schemas.microsoft.com/office/drawing/2016/5/14/chartex" xmlns:mc="http://schemas.openxmlformats.org/markup-compatibility/2006" xmlns:aink="http://schemas.microsoft.com/office/drawing/2016/ink" xmlns:am3d="http://schemas.microsoft.com/office/drawing/2017/model3d" xmlns:o="urn:schemas-microsoft-com:office:office" xmlns:r="http://schemas.openxmlformats.org/officeDocument/2006/relationships" xmlns:m="http://schemas.openxmlformats.org/officeDocument/2006/math" xmlns:v="urn:schemas-microsoft-com:vml" xmlns:wp14="http://schemas.microsoft.com/office/word/2010/wordprocessingDrawing" xmlns:wp="http://schemas.openxmlformats.org/drawingml/2006/wordprocessingDrawing" xmlns:w10="urn:schemas-microsoft-com:office:word" xmlns:w="http://schemas.openxmlformats.org/wordprocessingml/2006/main" xmlns:w14="http://schemas.microsoft.com/office/word/2010/wordml" xmlns:w15="http://schemas.microsoft.com/office/word/2012/wordml" xmlns:w16cid="http://schemas.microsoft.com/office/word/2016/wordml/cid" xmlns:w16se="http://schemas.microsoft.com/office/word/2015/wordml/symex" xmlns:wpg="http://schemas.microsoft.com/office/word/2010/wordprocessingGroup" xmlns:wpi="http://schemas.microsoft.com/office/word/2010/wordprocessingInk" xmlns:wne="http://schemas.microsoft.com/office/word/2006/wordml" xmlns:wps="http://schemas.microsoft.com/office/word/2010/wordprocessingShape" mc:Ignorable="w14 w15 w16se w16cid wp14">
   <w:body>
     <w:tbl>
       <w:tblPr>
@@ -73,8 +73,17 @@
                 <w:rFonts w:hint="eastAsia"/>
                 <w:szCs w:val="20"/>
               </w:rPr>
-              <w:t>2021180009 박경준</w:t>
+              <w:t xml:space="preserve">2021180009 </w:t>
             </w:r>
+            <w:proofErr w:type="spellStart"/>
+            <w:r>
+              <w:rPr>
+                <w:rFonts w:hint="eastAsia"/>
+                <w:szCs w:val="20"/>
+              </w:rPr>
+              <w:t>박경준</w:t>
+            </w:r>
+            <w:proofErr w:type="spellEnd"/>
             <w:r>
               <w:rPr>
                 <w:szCs w:val="20"/>
@@ -110,6 +119,7 @@
                 <w:sz w:val="22"/>
               </w:rPr>
             </w:pPr>
+            <w:proofErr w:type="spellStart"/>
             <w:r>
               <w:rPr>
                 <w:rFonts w:hint="eastAsia"/>
@@ -118,6 +128,7 @@
               </w:rPr>
               <w:t>팀명</w:t>
             </w:r>
+            <w:proofErr w:type="spellEnd"/>
           </w:p>
         </w:tc>
         <w:tc>
@@ -133,6 +144,7 @@
                 <w:szCs w:val="24"/>
               </w:rPr>
             </w:pPr>
+            <w:proofErr w:type="spellStart"/>
             <w:r>
               <w:rPr>
                 <w:sz w:val="24"/>
@@ -140,6 +152,7 @@
               </w:rPr>
               <w:t>임박박전설의시작</w:t>
             </w:r>
+            <w:proofErr w:type="spellEnd"/>
           </w:p>
         </w:tc>
       </w:tr>
@@ -377,6 +390,7 @@
                 <w:bCs/>
               </w:rPr>
             </w:pPr>
+            <w:proofErr w:type="spellStart"/>
             <w:r>
               <w:rPr>
                 <w:b/>
@@ -384,6 +398,7 @@
               </w:rPr>
               <w:t>AnimationComponent</w:t>
             </w:r>
+            <w:proofErr w:type="spellEnd"/>
             <w:r>
               <w:rPr>
                 <w:rFonts w:hint="eastAsia"/>
@@ -401,12 +416,127 @@
                 <w:bCs/>
               </w:rPr>
             </w:pPr>
+            <w:proofErr w:type="spellStart"/>
             <w:r>
               <w:rPr>
                 <w:b/>
                 <w:bCs/>
               </w:rPr>
-              <w:t>AnimationComponent에서 지정한 State를 안따르고 있던 문제 해결</w:t>
+              <w:t>AnimationComponent</w:t>
+            </w:r>
+            <w:proofErr w:type="spellEnd"/>
+            <w:r>
+              <w:rPr>
+                <w:b/>
+                <w:bCs/>
+              </w:rPr>
+              <w:t xml:space="preserve">에서 지정한 State를 </w:t>
+            </w:r>
+            <w:proofErr w:type="spellStart"/>
+            <w:r>
+              <w:rPr>
+                <w:b/>
+                <w:bCs/>
+              </w:rPr>
+              <w:t>안따르고</w:t>
+            </w:r>
+            <w:proofErr w:type="spellEnd"/>
+            <w:r>
+              <w:rPr>
+                <w:b/>
+                <w:bCs/>
+              </w:rPr>
+              <w:t xml:space="preserve"> 있던 문제 해결</w:t>
+            </w:r>
+          </w:p>
+          <w:p>
+            <w:pPr>
+              <w:jc w:val="left"/>
+              <w:rPr>
+                <w:b/>
+                <w:bCs/>
+              </w:rPr>
+            </w:pPr>
+            <w:proofErr w:type="spellStart"/>
+            <w:r>
+              <w:rPr>
+                <w:rFonts w:hint="eastAsia"/>
+                <w:b/>
+                <w:bCs/>
+              </w:rPr>
+              <w:t>언리얼로</w:t>
+            </w:r>
+            <w:proofErr w:type="spellEnd"/>
+            <w:r>
+              <w:rPr>
+                <w:b/>
+                <w:bCs/>
+              </w:rPr>
+              <w:t xml:space="preserve"> export한 </w:t>
+            </w:r>
+            <w:proofErr w:type="spellStart"/>
+            <w:r>
+              <w:rPr>
+                <w:b/>
+                <w:bCs/>
+              </w:rPr>
+              <w:t>gltf</w:t>
+            </w:r>
+            <w:proofErr w:type="spellEnd"/>
+            <w:r>
+              <w:rPr>
+                <w:b/>
+                <w:bCs/>
+              </w:rPr>
+              <w:t xml:space="preserve"> </w:t>
+            </w:r>
+            <w:proofErr w:type="spellStart"/>
+            <w:r>
+              <w:rPr>
+                <w:b/>
+                <w:bCs/>
+              </w:rPr>
+              <w:t>메쉬</w:t>
+            </w:r>
+            <w:proofErr w:type="spellEnd"/>
+            <w:r>
+              <w:rPr>
+                <w:b/>
+                <w:bCs/>
+              </w:rPr>
+              <w:t xml:space="preserve"> </w:t>
+            </w:r>
+            <w:proofErr w:type="spellStart"/>
+            <w:r>
+              <w:rPr>
+                <w:b/>
+                <w:bCs/>
+              </w:rPr>
+              <w:t>스키닝</w:t>
+            </w:r>
+            <w:proofErr w:type="spellEnd"/>
+            <w:r>
+              <w:rPr>
+                <w:b/>
+                <w:bCs/>
+              </w:rPr>
+              <w:t xml:space="preserve"> 애니메이션 렌더링 시 </w:t>
+            </w:r>
+            <w:proofErr w:type="spellStart"/>
+            <w:r>
+              <w:rPr>
+                <w:b/>
+                <w:bCs/>
+              </w:rPr>
+              <w:t>깨짐현상</w:t>
+            </w:r>
+            <w:proofErr w:type="spellEnd"/>
+            <w:r>
+              <w:rPr>
+                <w:b/>
+                <w:bCs/>
+              </w:rPr>
+              <w:t xml:space="preserve"> 해결</w:t>
             </w:r>
           </w:p>
           <w:p>
@@ -418,20 +548,53 @@
                 <w:bCs/>
               </w:rPr>
             </w:pPr>
+            <w:proofErr w:type="spellStart"/>
             <w:r>
               <w:rPr>
                 <w:rFonts w:hint="eastAsia"/>
                 <w:b/>
                 <w:bCs/>
               </w:rPr>
-              <w:t>언리얼로</w:t>
+              <w:t>언리얼</w:t>
+            </w:r>
+            <w:proofErr w:type="spellEnd"/>
+            <w:r>
+              <w:rPr>
+                <w:rFonts w:hint="eastAsia"/>
+                <w:b/>
+                <w:bCs/>
+              </w:rPr>
+              <w:t xml:space="preserve"> B</w:t>
             </w:r>
             <w:r>
               <w:rPr>
                 <w:b/>
                 <w:bCs/>
               </w:rPr>
-              <w:t xml:space="preserve"> export한 gltf 메쉬 스키닝 애니메이션 렌더링 시 깨짐현상 해결</w:t>
+              <w:t xml:space="preserve">P </w:t>
+            </w:r>
+            <w:r>
+              <w:rPr>
+                <w:rFonts w:hint="eastAsia"/>
+                <w:b/>
+                <w:bCs/>
+              </w:rPr>
+              <w:t xml:space="preserve">모든 </w:t>
+            </w:r>
+            <w:r>
+              <w:rPr>
+                <w:b/>
+                <w:bCs/>
+              </w:rPr>
+              <w:t xml:space="preserve">SM </w:t>
+            </w:r>
+            <w:r>
+              <w:rPr>
+                <w:rFonts w:hint="eastAsia"/>
+                <w:b/>
+                <w:bCs/>
+              </w:rPr>
+              <w:t>뽑도록 변경</w:t>
             </w:r>
           </w:p>
         </w:tc>
@@ -472,6 +635,7 @@
           <w:szCs w:val="28"/>
         </w:rPr>
       </w:pPr>
+      <w:proofErr w:type="spellStart"/>
       <w:r>
         <w:rPr>
           <w:b/>
@@ -481,6 +645,7 @@
         </w:rPr>
         <w:t>AnimationComponent</w:t>
       </w:r>
+      <w:proofErr w:type="spellEnd"/>
       <w:r>
         <w:rPr>
           <w:rFonts w:hint="eastAsia"/>
@@ -506,31 +671,66 @@
           <w:b/>
           <w:sz w:val="22"/>
         </w:rPr>
-        <w:t>기존 애니메이션 컴포넌트 방식은 어던 메시와 애니메이션을 사용할 것인지를 컴포넌트에 등록하여 매 타이밍 관리해주었어야 함</w:t>
-      </w:r>
-    </w:p>
-    <w:p>
-      <w:pPr>
-        <w:jc w:val="left"/>
-        <w:rPr>
-          <w:b/>
-          <w:sz w:val="22"/>
-        </w:rPr>
-      </w:pPr>
+        <w:t xml:space="preserve">기존 애니메이션 컴포넌트 방식은 </w:t>
+      </w:r>
+      <w:proofErr w:type="spellStart"/>
       <w:r>
         <w:rPr>
           <w:rFonts w:hint="eastAsia"/>
           <w:b/>
           <w:sz w:val="22"/>
         </w:rPr>
-        <w:t>해당 방식을 STATE에 따라 어떤 메시와 애니메이션을 동작시킬 것인지 미리 등록하고 원하는 state만 바꿔주면서 동작하도록 변경</w:t>
-      </w:r>
-    </w:p>
-    <w:p>
-      <w:pPr>
-        <w:jc w:val="left"/>
+        <w:t>어던</w:t>
+      </w:r>
+      <w:proofErr w:type="spellEnd"/>
+      <w:r>
         <w:rPr>
           <w:rFonts w:hint="eastAsia"/>
+          <w:b/>
+          <w:sz w:val="22"/>
+        </w:rPr>
+        <w:t xml:space="preserve"> 메시와 애니메이션을 사용할 것인지를 컴포넌트에 등록하여 매 타이밍 관리해주었어야 함</w:t>
+      </w:r>
+    </w:p>
+    <w:p>
+      <w:pPr>
+        <w:jc w:val="left"/>
+        <w:rPr>
+          <w:b/>
+          <w:sz w:val="22"/>
+        </w:rPr>
+      </w:pPr>
+      <w:r>
+        <w:rPr>
+          <w:rFonts w:hint="eastAsia"/>
+          <w:b/>
+          <w:sz w:val="22"/>
+        </w:rPr>
+        <w:t xml:space="preserve">해당 방식을 STATE에 따라 어떤 메시와 애니메이션을 </w:t>
+      </w:r>
+      <w:proofErr w:type="spellStart"/>
+      <w:r>
+        <w:rPr>
+          <w:rFonts w:hint="eastAsia"/>
+          <w:b/>
+          <w:sz w:val="22"/>
+        </w:rPr>
+        <w:t>동작시킬</w:t>
+      </w:r>
+      <w:proofErr w:type="spellEnd"/>
+      <w:r>
+        <w:rPr>
+          <w:rFonts w:hint="eastAsia"/>
+          <w:b/>
+          <w:sz w:val="22"/>
+        </w:rPr>
+        <w:t xml:space="preserve"> 것인지 미리 등록하고 원하는 state만 바꿔주면서 동작하도록 변경</w:t>
+      </w:r>
+    </w:p>
+    <w:p>
+      <w:pPr>
+        <w:jc w:val="left"/>
+        <w:rPr>
           <w:b/>
           <w:sz w:val="22"/>
         </w:rPr>
@@ -545,29 +745,105 @@
           <w:szCs w:val="24"/>
         </w:rPr>
       </w:pPr>
+      <w:proofErr w:type="spellStart"/>
       <w:r>
         <w:rPr>
           <w:b/>
           <w:sz w:val="24"/>
           <w:szCs w:val="24"/>
         </w:rPr>
-        <w:t>AnimationComponent에서 지정한 State를 안따르고 있던 문제 해결</w:t>
-      </w:r>
-    </w:p>
-    <w:p>
-      <w:pPr>
-        <w:jc w:val="left"/>
-        <w:rPr>
-          <w:b/>
-          <w:sz w:val="22"/>
-        </w:rPr>
-      </w:pPr>
-      <w:r>
-        <w:rPr>
-          <w:b/>
-          <w:sz w:val="22"/>
-        </w:rPr>
-        <w:t>기존에 AnimationComponent에서 add_state_mapping함수를 통해 열심히 상태와 메시, 애니메이션을 매핑해놓은 정보를 전혀 사용하지 않고 있었음</w:t>
+        <w:t>AnimationComponent</w:t>
+      </w:r>
+      <w:proofErr w:type="spellEnd"/>
+      <w:r>
+        <w:rPr>
+          <w:b/>
+          <w:sz w:val="24"/>
+          <w:szCs w:val="24"/>
+        </w:rPr>
+        <w:t xml:space="preserve">에서 지정한 State를 </w:t>
+      </w:r>
+      <w:proofErr w:type="spellStart"/>
+      <w:r>
+        <w:rPr>
+          <w:b/>
+          <w:sz w:val="24"/>
+          <w:szCs w:val="24"/>
+        </w:rPr>
+        <w:t>안따르고</w:t>
+      </w:r>
+      <w:proofErr w:type="spellEnd"/>
+      <w:r>
+        <w:rPr>
+          <w:b/>
+          <w:sz w:val="24"/>
+          <w:szCs w:val="24"/>
+        </w:rPr>
+        <w:t xml:space="preserve"> 있던 문제 해결</w:t>
+      </w:r>
+    </w:p>
+    <w:p>
+      <w:pPr>
+        <w:jc w:val="left"/>
+        <w:rPr>
+          <w:b/>
+          <w:sz w:val="22"/>
+        </w:rPr>
+      </w:pPr>
+      <w:r>
+        <w:rPr>
+          <w:b/>
+          <w:sz w:val="22"/>
+        </w:rPr>
+        <w:t xml:space="preserve">기존에 </w:t>
+      </w:r>
+      <w:proofErr w:type="spellStart"/>
+      <w:r>
+        <w:rPr>
+          <w:b/>
+          <w:sz w:val="22"/>
+        </w:rPr>
+        <w:t>AnimationComponent</w:t>
+      </w:r>
+      <w:proofErr w:type="spellEnd"/>
+      <w:r>
+        <w:rPr>
+          <w:b/>
+          <w:sz w:val="22"/>
+        </w:rPr>
+        <w:t xml:space="preserve">에서 </w:t>
+      </w:r>
+      <w:proofErr w:type="spellStart"/>
+      <w:r>
+        <w:rPr>
+          <w:b/>
+          <w:sz w:val="22"/>
+        </w:rPr>
+        <w:t>add_state_mapping</w:t>
+      </w:r>
+      <w:proofErr w:type="spellEnd"/>
+      <w:r>
+        <w:rPr>
+          <w:b/>
+          <w:sz w:val="22"/>
+        </w:rPr>
+        <w:t xml:space="preserve">함수를 통해 열심히 상태와 메시, 애니메이션을 </w:t>
+      </w:r>
+      <w:proofErr w:type="spellStart"/>
+      <w:r>
+        <w:rPr>
+          <w:b/>
+          <w:sz w:val="22"/>
+        </w:rPr>
+        <w:t>매핑해놓은</w:t>
+      </w:r>
+      <w:proofErr w:type="spellEnd"/>
+      <w:r>
+        <w:rPr>
+          <w:b/>
+          <w:sz w:val="22"/>
+        </w:rPr>
+        <w:t xml:space="preserve"> 정보를 전혀 사용하지 않고 있었음</w:t>
       </w:r>
     </w:p>
     <w:p>
@@ -585,21 +861,145 @@
         </w:rPr>
         <w:t xml:space="preserve">void </w:t>
       </w:r>
+      <w:proofErr w:type="spellStart"/>
       <w:proofErr w:type="gramStart"/>
       <w:r>
         <w:rPr>
           <w:b/>
           <w:sz w:val="22"/>
         </w:rPr>
-        <w:t>AnimationComponent::</w:t>
-      </w:r>
+        <w:t>AnimationComponent</w:t>
+      </w:r>
+      <w:proofErr w:type="spellEnd"/>
+      <w:r>
+        <w:rPr>
+          <w:b/>
+          <w:sz w:val="22"/>
+        </w:rPr>
+        <w:t>::</w:t>
+      </w:r>
+      <w:proofErr w:type="spellStart"/>
       <w:proofErr w:type="gramEnd"/>
       <w:r>
         <w:rPr>
           <w:b/>
           <w:sz w:val="22"/>
         </w:rPr>
-        <w:t>late_</w:t>
+        <w:t>late_update</w:t>
+      </w:r>
+      <w:proofErr w:type="spellEnd"/>
+      <w:r>
+        <w:rPr>
+          <w:b/>
+          <w:sz w:val="22"/>
+        </w:rPr>
+        <w:t xml:space="preserve">(float </w:t>
+      </w:r>
+      <w:proofErr w:type="spellStart"/>
+      <w:r>
+        <w:rPr>
+          <w:b/>
+          <w:sz w:val="22"/>
+        </w:rPr>
+        <w:t>deltaTime</w:t>
+      </w:r>
+      <w:proofErr w:type="spellEnd"/>
+      <w:r>
+        <w:rPr>
+          <w:b/>
+          <w:sz w:val="22"/>
+        </w:rPr>
+        <w:t>)</w:t>
+      </w:r>
+    </w:p>
+    <w:p>
+      <w:pPr>
+        <w:jc w:val="left"/>
+        <w:rPr>
+          <w:b/>
+          <w:sz w:val="22"/>
+        </w:rPr>
+      </w:pPr>
+      <w:r>
+        <w:rPr>
+          <w:b/>
+          <w:sz w:val="22"/>
+        </w:rPr>
+        <w:t>{</w:t>
+      </w:r>
+    </w:p>
+    <w:p>
+      <w:pPr>
+        <w:jc w:val="left"/>
+        <w:rPr>
+          <w:b/>
+          <w:sz w:val="22"/>
+        </w:rPr>
+      </w:pPr>
+      <w:r>
+        <w:rPr>
+          <w:b/>
+          <w:sz w:val="22"/>
+        </w:rPr>
+        <w:tab/>
+        <w:t>_</w:t>
+      </w:r>
+      <w:proofErr w:type="spellStart"/>
+      <w:r>
+        <w:rPr>
+          <w:b/>
+          <w:sz w:val="22"/>
+        </w:rPr>
+        <w:t>nowAnimationTime</w:t>
+      </w:r>
+      <w:proofErr w:type="spellEnd"/>
+      <w:r>
+        <w:rPr>
+          <w:b/>
+          <w:sz w:val="22"/>
+        </w:rPr>
+        <w:t xml:space="preserve"> += </w:t>
+      </w:r>
+      <w:proofErr w:type="spellStart"/>
+      <w:r>
+        <w:rPr>
+          <w:b/>
+          <w:sz w:val="22"/>
+        </w:rPr>
+        <w:t>deltaTime</w:t>
+      </w:r>
+      <w:proofErr w:type="spellEnd"/>
+      <w:r>
+        <w:rPr>
+          <w:b/>
+          <w:sz w:val="22"/>
+        </w:rPr>
+        <w:t>;</w:t>
+      </w:r>
+    </w:p>
+    <w:p>
+      <w:pPr>
+        <w:jc w:val="left"/>
+        <w:rPr>
+          <w:b/>
+          <w:sz w:val="22"/>
+        </w:rPr>
+      </w:pPr>
+    </w:p>
+    <w:p>
+      <w:pPr>
+        <w:jc w:val="left"/>
+        <w:rPr>
+          <w:b/>
+          <w:sz w:val="22"/>
+        </w:rPr>
+      </w:pPr>
+      <w:r>
+        <w:rPr>
+          <w:b/>
+          <w:sz w:val="22"/>
+        </w:rPr>
+        <w:tab/>
       </w:r>
       <w:proofErr w:type="gramStart"/>
       <w:r>
@@ -607,7 +1007,7 @@
           <w:b/>
           <w:sz w:val="22"/>
         </w:rPr>
-        <w:t>update(</w:t>
+        <w:t>// 현재</w:t>
       </w:r>
       <w:proofErr w:type="gramEnd"/>
       <w:r>
@@ -615,23 +1015,23 @@
           <w:b/>
           <w:sz w:val="22"/>
         </w:rPr>
-        <w:t>float deltaTime)</w:t>
-      </w:r>
-    </w:p>
-    <w:p>
-      <w:pPr>
-        <w:jc w:val="left"/>
-        <w:rPr>
-          <w:b/>
-          <w:sz w:val="22"/>
-        </w:rPr>
-      </w:pPr>
-      <w:r>
-        <w:rPr>
-          <w:b/>
-          <w:sz w:val="22"/>
-        </w:rPr>
-        <w:t>{</w:t>
+        <w:t xml:space="preserve"> 렌더링 중인 </w:t>
+      </w:r>
+      <w:proofErr w:type="spellStart"/>
+      <w:r>
+        <w:rPr>
+          <w:b/>
+          <w:sz w:val="22"/>
+        </w:rPr>
+        <w:t>메쉬를</w:t>
+      </w:r>
+      <w:proofErr w:type="spellEnd"/>
+      <w:r>
+        <w:rPr>
+          <w:b/>
+          <w:sz w:val="22"/>
+        </w:rPr>
+        <w:t xml:space="preserve"> 가져와서 애니메이션 업데이트</w:t>
       </w:r>
     </w:p>
     <w:p>
@@ -648,84 +1048,81 @@
           <w:sz w:val="22"/>
         </w:rPr>
         <w:tab/>
-        <w:t xml:space="preserve">_nowAnimationTime += </w:t>
-      </w:r>
+        <w:t xml:space="preserve">auto </w:t>
+      </w:r>
+      <w:proofErr w:type="spellStart"/>
+      <w:r>
+        <w:rPr>
+          <w:b/>
+          <w:sz w:val="22"/>
+        </w:rPr>
+        <w:t>renderComp</w:t>
+      </w:r>
+      <w:proofErr w:type="spellEnd"/>
+      <w:r>
+        <w:rPr>
+          <w:b/>
+          <w:sz w:val="22"/>
+        </w:rPr>
+        <w:t xml:space="preserve"> = </w:t>
+      </w:r>
+      <w:proofErr w:type="spellStart"/>
+      <w:r>
+        <w:rPr>
+          <w:b/>
+          <w:sz w:val="22"/>
+        </w:rPr>
+        <w:t>game_object</w:t>
+      </w:r>
+      <w:proofErr w:type="spellEnd"/>
+      <w:r>
+        <w:rPr>
+          <w:b/>
+          <w:sz w:val="22"/>
+        </w:rPr>
+        <w:t>()-&gt;</w:t>
+      </w:r>
+      <w:proofErr w:type="spellStart"/>
+      <w:r>
+        <w:rPr>
+          <w:b/>
+          <w:sz w:val="22"/>
+        </w:rPr>
+        <w:t>get_component</w:t>
+      </w:r>
+      <w:proofErr w:type="spellEnd"/>
+      <w:r>
+        <w:rPr>
+          <w:b/>
+          <w:sz w:val="22"/>
+        </w:rPr>
+        <w:t>&lt;</w:t>
+      </w:r>
+      <w:proofErr w:type="spellStart"/>
+      <w:r>
+        <w:rPr>
+          <w:b/>
+          <w:sz w:val="22"/>
+        </w:rPr>
+        <w:t>rendercomponent</w:t>
+      </w:r>
+      <w:proofErr w:type="spellEnd"/>
       <w:proofErr w:type="gramStart"/>
       <w:r>
         <w:rPr>
           <w:b/>
           <w:sz w:val="22"/>
         </w:rPr>
-        <w:t>deltaTime;</w:t>
+        <w:t>&gt;(</w:t>
       </w:r>
       <w:proofErr w:type="gramEnd"/>
-    </w:p>
-    <w:p>
-      <w:pPr>
-        <w:jc w:val="left"/>
-        <w:rPr>
-          <w:b/>
-          <w:sz w:val="22"/>
-        </w:rPr>
-      </w:pPr>
-    </w:p>
-    <w:p>
-      <w:pPr>
-        <w:jc w:val="left"/>
-        <w:rPr>
-          <w:b/>
-          <w:sz w:val="22"/>
-        </w:rPr>
-      </w:pPr>
-      <w:r>
-        <w:rPr>
-          <w:b/>
-          <w:sz w:val="22"/>
-        </w:rPr>
-        <w:tab/>
-      </w:r>
-      <w:proofErr w:type="gramStart"/>
-      <w:r>
-        <w:rPr>
-          <w:b/>
-          <w:sz w:val="22"/>
-        </w:rPr>
-        <w:t>// 현재</w:t>
-      </w:r>
-      <w:proofErr w:type="gramEnd"/>
-      <w:r>
-        <w:rPr>
-          <w:b/>
-          <w:sz w:val="22"/>
-        </w:rPr>
-        <w:t xml:space="preserve"> 렌더링 중인 메쉬를 가져와서 애니메이션 업데이트</w:t>
-      </w:r>
-    </w:p>
-    <w:p>
-      <w:pPr>
-        <w:jc w:val="left"/>
-        <w:rPr>
-          <w:b/>
-          <w:sz w:val="22"/>
-        </w:rPr>
-      </w:pPr>
-      <w:r>
-        <w:rPr>
-          <w:b/>
-          <w:sz w:val="22"/>
-        </w:rPr>
-        <w:tab/>
-        <w:t>auto renderComp = game_object()-&gt;get_component&lt;rendercomponent</w:t>
-      </w:r>
-      <w:proofErr w:type="gramStart"/>
-      <w:r>
-        <w:rPr>
-          <w:b/>
-          <w:sz w:val="22"/>
-        </w:rPr>
-        <w:t>&gt;();</w:t>
-      </w:r>
-      <w:proofErr w:type="gramEnd"/>
+      <w:r>
+        <w:rPr>
+          <w:b/>
+          <w:sz w:val="22"/>
+        </w:rPr>
+        <w:t>);</w:t>
+      </w:r>
     </w:p>
     <w:p>
       <w:pPr>
@@ -749,25 +1146,25 @@
           <w:b/>
           <w:sz w:val="22"/>
         </w:rPr>
-        <w:t>(!renderComp</w:t>
-      </w:r>
+        <w:t>(!</w:t>
+      </w:r>
+      <w:proofErr w:type="spellStart"/>
+      <w:r>
+        <w:rPr>
+          <w:b/>
+          <w:sz w:val="22"/>
+        </w:rPr>
+        <w:t>renderComp</w:t>
+      </w:r>
+      <w:proofErr w:type="spellEnd"/>
       <w:proofErr w:type="gramEnd"/>
       <w:r>
         <w:rPr>
           <w:b/>
           <w:sz w:val="22"/>
         </w:rPr>
-        <w:t xml:space="preserve">) </w:t>
-      </w:r>
-      <w:proofErr w:type="gramStart"/>
-      <w:r>
-        <w:rPr>
-          <w:b/>
-          <w:sz w:val="22"/>
-        </w:rPr>
-        <w:t>return;</w:t>
-      </w:r>
-      <w:proofErr w:type="gramEnd"/>
+        <w:t>) return;</w:t>
+      </w:r>
     </w:p>
     <w:p>
       <w:pPr>
@@ -802,39 +1199,55 @@
         </w:rPr>
         <w:t>std::</w:t>
       </w:r>
+      <w:proofErr w:type="spellStart"/>
       <w:proofErr w:type="gramEnd"/>
       <w:r>
         <w:rPr>
           <w:b/>
           <w:sz w:val="22"/>
         </w:rPr>
-        <w:t>dynamic_pointer_cast&lt;readgltfmesh&gt;(renderComp-&gt;</w:t>
-      </w:r>
-      <w:proofErr w:type="gramStart"/>
-      <w:r>
-        <w:rPr>
-          <w:b/>
-          <w:sz w:val="22"/>
-        </w:rPr>
-        <w:t>mesh(</w:t>
-      </w:r>
-      <w:proofErr w:type="gramEnd"/>
-      <w:r>
-        <w:rPr>
-          <w:b/>
-          <w:sz w:val="22"/>
-        </w:rPr>
-        <w:t>)</w:t>
-      </w:r>
-      <w:proofErr w:type="gramStart"/>
-      <w:r>
-        <w:rPr>
-          <w:b/>
-          <w:sz w:val="22"/>
-        </w:rPr>
-        <w:t>);</w:t>
-      </w:r>
-      <w:proofErr w:type="gramEnd"/>
+        <w:t>dynamic_pointer_cast</w:t>
+      </w:r>
+      <w:proofErr w:type="spellEnd"/>
+      <w:r>
+        <w:rPr>
+          <w:b/>
+          <w:sz w:val="22"/>
+        </w:rPr>
+        <w:t>&lt;</w:t>
+      </w:r>
+      <w:proofErr w:type="spellStart"/>
+      <w:r>
+        <w:rPr>
+          <w:b/>
+          <w:sz w:val="22"/>
+        </w:rPr>
+        <w:t>readgltfmesh</w:t>
+      </w:r>
+      <w:proofErr w:type="spellEnd"/>
+      <w:r>
+        <w:rPr>
+          <w:b/>
+          <w:sz w:val="22"/>
+        </w:rPr>
+        <w:t>&gt;(</w:t>
+      </w:r>
+      <w:proofErr w:type="spellStart"/>
+      <w:r>
+        <w:rPr>
+          <w:b/>
+          <w:sz w:val="22"/>
+        </w:rPr>
+        <w:t>renderComp</w:t>
+      </w:r>
+      <w:proofErr w:type="spellEnd"/>
+      <w:r>
+        <w:rPr>
+          <w:b/>
+          <w:sz w:val="22"/>
+        </w:rPr>
+        <w:t>-&gt;mesh());</w:t>
+      </w:r>
     </w:p>
     <w:p>
       <w:pPr>
@@ -866,7 +1279,23 @@
           <w:b/>
           <w:sz w:val="22"/>
         </w:rPr>
-        <w:t>_nowAnimationName.empty())</w:t>
+        <w:t>_</w:t>
+      </w:r>
+      <w:proofErr w:type="spellStart"/>
+      <w:r>
+        <w:rPr>
+          <w:b/>
+          <w:sz w:val="22"/>
+        </w:rPr>
+        <w:t>nowAnimationName.empty</w:t>
+      </w:r>
+      <w:proofErr w:type="spellEnd"/>
+      <w:r>
+        <w:rPr>
+          <w:b/>
+          <w:sz w:val="22"/>
+        </w:rPr>
+        <w:t>())</w:t>
       </w:r>
     </w:p>
     <w:p>
@@ -883,16 +1312,8 @@
           <w:sz w:val="22"/>
         </w:rPr>
         <w:tab/>
-      </w:r>
-      <w:proofErr w:type="gramStart"/>
-      <w:r>
-        <w:rPr>
-          <w:b/>
-          <w:sz w:val="22"/>
-        </w:rPr>
         <w:t>//{</w:t>
       </w:r>
-      <w:proofErr w:type="gramEnd"/>
     </w:p>
     <w:p>
       <w:pPr>
@@ -917,7 +1338,15 @@
           <w:sz w:val="22"/>
         </w:rPr>
         <w:tab/>
-        <w:t>mesh-&gt;update_</w:t>
+        <w:t>mesh-&gt;</w:t>
+      </w:r>
+      <w:proofErr w:type="spellStart"/>
+      <w:r>
+        <w:rPr>
+          <w:b/>
+          <w:sz w:val="22"/>
+        </w:rPr>
+        <w:t>update_</w:t>
       </w:r>
       <w:proofErr w:type="gramStart"/>
       <w:r>
@@ -925,7 +1354,15 @@
           <w:b/>
           <w:sz w:val="22"/>
         </w:rPr>
-        <w:t>animation(</w:t>
+        <w:t>animation</w:t>
+      </w:r>
+      <w:proofErr w:type="spellEnd"/>
+      <w:r>
+        <w:rPr>
+          <w:b/>
+          <w:sz w:val="22"/>
+        </w:rPr>
+        <w:t>(</w:t>
       </w:r>
       <w:proofErr w:type="gramEnd"/>
       <w:r>
@@ -933,7 +1370,195 @@
           <w:b/>
           <w:sz w:val="22"/>
         </w:rPr>
-        <w:t>_nowAnimationTime, _nowAnimationName</w:t>
+        <w:t>_</w:t>
+      </w:r>
+      <w:proofErr w:type="spellStart"/>
+      <w:r>
+        <w:rPr>
+          <w:b/>
+          <w:sz w:val="22"/>
+        </w:rPr>
+        <w:t>nowAnimationTime</w:t>
+      </w:r>
+      <w:proofErr w:type="spellEnd"/>
+      <w:r>
+        <w:rPr>
+          <w:b/>
+          <w:sz w:val="22"/>
+        </w:rPr>
+        <w:t>, _</w:t>
+      </w:r>
+      <w:proofErr w:type="spellStart"/>
+      <w:r>
+        <w:rPr>
+          <w:b/>
+          <w:sz w:val="22"/>
+        </w:rPr>
+        <w:t>nowAnimationName</w:t>
+      </w:r>
+      <w:proofErr w:type="spellEnd"/>
+      <w:r>
+        <w:rPr>
+          <w:b/>
+          <w:sz w:val="22"/>
+        </w:rPr>
+        <w:t>);</w:t>
+      </w:r>
+    </w:p>
+    <w:p>
+      <w:pPr>
+        <w:jc w:val="left"/>
+        <w:rPr>
+          <w:b/>
+          <w:sz w:val="22"/>
+        </w:rPr>
+      </w:pPr>
+      <w:r>
+        <w:rPr>
+          <w:b/>
+          <w:sz w:val="22"/>
+        </w:rPr>
+        <w:tab/>
+        <w:t>//}</w:t>
+      </w:r>
+    </w:p>
+    <w:p>
+      <w:pPr>
+        <w:jc w:val="left"/>
+        <w:rPr>
+          <w:b/>
+          <w:sz w:val="22"/>
+        </w:rPr>
+      </w:pPr>
+    </w:p>
+    <w:p>
+      <w:pPr>
+        <w:jc w:val="left"/>
+        <w:rPr>
+          <w:b/>
+          <w:sz w:val="22"/>
+        </w:rPr>
+      </w:pPr>
+      <w:r>
+        <w:rPr>
+          <w:b/>
+          <w:sz w:val="22"/>
+        </w:rPr>
+        <w:tab/>
+        <w:t>auto mesh = _</w:t>
+      </w:r>
+      <w:proofErr w:type="spellStart"/>
+      <w:r>
+        <w:rPr>
+          <w:b/>
+          <w:sz w:val="22"/>
+        </w:rPr>
+        <w:t>stateMeshMap.find</w:t>
+      </w:r>
+      <w:proofErr w:type="spellEnd"/>
+      <w:r>
+        <w:rPr>
+          <w:b/>
+          <w:sz w:val="22"/>
+        </w:rPr>
+        <w:t>(_</w:t>
+      </w:r>
+      <w:proofErr w:type="spellStart"/>
+      <w:r>
+        <w:rPr>
+          <w:b/>
+          <w:sz w:val="22"/>
+        </w:rPr>
+        <w:t>currentState</w:t>
+      </w:r>
+      <w:proofErr w:type="spellEnd"/>
+      <w:r>
+        <w:rPr>
+          <w:b/>
+          <w:sz w:val="22"/>
+        </w:rPr>
+        <w:t>);</w:t>
+      </w:r>
+    </w:p>
+    <w:p>
+      <w:pPr>
+        <w:jc w:val="left"/>
+        <w:rPr>
+          <w:b/>
+          <w:sz w:val="22"/>
+        </w:rPr>
+      </w:pPr>
+      <w:r>
+        <w:rPr>
+          <w:b/>
+          <w:sz w:val="22"/>
+        </w:rPr>
+        <w:tab/>
+        <w:t xml:space="preserve">auto </w:t>
+      </w:r>
+      <w:proofErr w:type="spellStart"/>
+      <w:r>
+        <w:rPr>
+          <w:b/>
+          <w:sz w:val="22"/>
+        </w:rPr>
+        <w:t>anim</w:t>
+      </w:r>
+      <w:proofErr w:type="spellEnd"/>
+      <w:r>
+        <w:rPr>
+          <w:b/>
+          <w:sz w:val="22"/>
+        </w:rPr>
+        <w:t xml:space="preserve"> = _</w:t>
+      </w:r>
+      <w:proofErr w:type="spellStart"/>
+      <w:r>
+        <w:rPr>
+          <w:b/>
+          <w:sz w:val="22"/>
+        </w:rPr>
+        <w:t>stateAnimMap.find</w:t>
+      </w:r>
+      <w:proofErr w:type="spellEnd"/>
+      <w:r>
+        <w:rPr>
+          <w:b/>
+          <w:sz w:val="22"/>
+        </w:rPr>
+        <w:t>(_</w:t>
+      </w:r>
+      <w:proofErr w:type="spellStart"/>
+      <w:r>
+        <w:rPr>
+          <w:b/>
+          <w:sz w:val="22"/>
+        </w:rPr>
+        <w:t>currentState</w:t>
+      </w:r>
+      <w:proofErr w:type="spellEnd"/>
+      <w:r>
+        <w:rPr>
+          <w:b/>
+          <w:sz w:val="22"/>
+        </w:rPr>
+        <w:t>);</w:t>
+      </w:r>
+    </w:p>
+    <w:p>
+      <w:pPr>
+        <w:jc w:val="left"/>
+        <w:rPr>
+          <w:b/>
+          <w:sz w:val="22"/>
+        </w:rPr>
+      </w:pPr>
+      <w:r>
+        <w:rPr>
+          <w:b/>
+          <w:sz w:val="22"/>
+        </w:rPr>
+        <w:tab/>
       </w:r>
       <w:proofErr w:type="gramStart"/>
       <w:r>
@@ -941,152 +1566,32 @@
           <w:b/>
           <w:sz w:val="22"/>
         </w:rPr>
-        <w:t>);</w:t>
+        <w:t>std::</w:t>
       </w:r>
       <w:proofErr w:type="gramEnd"/>
-    </w:p>
-    <w:p>
-      <w:pPr>
-        <w:jc w:val="left"/>
-        <w:rPr>
-          <w:b/>
-          <w:sz w:val="22"/>
-        </w:rPr>
-      </w:pPr>
-      <w:r>
-        <w:rPr>
-          <w:b/>
-          <w:sz w:val="22"/>
-        </w:rPr>
-        <w:tab/>
-      </w:r>
-      <w:proofErr w:type="gramStart"/>
-      <w:r>
-        <w:rPr>
-          <w:b/>
-          <w:sz w:val="22"/>
-        </w:rPr>
-        <w:t>//}</w:t>
-      </w:r>
-      <w:proofErr w:type="gramEnd"/>
-    </w:p>
-    <w:p>
-      <w:pPr>
-        <w:jc w:val="left"/>
-        <w:rPr>
-          <w:b/>
-          <w:sz w:val="22"/>
-        </w:rPr>
-      </w:pPr>
-    </w:p>
-    <w:p>
-      <w:pPr>
-        <w:jc w:val="left"/>
-        <w:rPr>
-          <w:b/>
-          <w:sz w:val="22"/>
-        </w:rPr>
-      </w:pPr>
-      <w:r>
-        <w:rPr>
-          <w:b/>
-          <w:sz w:val="22"/>
-        </w:rPr>
-        <w:tab/>
-        <w:t>auto mesh = _stateMeshMap.find(_currentState</w:t>
-      </w:r>
-      <w:proofErr w:type="gramStart"/>
-      <w:r>
-        <w:rPr>
-          <w:b/>
-          <w:sz w:val="22"/>
-        </w:rPr>
-        <w:t>);</w:t>
-      </w:r>
-      <w:proofErr w:type="gramEnd"/>
-    </w:p>
-    <w:p>
-      <w:pPr>
-        <w:jc w:val="left"/>
-        <w:rPr>
-          <w:b/>
-          <w:sz w:val="22"/>
-        </w:rPr>
-      </w:pPr>
-      <w:r>
-        <w:rPr>
-          <w:b/>
-          <w:sz w:val="22"/>
-        </w:rPr>
-        <w:tab/>
-        <w:t>auto anim = _stateAnimMap.find(_currentState</w:t>
-      </w:r>
-      <w:proofErr w:type="gramStart"/>
-      <w:r>
-        <w:rPr>
-          <w:b/>
-          <w:sz w:val="22"/>
-        </w:rPr>
-        <w:t>);</w:t>
-      </w:r>
-      <w:proofErr w:type="gramEnd"/>
-    </w:p>
-    <w:p>
-      <w:pPr>
-        <w:jc w:val="left"/>
-        <w:rPr>
-          <w:b/>
-          <w:sz w:val="22"/>
-        </w:rPr>
-      </w:pPr>
-      <w:r>
-        <w:rPr>
-          <w:b/>
-          <w:sz w:val="22"/>
-        </w:rPr>
-        <w:tab/>
-      </w:r>
-      <w:proofErr w:type="gramStart"/>
-      <w:r>
-        <w:rPr>
-          <w:b/>
-          <w:sz w:val="22"/>
-        </w:rPr>
-        <w:t>std::</w:t>
-      </w:r>
-      <w:proofErr w:type="gramEnd"/>
-      <w:r>
-        <w:rPr>
-          <w:b/>
-          <w:sz w:val="22"/>
-        </w:rPr>
-        <w:t>dynamic_pointer_cast&lt;readgltfmesh&gt;(mesh-&gt;second)-&gt;update_</w:t>
-      </w:r>
-      <w:proofErr w:type="gramStart"/>
-      <w:r>
-        <w:rPr>
-          <w:b/>
-          <w:sz w:val="22"/>
-        </w:rPr>
-        <w:t>animation(</w:t>
-      </w:r>
-      <w:proofErr w:type="gramEnd"/>
-      <w:r>
-        <w:rPr>
-          <w:b/>
-          <w:sz w:val="22"/>
-        </w:rPr>
-        <w:t>_nowAnimationTime, anim-&gt;second</w:t>
-      </w:r>
-      <w:proofErr w:type="gramStart"/>
-      <w:r>
-        <w:rPr>
-          <w:b/>
-          <w:sz w:val="22"/>
-        </w:rPr>
-        <w:t>);</w:t>
-      </w:r>
-      <w:proofErr w:type="gramEnd"/>
+      <w:r>
+        <w:rPr>
+          <w:b/>
+          <w:sz w:val="22"/>
+        </w:rPr>
+        <w:t xml:space="preserve">dynamic_pointer_cast&lt;readgltfmesh&gt;(mesh-&gt;second)-&gt;update_animation(_nowAnimationTime, </w:t>
+      </w:r>
+      <w:proofErr w:type="spellStart"/>
+      <w:r>
+        <w:rPr>
+          <w:b/>
+          <w:sz w:val="22"/>
+        </w:rPr>
+        <w:t>anim</w:t>
+      </w:r>
+      <w:proofErr w:type="spellEnd"/>
+      <w:r>
+        <w:rPr>
+          <w:b/>
+          <w:sz w:val="22"/>
+        </w:rPr>
+        <w:t>-&gt;second);</w:t>
+      </w:r>
     </w:p>
     <w:p>
       <w:pPr>
@@ -1117,23 +1622,71 @@
           <w:b/>
           <w:sz w:val="22"/>
         </w:rPr>
-        <w:t>주석 걸어놓은 부분이 기존의 방식</w:t>
-      </w:r>
-    </w:p>
-    <w:p>
-      <w:pPr>
-        <w:jc w:val="left"/>
-        <w:rPr>
-          <w:b/>
-          <w:sz w:val="22"/>
-        </w:rPr>
-      </w:pPr>
-      <w:r>
-        <w:rPr>
-          <w:b/>
-          <w:sz w:val="22"/>
-        </w:rPr>
-        <w:t>이제 _nowAnimationName이런 변수를 기반으로 동작하는 것이 아닌 state를 기반으로 매핑해놓은 메시와 애니메이션을 찾아 동작하는 방식으로 수정</w:t>
+        <w:t xml:space="preserve">주석 </w:t>
+      </w:r>
+      <w:proofErr w:type="spellStart"/>
+      <w:r>
+        <w:rPr>
+          <w:b/>
+          <w:sz w:val="22"/>
+        </w:rPr>
+        <w:t>걸어놓은</w:t>
+      </w:r>
+      <w:proofErr w:type="spellEnd"/>
+      <w:r>
+        <w:rPr>
+          <w:b/>
+          <w:sz w:val="22"/>
+        </w:rPr>
+        <w:t xml:space="preserve"> 부분이 기존의 방식</w:t>
+      </w:r>
+    </w:p>
+    <w:p>
+      <w:pPr>
+        <w:jc w:val="left"/>
+        <w:rPr>
+          <w:b/>
+          <w:sz w:val="22"/>
+        </w:rPr>
+      </w:pPr>
+      <w:r>
+        <w:rPr>
+          <w:b/>
+          <w:sz w:val="22"/>
+        </w:rPr>
+        <w:t>이제 _</w:t>
+      </w:r>
+      <w:proofErr w:type="spellStart"/>
+      <w:r>
+        <w:rPr>
+          <w:b/>
+          <w:sz w:val="22"/>
+        </w:rPr>
+        <w:t>nowAnimationName</w:t>
+      </w:r>
+      <w:proofErr w:type="spellEnd"/>
+      <w:r>
+        <w:rPr>
+          <w:b/>
+          <w:sz w:val="22"/>
+        </w:rPr>
+        <w:t xml:space="preserve">이런 변수를 기반으로 동작하는 것이 아닌 state를 기반으로 </w:t>
+      </w:r>
+      <w:proofErr w:type="spellStart"/>
+      <w:r>
+        <w:rPr>
+          <w:b/>
+          <w:sz w:val="22"/>
+        </w:rPr>
+        <w:t>매핑해놓은</w:t>
+      </w:r>
+      <w:proofErr w:type="spellEnd"/>
+      <w:r>
+        <w:rPr>
+          <w:b/>
+          <w:sz w:val="22"/>
+        </w:rPr>
+        <w:t xml:space="preserve"> 메시와 애니메이션을 찾아 동작하는 방식으로 수정</w:t>
       </w:r>
     </w:p>
     <w:p>
@@ -1154,6 +1707,7 @@
           <w:szCs w:val="24"/>
         </w:rPr>
       </w:pPr>
+      <w:proofErr w:type="spellStart"/>
       <w:r>
         <w:rPr>
           <w:b/>
@@ -1161,7 +1715,97 @@
           <w:sz w:val="24"/>
           <w:szCs w:val="24"/>
         </w:rPr>
-        <w:t>언리얼로 export한 gltf 메쉬 스키닝 애니메이션 렌더링 시 깨짐현상 해결</w:t>
+        <w:t>언리얼로</w:t>
+      </w:r>
+      <w:proofErr w:type="spellEnd"/>
+      <w:r>
+        <w:rPr>
+          <w:b/>
+          <w:bCs/>
+          <w:sz w:val="24"/>
+          <w:szCs w:val="24"/>
+        </w:rPr>
+        <w:t xml:space="preserve"> export한 </w:t>
+      </w:r>
+      <w:proofErr w:type="spellStart"/>
+      <w:r>
+        <w:rPr>
+          <w:b/>
+          <w:bCs/>
+          <w:sz w:val="24"/>
+          <w:szCs w:val="24"/>
+        </w:rPr>
+        <w:t>gltf</w:t>
+      </w:r>
+      <w:proofErr w:type="spellEnd"/>
+      <w:r>
+        <w:rPr>
+          <w:b/>
+          <w:bCs/>
+          <w:sz w:val="24"/>
+          <w:szCs w:val="24"/>
+        </w:rPr>
+        <w:t xml:space="preserve"> </w:t>
+      </w:r>
+      <w:proofErr w:type="spellStart"/>
+      <w:r>
+        <w:rPr>
+          <w:b/>
+          <w:bCs/>
+          <w:sz w:val="24"/>
+          <w:szCs w:val="24"/>
+        </w:rPr>
+        <w:t>메쉬</w:t>
+      </w:r>
+      <w:proofErr w:type="spellEnd"/>
+      <w:r>
+        <w:rPr>
+          <w:b/>
+          <w:bCs/>
+          <w:sz w:val="24"/>
+          <w:szCs w:val="24"/>
+        </w:rPr>
+        <w:t xml:space="preserve"> </w:t>
+      </w:r>
+      <w:proofErr w:type="spellStart"/>
+      <w:r>
+        <w:rPr>
+          <w:b/>
+          <w:bCs/>
+          <w:sz w:val="24"/>
+          <w:szCs w:val="24"/>
+        </w:rPr>
+        <w:t>스키닝</w:t>
+      </w:r>
+      <w:proofErr w:type="spellEnd"/>
+      <w:r>
+        <w:rPr>
+          <w:b/>
+          <w:bCs/>
+          <w:sz w:val="24"/>
+          <w:szCs w:val="24"/>
+        </w:rPr>
+        <w:t xml:space="preserve"> 애니메이션 렌더링 시 </w:t>
+      </w:r>
+      <w:proofErr w:type="spellStart"/>
+      <w:r>
+        <w:rPr>
+          <w:b/>
+          <w:bCs/>
+          <w:sz w:val="24"/>
+          <w:szCs w:val="24"/>
+        </w:rPr>
+        <w:t>깨짐현상</w:t>
+      </w:r>
+      <w:proofErr w:type="spellEnd"/>
+      <w:r>
+        <w:rPr>
+          <w:b/>
+          <w:bCs/>
+          <w:sz w:val="24"/>
+          <w:szCs w:val="24"/>
+        </w:rPr>
+        <w:t xml:space="preserve"> 해결</w:t>
       </w:r>
     </w:p>
     <w:p>
@@ -1186,7 +1830,104 @@
           <w:b/>
           <w:sz w:val="22"/>
         </w:rPr>
-        <w:t>vector&lt;xmbyte4&gt; byte_weights = get_attribute_data&lt;xmbyte4</w:t>
+        <w:t xml:space="preserve">vector&lt;xmbyte4&gt; </w:t>
+      </w:r>
+      <w:proofErr w:type="spellStart"/>
+      <w:r>
+        <w:rPr>
+          <w:b/>
+          <w:sz w:val="22"/>
+        </w:rPr>
+        <w:t>byte_weights</w:t>
+      </w:r>
+      <w:proofErr w:type="spellEnd"/>
+      <w:r>
+        <w:rPr>
+          <w:b/>
+          <w:sz w:val="22"/>
+        </w:rPr>
+        <w:t xml:space="preserve"> = </w:t>
+      </w:r>
+      <w:proofErr w:type="spellStart"/>
+      <w:r>
+        <w:rPr>
+          <w:b/>
+          <w:sz w:val="22"/>
+        </w:rPr>
+        <w:t>get_attribute_data</w:t>
+      </w:r>
+      <w:proofErr w:type="spellEnd"/>
+      <w:r>
+        <w:rPr>
+          <w:b/>
+          <w:sz w:val="22"/>
+        </w:rPr>
+        <w:t>&lt;xmbyte4&gt;(</w:t>
+      </w:r>
+      <w:proofErr w:type="spellStart"/>
+      <w:r>
+        <w:rPr>
+          <w:b/>
+          <w:sz w:val="22"/>
+        </w:rPr>
+        <w:t>gltf_json</w:t>
+      </w:r>
+      <w:proofErr w:type="spellEnd"/>
+      <w:r>
+        <w:rPr>
+          <w:b/>
+          <w:sz w:val="22"/>
+        </w:rPr>
+        <w:t xml:space="preserve">, </w:t>
+      </w:r>
+      <w:proofErr w:type="spellStart"/>
+      <w:r>
+        <w:rPr>
+          <w:b/>
+          <w:sz w:val="22"/>
+        </w:rPr>
+        <w:t>binary_buffer</w:t>
+      </w:r>
+      <w:proofErr w:type="spellEnd"/>
+      <w:r>
+        <w:rPr>
+          <w:b/>
+          <w:sz w:val="22"/>
+        </w:rPr>
+        <w:t xml:space="preserve">, </w:t>
+      </w:r>
+      <w:proofErr w:type="spellStart"/>
+      <w:r>
+        <w:rPr>
+          <w:b/>
+          <w:sz w:val="22"/>
+        </w:rPr>
+        <w:t>acc_idx</w:t>
+      </w:r>
+      <w:proofErr w:type="spellEnd"/>
+      <w:r>
+        <w:rPr>
+          <w:b/>
+          <w:sz w:val="22"/>
+        </w:rPr>
+        <w:t>);</w:t>
+      </w:r>
+    </w:p>
+    <w:p>
+      <w:pPr>
+        <w:jc w:val="left"/>
+        <w:rPr>
+          <w:b/>
+          <w:sz w:val="22"/>
+        </w:rPr>
+      </w:pPr>
+      <w:proofErr w:type="spellStart"/>
+      <w:r>
+        <w:rPr>
+          <w:b/>
+          <w:sz w:val="22"/>
+        </w:rPr>
+        <w:t>weights_</w:t>
       </w:r>
       <w:proofErr w:type="gramStart"/>
       <w:r>
@@ -1194,15 +1935,113 @@
           <w:b/>
           <w:sz w:val="22"/>
         </w:rPr>
-        <w:t>&gt;(</w:t>
-      </w:r>
+        <w:t>vec.resize</w:t>
+      </w:r>
+      <w:proofErr w:type="spellEnd"/>
       <w:proofErr w:type="gramEnd"/>
       <w:r>
         <w:rPr>
           <w:b/>
           <w:sz w:val="22"/>
         </w:rPr>
-        <w:t>gltf_json, binary_buffer, acc_idx</w:t>
+        <w:t>(</w:t>
+      </w:r>
+      <w:proofErr w:type="spellStart"/>
+      <w:r>
+        <w:rPr>
+          <w:b/>
+          <w:sz w:val="22"/>
+        </w:rPr>
+        <w:t>byte_weights.size</w:t>
+      </w:r>
+      <w:proofErr w:type="spellEnd"/>
+      <w:r>
+        <w:rPr>
+          <w:b/>
+          <w:sz w:val="22"/>
+        </w:rPr>
+        <w:t>());</w:t>
+      </w:r>
+    </w:p>
+    <w:p>
+      <w:pPr>
+        <w:jc w:val="left"/>
+        <w:rPr>
+          <w:b/>
+          <w:sz w:val="22"/>
+        </w:rPr>
+      </w:pPr>
+    </w:p>
+    <w:p>
+      <w:pPr>
+        <w:jc w:val="left"/>
+        <w:rPr>
+          <w:b/>
+          <w:sz w:val="22"/>
+        </w:rPr>
+      </w:pPr>
+      <w:r>
+        <w:rPr>
+          <w:b/>
+          <w:sz w:val="22"/>
+        </w:rPr>
+        <w:t>for (</w:t>
+      </w:r>
+      <w:proofErr w:type="spellStart"/>
+      <w:r>
+        <w:rPr>
+          <w:b/>
+          <w:sz w:val="22"/>
+        </w:rPr>
+        <w:t>size_t</w:t>
+      </w:r>
+      <w:proofErr w:type="spellEnd"/>
+      <w:r>
+        <w:rPr>
+          <w:b/>
+          <w:sz w:val="22"/>
+        </w:rPr>
+        <w:t xml:space="preserve"> </w:t>
+      </w:r>
+      <w:proofErr w:type="spellStart"/>
+      <w:r>
+        <w:rPr>
+          <w:b/>
+          <w:sz w:val="22"/>
+        </w:rPr>
+        <w:t>i</w:t>
+      </w:r>
+      <w:proofErr w:type="spellEnd"/>
+      <w:r>
+        <w:rPr>
+          <w:b/>
+          <w:sz w:val="22"/>
+        </w:rPr>
+        <w:t xml:space="preserve"> = 0; </w:t>
+      </w:r>
+      <w:proofErr w:type="spellStart"/>
+      <w:r>
+        <w:rPr>
+          <w:b/>
+          <w:sz w:val="22"/>
+        </w:rPr>
+        <w:t>i</w:t>
+      </w:r>
+      <w:proofErr w:type="spellEnd"/>
+      <w:r>
+        <w:rPr>
+          <w:b/>
+          <w:sz w:val="22"/>
+        </w:rPr>
+        <w:t xml:space="preserve"> &lt; </w:t>
+      </w:r>
+      <w:proofErr w:type="spellStart"/>
+      <w:r>
+        <w:rPr>
+          <w:b/>
+          <w:sz w:val="22"/>
+        </w:rPr>
+        <w:t>byte_</w:t>
       </w:r>
       <w:proofErr w:type="gramStart"/>
       <w:r>
@@ -1210,24 +2049,135 @@
           <w:b/>
           <w:sz w:val="22"/>
         </w:rPr>
-        <w:t>);</w:t>
-      </w:r>
+        <w:t>weights.size</w:t>
+      </w:r>
+      <w:proofErr w:type="spellEnd"/>
       <w:proofErr w:type="gramEnd"/>
-    </w:p>
-    <w:p>
-      <w:pPr>
-        <w:jc w:val="left"/>
-        <w:rPr>
-          <w:b/>
-          <w:sz w:val="22"/>
-        </w:rPr>
-      </w:pPr>
-      <w:r>
-        <w:rPr>
-          <w:b/>
-          <w:sz w:val="22"/>
-        </w:rPr>
-        <w:t>weights_</w:t>
+      <w:r>
+        <w:rPr>
+          <w:b/>
+          <w:sz w:val="22"/>
+        </w:rPr>
+        <w:t>(); ++</w:t>
+      </w:r>
+      <w:proofErr w:type="spellStart"/>
+      <w:r>
+        <w:rPr>
+          <w:b/>
+          <w:sz w:val="22"/>
+        </w:rPr>
+        <w:t>i</w:t>
+      </w:r>
+      <w:proofErr w:type="spellEnd"/>
+      <w:r>
+        <w:rPr>
+          <w:b/>
+          <w:sz w:val="22"/>
+        </w:rPr>
+        <w:t>) {</w:t>
+      </w:r>
+    </w:p>
+    <w:p>
+      <w:pPr>
+        <w:jc w:val="left"/>
+        <w:rPr>
+          <w:b/>
+          <w:sz w:val="22"/>
+        </w:rPr>
+      </w:pPr>
+      <w:r>
+        <w:rPr>
+          <w:b/>
+          <w:sz w:val="22"/>
+        </w:rPr>
+        <w:tab/>
+      </w:r>
+      <w:proofErr w:type="spellStart"/>
+      <w:r>
+        <w:rPr>
+          <w:b/>
+          <w:sz w:val="22"/>
+        </w:rPr>
+        <w:t>weights_vec</w:t>
+      </w:r>
+      <w:proofErr w:type="spellEnd"/>
+      <w:r>
+        <w:rPr>
+          <w:b/>
+          <w:sz w:val="22"/>
+        </w:rPr>
+        <w:t>[</w:t>
+      </w:r>
+      <w:proofErr w:type="spellStart"/>
+      <w:r>
+        <w:rPr>
+          <w:b/>
+          <w:sz w:val="22"/>
+        </w:rPr>
+        <w:t>i</w:t>
+      </w:r>
+      <w:proofErr w:type="spellEnd"/>
+      <w:r>
+        <w:rPr>
+          <w:b/>
+          <w:sz w:val="22"/>
+        </w:rPr>
+        <w:t>] = XMFLOAT4(</w:t>
+      </w:r>
+    </w:p>
+    <w:p>
+      <w:pPr>
+        <w:jc w:val="left"/>
+        <w:rPr>
+          <w:b/>
+          <w:sz w:val="22"/>
+        </w:rPr>
+      </w:pPr>
+      <w:r>
+        <w:rPr>
+          <w:b/>
+          <w:sz w:val="22"/>
+        </w:rPr>
+        <w:tab/>
+      </w:r>
+      <w:r>
+        <w:rPr>
+          <w:b/>
+          <w:sz w:val="22"/>
+        </w:rPr>
+        <w:tab/>
+      </w:r>
+      <w:proofErr w:type="spellStart"/>
+      <w:r>
+        <w:rPr>
+          <w:b/>
+          <w:sz w:val="22"/>
+        </w:rPr>
+        <w:t>byte_weights</w:t>
+      </w:r>
+      <w:proofErr w:type="spellEnd"/>
+      <w:r>
+        <w:rPr>
+          <w:b/>
+          <w:sz w:val="22"/>
+        </w:rPr>
+        <w:t>[</w:t>
+      </w:r>
+      <w:proofErr w:type="spellStart"/>
+      <w:r>
+        <w:rPr>
+          <w:b/>
+          <w:sz w:val="22"/>
+        </w:rPr>
+        <w:t>i</w:t>
+      </w:r>
+      <w:proofErr w:type="spellEnd"/>
+      <w:r>
+        <w:rPr>
+          <w:b/>
+          <w:sz w:val="22"/>
+        </w:rPr>
+        <w:t>].</w:t>
       </w:r>
       <w:proofErr w:type="gramStart"/>
       <w:r>
@@ -1235,7 +2185,7 @@
           <w:b/>
           <w:sz w:val="22"/>
         </w:rPr>
-        <w:t>vec.resize</w:t>
+        <w:t>x /</w:t>
       </w:r>
       <w:proofErr w:type="gramEnd"/>
       <w:r>
@@ -1243,15 +2193,63 @@
           <w:b/>
           <w:sz w:val="22"/>
         </w:rPr>
-        <w:t>(byte_</w:t>
-      </w:r>
+        <w:t xml:space="preserve"> 255.0f, // 정규화(0~1 사이로 변환)</w:t>
+      </w:r>
+    </w:p>
+    <w:p>
+      <w:pPr>
+        <w:jc w:val="left"/>
+        <w:rPr>
+          <w:b/>
+          <w:sz w:val="22"/>
+        </w:rPr>
+      </w:pPr>
+      <w:r>
+        <w:rPr>
+          <w:b/>
+          <w:sz w:val="22"/>
+        </w:rPr>
+        <w:tab/>
+      </w:r>
+      <w:r>
+        <w:rPr>
+          <w:b/>
+          <w:sz w:val="22"/>
+        </w:rPr>
+        <w:tab/>
+      </w:r>
+      <w:proofErr w:type="spellStart"/>
+      <w:r>
+        <w:rPr>
+          <w:b/>
+          <w:sz w:val="22"/>
+        </w:rPr>
+        <w:t>byte_weights</w:t>
+      </w:r>
+      <w:proofErr w:type="spellEnd"/>
+      <w:r>
+        <w:rPr>
+          <w:b/>
+          <w:sz w:val="22"/>
+        </w:rPr>
+        <w:t>[</w:t>
+      </w:r>
+      <w:proofErr w:type="spellStart"/>
+      <w:r>
+        <w:rPr>
+          <w:b/>
+          <w:sz w:val="22"/>
+        </w:rPr>
+        <w:t>i</w:t>
+      </w:r>
+      <w:proofErr w:type="spellEnd"/>
       <w:proofErr w:type="gramStart"/>
       <w:r>
         <w:rPr>
           <w:b/>
           <w:sz w:val="22"/>
         </w:rPr>
-        <w:t>weights.size</w:t>
+        <w:t>].y</w:t>
       </w:r>
       <w:proofErr w:type="gramEnd"/>
       <w:r>
@@ -1259,57 +2257,71 @@
           <w:b/>
           <w:sz w:val="22"/>
         </w:rPr>
-        <w:t>()</w:t>
-      </w:r>
+        <w:t xml:space="preserve"> / 255.0f,</w:t>
+      </w:r>
+    </w:p>
+    <w:p>
+      <w:pPr>
+        <w:jc w:val="left"/>
+        <w:rPr>
+          <w:b/>
+          <w:sz w:val="22"/>
+        </w:rPr>
+      </w:pPr>
+      <w:r>
+        <w:rPr>
+          <w:b/>
+          <w:sz w:val="22"/>
+        </w:rPr>
+        <w:tab/>
+      </w:r>
+      <w:r>
+        <w:rPr>
+          <w:b/>
+          <w:sz w:val="22"/>
+        </w:rPr>
+        <w:tab/>
+      </w:r>
+      <w:proofErr w:type="spellStart"/>
+      <w:r>
+        <w:rPr>
+          <w:b/>
+          <w:sz w:val="22"/>
+        </w:rPr>
+        <w:t>byte_weights</w:t>
+      </w:r>
+      <w:proofErr w:type="spellEnd"/>
+      <w:r>
+        <w:rPr>
+          <w:b/>
+          <w:sz w:val="22"/>
+        </w:rPr>
+        <w:t>[</w:t>
+      </w:r>
+      <w:proofErr w:type="spellStart"/>
+      <w:r>
+        <w:rPr>
+          <w:b/>
+          <w:sz w:val="22"/>
+        </w:rPr>
+        <w:t>i</w:t>
+      </w:r>
+      <w:proofErr w:type="spellEnd"/>
       <w:proofErr w:type="gramStart"/>
       <w:r>
         <w:rPr>
           <w:b/>
           <w:sz w:val="22"/>
         </w:rPr>
-        <w:t>);</w:t>
+        <w:t>].z</w:t>
       </w:r>
       <w:proofErr w:type="gramEnd"/>
-    </w:p>
-    <w:p>
-      <w:pPr>
-        <w:jc w:val="left"/>
-        <w:rPr>
-          <w:b/>
-          <w:sz w:val="22"/>
-        </w:rPr>
-      </w:pPr>
-    </w:p>
-    <w:p>
-      <w:pPr>
-        <w:jc w:val="left"/>
-        <w:rPr>
-          <w:b/>
-          <w:sz w:val="22"/>
-        </w:rPr>
-      </w:pPr>
-      <w:r>
-        <w:rPr>
-          <w:b/>
-          <w:sz w:val="22"/>
-        </w:rPr>
-        <w:t>for (size_t i = 0; i &lt; byte_</w:t>
-      </w:r>
-      <w:proofErr w:type="gramStart"/>
-      <w:r>
-        <w:rPr>
-          <w:b/>
-          <w:sz w:val="22"/>
-        </w:rPr>
-        <w:t>weights.size</w:t>
-      </w:r>
-      <w:proofErr w:type="gramEnd"/>
-      <w:r>
-        <w:rPr>
-          <w:b/>
-          <w:sz w:val="22"/>
-        </w:rPr>
-        <w:t>(); ++i) {</w:t>
+      <w:r>
+        <w:rPr>
+          <w:b/>
+          <w:sz w:val="22"/>
+        </w:rPr>
+        <w:t xml:space="preserve"> / 255.0f,</w:t>
       </w:r>
     </w:p>
     <w:p>
@@ -1326,17 +2338,7 @@
           <w:sz w:val="22"/>
         </w:rPr>
         <w:tab/>
-        <w:t>weights_vec[i] = XMFLOAT4(</w:t>
-      </w:r>
-    </w:p>
-    <w:p>
-      <w:pPr>
-        <w:jc w:val="left"/>
-        <w:rPr>
-          <w:b/>
-          <w:sz w:val="22"/>
-        </w:rPr>
-      </w:pPr>
+      </w:r>
       <w:r>
         <w:rPr>
           <w:b/>
@@ -1344,150 +2346,31 @@
         </w:rPr>
         <w:tab/>
       </w:r>
-      <w:r>
-        <w:rPr>
-          <w:b/>
-          <w:sz w:val="22"/>
-        </w:rPr>
-        <w:tab/>
-        <w:t>byte_weights[i].</w:t>
-      </w:r>
-      <w:proofErr w:type="gramStart"/>
-      <w:r>
-        <w:rPr>
-          <w:b/>
-          <w:sz w:val="22"/>
-        </w:rPr>
-        <w:t>x /</w:t>
-      </w:r>
-      <w:proofErr w:type="gramEnd"/>
-      <w:r>
-        <w:rPr>
-          <w:b/>
-          <w:sz w:val="22"/>
-        </w:rPr>
-        <w:t xml:space="preserve"> 255.0f</w:t>
-      </w:r>
-      <w:proofErr w:type="gramStart"/>
-      <w:r>
-        <w:rPr>
-          <w:b/>
-          <w:sz w:val="22"/>
-        </w:rPr>
-        <w:t>, /</w:t>
-      </w:r>
-      <w:proofErr w:type="gramEnd"/>
-      <w:r>
-        <w:rPr>
-          <w:b/>
-          <w:sz w:val="22"/>
-        </w:rPr>
-        <w:t>/ 정규화(0~1 사이로 변환)</w:t>
-      </w:r>
-    </w:p>
-    <w:p>
-      <w:pPr>
-        <w:jc w:val="left"/>
-        <w:rPr>
-          <w:b/>
-          <w:sz w:val="22"/>
-        </w:rPr>
-      </w:pPr>
-      <w:r>
-        <w:rPr>
-          <w:b/>
-          <w:sz w:val="22"/>
-        </w:rPr>
-        <w:tab/>
-      </w:r>
-      <w:r>
-        <w:rPr>
-          <w:b/>
-          <w:sz w:val="22"/>
-        </w:rPr>
-        <w:tab/>
-        <w:t>byte_weights[i</w:t>
-      </w:r>
-      <w:proofErr w:type="gramStart"/>
-      <w:r>
-        <w:rPr>
-          <w:b/>
-          <w:sz w:val="22"/>
-        </w:rPr>
-        <w:t>].y</w:t>
-      </w:r>
-      <w:proofErr w:type="gramEnd"/>
-      <w:r>
-        <w:rPr>
-          <w:b/>
-          <w:sz w:val="22"/>
-        </w:rPr>
-        <w:t xml:space="preserve"> / 255.0f,</w:t>
-      </w:r>
-    </w:p>
-    <w:p>
-      <w:pPr>
-        <w:jc w:val="left"/>
-        <w:rPr>
-          <w:b/>
-          <w:sz w:val="22"/>
-        </w:rPr>
-      </w:pPr>
-      <w:r>
-        <w:rPr>
-          <w:b/>
-          <w:sz w:val="22"/>
-        </w:rPr>
-        <w:tab/>
-      </w:r>
-      <w:r>
-        <w:rPr>
-          <w:b/>
-          <w:sz w:val="22"/>
-        </w:rPr>
-        <w:tab/>
-        <w:t>byte_weights[i</w:t>
-      </w:r>
-      <w:proofErr w:type="gramStart"/>
-      <w:r>
-        <w:rPr>
-          <w:b/>
-          <w:sz w:val="22"/>
-        </w:rPr>
-        <w:t>].z</w:t>
-      </w:r>
-      <w:proofErr w:type="gramEnd"/>
-      <w:r>
-        <w:rPr>
-          <w:b/>
-          <w:sz w:val="22"/>
-        </w:rPr>
-        <w:t xml:space="preserve"> / 255.0f,</w:t>
-      </w:r>
-    </w:p>
-    <w:p>
-      <w:pPr>
-        <w:jc w:val="left"/>
-        <w:rPr>
-          <w:b/>
-          <w:sz w:val="22"/>
-        </w:rPr>
-      </w:pPr>
-      <w:r>
-        <w:rPr>
-          <w:b/>
-          <w:sz w:val="22"/>
-        </w:rPr>
-        <w:tab/>
-      </w:r>
-      <w:r>
-        <w:rPr>
-          <w:b/>
-          <w:sz w:val="22"/>
-        </w:rPr>
-        <w:tab/>
-        <w:t>byte_weights[i</w:t>
-      </w:r>
+      <w:proofErr w:type="spellStart"/>
+      <w:r>
+        <w:rPr>
+          <w:b/>
+          <w:sz w:val="22"/>
+        </w:rPr>
+        <w:t>byte_weights</w:t>
+      </w:r>
+      <w:proofErr w:type="spellEnd"/>
+      <w:r>
+        <w:rPr>
+          <w:b/>
+          <w:sz w:val="22"/>
+        </w:rPr>
+        <w:t>[</w:t>
+      </w:r>
+      <w:proofErr w:type="spellStart"/>
+      <w:r>
+        <w:rPr>
+          <w:b/>
+          <w:sz w:val="22"/>
+        </w:rPr>
+        <w:t>i</w:t>
+      </w:r>
+      <w:proofErr w:type="spellEnd"/>
       <w:proofErr w:type="gramStart"/>
       <w:r>
         <w:rPr>
@@ -1535,7 +2418,71 @@
           <w:b/>
           <w:sz w:val="22"/>
         </w:rPr>
-        <w:t>다양한 부분을 의심하였으나 결국 다른 곳 보다는 언리얼과 mixamo의 gltf의 componentType 이 달라 문제가 발생했던 것</w:t>
+        <w:t xml:space="preserve">다양한 부분을 의심하였으나 결국 다른 곳 보다는 </w:t>
+      </w:r>
+      <w:proofErr w:type="spellStart"/>
+      <w:r>
+        <w:rPr>
+          <w:b/>
+          <w:sz w:val="22"/>
+        </w:rPr>
+        <w:t>언리얼과</w:t>
+      </w:r>
+      <w:proofErr w:type="spellEnd"/>
+      <w:r>
+        <w:rPr>
+          <w:b/>
+          <w:sz w:val="22"/>
+        </w:rPr>
+        <w:t xml:space="preserve"> </w:t>
+      </w:r>
+      <w:proofErr w:type="spellStart"/>
+      <w:r>
+        <w:rPr>
+          <w:b/>
+          <w:sz w:val="22"/>
+        </w:rPr>
+        <w:t>mixamo</w:t>
+      </w:r>
+      <w:proofErr w:type="spellEnd"/>
+      <w:r>
+        <w:rPr>
+          <w:b/>
+          <w:sz w:val="22"/>
+        </w:rPr>
+        <w:t xml:space="preserve">의 </w:t>
+      </w:r>
+      <w:proofErr w:type="spellStart"/>
+      <w:r>
+        <w:rPr>
+          <w:b/>
+          <w:sz w:val="22"/>
+        </w:rPr>
+        <w:t>gltf</w:t>
+      </w:r>
+      <w:proofErr w:type="spellEnd"/>
+      <w:r>
+        <w:rPr>
+          <w:b/>
+          <w:sz w:val="22"/>
+        </w:rPr>
+        <w:t xml:space="preserve">의 </w:t>
+      </w:r>
+      <w:proofErr w:type="spellStart"/>
+      <w:r>
+        <w:rPr>
+          <w:b/>
+          <w:sz w:val="22"/>
+        </w:rPr>
+        <w:t>componentType</w:t>
+      </w:r>
+      <w:proofErr w:type="spellEnd"/>
+      <w:r>
+        <w:rPr>
+          <w:b/>
+          <w:sz w:val="22"/>
+        </w:rPr>
+        <w:t xml:space="preserve"> 이 달라 문제가 발생했던 것</w:t>
       </w:r>
     </w:p>
     <w:p>
@@ -1575,7 +2522,39 @@
           <w:sz w:val="22"/>
         </w:rPr>
         <w:tab/>
-        <w:t xml:space="preserve">int가 아닌 uint8 자료형이었고 byte_weights는 XMBYTE4 자료형으로 signed int8_t </w:t>
+        <w:t xml:space="preserve">int가 아닌 uint8 </w:t>
+      </w:r>
+      <w:proofErr w:type="spellStart"/>
+      <w:r>
+        <w:rPr>
+          <w:b/>
+          <w:sz w:val="22"/>
+        </w:rPr>
+        <w:t>자료형이었고</w:t>
+      </w:r>
+      <w:proofErr w:type="spellEnd"/>
+      <w:r>
+        <w:rPr>
+          <w:b/>
+          <w:sz w:val="22"/>
+        </w:rPr>
+        <w:t xml:space="preserve"> </w:t>
+      </w:r>
+      <w:proofErr w:type="spellStart"/>
+      <w:r>
+        <w:rPr>
+          <w:b/>
+          <w:sz w:val="22"/>
+        </w:rPr>
+        <w:t>byte_weights</w:t>
+      </w:r>
+      <w:proofErr w:type="spellEnd"/>
+      <w:r>
+        <w:rPr>
+          <w:b/>
+          <w:sz w:val="22"/>
+        </w:rPr>
+        <w:t xml:space="preserve">는 XMBYTE4 자료형으로 signed int8_t </w:t>
       </w:r>
       <w:r>
         <w:rPr>
@@ -1583,23 +2562,78 @@
           <w:sz w:val="22"/>
         </w:rPr>
         <w:lastRenderedPageBreak/>
-        <w:t>구조체 (DirectXMath 라이브러리)이어서 자료형이 맞지 않아 계산이 음수로 들어가서 모델이 깨지는 현상이 발생했던 것</w:t>
-      </w:r>
-    </w:p>
-    <w:p>
-      <w:pPr>
-        <w:jc w:val="left"/>
-        <w:rPr>
-          <w:b/>
-          <w:sz w:val="22"/>
-        </w:rPr>
-      </w:pPr>
-      <w:r>
-        <w:rPr>
-          <w:b/>
-          <w:sz w:val="22"/>
-        </w:rPr>
-        <w:t>if (is_</w:t>
+        <w:t>구조체 (</w:t>
+      </w:r>
+      <w:proofErr w:type="spellStart"/>
+      <w:r>
+        <w:rPr>
+          <w:b/>
+          <w:sz w:val="22"/>
+        </w:rPr>
+        <w:t>DirectXMath</w:t>
+      </w:r>
+      <w:proofErr w:type="spellEnd"/>
+      <w:r>
+        <w:rPr>
+          <w:b/>
+          <w:sz w:val="22"/>
+        </w:rPr>
+        <w:t xml:space="preserve"> 라이브러리)이어서 자료형이 맞지 않아 계산이 음수로 들어가서 모델이 깨지는 현상이 발생했던 것</w:t>
+      </w:r>
+    </w:p>
+    <w:p>
+      <w:pPr>
+        <w:jc w:val="left"/>
+        <w:rPr>
+          <w:b/>
+          <w:sz w:val="22"/>
+        </w:rPr>
+      </w:pPr>
+      <w:r>
+        <w:rPr>
+          <w:b/>
+          <w:sz w:val="22"/>
+        </w:rPr>
+        <w:t>if (</w:t>
+      </w:r>
+      <w:proofErr w:type="spellStart"/>
+      <w:r>
+        <w:rPr>
+          <w:b/>
+          <w:sz w:val="22"/>
+        </w:rPr>
+        <w:t>is_normalized</w:t>
+      </w:r>
+      <w:proofErr w:type="spellEnd"/>
+      <w:r>
+        <w:rPr>
+          <w:b/>
+          <w:sz w:val="22"/>
+        </w:rPr>
+        <w:t>) {</w:t>
+      </w:r>
+    </w:p>
+    <w:p>
+      <w:pPr>
+        <w:jc w:val="left"/>
+        <w:rPr>
+          <w:b/>
+          <w:sz w:val="22"/>
+        </w:rPr>
+      </w:pPr>
+      <w:r>
+        <w:rPr>
+          <w:b/>
+          <w:sz w:val="22"/>
+        </w:rPr>
+        <w:tab/>
+      </w:r>
+      <w:r>
+        <w:rPr>
+          <w:b/>
+          <w:sz w:val="22"/>
+        </w:rPr>
+        <w:tab/>
       </w:r>
       <w:proofErr w:type="gramStart"/>
       <w:r>
@@ -1607,9 +2641,32 @@
           <w:b/>
           <w:sz w:val="22"/>
         </w:rPr>
-        <w:t>normalized) {</w:t>
+        <w:t>// normalized</w:t>
       </w:r>
       <w:proofErr w:type="gramEnd"/>
+      <w:r>
+        <w:rPr>
+          <w:b/>
+          <w:sz w:val="22"/>
+        </w:rPr>
+        <w:t xml:space="preserve">=true: GPU가 자동으로 </w:t>
+      </w:r>
+      <w:proofErr w:type="spellStart"/>
+      <w:r>
+        <w:rPr>
+          <w:b/>
+          <w:sz w:val="22"/>
+        </w:rPr>
+        <w:t>정규화하므로</w:t>
+      </w:r>
+      <w:proofErr w:type="spellEnd"/>
+      <w:r>
+        <w:rPr>
+          <w:b/>
+          <w:sz w:val="22"/>
+        </w:rPr>
+        <w:t xml:space="preserve"> 그대로 사용</w:t>
+      </w:r>
     </w:p>
     <w:p>
       <w:pPr>
@@ -1639,7 +2696,7 @@
           <w:b/>
           <w:sz w:val="22"/>
         </w:rPr>
-        <w:t>// normalized</w:t>
+        <w:t>// 하지만</w:t>
       </w:r>
       <w:proofErr w:type="gramEnd"/>
       <w:r>
@@ -1647,7 +2704,7 @@
           <w:b/>
           <w:sz w:val="22"/>
         </w:rPr>
-        <w:t>=true: GPU가 자동으로 정규화하므로 그대로 사용</w:t>
+        <w:t xml:space="preserve"> CPU에서 사용하려면 정규화 필요</w:t>
       </w:r>
     </w:p>
     <w:p>
@@ -1672,13 +2729,194 @@
         </w:rPr>
         <w:tab/>
       </w:r>
+      <w:proofErr w:type="spellStart"/>
+      <w:r>
+        <w:rPr>
+          <w:b/>
+          <w:sz w:val="22"/>
+        </w:rPr>
+        <w:t>weights_vec</w:t>
+      </w:r>
+      <w:proofErr w:type="spellEnd"/>
+      <w:r>
+        <w:rPr>
+          <w:b/>
+          <w:sz w:val="22"/>
+        </w:rPr>
+        <w:t>[</w:t>
+      </w:r>
+      <w:proofErr w:type="spellStart"/>
+      <w:r>
+        <w:rPr>
+          <w:b/>
+          <w:sz w:val="22"/>
+        </w:rPr>
+        <w:t>i</w:t>
+      </w:r>
+      <w:proofErr w:type="spellEnd"/>
+      <w:r>
+        <w:rPr>
+          <w:b/>
+          <w:sz w:val="22"/>
+        </w:rPr>
+        <w:t>] = XMFLOAT4(</w:t>
+      </w:r>
+    </w:p>
+    <w:p>
+      <w:pPr>
+        <w:jc w:val="left"/>
+        <w:rPr>
+          <w:b/>
+          <w:sz w:val="22"/>
+        </w:rPr>
+      </w:pPr>
+      <w:r>
+        <w:rPr>
+          <w:b/>
+          <w:sz w:val="22"/>
+        </w:rPr>
+        <w:tab/>
+      </w:r>
+      <w:r>
+        <w:rPr>
+          <w:b/>
+          <w:sz w:val="22"/>
+        </w:rPr>
+        <w:tab/>
+      </w:r>
+      <w:r>
+        <w:rPr>
+          <w:b/>
+          <w:sz w:val="22"/>
+        </w:rPr>
+        <w:tab/>
+      </w:r>
+      <w:proofErr w:type="spellStart"/>
+      <w:r>
+        <w:rPr>
+          <w:b/>
+          <w:sz w:val="22"/>
+        </w:rPr>
+        <w:t>static_cast</w:t>
+      </w:r>
+      <w:proofErr w:type="spellEnd"/>
+      <w:r>
+        <w:rPr>
+          <w:b/>
+          <w:sz w:val="22"/>
+        </w:rPr>
+        <w:t>&lt;uint8_t&gt;(</w:t>
+      </w:r>
+      <w:proofErr w:type="spellStart"/>
+      <w:r>
+        <w:rPr>
+          <w:b/>
+          <w:sz w:val="22"/>
+        </w:rPr>
+        <w:t>byte_weights</w:t>
+      </w:r>
+      <w:proofErr w:type="spellEnd"/>
+      <w:r>
+        <w:rPr>
+          <w:b/>
+          <w:sz w:val="22"/>
+        </w:rPr>
+        <w:t>[</w:t>
+      </w:r>
+      <w:proofErr w:type="spellStart"/>
+      <w:r>
+        <w:rPr>
+          <w:b/>
+          <w:sz w:val="22"/>
+        </w:rPr>
+        <w:t>i</w:t>
+      </w:r>
+      <w:proofErr w:type="spellEnd"/>
+      <w:r>
+        <w:rPr>
+          <w:b/>
+          <w:sz w:val="22"/>
+        </w:rPr>
+        <w:t>].x) / 255.0f,</w:t>
+      </w:r>
+    </w:p>
+    <w:p>
+      <w:pPr>
+        <w:jc w:val="left"/>
+        <w:rPr>
+          <w:b/>
+          <w:sz w:val="22"/>
+        </w:rPr>
+      </w:pPr>
+      <w:r>
+        <w:rPr>
+          <w:b/>
+          <w:sz w:val="22"/>
+        </w:rPr>
+        <w:tab/>
+      </w:r>
+      <w:r>
+        <w:rPr>
+          <w:b/>
+          <w:sz w:val="22"/>
+        </w:rPr>
+        <w:tab/>
+      </w:r>
+      <w:r>
+        <w:rPr>
+          <w:b/>
+          <w:sz w:val="22"/>
+        </w:rPr>
+        <w:tab/>
+      </w:r>
+      <w:proofErr w:type="spellStart"/>
+      <w:r>
+        <w:rPr>
+          <w:b/>
+          <w:sz w:val="22"/>
+        </w:rPr>
+        <w:t>static_cast</w:t>
+      </w:r>
+      <w:proofErr w:type="spellEnd"/>
+      <w:r>
+        <w:rPr>
+          <w:b/>
+          <w:sz w:val="22"/>
+        </w:rPr>
+        <w:t>&lt;uint8_t&gt;(</w:t>
+      </w:r>
+      <w:proofErr w:type="spellStart"/>
+      <w:r>
+        <w:rPr>
+          <w:b/>
+          <w:sz w:val="22"/>
+        </w:rPr>
+        <w:t>byte_weights</w:t>
+      </w:r>
+      <w:proofErr w:type="spellEnd"/>
+      <w:r>
+        <w:rPr>
+          <w:b/>
+          <w:sz w:val="22"/>
+        </w:rPr>
+        <w:t>[</w:t>
+      </w:r>
+      <w:proofErr w:type="spellStart"/>
+      <w:r>
+        <w:rPr>
+          <w:b/>
+          <w:sz w:val="22"/>
+        </w:rPr>
+        <w:t>i</w:t>
+      </w:r>
+      <w:proofErr w:type="spellEnd"/>
       <w:proofErr w:type="gramStart"/>
       <w:r>
         <w:rPr>
           <w:b/>
           <w:sz w:val="22"/>
         </w:rPr>
-        <w:t>// 하지만</w:t>
+        <w:t>].y</w:t>
       </w:r>
       <w:proofErr w:type="gramEnd"/>
       <w:r>
@@ -1686,7 +2924,7 @@
           <w:b/>
           <w:sz w:val="22"/>
         </w:rPr>
-        <w:t xml:space="preserve"> CPU에서 사용하려면 정규화 필요</w:t>
+        <w:t>) / 255.0f,</w:t>
       </w:r>
     </w:p>
     <w:p>
@@ -1710,17 +2948,7 @@
           <w:sz w:val="22"/>
         </w:rPr>
         <w:tab/>
-        <w:t>weights_vec[i] = XMFLOAT4(</w:t>
-      </w:r>
-    </w:p>
-    <w:p>
-      <w:pPr>
-        <w:jc w:val="left"/>
-        <w:rPr>
-          <w:b/>
-          <w:sz w:val="22"/>
-        </w:rPr>
-      </w:pPr>
+      </w:r>
       <w:r>
         <w:rPr>
           <w:b/>
@@ -1728,6 +2956,72 @@
         </w:rPr>
         <w:tab/>
       </w:r>
+      <w:proofErr w:type="spellStart"/>
+      <w:r>
+        <w:rPr>
+          <w:b/>
+          <w:sz w:val="22"/>
+        </w:rPr>
+        <w:t>static_cast</w:t>
+      </w:r>
+      <w:proofErr w:type="spellEnd"/>
+      <w:r>
+        <w:rPr>
+          <w:b/>
+          <w:sz w:val="22"/>
+        </w:rPr>
+        <w:t>&lt;uint8_t&gt;(</w:t>
+      </w:r>
+      <w:proofErr w:type="spellStart"/>
+      <w:r>
+        <w:rPr>
+          <w:b/>
+          <w:sz w:val="22"/>
+        </w:rPr>
+        <w:t>byte_weights</w:t>
+      </w:r>
+      <w:proofErr w:type="spellEnd"/>
+      <w:r>
+        <w:rPr>
+          <w:b/>
+          <w:sz w:val="22"/>
+        </w:rPr>
+        <w:t>[</w:t>
+      </w:r>
+      <w:proofErr w:type="spellStart"/>
+      <w:r>
+        <w:rPr>
+          <w:b/>
+          <w:sz w:val="22"/>
+        </w:rPr>
+        <w:t>i</w:t>
+      </w:r>
+      <w:proofErr w:type="spellEnd"/>
+      <w:proofErr w:type="gramStart"/>
+      <w:r>
+        <w:rPr>
+          <w:b/>
+          <w:sz w:val="22"/>
+        </w:rPr>
+        <w:t>].z</w:t>
+      </w:r>
+      <w:proofErr w:type="gramEnd"/>
+      <w:r>
+        <w:rPr>
+          <w:b/>
+          <w:sz w:val="22"/>
+        </w:rPr>
+        <w:t>) / 255.0f,</w:t>
+      </w:r>
+    </w:p>
+    <w:p>
+      <w:pPr>
+        <w:jc w:val="left"/>
+        <w:rPr>
+          <w:b/>
+          <w:sz w:val="22"/>
+        </w:rPr>
+      </w:pPr>
       <w:r>
         <w:rPr>
           <w:b/>
@@ -1741,17 +3035,7 @@
           <w:sz w:val="22"/>
         </w:rPr>
         <w:tab/>
-        <w:t>static_cast&lt;uint8_t&gt;(byte_weights[i].x) / 255.0f,</w:t>
-      </w:r>
-    </w:p>
-    <w:p>
-      <w:pPr>
-        <w:jc w:val="left"/>
-        <w:rPr>
-          <w:b/>
-          <w:sz w:val="22"/>
-        </w:rPr>
-      </w:pPr>
+      </w:r>
       <w:r>
         <w:rPr>
           <w:b/>
@@ -1759,115 +3043,47 @@
         </w:rPr>
         <w:tab/>
       </w:r>
-      <w:r>
-        <w:rPr>
-          <w:b/>
-          <w:sz w:val="22"/>
-        </w:rPr>
-        <w:tab/>
-      </w:r>
-      <w:r>
-        <w:rPr>
-          <w:b/>
-          <w:sz w:val="22"/>
-        </w:rPr>
-        <w:tab/>
-        <w:t>static_cast&lt;uint8_t&gt;(byte_weights[i</w:t>
-      </w:r>
-      <w:proofErr w:type="gramStart"/>
-      <w:r>
-        <w:rPr>
-          <w:b/>
-          <w:sz w:val="22"/>
-        </w:rPr>
-        <w:t>].y</w:t>
-      </w:r>
-      <w:proofErr w:type="gramEnd"/>
-      <w:r>
-        <w:rPr>
-          <w:b/>
-          <w:sz w:val="22"/>
-        </w:rPr>
-        <w:t>) / 255.0f,</w:t>
-      </w:r>
-    </w:p>
-    <w:p>
-      <w:pPr>
-        <w:jc w:val="left"/>
-        <w:rPr>
-          <w:b/>
-          <w:sz w:val="22"/>
-        </w:rPr>
-      </w:pPr>
-      <w:r>
-        <w:rPr>
-          <w:b/>
-          <w:sz w:val="22"/>
-        </w:rPr>
-        <w:tab/>
-      </w:r>
-      <w:r>
-        <w:rPr>
-          <w:b/>
-          <w:sz w:val="22"/>
-        </w:rPr>
-        <w:tab/>
-      </w:r>
-      <w:r>
-        <w:rPr>
-          <w:b/>
-          <w:sz w:val="22"/>
-        </w:rPr>
-        <w:tab/>
-        <w:t>static_cast&lt;uint8_t&gt;(byte_weights[i</w:t>
-      </w:r>
-      <w:proofErr w:type="gramStart"/>
-      <w:r>
-        <w:rPr>
-          <w:b/>
-          <w:sz w:val="22"/>
-        </w:rPr>
-        <w:t>].z</w:t>
-      </w:r>
-      <w:proofErr w:type="gramEnd"/>
-      <w:r>
-        <w:rPr>
-          <w:b/>
-          <w:sz w:val="22"/>
-        </w:rPr>
-        <w:t>) / 255.0f,</w:t>
-      </w:r>
-    </w:p>
-    <w:p>
-      <w:pPr>
-        <w:jc w:val="left"/>
-        <w:rPr>
-          <w:b/>
-          <w:sz w:val="22"/>
-        </w:rPr>
-      </w:pPr>
-      <w:r>
-        <w:rPr>
-          <w:b/>
-          <w:sz w:val="22"/>
-        </w:rPr>
-        <w:tab/>
-      </w:r>
-      <w:r>
-        <w:rPr>
-          <w:b/>
-          <w:sz w:val="22"/>
-        </w:rPr>
-        <w:tab/>
-      </w:r>
-      <w:r>
-        <w:rPr>
-          <w:b/>
-          <w:sz w:val="22"/>
-        </w:rPr>
-        <w:tab/>
-        <w:t>static_cast&lt;uint8_t&gt;(byte_weights[i</w:t>
-      </w:r>
+      <w:proofErr w:type="spellStart"/>
+      <w:r>
+        <w:rPr>
+          <w:b/>
+          <w:sz w:val="22"/>
+        </w:rPr>
+        <w:t>static_cast</w:t>
+      </w:r>
+      <w:proofErr w:type="spellEnd"/>
+      <w:r>
+        <w:rPr>
+          <w:b/>
+          <w:sz w:val="22"/>
+        </w:rPr>
+        <w:t>&lt;uint8_t&gt;(</w:t>
+      </w:r>
+      <w:proofErr w:type="spellStart"/>
+      <w:r>
+        <w:rPr>
+          <w:b/>
+          <w:sz w:val="22"/>
+        </w:rPr>
+        <w:t>byte_weights</w:t>
+      </w:r>
+      <w:proofErr w:type="spellEnd"/>
+      <w:r>
+        <w:rPr>
+          <w:b/>
+          <w:sz w:val="22"/>
+        </w:rPr>
+        <w:t>[</w:t>
+      </w:r>
+      <w:proofErr w:type="spellStart"/>
+      <w:r>
+        <w:rPr>
+          <w:b/>
+          <w:sz w:val="22"/>
+        </w:rPr>
+        <w:t>i</w:t>
+      </w:r>
+      <w:proofErr w:type="spellEnd"/>
       <w:proofErr w:type="gramStart"/>
       <w:r>
         <w:rPr>
@@ -1939,8 +3155,4100 @@
           <w:b/>
           <w:sz w:val="22"/>
         </w:rPr>
-        <w:t>그래서 이렇게 static_cast&lt;uint8_t&gt;로 형변환을 통해 해결해주었더니 정상동작!</w:t>
-      </w:r>
+        <w:t xml:space="preserve">그래서 이렇게 </w:t>
+      </w:r>
+      <w:proofErr w:type="spellStart"/>
+      <w:r>
+        <w:rPr>
+          <w:b/>
+          <w:sz w:val="22"/>
+        </w:rPr>
+        <w:t>static_cast</w:t>
+      </w:r>
+      <w:proofErr w:type="spellEnd"/>
+      <w:r>
+        <w:rPr>
+          <w:b/>
+          <w:sz w:val="22"/>
+        </w:rPr>
+        <w:t>&lt;uint8_t&gt;로 형변환을 통해 해결해주었더니 정상동작!</w:t>
+      </w:r>
+    </w:p>
+    <w:p>
+      <w:pPr>
+        <w:widowControl/>
+        <w:wordWrap/>
+        <w:autoSpaceDE/>
+        <w:autoSpaceDN/>
+        <w:rPr>
+          <w:b/>
+          <w:sz w:val="22"/>
+        </w:rPr>
+      </w:pPr>
+      <w:r>
+        <w:rPr>
+          <w:b/>
+          <w:sz w:val="22"/>
+        </w:rPr>
+        <w:br w:type="page"/>
+      </w:r>
+    </w:p>
+    <w:p>
+      <w:pPr>
+        <w:jc w:val="left"/>
+        <w:rPr>
+          <w:b/>
+          <w:sz w:val="12"/>
+        </w:rPr>
+      </w:pPr>
+      <w:r>
+        <w:rPr>
+          <w:b/>
+          <w:sz w:val="12"/>
+        </w:rPr>
+        <w:lastRenderedPageBreak/>
+        <w:t>for (</w:t>
+      </w:r>
+      <w:proofErr w:type="spellStart"/>
+      <w:r>
+        <w:rPr>
+          <w:b/>
+          <w:sz w:val="12"/>
+        </w:rPr>
+        <w:t>AActor</w:t>
+      </w:r>
+      <w:proofErr w:type="spellEnd"/>
+      <w:r>
+        <w:rPr>
+          <w:b/>
+          <w:sz w:val="12"/>
+        </w:rPr>
+        <w:t xml:space="preserve">* </w:t>
+      </w:r>
+      <w:proofErr w:type="gramStart"/>
+      <w:r>
+        <w:rPr>
+          <w:b/>
+          <w:sz w:val="12"/>
+        </w:rPr>
+        <w:t>Actor :</w:t>
+      </w:r>
+      <w:proofErr w:type="gramEnd"/>
+      <w:r>
+        <w:rPr>
+          <w:b/>
+          <w:sz w:val="12"/>
+        </w:rPr>
+        <w:t xml:space="preserve"> </w:t>
+      </w:r>
+      <w:proofErr w:type="spellStart"/>
+      <w:r>
+        <w:rPr>
+          <w:b/>
+          <w:sz w:val="12"/>
+        </w:rPr>
+        <w:t>FoundActors</w:t>
+      </w:r>
+      <w:proofErr w:type="spellEnd"/>
+      <w:r>
+        <w:rPr>
+          <w:b/>
+          <w:sz w:val="12"/>
+        </w:rPr>
+        <w:t>)</w:t>
+      </w:r>
+    </w:p>
+    <w:p>
+      <w:pPr>
+        <w:jc w:val="left"/>
+        <w:rPr>
+          <w:b/>
+          <w:sz w:val="12"/>
+        </w:rPr>
+      </w:pPr>
+      <w:r>
+        <w:rPr>
+          <w:b/>
+          <w:sz w:val="12"/>
+        </w:rPr>
+        <w:t xml:space="preserve">{ </w:t>
+      </w:r>
+    </w:p>
+    <w:p>
+      <w:pPr>
+        <w:jc w:val="left"/>
+        <w:rPr>
+          <w:b/>
+          <w:sz w:val="12"/>
+        </w:rPr>
+      </w:pPr>
+      <w:proofErr w:type="gramStart"/>
+      <w:r>
+        <w:rPr>
+          <w:b/>
+          <w:sz w:val="12"/>
+        </w:rPr>
+        <w:t>// ---------------------------------------------------------</w:t>
+      </w:r>
+      <w:proofErr w:type="gramEnd"/>
+      <w:r>
+        <w:rPr>
+          <w:b/>
+          <w:sz w:val="12"/>
+        </w:rPr>
+        <w:t xml:space="preserve"> // 1. </w:t>
+      </w:r>
+      <w:proofErr w:type="spellStart"/>
+      <w:r>
+        <w:rPr>
+          <w:b/>
+          <w:sz w:val="12"/>
+        </w:rPr>
+        <w:t>액터</w:t>
+      </w:r>
+      <w:proofErr w:type="spellEnd"/>
+      <w:r>
+        <w:rPr>
+          <w:b/>
+          <w:sz w:val="12"/>
+        </w:rPr>
+        <w:t xml:space="preserve"> 안의 모든 </w:t>
+      </w:r>
+      <w:proofErr w:type="spellStart"/>
+      <w:r>
+        <w:rPr>
+          <w:b/>
+          <w:sz w:val="12"/>
+        </w:rPr>
+        <w:t>StaticMeshComponent</w:t>
+      </w:r>
+      <w:proofErr w:type="spellEnd"/>
+      <w:r>
+        <w:rPr>
+          <w:b/>
+          <w:sz w:val="12"/>
+        </w:rPr>
+        <w:t xml:space="preserve"> </w:t>
+      </w:r>
+      <w:proofErr w:type="gramStart"/>
+      <w:r>
+        <w:rPr>
+          <w:b/>
+          <w:sz w:val="12"/>
+        </w:rPr>
+        <w:t>가져오기 /</w:t>
+      </w:r>
+      <w:proofErr w:type="gramEnd"/>
+      <w:r>
+        <w:rPr>
+          <w:b/>
+          <w:sz w:val="12"/>
+        </w:rPr>
+        <w:t xml:space="preserve">/ --------------------------------------------------------- </w:t>
+      </w:r>
+      <w:proofErr w:type="spellStart"/>
+      <w:r>
+        <w:rPr>
+          <w:b/>
+          <w:sz w:val="12"/>
+        </w:rPr>
+        <w:t>TArray</w:t>
+      </w:r>
+      <w:proofErr w:type="spellEnd"/>
+      <w:r>
+        <w:rPr>
+          <w:b/>
+          <w:sz w:val="12"/>
+        </w:rPr>
+        <w:t xml:space="preserve"> </w:t>
+      </w:r>
+      <w:proofErr w:type="spellStart"/>
+      <w:r>
+        <w:rPr>
+          <w:b/>
+          <w:sz w:val="12"/>
+        </w:rPr>
+        <w:t>AllComponents</w:t>
+      </w:r>
+      <w:proofErr w:type="spellEnd"/>
+      <w:r>
+        <w:rPr>
+          <w:b/>
+          <w:sz w:val="12"/>
+        </w:rPr>
+        <w:t>; Actor-&gt;</w:t>
+      </w:r>
+      <w:proofErr w:type="spellStart"/>
+      <w:r>
+        <w:rPr>
+          <w:b/>
+          <w:sz w:val="12"/>
+        </w:rPr>
+        <w:t>GetComponents</w:t>
+      </w:r>
+      <w:proofErr w:type="spellEnd"/>
+      <w:r>
+        <w:rPr>
+          <w:b/>
+          <w:sz w:val="12"/>
+        </w:rPr>
+        <w:t>(</w:t>
+      </w:r>
+      <w:proofErr w:type="spellStart"/>
+      <w:r>
+        <w:rPr>
+          <w:b/>
+          <w:sz w:val="12"/>
+        </w:rPr>
+        <w:t>AllComponents</w:t>
+      </w:r>
+      <w:proofErr w:type="spellEnd"/>
+      <w:r>
+        <w:rPr>
+          <w:b/>
+          <w:sz w:val="12"/>
+        </w:rPr>
+        <w:t>);</w:t>
+      </w:r>
+    </w:p>
+    <w:p>
+      <w:pPr>
+        <w:jc w:val="left"/>
+        <w:rPr>
+          <w:b/>
+          <w:sz w:val="12"/>
+        </w:rPr>
+      </w:pPr>
+      <w:r>
+        <w:rPr>
+          <w:b/>
+          <w:sz w:val="12"/>
+        </w:rPr>
+        <w:t>for (</w:t>
+      </w:r>
+      <w:proofErr w:type="spellStart"/>
+      <w:r>
+        <w:rPr>
+          <w:b/>
+          <w:sz w:val="12"/>
+        </w:rPr>
+        <w:t>UStaticMeshComponent</w:t>
+      </w:r>
+      <w:proofErr w:type="spellEnd"/>
+      <w:r>
+        <w:rPr>
+          <w:b/>
+          <w:sz w:val="12"/>
+        </w:rPr>
+        <w:t xml:space="preserve">* </w:t>
+      </w:r>
+      <w:proofErr w:type="spellStart"/>
+      <w:proofErr w:type="gramStart"/>
+      <w:r>
+        <w:rPr>
+          <w:b/>
+          <w:sz w:val="12"/>
+        </w:rPr>
+        <w:t>MeshComponent</w:t>
+      </w:r>
+      <w:proofErr w:type="spellEnd"/>
+      <w:r>
+        <w:rPr>
+          <w:b/>
+          <w:sz w:val="12"/>
+        </w:rPr>
+        <w:t xml:space="preserve"> :</w:t>
+      </w:r>
+      <w:proofErr w:type="gramEnd"/>
+      <w:r>
+        <w:rPr>
+          <w:b/>
+          <w:sz w:val="12"/>
+        </w:rPr>
+        <w:t xml:space="preserve"> </w:t>
+      </w:r>
+      <w:proofErr w:type="spellStart"/>
+      <w:r>
+        <w:rPr>
+          <w:b/>
+          <w:sz w:val="12"/>
+        </w:rPr>
+        <w:t>AllComponents</w:t>
+      </w:r>
+      <w:proofErr w:type="spellEnd"/>
+      <w:r>
+        <w:rPr>
+          <w:b/>
+          <w:sz w:val="12"/>
+        </w:rPr>
+        <w:t>)</w:t>
+      </w:r>
+    </w:p>
+    <w:p>
+      <w:pPr>
+        <w:jc w:val="left"/>
+        <w:rPr>
+          <w:b/>
+          <w:sz w:val="12"/>
+        </w:rPr>
+      </w:pPr>
+      <w:r>
+        <w:rPr>
+          <w:b/>
+          <w:sz w:val="12"/>
+        </w:rPr>
+        <w:t>{</w:t>
+      </w:r>
+    </w:p>
+    <w:p>
+      <w:pPr>
+        <w:jc w:val="left"/>
+        <w:rPr>
+          <w:b/>
+          <w:sz w:val="12"/>
+        </w:rPr>
+      </w:pPr>
+      <w:r>
+        <w:rPr>
+          <w:b/>
+          <w:sz w:val="12"/>
+        </w:rPr>
+        <w:t xml:space="preserve">    if </w:t>
+      </w:r>
+      <w:proofErr w:type="gramStart"/>
+      <w:r>
+        <w:rPr>
+          <w:b/>
+          <w:sz w:val="12"/>
+        </w:rPr>
+        <w:t>(!</w:t>
+      </w:r>
+      <w:proofErr w:type="spellStart"/>
+      <w:r>
+        <w:rPr>
+          <w:b/>
+          <w:sz w:val="12"/>
+        </w:rPr>
+        <w:t>MeshComponent</w:t>
+      </w:r>
+      <w:proofErr w:type="spellEnd"/>
+      <w:proofErr w:type="gramEnd"/>
+      <w:r>
+        <w:rPr>
+          <w:b/>
+          <w:sz w:val="12"/>
+        </w:rPr>
+        <w:t xml:space="preserve"> || !</w:t>
+      </w:r>
+      <w:proofErr w:type="spellStart"/>
+      <w:r>
+        <w:rPr>
+          <w:b/>
+          <w:sz w:val="12"/>
+        </w:rPr>
+        <w:t>MeshComponent</w:t>
+      </w:r>
+      <w:proofErr w:type="spellEnd"/>
+      <w:r>
+        <w:rPr>
+          <w:b/>
+          <w:sz w:val="12"/>
+        </w:rPr>
+        <w:t>-&gt;</w:t>
+      </w:r>
+      <w:proofErr w:type="spellStart"/>
+      <w:r>
+        <w:rPr>
+          <w:b/>
+          <w:sz w:val="12"/>
+        </w:rPr>
+        <w:t>GetStaticMesh</w:t>
+      </w:r>
+      <w:proofErr w:type="spellEnd"/>
+      <w:r>
+        <w:rPr>
+          <w:b/>
+          <w:sz w:val="12"/>
+        </w:rPr>
+        <w:t>()) continue;</w:t>
+      </w:r>
+    </w:p>
+    <w:p>
+      <w:pPr>
+        <w:jc w:val="left"/>
+        <w:rPr>
+          <w:b/>
+          <w:sz w:val="12"/>
+        </w:rPr>
+      </w:pPr>
+    </w:p>
+    <w:p>
+      <w:pPr>
+        <w:jc w:val="left"/>
+        <w:rPr>
+          <w:b/>
+          <w:sz w:val="12"/>
+        </w:rPr>
+      </w:pPr>
+      <w:r>
+        <w:rPr>
+          <w:b/>
+          <w:sz w:val="12"/>
+        </w:rPr>
+        <w:t xml:space="preserve">    </w:t>
+      </w:r>
+      <w:proofErr w:type="spellStart"/>
+      <w:r>
+        <w:rPr>
+          <w:b/>
+          <w:sz w:val="12"/>
+        </w:rPr>
+        <w:t>UStaticMesh</w:t>
+      </w:r>
+      <w:proofErr w:type="spellEnd"/>
+      <w:r>
+        <w:rPr>
+          <w:b/>
+          <w:sz w:val="12"/>
+        </w:rPr>
+        <w:t xml:space="preserve">* </w:t>
+      </w:r>
+      <w:proofErr w:type="spellStart"/>
+      <w:r>
+        <w:rPr>
+          <w:b/>
+          <w:sz w:val="12"/>
+        </w:rPr>
+        <w:t>StaticMesh</w:t>
+      </w:r>
+      <w:proofErr w:type="spellEnd"/>
+      <w:r>
+        <w:rPr>
+          <w:b/>
+          <w:sz w:val="12"/>
+        </w:rPr>
+        <w:t xml:space="preserve"> = </w:t>
+      </w:r>
+      <w:proofErr w:type="spellStart"/>
+      <w:r>
+        <w:rPr>
+          <w:b/>
+          <w:sz w:val="12"/>
+        </w:rPr>
+        <w:t>MeshComponent</w:t>
+      </w:r>
+      <w:proofErr w:type="spellEnd"/>
+      <w:r>
+        <w:rPr>
+          <w:b/>
+          <w:sz w:val="12"/>
+        </w:rPr>
+        <w:t>-&gt;</w:t>
+      </w:r>
+      <w:proofErr w:type="spellStart"/>
+      <w:proofErr w:type="gramStart"/>
+      <w:r>
+        <w:rPr>
+          <w:b/>
+          <w:sz w:val="12"/>
+        </w:rPr>
+        <w:t>GetStaticMesh</w:t>
+      </w:r>
+      <w:proofErr w:type="spellEnd"/>
+      <w:r>
+        <w:rPr>
+          <w:b/>
+          <w:sz w:val="12"/>
+        </w:rPr>
+        <w:t>(</w:t>
+      </w:r>
+      <w:proofErr w:type="gramEnd"/>
+      <w:r>
+        <w:rPr>
+          <w:b/>
+          <w:sz w:val="12"/>
+        </w:rPr>
+        <w:t>);</w:t>
+      </w:r>
+    </w:p>
+    <w:p>
+      <w:pPr>
+        <w:jc w:val="left"/>
+        <w:rPr>
+          <w:b/>
+          <w:sz w:val="12"/>
+        </w:rPr>
+      </w:pPr>
+    </w:p>
+    <w:p>
+      <w:pPr>
+        <w:jc w:val="left"/>
+        <w:rPr>
+          <w:b/>
+          <w:sz w:val="12"/>
+        </w:rPr>
+      </w:pPr>
+      <w:r>
+        <w:rPr>
+          <w:b/>
+          <w:sz w:val="12"/>
+        </w:rPr>
+        <w:t xml:space="preserve">    // ---------------------------------------------------------</w:t>
+      </w:r>
+    </w:p>
+    <w:p>
+      <w:pPr>
+        <w:jc w:val="left"/>
+        <w:rPr>
+          <w:b/>
+          <w:sz w:val="12"/>
+        </w:rPr>
+      </w:pPr>
+      <w:r>
+        <w:rPr>
+          <w:b/>
+          <w:sz w:val="12"/>
+        </w:rPr>
+        <w:t xml:space="preserve">    </w:t>
+      </w:r>
+      <w:proofErr w:type="gramStart"/>
+      <w:r>
+        <w:rPr>
+          <w:b/>
+          <w:sz w:val="12"/>
+        </w:rPr>
+        <w:t>// 2</w:t>
+      </w:r>
+      <w:proofErr w:type="gramEnd"/>
+      <w:r>
+        <w:rPr>
+          <w:b/>
+          <w:sz w:val="12"/>
+        </w:rPr>
+        <w:t xml:space="preserve">. GLTF </w:t>
+      </w:r>
+      <w:proofErr w:type="spellStart"/>
+      <w:r>
+        <w:rPr>
+          <w:b/>
+          <w:sz w:val="12"/>
+        </w:rPr>
+        <w:t>익스포트</w:t>
+      </w:r>
+      <w:proofErr w:type="spellEnd"/>
+      <w:r>
+        <w:rPr>
+          <w:b/>
+          <w:sz w:val="12"/>
+        </w:rPr>
+        <w:t xml:space="preserve"> (중복 방지)</w:t>
+      </w:r>
+    </w:p>
+    <w:p>
+      <w:pPr>
+        <w:jc w:val="left"/>
+        <w:rPr>
+          <w:b/>
+          <w:sz w:val="12"/>
+        </w:rPr>
+      </w:pPr>
+      <w:r>
+        <w:rPr>
+          <w:b/>
+          <w:sz w:val="12"/>
+        </w:rPr>
+        <w:t xml:space="preserve">    // ---------------------------------------------------------</w:t>
+      </w:r>
+    </w:p>
+    <w:p>
+      <w:pPr>
+        <w:jc w:val="left"/>
+        <w:rPr>
+          <w:b/>
+          <w:sz w:val="12"/>
+        </w:rPr>
+      </w:pPr>
+      <w:r>
+        <w:rPr>
+          <w:b/>
+          <w:sz w:val="12"/>
+        </w:rPr>
+        <w:t xml:space="preserve">    if </w:t>
+      </w:r>
+      <w:proofErr w:type="gramStart"/>
+      <w:r>
+        <w:rPr>
+          <w:b/>
+          <w:sz w:val="12"/>
+        </w:rPr>
+        <w:t>(!</w:t>
+      </w:r>
+      <w:proofErr w:type="spellStart"/>
+      <w:r>
+        <w:rPr>
+          <w:b/>
+          <w:sz w:val="12"/>
+        </w:rPr>
+        <w:t>ExportedMeshes.Contains</w:t>
+      </w:r>
+      <w:proofErr w:type="spellEnd"/>
+      <w:proofErr w:type="gramEnd"/>
+      <w:r>
+        <w:rPr>
+          <w:b/>
+          <w:sz w:val="12"/>
+        </w:rPr>
+        <w:t>(</w:t>
+      </w:r>
+      <w:proofErr w:type="spellStart"/>
+      <w:r>
+        <w:rPr>
+          <w:b/>
+          <w:sz w:val="12"/>
+        </w:rPr>
+        <w:t>StaticMesh</w:t>
+      </w:r>
+      <w:proofErr w:type="spellEnd"/>
+      <w:r>
+        <w:rPr>
+          <w:b/>
+          <w:sz w:val="12"/>
+        </w:rPr>
+        <w:t>))</w:t>
+      </w:r>
+    </w:p>
+    <w:p>
+      <w:pPr>
+        <w:jc w:val="left"/>
+        <w:rPr>
+          <w:b/>
+          <w:sz w:val="12"/>
+        </w:rPr>
+      </w:pPr>
+      <w:r>
+        <w:rPr>
+          <w:b/>
+          <w:sz w:val="12"/>
+        </w:rPr>
+        <w:t xml:space="preserve">    {</w:t>
+      </w:r>
+    </w:p>
+    <w:p>
+      <w:pPr>
+        <w:jc w:val="left"/>
+        <w:rPr>
+          <w:b/>
+          <w:sz w:val="12"/>
+        </w:rPr>
+      </w:pPr>
+      <w:r>
+        <w:rPr>
+          <w:b/>
+          <w:sz w:val="12"/>
+        </w:rPr>
+        <w:t xml:space="preserve">        </w:t>
+      </w:r>
+      <w:proofErr w:type="spellStart"/>
+      <w:r>
+        <w:rPr>
+          <w:b/>
+          <w:sz w:val="12"/>
+        </w:rPr>
+        <w:t>FString</w:t>
+      </w:r>
+      <w:proofErr w:type="spellEnd"/>
+      <w:r>
+        <w:rPr>
+          <w:b/>
+          <w:sz w:val="12"/>
+        </w:rPr>
+        <w:t xml:space="preserve"> </w:t>
+      </w:r>
+      <w:proofErr w:type="spellStart"/>
+      <w:r>
+        <w:rPr>
+          <w:b/>
+          <w:sz w:val="12"/>
+        </w:rPr>
+        <w:t>MeshFileName</w:t>
+      </w:r>
+      <w:proofErr w:type="spellEnd"/>
+      <w:r>
+        <w:rPr>
+          <w:b/>
+          <w:sz w:val="12"/>
+        </w:rPr>
+        <w:t xml:space="preserve"> = </w:t>
+      </w:r>
+      <w:proofErr w:type="spellStart"/>
+      <w:r>
+        <w:rPr>
+          <w:b/>
+          <w:sz w:val="12"/>
+        </w:rPr>
+        <w:t>StaticMesh</w:t>
+      </w:r>
+      <w:proofErr w:type="spellEnd"/>
+      <w:r>
+        <w:rPr>
+          <w:b/>
+          <w:sz w:val="12"/>
+        </w:rPr>
+        <w:t>-&gt;</w:t>
+      </w:r>
+      <w:proofErr w:type="spellStart"/>
+      <w:proofErr w:type="gramStart"/>
+      <w:r>
+        <w:rPr>
+          <w:b/>
+          <w:sz w:val="12"/>
+        </w:rPr>
+        <w:t>GetName</w:t>
+      </w:r>
+      <w:proofErr w:type="spellEnd"/>
+      <w:r>
+        <w:rPr>
+          <w:b/>
+          <w:sz w:val="12"/>
+        </w:rPr>
+        <w:t>(</w:t>
+      </w:r>
+      <w:proofErr w:type="gramEnd"/>
+      <w:r>
+        <w:rPr>
+          <w:b/>
+          <w:sz w:val="12"/>
+        </w:rPr>
+        <w:t>) + TEXT(".</w:t>
+      </w:r>
+      <w:proofErr w:type="spellStart"/>
+      <w:r>
+        <w:rPr>
+          <w:b/>
+          <w:sz w:val="12"/>
+        </w:rPr>
+        <w:t>gltf</w:t>
+      </w:r>
+      <w:proofErr w:type="spellEnd"/>
+      <w:r>
+        <w:rPr>
+          <w:b/>
+          <w:sz w:val="12"/>
+        </w:rPr>
+        <w:t>");</w:t>
+      </w:r>
+    </w:p>
+    <w:p>
+      <w:pPr>
+        <w:jc w:val="left"/>
+        <w:rPr>
+          <w:rFonts w:hint="eastAsia"/>
+          <w:b/>
+          <w:sz w:val="12"/>
+        </w:rPr>
+      </w:pPr>
+      <w:r>
+        <w:rPr>
+          <w:b/>
+          <w:sz w:val="12"/>
+        </w:rPr>
+        <w:t xml:space="preserve">        </w:t>
+      </w:r>
+      <w:proofErr w:type="spellStart"/>
+      <w:r>
+        <w:rPr>
+          <w:b/>
+          <w:sz w:val="12"/>
+        </w:rPr>
+        <w:t>FString</w:t>
+      </w:r>
+      <w:proofErr w:type="spellEnd"/>
+      <w:r>
+        <w:rPr>
+          <w:b/>
+          <w:sz w:val="12"/>
+        </w:rPr>
+        <w:t xml:space="preserve"> </w:t>
+      </w:r>
+      <w:proofErr w:type="spellStart"/>
+      <w:r>
+        <w:rPr>
+          <w:b/>
+          <w:sz w:val="12"/>
+        </w:rPr>
+        <w:t>MeshFullFilePath</w:t>
+      </w:r>
+      <w:proofErr w:type="spellEnd"/>
+      <w:r>
+        <w:rPr>
+          <w:b/>
+          <w:sz w:val="12"/>
+        </w:rPr>
+        <w:t xml:space="preserve"> = </w:t>
+      </w:r>
+      <w:proofErr w:type="spellStart"/>
+      <w:r>
+        <w:rPr>
+          <w:b/>
+          <w:sz w:val="12"/>
+        </w:rPr>
+        <w:t>MeshExportDir</w:t>
+      </w:r>
+      <w:proofErr w:type="spellEnd"/>
+      <w:r>
+        <w:rPr>
+          <w:b/>
+          <w:sz w:val="12"/>
+        </w:rPr>
+        <w:t xml:space="preserve"> + </w:t>
+      </w:r>
+      <w:proofErr w:type="spellStart"/>
+      <w:r>
+        <w:rPr>
+          <w:b/>
+          <w:sz w:val="12"/>
+        </w:rPr>
+        <w:t>MeshFileName</w:t>
+      </w:r>
+      <w:proofErr w:type="spellEnd"/>
+      <w:r>
+        <w:rPr>
+          <w:b/>
+          <w:sz w:val="12"/>
+        </w:rPr>
+        <w:t>;</w:t>
+      </w:r>
+    </w:p>
+    <w:p>
+      <w:pPr>
+        <w:jc w:val="left"/>
+        <w:rPr>
+          <w:b/>
+          <w:sz w:val="12"/>
+        </w:rPr>
+      </w:pPr>
+      <w:r>
+        <w:rPr>
+          <w:b/>
+          <w:sz w:val="12"/>
+        </w:rPr>
+        <w:t xml:space="preserve">        </w:t>
+      </w:r>
+      <w:proofErr w:type="spellStart"/>
+      <w:r>
+        <w:rPr>
+          <w:b/>
+          <w:sz w:val="12"/>
+        </w:rPr>
+        <w:t>UAssetExportTask</w:t>
+      </w:r>
+      <w:proofErr w:type="spellEnd"/>
+      <w:r>
+        <w:rPr>
+          <w:b/>
+          <w:sz w:val="12"/>
+        </w:rPr>
+        <w:t xml:space="preserve">* </w:t>
+      </w:r>
+      <w:proofErr w:type="spellStart"/>
+      <w:r>
+        <w:rPr>
+          <w:b/>
+          <w:sz w:val="12"/>
+        </w:rPr>
+        <w:t>ExportTask</w:t>
+      </w:r>
+      <w:proofErr w:type="spellEnd"/>
+      <w:r>
+        <w:rPr>
+          <w:b/>
+          <w:sz w:val="12"/>
+        </w:rPr>
+        <w:t xml:space="preserve"> = </w:t>
+      </w:r>
+      <w:proofErr w:type="spellStart"/>
+      <w:r>
+        <w:rPr>
+          <w:b/>
+          <w:sz w:val="12"/>
+        </w:rPr>
+        <w:t>NewObject</w:t>
+      </w:r>
+      <w:proofErr w:type="spellEnd"/>
+      <w:r>
+        <w:rPr>
+          <w:b/>
+          <w:sz w:val="12"/>
+        </w:rPr>
+        <w:t>&lt;</w:t>
+      </w:r>
+      <w:proofErr w:type="spellStart"/>
+      <w:r>
+        <w:rPr>
+          <w:b/>
+          <w:sz w:val="12"/>
+        </w:rPr>
+        <w:t>UAssetExportTask</w:t>
+      </w:r>
+      <w:proofErr w:type="spellEnd"/>
+      <w:proofErr w:type="gramStart"/>
+      <w:r>
+        <w:rPr>
+          <w:b/>
+          <w:sz w:val="12"/>
+        </w:rPr>
+        <w:t>&gt;(</w:t>
+      </w:r>
+      <w:proofErr w:type="gramEnd"/>
+      <w:r>
+        <w:rPr>
+          <w:b/>
+          <w:sz w:val="12"/>
+        </w:rPr>
+        <w:t>);</w:t>
+      </w:r>
+    </w:p>
+    <w:p>
+      <w:pPr>
+        <w:jc w:val="left"/>
+        <w:rPr>
+          <w:b/>
+          <w:sz w:val="12"/>
+        </w:rPr>
+      </w:pPr>
+      <w:r>
+        <w:rPr>
+          <w:b/>
+          <w:sz w:val="12"/>
+        </w:rPr>
+        <w:t xml:space="preserve">        </w:t>
+      </w:r>
+      <w:proofErr w:type="spellStart"/>
+      <w:r>
+        <w:rPr>
+          <w:b/>
+          <w:sz w:val="12"/>
+        </w:rPr>
+        <w:t>ExportTask</w:t>
+      </w:r>
+      <w:proofErr w:type="spellEnd"/>
+      <w:r>
+        <w:rPr>
+          <w:b/>
+          <w:sz w:val="12"/>
+        </w:rPr>
+        <w:t xml:space="preserve">-&gt;Object = </w:t>
+      </w:r>
+      <w:proofErr w:type="spellStart"/>
+      <w:r>
+        <w:rPr>
+          <w:b/>
+          <w:sz w:val="12"/>
+        </w:rPr>
+        <w:t>StaticMesh</w:t>
+      </w:r>
+      <w:proofErr w:type="spellEnd"/>
+      <w:r>
+        <w:rPr>
+          <w:b/>
+          <w:sz w:val="12"/>
+        </w:rPr>
+        <w:t>;</w:t>
+      </w:r>
+    </w:p>
+    <w:p>
+      <w:pPr>
+        <w:jc w:val="left"/>
+        <w:rPr>
+          <w:b/>
+          <w:sz w:val="12"/>
+        </w:rPr>
+      </w:pPr>
+      <w:r>
+        <w:rPr>
+          <w:b/>
+          <w:sz w:val="12"/>
+        </w:rPr>
+        <w:t xml:space="preserve">        </w:t>
+      </w:r>
+      <w:proofErr w:type="spellStart"/>
+      <w:r>
+        <w:rPr>
+          <w:b/>
+          <w:sz w:val="12"/>
+        </w:rPr>
+        <w:t>ExportTask</w:t>
+      </w:r>
+      <w:proofErr w:type="spellEnd"/>
+      <w:r>
+        <w:rPr>
+          <w:b/>
+          <w:sz w:val="12"/>
+        </w:rPr>
+        <w:t xml:space="preserve">-&gt;Exporter = </w:t>
+      </w:r>
+      <w:proofErr w:type="spellStart"/>
+      <w:proofErr w:type="gramStart"/>
+      <w:r>
+        <w:rPr>
+          <w:b/>
+          <w:sz w:val="12"/>
+        </w:rPr>
+        <w:t>UExporter</w:t>
+      </w:r>
+      <w:proofErr w:type="spellEnd"/>
+      <w:r>
+        <w:rPr>
+          <w:b/>
+          <w:sz w:val="12"/>
+        </w:rPr>
+        <w:t>::</w:t>
+      </w:r>
+      <w:proofErr w:type="spellStart"/>
+      <w:proofErr w:type="gramEnd"/>
+      <w:r>
+        <w:rPr>
+          <w:b/>
+          <w:sz w:val="12"/>
+        </w:rPr>
+        <w:t>FindExporter</w:t>
+      </w:r>
+      <w:proofErr w:type="spellEnd"/>
+      <w:r>
+        <w:rPr>
+          <w:b/>
+          <w:sz w:val="12"/>
+        </w:rPr>
+        <w:t>(</w:t>
+      </w:r>
+      <w:proofErr w:type="spellStart"/>
+      <w:r>
+        <w:rPr>
+          <w:b/>
+          <w:sz w:val="12"/>
+        </w:rPr>
+        <w:t>StaticMesh</w:t>
+      </w:r>
+      <w:proofErr w:type="spellEnd"/>
+      <w:r>
+        <w:rPr>
+          <w:b/>
+          <w:sz w:val="12"/>
+        </w:rPr>
+        <w:t>, TEXT("</w:t>
+      </w:r>
+      <w:proofErr w:type="spellStart"/>
+      <w:r>
+        <w:rPr>
+          <w:b/>
+          <w:sz w:val="12"/>
+        </w:rPr>
+        <w:t>gltf</w:t>
+      </w:r>
+      <w:proofErr w:type="spellEnd"/>
+      <w:r>
+        <w:rPr>
+          <w:b/>
+          <w:sz w:val="12"/>
+        </w:rPr>
+        <w:t>"));</w:t>
+      </w:r>
+    </w:p>
+    <w:p>
+      <w:pPr>
+        <w:jc w:val="left"/>
+        <w:rPr>
+          <w:b/>
+          <w:sz w:val="12"/>
+        </w:rPr>
+      </w:pPr>
+      <w:r>
+        <w:rPr>
+          <w:b/>
+          <w:sz w:val="12"/>
+        </w:rPr>
+        <w:t xml:space="preserve">        </w:t>
+      </w:r>
+      <w:proofErr w:type="spellStart"/>
+      <w:r>
+        <w:rPr>
+          <w:b/>
+          <w:sz w:val="12"/>
+        </w:rPr>
+        <w:t>ExportTask</w:t>
+      </w:r>
+      <w:proofErr w:type="spellEnd"/>
+      <w:r>
+        <w:rPr>
+          <w:b/>
+          <w:sz w:val="12"/>
+        </w:rPr>
+        <w:t xml:space="preserve">-&gt;Filename = </w:t>
+      </w:r>
+      <w:proofErr w:type="spellStart"/>
+      <w:r>
+        <w:rPr>
+          <w:b/>
+          <w:sz w:val="12"/>
+        </w:rPr>
+        <w:t>MeshFullFilePath</w:t>
+      </w:r>
+      <w:proofErr w:type="spellEnd"/>
+      <w:r>
+        <w:rPr>
+          <w:b/>
+          <w:sz w:val="12"/>
+        </w:rPr>
+        <w:t>;</w:t>
+      </w:r>
+    </w:p>
+    <w:p>
+      <w:pPr>
+        <w:jc w:val="left"/>
+        <w:rPr>
+          <w:b/>
+          <w:sz w:val="12"/>
+        </w:rPr>
+      </w:pPr>
+      <w:r>
+        <w:rPr>
+          <w:b/>
+          <w:sz w:val="12"/>
+        </w:rPr>
+        <w:t xml:space="preserve">        </w:t>
+      </w:r>
+      <w:proofErr w:type="spellStart"/>
+      <w:r>
+        <w:rPr>
+          <w:b/>
+          <w:sz w:val="12"/>
+        </w:rPr>
+        <w:t>ExportTask</w:t>
+      </w:r>
+      <w:proofErr w:type="spellEnd"/>
+      <w:r>
+        <w:rPr>
+          <w:b/>
+          <w:sz w:val="12"/>
+        </w:rPr>
+        <w:t>-&gt;</w:t>
+      </w:r>
+      <w:proofErr w:type="spellStart"/>
+      <w:r>
+        <w:rPr>
+          <w:b/>
+          <w:sz w:val="12"/>
+        </w:rPr>
+        <w:t>bAutomated</w:t>
+      </w:r>
+      <w:proofErr w:type="spellEnd"/>
+      <w:r>
+        <w:rPr>
+          <w:b/>
+          <w:sz w:val="12"/>
+        </w:rPr>
+        <w:t xml:space="preserve"> = true;</w:t>
+      </w:r>
+    </w:p>
+    <w:p>
+      <w:pPr>
+        <w:jc w:val="left"/>
+        <w:rPr>
+          <w:b/>
+          <w:sz w:val="12"/>
+        </w:rPr>
+      </w:pPr>
+      <w:r>
+        <w:rPr>
+          <w:b/>
+          <w:sz w:val="12"/>
+        </w:rPr>
+        <w:t xml:space="preserve">        </w:t>
+      </w:r>
+      <w:proofErr w:type="spellStart"/>
+      <w:r>
+        <w:rPr>
+          <w:b/>
+          <w:sz w:val="12"/>
+        </w:rPr>
+        <w:t>ExportTask</w:t>
+      </w:r>
+      <w:proofErr w:type="spellEnd"/>
+      <w:r>
+        <w:rPr>
+          <w:b/>
+          <w:sz w:val="12"/>
+        </w:rPr>
+        <w:t>-&gt;</w:t>
+      </w:r>
+      <w:proofErr w:type="spellStart"/>
+      <w:r>
+        <w:rPr>
+          <w:b/>
+          <w:sz w:val="12"/>
+        </w:rPr>
+        <w:t>bPrompt</w:t>
+      </w:r>
+      <w:proofErr w:type="spellEnd"/>
+      <w:r>
+        <w:rPr>
+          <w:b/>
+          <w:sz w:val="12"/>
+        </w:rPr>
+        <w:t xml:space="preserve"> = false;</w:t>
+      </w:r>
+    </w:p>
+    <w:p>
+      <w:pPr>
+        <w:jc w:val="left"/>
+        <w:rPr>
+          <w:b/>
+          <w:sz w:val="12"/>
+        </w:rPr>
+      </w:pPr>
+      <w:r>
+        <w:rPr>
+          <w:b/>
+          <w:sz w:val="12"/>
+        </w:rPr>
+        <w:t xml:space="preserve">        </w:t>
+      </w:r>
+      <w:proofErr w:type="spellStart"/>
+      <w:r>
+        <w:rPr>
+          <w:b/>
+          <w:sz w:val="12"/>
+        </w:rPr>
+        <w:t>ExportTask</w:t>
+      </w:r>
+      <w:proofErr w:type="spellEnd"/>
+      <w:r>
+        <w:rPr>
+          <w:b/>
+          <w:sz w:val="12"/>
+        </w:rPr>
+        <w:t>-&gt;</w:t>
+      </w:r>
+      <w:proofErr w:type="spellStart"/>
+      <w:r>
+        <w:rPr>
+          <w:b/>
+          <w:sz w:val="12"/>
+        </w:rPr>
+        <w:t>bReplaceIdentical</w:t>
+      </w:r>
+      <w:proofErr w:type="spellEnd"/>
+      <w:r>
+        <w:rPr>
+          <w:b/>
+          <w:sz w:val="12"/>
+        </w:rPr>
+        <w:t xml:space="preserve"> = true;</w:t>
+      </w:r>
+    </w:p>
+    <w:p>
+      <w:pPr>
+        <w:jc w:val="left"/>
+        <w:rPr>
+          <w:b/>
+          <w:sz w:val="12"/>
+        </w:rPr>
+      </w:pPr>
+    </w:p>
+    <w:p>
+      <w:pPr>
+        <w:jc w:val="left"/>
+        <w:rPr>
+          <w:b/>
+          <w:sz w:val="12"/>
+        </w:rPr>
+      </w:pPr>
+      <w:r>
+        <w:rPr>
+          <w:b/>
+          <w:sz w:val="12"/>
+        </w:rPr>
+        <w:t xml:space="preserve">        if (</w:t>
+      </w:r>
+      <w:proofErr w:type="spellStart"/>
+      <w:proofErr w:type="gramStart"/>
+      <w:r>
+        <w:rPr>
+          <w:b/>
+          <w:sz w:val="12"/>
+        </w:rPr>
+        <w:t>UExporter</w:t>
+      </w:r>
+      <w:proofErr w:type="spellEnd"/>
+      <w:r>
+        <w:rPr>
+          <w:b/>
+          <w:sz w:val="12"/>
+        </w:rPr>
+        <w:t>::</w:t>
+      </w:r>
+      <w:proofErr w:type="spellStart"/>
+      <w:proofErr w:type="gramEnd"/>
+      <w:r>
+        <w:rPr>
+          <w:b/>
+          <w:sz w:val="12"/>
+        </w:rPr>
+        <w:t>RunAssetExportTask</w:t>
+      </w:r>
+      <w:proofErr w:type="spellEnd"/>
+      <w:r>
+        <w:rPr>
+          <w:b/>
+          <w:sz w:val="12"/>
+        </w:rPr>
+        <w:t>(</w:t>
+      </w:r>
+      <w:proofErr w:type="spellStart"/>
+      <w:r>
+        <w:rPr>
+          <w:b/>
+          <w:sz w:val="12"/>
+        </w:rPr>
+        <w:t>ExportTask</w:t>
+      </w:r>
+      <w:proofErr w:type="spellEnd"/>
+      <w:r>
+        <w:rPr>
+          <w:b/>
+          <w:sz w:val="12"/>
+        </w:rPr>
+        <w:t>))</w:t>
+      </w:r>
+    </w:p>
+    <w:p>
+      <w:pPr>
+        <w:jc w:val="left"/>
+        <w:rPr>
+          <w:b/>
+          <w:sz w:val="12"/>
+        </w:rPr>
+      </w:pPr>
+      <w:r>
+        <w:rPr>
+          <w:b/>
+          <w:sz w:val="12"/>
+        </w:rPr>
+        <w:t xml:space="preserve">        {</w:t>
+      </w:r>
+    </w:p>
+    <w:p>
+      <w:pPr>
+        <w:jc w:val="left"/>
+        <w:rPr>
+          <w:b/>
+          <w:sz w:val="12"/>
+        </w:rPr>
+      </w:pPr>
+      <w:r>
+        <w:rPr>
+          <w:b/>
+          <w:sz w:val="12"/>
+        </w:rPr>
+        <w:t xml:space="preserve">            </w:t>
+      </w:r>
+      <w:proofErr w:type="spellStart"/>
+      <w:r>
+        <w:rPr>
+          <w:b/>
+          <w:sz w:val="12"/>
+        </w:rPr>
+        <w:t>ExportedMeshes.Add</w:t>
+      </w:r>
+      <w:proofErr w:type="spellEnd"/>
+      <w:r>
+        <w:rPr>
+          <w:b/>
+          <w:sz w:val="12"/>
+        </w:rPr>
+        <w:t>(</w:t>
+      </w:r>
+      <w:proofErr w:type="spellStart"/>
+      <w:r>
+        <w:rPr>
+          <w:b/>
+          <w:sz w:val="12"/>
+        </w:rPr>
+        <w:t>StaticMesh</w:t>
+      </w:r>
+      <w:proofErr w:type="spellEnd"/>
+      <w:r>
+        <w:rPr>
+          <w:b/>
+          <w:sz w:val="12"/>
+        </w:rPr>
+        <w:t>);</w:t>
+      </w:r>
+    </w:p>
+    <w:p>
+      <w:pPr>
+        <w:jc w:val="left"/>
+        <w:rPr>
+          <w:b/>
+          <w:sz w:val="12"/>
+        </w:rPr>
+      </w:pPr>
+      <w:r>
+        <w:rPr>
+          <w:b/>
+          <w:sz w:val="12"/>
+        </w:rPr>
+        <w:t xml:space="preserve">        }</w:t>
+      </w:r>
+    </w:p>
+    <w:p>
+      <w:pPr>
+        <w:jc w:val="left"/>
+        <w:rPr>
+          <w:b/>
+          <w:sz w:val="12"/>
+        </w:rPr>
+      </w:pPr>
+      <w:r>
+        <w:rPr>
+          <w:b/>
+          <w:sz w:val="12"/>
+        </w:rPr>
+        <w:t xml:space="preserve">    }</w:t>
+      </w:r>
+    </w:p>
+    <w:p>
+      <w:pPr>
+        <w:jc w:val="left"/>
+        <w:rPr>
+          <w:b/>
+          <w:sz w:val="12"/>
+        </w:rPr>
+      </w:pPr>
+    </w:p>
+    <w:p>
+      <w:pPr>
+        <w:jc w:val="left"/>
+        <w:rPr>
+          <w:b/>
+          <w:sz w:val="12"/>
+        </w:rPr>
+      </w:pPr>
+      <w:r>
+        <w:rPr>
+          <w:b/>
+          <w:sz w:val="12"/>
+        </w:rPr>
+        <w:t xml:space="preserve">    // ---------------------------------------------------------</w:t>
+      </w:r>
+    </w:p>
+    <w:p>
+      <w:pPr>
+        <w:jc w:val="left"/>
+        <w:rPr>
+          <w:b/>
+          <w:sz w:val="12"/>
+        </w:rPr>
+      </w:pPr>
+      <w:r>
+        <w:rPr>
+          <w:b/>
+          <w:sz w:val="12"/>
+        </w:rPr>
+        <w:t xml:space="preserve">    </w:t>
+      </w:r>
+      <w:proofErr w:type="gramStart"/>
+      <w:r>
+        <w:rPr>
+          <w:b/>
+          <w:sz w:val="12"/>
+        </w:rPr>
+        <w:t>// 3</w:t>
+      </w:r>
+      <w:proofErr w:type="gramEnd"/>
+      <w:r>
+        <w:rPr>
+          <w:b/>
+          <w:sz w:val="12"/>
+        </w:rPr>
+        <w:t>. JSON 구성 (각 컴포넌트별로 따로 생성)</w:t>
+      </w:r>
+    </w:p>
+    <w:p>
+      <w:pPr>
+        <w:jc w:val="left"/>
+        <w:rPr>
+          <w:b/>
+          <w:sz w:val="12"/>
+        </w:rPr>
+      </w:pPr>
+      <w:r>
+        <w:rPr>
+          <w:b/>
+          <w:sz w:val="12"/>
+        </w:rPr>
+        <w:t xml:space="preserve">    // ---------------------------------------------------------</w:t>
+      </w:r>
+    </w:p>
+    <w:p>
+      <w:pPr>
+        <w:jc w:val="left"/>
+        <w:rPr>
+          <w:b/>
+          <w:sz w:val="12"/>
+        </w:rPr>
+      </w:pPr>
+      <w:r>
+        <w:rPr>
+          <w:b/>
+          <w:sz w:val="12"/>
+        </w:rPr>
+        <w:t xml:space="preserve">    </w:t>
+      </w:r>
+      <w:proofErr w:type="spellStart"/>
+      <w:r>
+        <w:rPr>
+          <w:b/>
+          <w:sz w:val="12"/>
+        </w:rPr>
+        <w:t>TSharedPtr</w:t>
+      </w:r>
+      <w:proofErr w:type="spellEnd"/>
+      <w:r>
+        <w:rPr>
+          <w:b/>
+          <w:sz w:val="12"/>
+        </w:rPr>
+        <w:t>&lt;</w:t>
+      </w:r>
+      <w:proofErr w:type="spellStart"/>
+      <w:r>
+        <w:rPr>
+          <w:b/>
+          <w:sz w:val="12"/>
+        </w:rPr>
+        <w:t>FJsonObject</w:t>
+      </w:r>
+      <w:proofErr w:type="spellEnd"/>
+      <w:r>
+        <w:rPr>
+          <w:b/>
+          <w:sz w:val="12"/>
+        </w:rPr>
+        <w:t xml:space="preserve">&gt; </w:t>
+      </w:r>
+      <w:proofErr w:type="spellStart"/>
+      <w:r>
+        <w:rPr>
+          <w:b/>
+          <w:sz w:val="12"/>
+        </w:rPr>
+        <w:t>ActorJsonObject</w:t>
+      </w:r>
+      <w:proofErr w:type="spellEnd"/>
+      <w:r>
+        <w:rPr>
+          <w:b/>
+          <w:sz w:val="12"/>
+        </w:rPr>
+        <w:t xml:space="preserve"> = </w:t>
+      </w:r>
+      <w:proofErr w:type="spellStart"/>
+      <w:proofErr w:type="gramStart"/>
+      <w:r>
+        <w:rPr>
+          <w:b/>
+          <w:sz w:val="12"/>
+        </w:rPr>
+        <w:t>MakeShareable</w:t>
+      </w:r>
+      <w:proofErr w:type="spellEnd"/>
+      <w:r>
+        <w:rPr>
+          <w:b/>
+          <w:sz w:val="12"/>
+        </w:rPr>
+        <w:t>(</w:t>
+      </w:r>
+      <w:proofErr w:type="gramEnd"/>
+      <w:r>
+        <w:rPr>
+          <w:b/>
+          <w:sz w:val="12"/>
+        </w:rPr>
+        <w:t xml:space="preserve">new </w:t>
+      </w:r>
+      <w:proofErr w:type="spellStart"/>
+      <w:r>
+        <w:rPr>
+          <w:b/>
+          <w:sz w:val="12"/>
+        </w:rPr>
+        <w:t>FJsonObject</w:t>
+      </w:r>
+      <w:proofErr w:type="spellEnd"/>
+      <w:r>
+        <w:rPr>
+          <w:b/>
+          <w:sz w:val="12"/>
+        </w:rPr>
+        <w:t>());</w:t>
+      </w:r>
+    </w:p>
+    <w:p>
+      <w:pPr>
+        <w:jc w:val="left"/>
+        <w:rPr>
+          <w:b/>
+          <w:sz w:val="12"/>
+        </w:rPr>
+      </w:pPr>
+    </w:p>
+    <w:p>
+      <w:pPr>
+        <w:jc w:val="left"/>
+        <w:rPr>
+          <w:b/>
+          <w:sz w:val="12"/>
+        </w:rPr>
+      </w:pPr>
+      <w:r>
+        <w:rPr>
+          <w:b/>
+          <w:sz w:val="12"/>
+        </w:rPr>
+        <w:t xml:space="preserve">    </w:t>
+      </w:r>
+      <w:proofErr w:type="gramStart"/>
+      <w:r>
+        <w:rPr>
+          <w:b/>
+          <w:sz w:val="12"/>
+        </w:rPr>
+        <w:t>// 이름</w:t>
+      </w:r>
+      <w:proofErr w:type="gramEnd"/>
+      <w:r>
+        <w:rPr>
+          <w:b/>
+          <w:sz w:val="12"/>
+        </w:rPr>
+        <w:t xml:space="preserve"> 중복 방지를 위해 "</w:t>
+      </w:r>
+      <w:proofErr w:type="spellStart"/>
+      <w:r>
+        <w:rPr>
+          <w:b/>
+          <w:sz w:val="12"/>
+        </w:rPr>
+        <w:t>액터명</w:t>
+      </w:r>
+      <w:proofErr w:type="spellEnd"/>
+      <w:r>
+        <w:rPr>
+          <w:b/>
+          <w:sz w:val="12"/>
+        </w:rPr>
+        <w:t>_컴포넌트명" 형식 사용</w:t>
+      </w:r>
+    </w:p>
+    <w:p>
+      <w:pPr>
+        <w:jc w:val="left"/>
+        <w:rPr>
+          <w:b/>
+          <w:sz w:val="12"/>
+        </w:rPr>
+      </w:pPr>
+      <w:r>
+        <w:rPr>
+          <w:b/>
+          <w:sz w:val="12"/>
+        </w:rPr>
+        <w:t xml:space="preserve">    </w:t>
+      </w:r>
+      <w:proofErr w:type="spellStart"/>
+      <w:r>
+        <w:rPr>
+          <w:b/>
+          <w:sz w:val="12"/>
+        </w:rPr>
+        <w:t>FString</w:t>
+      </w:r>
+      <w:proofErr w:type="spellEnd"/>
+      <w:r>
+        <w:rPr>
+          <w:b/>
+          <w:sz w:val="12"/>
+        </w:rPr>
+        <w:t xml:space="preserve"> </w:t>
+      </w:r>
+      <w:proofErr w:type="spellStart"/>
+      <w:r>
+        <w:rPr>
+          <w:b/>
+          <w:sz w:val="12"/>
+        </w:rPr>
+        <w:t>UniqueName</w:t>
+      </w:r>
+      <w:proofErr w:type="spellEnd"/>
+      <w:r>
+        <w:rPr>
+          <w:b/>
+          <w:sz w:val="12"/>
+        </w:rPr>
+        <w:t xml:space="preserve"> = </w:t>
+      </w:r>
+      <w:proofErr w:type="spellStart"/>
+      <w:proofErr w:type="gramStart"/>
+      <w:r>
+        <w:rPr>
+          <w:b/>
+          <w:sz w:val="12"/>
+        </w:rPr>
+        <w:t>FString</w:t>
+      </w:r>
+      <w:proofErr w:type="spellEnd"/>
+      <w:r>
+        <w:rPr>
+          <w:b/>
+          <w:sz w:val="12"/>
+        </w:rPr>
+        <w:t>::</w:t>
+      </w:r>
+      <w:proofErr w:type="spellStart"/>
+      <w:proofErr w:type="gramEnd"/>
+      <w:r>
+        <w:rPr>
+          <w:b/>
+          <w:sz w:val="12"/>
+        </w:rPr>
+        <w:t>Printf</w:t>
+      </w:r>
+      <w:proofErr w:type="spellEnd"/>
+      <w:r>
+        <w:rPr>
+          <w:b/>
+          <w:sz w:val="12"/>
+        </w:rPr>
+        <w:t>(TEXT("%</w:t>
+      </w:r>
+      <w:proofErr w:type="spellStart"/>
+      <w:r>
+        <w:rPr>
+          <w:b/>
+          <w:sz w:val="12"/>
+        </w:rPr>
+        <w:t>s_%s</w:t>
+      </w:r>
+      <w:proofErr w:type="spellEnd"/>
+      <w:r>
+        <w:rPr>
+          <w:b/>
+          <w:sz w:val="12"/>
+        </w:rPr>
+        <w:t>"), *Actor-&gt;</w:t>
+      </w:r>
+      <w:proofErr w:type="spellStart"/>
+      <w:r>
+        <w:rPr>
+          <w:b/>
+          <w:sz w:val="12"/>
+        </w:rPr>
+        <w:t>GetActorLabel</w:t>
+      </w:r>
+      <w:proofErr w:type="spellEnd"/>
+      <w:r>
+        <w:rPr>
+          <w:b/>
+          <w:sz w:val="12"/>
+        </w:rPr>
+        <w:t>(), *</w:t>
+      </w:r>
+      <w:proofErr w:type="spellStart"/>
+      <w:r>
+        <w:rPr>
+          <w:b/>
+          <w:sz w:val="12"/>
+        </w:rPr>
+        <w:t>MeshComponent</w:t>
+      </w:r>
+      <w:proofErr w:type="spellEnd"/>
+      <w:r>
+        <w:rPr>
+          <w:b/>
+          <w:sz w:val="12"/>
+        </w:rPr>
+        <w:t>-&gt;</w:t>
+      </w:r>
+      <w:proofErr w:type="spellStart"/>
+      <w:r>
+        <w:rPr>
+          <w:b/>
+          <w:sz w:val="12"/>
+        </w:rPr>
+        <w:t>GetName</w:t>
+      </w:r>
+      <w:proofErr w:type="spellEnd"/>
+      <w:r>
+        <w:rPr>
+          <w:b/>
+          <w:sz w:val="12"/>
+        </w:rPr>
+        <w:t>());</w:t>
+      </w:r>
+    </w:p>
+    <w:p>
+      <w:pPr>
+        <w:jc w:val="left"/>
+        <w:rPr>
+          <w:b/>
+          <w:sz w:val="12"/>
+        </w:rPr>
+      </w:pPr>
+      <w:r>
+        <w:rPr>
+          <w:b/>
+          <w:sz w:val="12"/>
+        </w:rPr>
+        <w:t xml:space="preserve">    </w:t>
+      </w:r>
+      <w:proofErr w:type="spellStart"/>
+      <w:r>
+        <w:rPr>
+          <w:b/>
+          <w:sz w:val="12"/>
+        </w:rPr>
+        <w:t>ActorJsonObject</w:t>
+      </w:r>
+      <w:proofErr w:type="spellEnd"/>
+      <w:r>
+        <w:rPr>
+          <w:b/>
+          <w:sz w:val="12"/>
+        </w:rPr>
+        <w:t>-&gt;</w:t>
+      </w:r>
+      <w:proofErr w:type="spellStart"/>
+      <w:proofErr w:type="gramStart"/>
+      <w:r>
+        <w:rPr>
+          <w:b/>
+          <w:sz w:val="12"/>
+        </w:rPr>
+        <w:t>SetStringField</w:t>
+      </w:r>
+      <w:proofErr w:type="spellEnd"/>
+      <w:r>
+        <w:rPr>
+          <w:b/>
+          <w:sz w:val="12"/>
+        </w:rPr>
+        <w:t>(</w:t>
+      </w:r>
+      <w:proofErr w:type="gramEnd"/>
+      <w:r>
+        <w:rPr>
+          <w:b/>
+          <w:sz w:val="12"/>
+        </w:rPr>
+        <w:t xml:space="preserve">TEXT("Name"), </w:t>
+      </w:r>
+      <w:proofErr w:type="spellStart"/>
+      <w:r>
+        <w:rPr>
+          <w:b/>
+          <w:sz w:val="12"/>
+        </w:rPr>
+        <w:t>UniqueName</w:t>
+      </w:r>
+      <w:proofErr w:type="spellEnd"/>
+      <w:r>
+        <w:rPr>
+          <w:b/>
+          <w:sz w:val="12"/>
+        </w:rPr>
+        <w:t>);</w:t>
+      </w:r>
+    </w:p>
+    <w:p>
+      <w:pPr>
+        <w:jc w:val="left"/>
+        <w:rPr>
+          <w:b/>
+          <w:sz w:val="12"/>
+        </w:rPr>
+      </w:pPr>
+      <w:r>
+        <w:rPr>
+          <w:b/>
+          <w:sz w:val="12"/>
+        </w:rPr>
+        <w:t xml:space="preserve">    </w:t>
+      </w:r>
+      <w:proofErr w:type="spellStart"/>
+      <w:r>
+        <w:rPr>
+          <w:b/>
+          <w:sz w:val="12"/>
+        </w:rPr>
+        <w:t>ActorJsonObject</w:t>
+      </w:r>
+      <w:proofErr w:type="spellEnd"/>
+      <w:r>
+        <w:rPr>
+          <w:b/>
+          <w:sz w:val="12"/>
+        </w:rPr>
+        <w:t>-&gt;</w:t>
+      </w:r>
+      <w:proofErr w:type="spellStart"/>
+      <w:proofErr w:type="gramStart"/>
+      <w:r>
+        <w:rPr>
+          <w:b/>
+          <w:sz w:val="12"/>
+        </w:rPr>
+        <w:t>SetStringField</w:t>
+      </w:r>
+      <w:proofErr w:type="spellEnd"/>
+      <w:r>
+        <w:rPr>
+          <w:b/>
+          <w:sz w:val="12"/>
+        </w:rPr>
+        <w:t>(</w:t>
+      </w:r>
+      <w:proofErr w:type="gramEnd"/>
+      <w:r>
+        <w:rPr>
+          <w:b/>
+          <w:sz w:val="12"/>
+        </w:rPr>
+        <w:t>TEXT("</w:t>
+      </w:r>
+      <w:proofErr w:type="spellStart"/>
+      <w:r>
+        <w:rPr>
+          <w:b/>
+          <w:sz w:val="12"/>
+        </w:rPr>
+        <w:t>MeshFile</w:t>
+      </w:r>
+      <w:proofErr w:type="spellEnd"/>
+      <w:r>
+        <w:rPr>
+          <w:b/>
+          <w:sz w:val="12"/>
+        </w:rPr>
+        <w:t xml:space="preserve">"), TEXT("Meshes/") + </w:t>
+      </w:r>
+      <w:proofErr w:type="spellStart"/>
+      <w:r>
+        <w:rPr>
+          <w:b/>
+          <w:sz w:val="12"/>
+        </w:rPr>
+        <w:t>StaticMesh</w:t>
+      </w:r>
+      <w:proofErr w:type="spellEnd"/>
+      <w:r>
+        <w:rPr>
+          <w:b/>
+          <w:sz w:val="12"/>
+        </w:rPr>
+        <w:t>-&gt;</w:t>
+      </w:r>
+      <w:proofErr w:type="spellStart"/>
+      <w:r>
+        <w:rPr>
+          <w:b/>
+          <w:sz w:val="12"/>
+        </w:rPr>
+        <w:t>GetName</w:t>
+      </w:r>
+      <w:proofErr w:type="spellEnd"/>
+      <w:r>
+        <w:rPr>
+          <w:b/>
+          <w:sz w:val="12"/>
+        </w:rPr>
+        <w:t>() + TEXT(".</w:t>
+      </w:r>
+      <w:proofErr w:type="spellStart"/>
+      <w:r>
+        <w:rPr>
+          <w:b/>
+          <w:sz w:val="12"/>
+        </w:rPr>
+        <w:t>gltf</w:t>
+      </w:r>
+      <w:proofErr w:type="spellEnd"/>
+      <w:r>
+        <w:rPr>
+          <w:b/>
+          <w:sz w:val="12"/>
+        </w:rPr>
+        <w:t>"));</w:t>
+      </w:r>
+    </w:p>
+    <w:p>
+      <w:pPr>
+        <w:jc w:val="left"/>
+        <w:rPr>
+          <w:b/>
+          <w:sz w:val="12"/>
+        </w:rPr>
+      </w:pPr>
+    </w:p>
+    <w:p>
+      <w:pPr>
+        <w:jc w:val="left"/>
+        <w:rPr>
+          <w:b/>
+          <w:sz w:val="12"/>
+        </w:rPr>
+      </w:pPr>
+      <w:r>
+        <w:rPr>
+          <w:b/>
+          <w:sz w:val="12"/>
+        </w:rPr>
+        <w:t xml:space="preserve">    </w:t>
+      </w:r>
+      <w:proofErr w:type="gramStart"/>
+      <w:r>
+        <w:rPr>
+          <w:b/>
+          <w:sz w:val="12"/>
+        </w:rPr>
+        <w:t>// 재질</w:t>
+      </w:r>
+      <w:proofErr w:type="gramEnd"/>
+      <w:r>
+        <w:rPr>
+          <w:b/>
+          <w:sz w:val="12"/>
+        </w:rPr>
+        <w:t xml:space="preserve"> 목록 추가</w:t>
+      </w:r>
+    </w:p>
+    <w:p>
+      <w:pPr>
+        <w:jc w:val="left"/>
+        <w:rPr>
+          <w:b/>
+          <w:sz w:val="12"/>
+        </w:rPr>
+      </w:pPr>
+      <w:r>
+        <w:rPr>
+          <w:b/>
+          <w:sz w:val="12"/>
+        </w:rPr>
+        <w:t xml:space="preserve">    </w:t>
+      </w:r>
+      <w:proofErr w:type="spellStart"/>
+      <w:r>
+        <w:rPr>
+          <w:b/>
+          <w:sz w:val="12"/>
+        </w:rPr>
+        <w:t>TArray</w:t>
+      </w:r>
+      <w:proofErr w:type="spellEnd"/>
+      <w:r>
+        <w:rPr>
+          <w:b/>
+          <w:sz w:val="12"/>
+        </w:rPr>
+        <w:t>&lt;</w:t>
+      </w:r>
+      <w:proofErr w:type="spellStart"/>
+      <w:r>
+        <w:rPr>
+          <w:b/>
+          <w:sz w:val="12"/>
+        </w:rPr>
+        <w:t>TSharedPtr</w:t>
+      </w:r>
+      <w:proofErr w:type="spellEnd"/>
+      <w:r>
+        <w:rPr>
+          <w:b/>
+          <w:sz w:val="12"/>
+        </w:rPr>
+        <w:t>&lt;</w:t>
+      </w:r>
+      <w:proofErr w:type="spellStart"/>
+      <w:r>
+        <w:rPr>
+          <w:b/>
+          <w:sz w:val="12"/>
+        </w:rPr>
+        <w:t>FJsonValue</w:t>
+      </w:r>
+      <w:proofErr w:type="spellEnd"/>
+      <w:r>
+        <w:rPr>
+          <w:b/>
+          <w:sz w:val="12"/>
+        </w:rPr>
+        <w:t xml:space="preserve">&gt;&gt; </w:t>
+      </w:r>
+      <w:proofErr w:type="spellStart"/>
+      <w:r>
+        <w:rPr>
+          <w:b/>
+          <w:sz w:val="12"/>
+        </w:rPr>
+        <w:t>MaterialsArray</w:t>
+      </w:r>
+      <w:proofErr w:type="spellEnd"/>
+      <w:r>
+        <w:rPr>
+          <w:b/>
+          <w:sz w:val="12"/>
+        </w:rPr>
+        <w:t>;</w:t>
+      </w:r>
+    </w:p>
+    <w:p>
+      <w:pPr>
+        <w:jc w:val="left"/>
+        <w:rPr>
+          <w:b/>
+          <w:sz w:val="12"/>
+        </w:rPr>
+      </w:pPr>
+      <w:r>
+        <w:rPr>
+          <w:b/>
+          <w:sz w:val="12"/>
+        </w:rPr>
+        <w:t xml:space="preserve">    for (const </w:t>
+      </w:r>
+      <w:proofErr w:type="spellStart"/>
+      <w:r>
+        <w:rPr>
+          <w:b/>
+          <w:sz w:val="12"/>
+        </w:rPr>
+        <w:t>FStaticMaterial</w:t>
+      </w:r>
+      <w:proofErr w:type="spellEnd"/>
+      <w:r>
+        <w:rPr>
+          <w:b/>
+          <w:sz w:val="12"/>
+        </w:rPr>
+        <w:t xml:space="preserve">&amp; </w:t>
+      </w:r>
+      <w:proofErr w:type="gramStart"/>
+      <w:r>
+        <w:rPr>
+          <w:b/>
+          <w:sz w:val="12"/>
+        </w:rPr>
+        <w:t>Mat :</w:t>
+      </w:r>
+      <w:proofErr w:type="gramEnd"/>
+      <w:r>
+        <w:rPr>
+          <w:b/>
+          <w:sz w:val="12"/>
+        </w:rPr>
+        <w:t xml:space="preserve"> </w:t>
+      </w:r>
+      <w:proofErr w:type="spellStart"/>
+      <w:r>
+        <w:rPr>
+          <w:b/>
+          <w:sz w:val="12"/>
+        </w:rPr>
+        <w:t>StaticMesh</w:t>
+      </w:r>
+      <w:proofErr w:type="spellEnd"/>
+      <w:r>
+        <w:rPr>
+          <w:b/>
+          <w:sz w:val="12"/>
+        </w:rPr>
+        <w:t>-&gt;</w:t>
+      </w:r>
+      <w:proofErr w:type="spellStart"/>
+      <w:r>
+        <w:rPr>
+          <w:b/>
+          <w:sz w:val="12"/>
+        </w:rPr>
+        <w:t>GetStaticMaterials</w:t>
+      </w:r>
+      <w:proofErr w:type="spellEnd"/>
+      <w:r>
+        <w:rPr>
+          <w:b/>
+          <w:sz w:val="12"/>
+        </w:rPr>
+        <w:t>())</w:t>
+      </w:r>
+    </w:p>
+    <w:p>
+      <w:pPr>
+        <w:jc w:val="left"/>
+        <w:rPr>
+          <w:b/>
+          <w:sz w:val="12"/>
+        </w:rPr>
+      </w:pPr>
+      <w:r>
+        <w:rPr>
+          <w:b/>
+          <w:sz w:val="12"/>
+        </w:rPr>
+        <w:t xml:space="preserve">    {</w:t>
+      </w:r>
+    </w:p>
+    <w:p>
+      <w:pPr>
+        <w:jc w:val="left"/>
+        <w:rPr>
+          <w:b/>
+          <w:sz w:val="12"/>
+        </w:rPr>
+      </w:pPr>
+      <w:r>
+        <w:rPr>
+          <w:b/>
+          <w:sz w:val="12"/>
+        </w:rPr>
+        <w:t xml:space="preserve">        </w:t>
+      </w:r>
+      <w:proofErr w:type="spellStart"/>
+      <w:r>
+        <w:rPr>
+          <w:b/>
+          <w:sz w:val="12"/>
+        </w:rPr>
+        <w:t>FString</w:t>
+      </w:r>
+      <w:proofErr w:type="spellEnd"/>
+      <w:r>
+        <w:rPr>
+          <w:b/>
+          <w:sz w:val="12"/>
+        </w:rPr>
+        <w:t xml:space="preserve"> </w:t>
+      </w:r>
+      <w:proofErr w:type="spellStart"/>
+      <w:r>
+        <w:rPr>
+          <w:b/>
+          <w:sz w:val="12"/>
+        </w:rPr>
+        <w:t>MatName</w:t>
+      </w:r>
+      <w:proofErr w:type="spellEnd"/>
+      <w:r>
+        <w:rPr>
+          <w:b/>
+          <w:sz w:val="12"/>
+        </w:rPr>
+        <w:t xml:space="preserve"> = </w:t>
+      </w:r>
+      <w:proofErr w:type="spellStart"/>
+      <w:proofErr w:type="gramStart"/>
+      <w:r>
+        <w:rPr>
+          <w:b/>
+          <w:sz w:val="12"/>
+        </w:rPr>
+        <w:t>Mat.MaterialInterface</w:t>
+      </w:r>
+      <w:proofErr w:type="spellEnd"/>
+      <w:r>
+        <w:rPr>
+          <w:b/>
+          <w:sz w:val="12"/>
+        </w:rPr>
+        <w:t xml:space="preserve"> ?</w:t>
+      </w:r>
+      <w:proofErr w:type="gramEnd"/>
+      <w:r>
+        <w:rPr>
+          <w:b/>
+          <w:sz w:val="12"/>
+        </w:rPr>
+        <w:t xml:space="preserve"> </w:t>
+      </w:r>
+      <w:proofErr w:type="spellStart"/>
+      <w:r>
+        <w:rPr>
+          <w:b/>
+          <w:sz w:val="12"/>
+        </w:rPr>
+        <w:t>Mat.MaterialInterface</w:t>
+      </w:r>
+      <w:proofErr w:type="spellEnd"/>
+      <w:r>
+        <w:rPr>
+          <w:b/>
+          <w:sz w:val="12"/>
+        </w:rPr>
+        <w:t>-&gt;</w:t>
+      </w:r>
+      <w:proofErr w:type="spellStart"/>
+      <w:proofErr w:type="gramStart"/>
+      <w:r>
+        <w:rPr>
+          <w:b/>
+          <w:sz w:val="12"/>
+        </w:rPr>
+        <w:t>GetName</w:t>
+      </w:r>
+      <w:proofErr w:type="spellEnd"/>
+      <w:r>
+        <w:rPr>
+          <w:b/>
+          <w:sz w:val="12"/>
+        </w:rPr>
+        <w:t>(</w:t>
+      </w:r>
+      <w:proofErr w:type="gramEnd"/>
+      <w:r>
+        <w:rPr>
+          <w:b/>
+          <w:sz w:val="12"/>
+        </w:rPr>
+        <w:t>) : TEXT("None");</w:t>
+      </w:r>
+    </w:p>
+    <w:p>
+      <w:pPr>
+        <w:jc w:val="left"/>
+        <w:rPr>
+          <w:b/>
+          <w:sz w:val="12"/>
+        </w:rPr>
+      </w:pPr>
+      <w:r>
+        <w:rPr>
+          <w:b/>
+          <w:sz w:val="12"/>
+        </w:rPr>
+        <w:t xml:space="preserve">        </w:t>
+      </w:r>
+      <w:proofErr w:type="spellStart"/>
+      <w:r>
+        <w:rPr>
+          <w:b/>
+          <w:sz w:val="12"/>
+        </w:rPr>
+        <w:t>MaterialsArray.Add</w:t>
+      </w:r>
+      <w:proofErr w:type="spellEnd"/>
+      <w:r>
+        <w:rPr>
+          <w:b/>
+          <w:sz w:val="12"/>
+        </w:rPr>
+        <w:t>(</w:t>
+      </w:r>
+      <w:proofErr w:type="spellStart"/>
+      <w:proofErr w:type="gramStart"/>
+      <w:r>
+        <w:rPr>
+          <w:b/>
+          <w:sz w:val="12"/>
+        </w:rPr>
+        <w:t>MakeShareable</w:t>
+      </w:r>
+      <w:proofErr w:type="spellEnd"/>
+      <w:r>
+        <w:rPr>
+          <w:b/>
+          <w:sz w:val="12"/>
+        </w:rPr>
+        <w:t>(</w:t>
+      </w:r>
+      <w:proofErr w:type="gramEnd"/>
+      <w:r>
+        <w:rPr>
+          <w:b/>
+          <w:sz w:val="12"/>
+        </w:rPr>
+        <w:t xml:space="preserve">new </w:t>
+      </w:r>
+      <w:proofErr w:type="spellStart"/>
+      <w:r>
+        <w:rPr>
+          <w:b/>
+          <w:sz w:val="12"/>
+        </w:rPr>
+        <w:t>FJsonValueString</w:t>
+      </w:r>
+      <w:proofErr w:type="spellEnd"/>
+      <w:r>
+        <w:rPr>
+          <w:b/>
+          <w:sz w:val="12"/>
+        </w:rPr>
+        <w:t>(</w:t>
+      </w:r>
+      <w:proofErr w:type="spellStart"/>
+      <w:r>
+        <w:rPr>
+          <w:b/>
+          <w:sz w:val="12"/>
+        </w:rPr>
+        <w:t>MatName</w:t>
+      </w:r>
+      <w:proofErr w:type="spellEnd"/>
+      <w:r>
+        <w:rPr>
+          <w:b/>
+          <w:sz w:val="12"/>
+        </w:rPr>
+        <w:t>)));</w:t>
+      </w:r>
+    </w:p>
+    <w:p>
+      <w:pPr>
+        <w:jc w:val="left"/>
+        <w:rPr>
+          <w:b/>
+          <w:sz w:val="12"/>
+        </w:rPr>
+      </w:pPr>
+      <w:r>
+        <w:rPr>
+          <w:b/>
+          <w:sz w:val="12"/>
+        </w:rPr>
+        <w:t xml:space="preserve">    }</w:t>
+      </w:r>
+    </w:p>
+    <w:p>
+      <w:pPr>
+        <w:jc w:val="left"/>
+        <w:rPr>
+          <w:b/>
+          <w:sz w:val="12"/>
+        </w:rPr>
+      </w:pPr>
+      <w:r>
+        <w:rPr>
+          <w:b/>
+          <w:sz w:val="12"/>
+        </w:rPr>
+        <w:t xml:space="preserve">    </w:t>
+      </w:r>
+      <w:proofErr w:type="spellStart"/>
+      <w:r>
+        <w:rPr>
+          <w:b/>
+          <w:sz w:val="12"/>
+        </w:rPr>
+        <w:t>ActorJsonObject</w:t>
+      </w:r>
+      <w:proofErr w:type="spellEnd"/>
+      <w:r>
+        <w:rPr>
+          <w:b/>
+          <w:sz w:val="12"/>
+        </w:rPr>
+        <w:t>-&gt;</w:t>
+      </w:r>
+      <w:proofErr w:type="spellStart"/>
+      <w:proofErr w:type="gramStart"/>
+      <w:r>
+        <w:rPr>
+          <w:b/>
+          <w:sz w:val="12"/>
+        </w:rPr>
+        <w:t>SetArrayField</w:t>
+      </w:r>
+      <w:proofErr w:type="spellEnd"/>
+      <w:r>
+        <w:rPr>
+          <w:b/>
+          <w:sz w:val="12"/>
+        </w:rPr>
+        <w:t>(</w:t>
+      </w:r>
+      <w:proofErr w:type="gramEnd"/>
+      <w:r>
+        <w:rPr>
+          <w:b/>
+          <w:sz w:val="12"/>
+        </w:rPr>
+        <w:t xml:space="preserve">TEXT("Materials"), </w:t>
+      </w:r>
+      <w:proofErr w:type="spellStart"/>
+      <w:r>
+        <w:rPr>
+          <w:b/>
+          <w:sz w:val="12"/>
+        </w:rPr>
+        <w:t>MaterialsArray</w:t>
+      </w:r>
+      <w:proofErr w:type="spellEnd"/>
+      <w:r>
+        <w:rPr>
+          <w:b/>
+          <w:sz w:val="12"/>
+        </w:rPr>
+        <w:t>);</w:t>
+      </w:r>
+    </w:p>
+    <w:p>
+      <w:pPr>
+        <w:jc w:val="left"/>
+        <w:rPr>
+          <w:b/>
+          <w:sz w:val="12"/>
+        </w:rPr>
+      </w:pPr>
+    </w:p>
+    <w:p>
+      <w:pPr>
+        <w:jc w:val="left"/>
+        <w:rPr>
+          <w:b/>
+          <w:sz w:val="12"/>
+        </w:rPr>
+      </w:pPr>
+      <w:r>
+        <w:rPr>
+          <w:b/>
+          <w:sz w:val="12"/>
+        </w:rPr>
+        <w:t xml:space="preserve">    </w:t>
+      </w:r>
+      <w:proofErr w:type="gramStart"/>
+      <w:r>
+        <w:rPr>
+          <w:b/>
+          <w:sz w:val="12"/>
+        </w:rPr>
+        <w:t>// 트랜스폼</w:t>
+      </w:r>
+      <w:proofErr w:type="gramEnd"/>
+      <w:r>
+        <w:rPr>
+          <w:b/>
+          <w:sz w:val="12"/>
+        </w:rPr>
+        <w:t xml:space="preserve"> 데이터 (각 컴포넌트의 월드 트랜스폼 기준)</w:t>
+      </w:r>
+    </w:p>
+    <w:p>
+      <w:pPr>
+        <w:jc w:val="left"/>
+        <w:rPr>
+          <w:b/>
+          <w:sz w:val="12"/>
+        </w:rPr>
+      </w:pPr>
+      <w:r>
+        <w:rPr>
+          <w:b/>
+          <w:sz w:val="12"/>
+        </w:rPr>
+        <w:t xml:space="preserve">    </w:t>
+      </w:r>
+      <w:proofErr w:type="spellStart"/>
+      <w:r>
+        <w:rPr>
+          <w:b/>
+          <w:sz w:val="12"/>
+        </w:rPr>
+        <w:t>FVector</w:t>
+      </w:r>
+      <w:proofErr w:type="spellEnd"/>
+      <w:r>
+        <w:rPr>
+          <w:b/>
+          <w:sz w:val="12"/>
+        </w:rPr>
+        <w:t xml:space="preserve"> Loc = </w:t>
+      </w:r>
+      <w:proofErr w:type="spellStart"/>
+      <w:r>
+        <w:rPr>
+          <w:b/>
+          <w:sz w:val="12"/>
+        </w:rPr>
+        <w:t>MeshComponent</w:t>
+      </w:r>
+      <w:proofErr w:type="spellEnd"/>
+      <w:r>
+        <w:rPr>
+          <w:b/>
+          <w:sz w:val="12"/>
+        </w:rPr>
+        <w:t>-&gt;</w:t>
+      </w:r>
+      <w:proofErr w:type="spellStart"/>
+      <w:proofErr w:type="gramStart"/>
+      <w:r>
+        <w:rPr>
+          <w:b/>
+          <w:sz w:val="12"/>
+        </w:rPr>
+        <w:t>GetComponentLocation</w:t>
+      </w:r>
+      <w:proofErr w:type="spellEnd"/>
+      <w:r>
+        <w:rPr>
+          <w:b/>
+          <w:sz w:val="12"/>
+        </w:rPr>
+        <w:t>(</w:t>
+      </w:r>
+      <w:proofErr w:type="gramEnd"/>
+      <w:r>
+        <w:rPr>
+          <w:b/>
+          <w:sz w:val="12"/>
+        </w:rPr>
+        <w:t>) / 100.0f;</w:t>
+      </w:r>
+    </w:p>
+    <w:p>
+      <w:pPr>
+        <w:jc w:val="left"/>
+        <w:rPr>
+          <w:b/>
+          <w:sz w:val="12"/>
+        </w:rPr>
+      </w:pPr>
+      <w:r>
+        <w:rPr>
+          <w:b/>
+          <w:sz w:val="12"/>
+        </w:rPr>
+        <w:t xml:space="preserve">    </w:t>
+      </w:r>
+      <w:proofErr w:type="spellStart"/>
+      <w:r>
+        <w:rPr>
+          <w:b/>
+          <w:sz w:val="12"/>
+        </w:rPr>
+        <w:t>FQuat</w:t>
+      </w:r>
+      <w:proofErr w:type="spellEnd"/>
+      <w:r>
+        <w:rPr>
+          <w:b/>
+          <w:sz w:val="12"/>
+        </w:rPr>
+        <w:t xml:space="preserve"> Rot = </w:t>
+      </w:r>
+      <w:proofErr w:type="spellStart"/>
+      <w:r>
+        <w:rPr>
+          <w:b/>
+          <w:sz w:val="12"/>
+        </w:rPr>
+        <w:t>MeshComponent</w:t>
+      </w:r>
+      <w:proofErr w:type="spellEnd"/>
+      <w:r>
+        <w:rPr>
+          <w:b/>
+          <w:sz w:val="12"/>
+        </w:rPr>
+        <w:t>-&gt;</w:t>
+      </w:r>
+      <w:proofErr w:type="spellStart"/>
+      <w:proofErr w:type="gramStart"/>
+      <w:r>
+        <w:rPr>
+          <w:b/>
+          <w:sz w:val="12"/>
+        </w:rPr>
+        <w:t>GetComponentQuat</w:t>
+      </w:r>
+      <w:proofErr w:type="spellEnd"/>
+      <w:r>
+        <w:rPr>
+          <w:b/>
+          <w:sz w:val="12"/>
+        </w:rPr>
+        <w:t>(</w:t>
+      </w:r>
+      <w:proofErr w:type="gramEnd"/>
+      <w:r>
+        <w:rPr>
+          <w:b/>
+          <w:sz w:val="12"/>
+        </w:rPr>
+        <w:t>);</w:t>
+      </w:r>
+    </w:p>
+    <w:p>
+      <w:pPr>
+        <w:jc w:val="left"/>
+        <w:rPr>
+          <w:b/>
+          <w:sz w:val="12"/>
+        </w:rPr>
+      </w:pPr>
+      <w:r>
+        <w:rPr>
+          <w:b/>
+          <w:sz w:val="12"/>
+        </w:rPr>
+        <w:t xml:space="preserve">    </w:t>
+      </w:r>
+      <w:proofErr w:type="spellStart"/>
+      <w:r>
+        <w:rPr>
+          <w:b/>
+          <w:sz w:val="12"/>
+        </w:rPr>
+        <w:t>FVector</w:t>
+      </w:r>
+      <w:proofErr w:type="spellEnd"/>
+      <w:r>
+        <w:rPr>
+          <w:b/>
+          <w:sz w:val="12"/>
+        </w:rPr>
+        <w:t xml:space="preserve"> Scale = </w:t>
+      </w:r>
+      <w:proofErr w:type="spellStart"/>
+      <w:r>
+        <w:rPr>
+          <w:b/>
+          <w:sz w:val="12"/>
+        </w:rPr>
+        <w:t>MeshComponent</w:t>
+      </w:r>
+      <w:proofErr w:type="spellEnd"/>
+      <w:r>
+        <w:rPr>
+          <w:b/>
+          <w:sz w:val="12"/>
+        </w:rPr>
+        <w:t>-&gt;</w:t>
+      </w:r>
+      <w:proofErr w:type="spellStart"/>
+      <w:proofErr w:type="gramStart"/>
+      <w:r>
+        <w:rPr>
+          <w:b/>
+          <w:sz w:val="12"/>
+        </w:rPr>
+        <w:t>GetComponentScale</w:t>
+      </w:r>
+      <w:proofErr w:type="spellEnd"/>
+      <w:r>
+        <w:rPr>
+          <w:b/>
+          <w:sz w:val="12"/>
+        </w:rPr>
+        <w:t>(</w:t>
+      </w:r>
+      <w:proofErr w:type="gramEnd"/>
+      <w:r>
+        <w:rPr>
+          <w:b/>
+          <w:sz w:val="12"/>
+        </w:rPr>
+        <w:t>);</w:t>
+      </w:r>
+    </w:p>
+    <w:p>
+      <w:pPr>
+        <w:jc w:val="left"/>
+        <w:rPr>
+          <w:b/>
+          <w:sz w:val="12"/>
+        </w:rPr>
+      </w:pPr>
+    </w:p>
+    <w:p>
+      <w:pPr>
+        <w:jc w:val="left"/>
+        <w:rPr>
+          <w:b/>
+          <w:sz w:val="12"/>
+        </w:rPr>
+      </w:pPr>
+      <w:r>
+        <w:rPr>
+          <w:b/>
+          <w:sz w:val="12"/>
+        </w:rPr>
+        <w:t xml:space="preserve">    </w:t>
+      </w:r>
+      <w:proofErr w:type="spellStart"/>
+      <w:r>
+        <w:rPr>
+          <w:b/>
+          <w:sz w:val="12"/>
+        </w:rPr>
+        <w:t>TSharedPtr</w:t>
+      </w:r>
+      <w:proofErr w:type="spellEnd"/>
+      <w:r>
+        <w:rPr>
+          <w:b/>
+          <w:sz w:val="12"/>
+        </w:rPr>
+        <w:t>&lt;</w:t>
+      </w:r>
+      <w:proofErr w:type="spellStart"/>
+      <w:r>
+        <w:rPr>
+          <w:b/>
+          <w:sz w:val="12"/>
+        </w:rPr>
+        <w:t>FJsonObject</w:t>
+      </w:r>
+      <w:proofErr w:type="spellEnd"/>
+      <w:r>
+        <w:rPr>
+          <w:b/>
+          <w:sz w:val="12"/>
+        </w:rPr>
+        <w:t xml:space="preserve">&gt; </w:t>
+      </w:r>
+      <w:proofErr w:type="spellStart"/>
+      <w:r>
+        <w:rPr>
+          <w:b/>
+          <w:sz w:val="12"/>
+        </w:rPr>
+        <w:t>TransformObject</w:t>
+      </w:r>
+      <w:proofErr w:type="spellEnd"/>
+      <w:r>
+        <w:rPr>
+          <w:b/>
+          <w:sz w:val="12"/>
+        </w:rPr>
+        <w:t xml:space="preserve"> = </w:t>
+      </w:r>
+      <w:proofErr w:type="spellStart"/>
+      <w:proofErr w:type="gramStart"/>
+      <w:r>
+        <w:rPr>
+          <w:b/>
+          <w:sz w:val="12"/>
+        </w:rPr>
+        <w:t>MakeShareable</w:t>
+      </w:r>
+      <w:proofErr w:type="spellEnd"/>
+      <w:r>
+        <w:rPr>
+          <w:b/>
+          <w:sz w:val="12"/>
+        </w:rPr>
+        <w:t>(</w:t>
+      </w:r>
+      <w:proofErr w:type="gramEnd"/>
+      <w:r>
+        <w:rPr>
+          <w:b/>
+          <w:sz w:val="12"/>
+        </w:rPr>
+        <w:t xml:space="preserve">new </w:t>
+      </w:r>
+      <w:proofErr w:type="spellStart"/>
+      <w:r>
+        <w:rPr>
+          <w:b/>
+          <w:sz w:val="12"/>
+        </w:rPr>
+        <w:t>FJsonObject</w:t>
+      </w:r>
+      <w:proofErr w:type="spellEnd"/>
+      <w:r>
+        <w:rPr>
+          <w:b/>
+          <w:sz w:val="12"/>
+        </w:rPr>
+        <w:t>());</w:t>
+      </w:r>
+    </w:p>
+    <w:p>
+      <w:pPr>
+        <w:jc w:val="left"/>
+        <w:rPr>
+          <w:b/>
+          <w:sz w:val="12"/>
+        </w:rPr>
+      </w:pPr>
+      <w:r>
+        <w:rPr>
+          <w:b/>
+          <w:sz w:val="12"/>
+        </w:rPr>
+        <w:t xml:space="preserve">    </w:t>
+      </w:r>
+      <w:proofErr w:type="spellStart"/>
+      <w:r>
+        <w:rPr>
+          <w:b/>
+          <w:sz w:val="12"/>
+        </w:rPr>
+        <w:t>TransformObject</w:t>
+      </w:r>
+      <w:proofErr w:type="spellEnd"/>
+      <w:r>
+        <w:rPr>
+          <w:b/>
+          <w:sz w:val="12"/>
+        </w:rPr>
+        <w:t>-&gt;</w:t>
+      </w:r>
+      <w:proofErr w:type="spellStart"/>
+      <w:proofErr w:type="gramStart"/>
+      <w:r>
+        <w:rPr>
+          <w:b/>
+          <w:sz w:val="12"/>
+        </w:rPr>
+        <w:t>SetObjectField</w:t>
+      </w:r>
+      <w:proofErr w:type="spellEnd"/>
+      <w:r>
+        <w:rPr>
+          <w:b/>
+          <w:sz w:val="12"/>
+        </w:rPr>
+        <w:t>(</w:t>
+      </w:r>
+      <w:proofErr w:type="gramEnd"/>
+      <w:r>
+        <w:rPr>
+          <w:b/>
+          <w:sz w:val="12"/>
+        </w:rPr>
+        <w:t xml:space="preserve">TEXT("Location"), </w:t>
+      </w:r>
+      <w:proofErr w:type="spellStart"/>
+      <w:r>
+        <w:rPr>
+          <w:b/>
+          <w:sz w:val="12"/>
+        </w:rPr>
+        <w:t>VectorToJsonObject</w:t>
+      </w:r>
+      <w:proofErr w:type="spellEnd"/>
+      <w:r>
+        <w:rPr>
+          <w:b/>
+          <w:sz w:val="12"/>
+        </w:rPr>
+        <w:t>(</w:t>
+      </w:r>
+      <w:proofErr w:type="spellStart"/>
+      <w:r>
+        <w:rPr>
+          <w:b/>
+          <w:sz w:val="12"/>
+        </w:rPr>
+        <w:t>FVector</w:t>
+      </w:r>
+      <w:proofErr w:type="spellEnd"/>
+      <w:r>
+        <w:rPr>
+          <w:b/>
+          <w:sz w:val="12"/>
+        </w:rPr>
+        <w:t>(</w:t>
+      </w:r>
+      <w:proofErr w:type="spellStart"/>
+      <w:r>
+        <w:rPr>
+          <w:b/>
+          <w:sz w:val="12"/>
+        </w:rPr>
+        <w:t>Loc.X</w:t>
+      </w:r>
+      <w:proofErr w:type="spellEnd"/>
+      <w:r>
+        <w:rPr>
+          <w:b/>
+          <w:sz w:val="12"/>
+        </w:rPr>
+        <w:t xml:space="preserve">, </w:t>
+      </w:r>
+      <w:proofErr w:type="spellStart"/>
+      <w:r>
+        <w:rPr>
+          <w:b/>
+          <w:sz w:val="12"/>
+        </w:rPr>
+        <w:t>Loc.Z</w:t>
+      </w:r>
+      <w:proofErr w:type="spellEnd"/>
+      <w:r>
+        <w:rPr>
+          <w:b/>
+          <w:sz w:val="12"/>
+        </w:rPr>
+        <w:t xml:space="preserve">, </w:t>
+      </w:r>
+      <w:proofErr w:type="spellStart"/>
+      <w:r>
+        <w:rPr>
+          <w:b/>
+          <w:sz w:val="12"/>
+        </w:rPr>
+        <w:t>Loc.Y</w:t>
+      </w:r>
+      <w:proofErr w:type="spellEnd"/>
+      <w:r>
+        <w:rPr>
+          <w:b/>
+          <w:sz w:val="12"/>
+        </w:rPr>
+        <w:t>)));</w:t>
+      </w:r>
+    </w:p>
+    <w:p>
+      <w:pPr>
+        <w:jc w:val="left"/>
+        <w:rPr>
+          <w:b/>
+          <w:sz w:val="12"/>
+        </w:rPr>
+      </w:pPr>
+      <w:r>
+        <w:rPr>
+          <w:b/>
+          <w:sz w:val="12"/>
+        </w:rPr>
+        <w:t xml:space="preserve">    </w:t>
+      </w:r>
+      <w:proofErr w:type="spellStart"/>
+      <w:r>
+        <w:rPr>
+          <w:b/>
+          <w:sz w:val="12"/>
+        </w:rPr>
+        <w:t>TransformObject</w:t>
+      </w:r>
+      <w:proofErr w:type="spellEnd"/>
+      <w:r>
+        <w:rPr>
+          <w:b/>
+          <w:sz w:val="12"/>
+        </w:rPr>
+        <w:t>-&gt;</w:t>
+      </w:r>
+      <w:proofErr w:type="spellStart"/>
+      <w:proofErr w:type="gramStart"/>
+      <w:r>
+        <w:rPr>
+          <w:b/>
+          <w:sz w:val="12"/>
+        </w:rPr>
+        <w:t>SetObjectField</w:t>
+      </w:r>
+      <w:proofErr w:type="spellEnd"/>
+      <w:r>
+        <w:rPr>
+          <w:b/>
+          <w:sz w:val="12"/>
+        </w:rPr>
+        <w:t>(</w:t>
+      </w:r>
+      <w:proofErr w:type="gramEnd"/>
+      <w:r>
+        <w:rPr>
+          <w:b/>
+          <w:sz w:val="12"/>
+        </w:rPr>
+        <w:t xml:space="preserve">TEXT("Rotation"), </w:t>
+      </w:r>
+      <w:proofErr w:type="spellStart"/>
+      <w:r>
+        <w:rPr>
+          <w:b/>
+          <w:sz w:val="12"/>
+        </w:rPr>
+        <w:t>QuaternionToJsonObject</w:t>
+      </w:r>
+      <w:proofErr w:type="spellEnd"/>
+      <w:r>
+        <w:rPr>
+          <w:b/>
+          <w:sz w:val="12"/>
+        </w:rPr>
+        <w:t>(</w:t>
+      </w:r>
+      <w:proofErr w:type="spellStart"/>
+      <w:r>
+        <w:rPr>
+          <w:b/>
+          <w:sz w:val="12"/>
+        </w:rPr>
+        <w:t>FQuat</w:t>
+      </w:r>
+      <w:proofErr w:type="spellEnd"/>
+      <w:r>
+        <w:rPr>
+          <w:b/>
+          <w:sz w:val="12"/>
+        </w:rPr>
+        <w:t>(</w:t>
+      </w:r>
+      <w:proofErr w:type="spellStart"/>
+      <w:r>
+        <w:rPr>
+          <w:b/>
+          <w:sz w:val="12"/>
+        </w:rPr>
+        <w:t>Rot.X</w:t>
+      </w:r>
+      <w:proofErr w:type="spellEnd"/>
+      <w:r>
+        <w:rPr>
+          <w:b/>
+          <w:sz w:val="12"/>
+        </w:rPr>
+        <w:t xml:space="preserve">, </w:t>
+      </w:r>
+      <w:proofErr w:type="spellStart"/>
+      <w:r>
+        <w:rPr>
+          <w:b/>
+          <w:sz w:val="12"/>
+        </w:rPr>
+        <w:t>Rot.Z</w:t>
+      </w:r>
+      <w:proofErr w:type="spellEnd"/>
+      <w:r>
+        <w:rPr>
+          <w:b/>
+          <w:sz w:val="12"/>
+        </w:rPr>
+        <w:t xml:space="preserve">, </w:t>
+      </w:r>
+      <w:proofErr w:type="spellStart"/>
+      <w:r>
+        <w:rPr>
+          <w:b/>
+          <w:sz w:val="12"/>
+        </w:rPr>
+        <w:t>Rot.Y</w:t>
+      </w:r>
+      <w:proofErr w:type="spellEnd"/>
+      <w:r>
+        <w:rPr>
+          <w:b/>
+          <w:sz w:val="12"/>
+        </w:rPr>
+        <w:t>, -</w:t>
+      </w:r>
+      <w:proofErr w:type="spellStart"/>
+      <w:r>
+        <w:rPr>
+          <w:b/>
+          <w:sz w:val="12"/>
+        </w:rPr>
+        <w:t>Rot.W</w:t>
+      </w:r>
+      <w:proofErr w:type="spellEnd"/>
+      <w:r>
+        <w:rPr>
+          <w:b/>
+          <w:sz w:val="12"/>
+        </w:rPr>
+        <w:t>)));</w:t>
+      </w:r>
+    </w:p>
+    <w:p>
+      <w:pPr>
+        <w:jc w:val="left"/>
+        <w:rPr>
+          <w:b/>
+          <w:sz w:val="12"/>
+        </w:rPr>
+      </w:pPr>
+      <w:r>
+        <w:rPr>
+          <w:b/>
+          <w:sz w:val="12"/>
+        </w:rPr>
+        <w:t xml:space="preserve">    </w:t>
+      </w:r>
+      <w:proofErr w:type="spellStart"/>
+      <w:r>
+        <w:rPr>
+          <w:b/>
+          <w:sz w:val="12"/>
+        </w:rPr>
+        <w:t>TransformObject</w:t>
+      </w:r>
+      <w:proofErr w:type="spellEnd"/>
+      <w:r>
+        <w:rPr>
+          <w:b/>
+          <w:sz w:val="12"/>
+        </w:rPr>
+        <w:t>-&gt;</w:t>
+      </w:r>
+      <w:proofErr w:type="spellStart"/>
+      <w:proofErr w:type="gramStart"/>
+      <w:r>
+        <w:rPr>
+          <w:b/>
+          <w:sz w:val="12"/>
+        </w:rPr>
+        <w:t>SetObjectField</w:t>
+      </w:r>
+      <w:proofErr w:type="spellEnd"/>
+      <w:r>
+        <w:rPr>
+          <w:b/>
+          <w:sz w:val="12"/>
+        </w:rPr>
+        <w:t>(</w:t>
+      </w:r>
+      <w:proofErr w:type="gramEnd"/>
+      <w:r>
+        <w:rPr>
+          <w:b/>
+          <w:sz w:val="12"/>
+        </w:rPr>
+        <w:t xml:space="preserve">TEXT("Scale"), </w:t>
+      </w:r>
+      <w:proofErr w:type="spellStart"/>
+      <w:r>
+        <w:rPr>
+          <w:b/>
+          <w:sz w:val="12"/>
+        </w:rPr>
+        <w:t>VectorToJsonObject</w:t>
+      </w:r>
+      <w:proofErr w:type="spellEnd"/>
+      <w:r>
+        <w:rPr>
+          <w:b/>
+          <w:sz w:val="12"/>
+        </w:rPr>
+        <w:t>(</w:t>
+      </w:r>
+      <w:proofErr w:type="spellStart"/>
+      <w:r>
+        <w:rPr>
+          <w:b/>
+          <w:sz w:val="12"/>
+        </w:rPr>
+        <w:t>FVector</w:t>
+      </w:r>
+      <w:proofErr w:type="spellEnd"/>
+      <w:r>
+        <w:rPr>
+          <w:b/>
+          <w:sz w:val="12"/>
+        </w:rPr>
+        <w:t>(</w:t>
+      </w:r>
+      <w:proofErr w:type="spellStart"/>
+      <w:r>
+        <w:rPr>
+          <w:b/>
+          <w:sz w:val="12"/>
+        </w:rPr>
+        <w:t>Scale.X</w:t>
+      </w:r>
+      <w:proofErr w:type="spellEnd"/>
+      <w:r>
+        <w:rPr>
+          <w:b/>
+          <w:sz w:val="12"/>
+        </w:rPr>
+        <w:t xml:space="preserve">, </w:t>
+      </w:r>
+      <w:proofErr w:type="spellStart"/>
+      <w:r>
+        <w:rPr>
+          <w:b/>
+          <w:sz w:val="12"/>
+        </w:rPr>
+        <w:t>Scale.Z</w:t>
+      </w:r>
+      <w:proofErr w:type="spellEnd"/>
+      <w:r>
+        <w:rPr>
+          <w:b/>
+          <w:sz w:val="12"/>
+        </w:rPr>
+        <w:t xml:space="preserve">, </w:t>
+      </w:r>
+      <w:proofErr w:type="spellStart"/>
+      <w:r>
+        <w:rPr>
+          <w:b/>
+          <w:sz w:val="12"/>
+        </w:rPr>
+        <w:t>Scale.Y</w:t>
+      </w:r>
+      <w:proofErr w:type="spellEnd"/>
+      <w:r>
+        <w:rPr>
+          <w:b/>
+          <w:sz w:val="12"/>
+        </w:rPr>
+        <w:t>)));</w:t>
+      </w:r>
+    </w:p>
+    <w:p>
+      <w:pPr>
+        <w:jc w:val="left"/>
+        <w:rPr>
+          <w:b/>
+          <w:sz w:val="12"/>
+        </w:rPr>
+      </w:pPr>
+      <w:r>
+        <w:rPr>
+          <w:b/>
+          <w:sz w:val="12"/>
+        </w:rPr>
+        <w:t xml:space="preserve">    </w:t>
+      </w:r>
+      <w:proofErr w:type="spellStart"/>
+      <w:r>
+        <w:rPr>
+          <w:b/>
+          <w:sz w:val="12"/>
+        </w:rPr>
+        <w:t>ActorJsonObject</w:t>
+      </w:r>
+      <w:proofErr w:type="spellEnd"/>
+      <w:r>
+        <w:rPr>
+          <w:b/>
+          <w:sz w:val="12"/>
+        </w:rPr>
+        <w:t>-&gt;</w:t>
+      </w:r>
+      <w:proofErr w:type="spellStart"/>
+      <w:proofErr w:type="gramStart"/>
+      <w:r>
+        <w:rPr>
+          <w:b/>
+          <w:sz w:val="12"/>
+        </w:rPr>
+        <w:t>SetObjectField</w:t>
+      </w:r>
+      <w:proofErr w:type="spellEnd"/>
+      <w:r>
+        <w:rPr>
+          <w:b/>
+          <w:sz w:val="12"/>
+        </w:rPr>
+        <w:t>(</w:t>
+      </w:r>
+      <w:proofErr w:type="gramEnd"/>
+      <w:r>
+        <w:rPr>
+          <w:b/>
+          <w:sz w:val="12"/>
+        </w:rPr>
+        <w:t xml:space="preserve">TEXT("Transform"), </w:t>
+      </w:r>
+      <w:proofErr w:type="spellStart"/>
+      <w:r>
+        <w:rPr>
+          <w:b/>
+          <w:sz w:val="12"/>
+        </w:rPr>
+        <w:t>TransformObject</w:t>
+      </w:r>
+      <w:proofErr w:type="spellEnd"/>
+      <w:r>
+        <w:rPr>
+          <w:b/>
+          <w:sz w:val="12"/>
+        </w:rPr>
+        <w:t>);</w:t>
+      </w:r>
+    </w:p>
+    <w:p>
+      <w:pPr>
+        <w:jc w:val="left"/>
+        <w:rPr>
+          <w:b/>
+          <w:sz w:val="12"/>
+        </w:rPr>
+      </w:pPr>
+    </w:p>
+    <w:p>
+      <w:pPr>
+        <w:jc w:val="left"/>
+        <w:rPr>
+          <w:b/>
+          <w:sz w:val="12"/>
+        </w:rPr>
+      </w:pPr>
+      <w:r>
+        <w:rPr>
+          <w:b/>
+          <w:sz w:val="12"/>
+        </w:rPr>
+        <w:t xml:space="preserve">    </w:t>
+      </w:r>
+      <w:proofErr w:type="gramStart"/>
+      <w:r>
+        <w:rPr>
+          <w:b/>
+          <w:sz w:val="12"/>
+        </w:rPr>
+        <w:t>// 리스트에</w:t>
+      </w:r>
+      <w:proofErr w:type="gramEnd"/>
+      <w:r>
+        <w:rPr>
+          <w:b/>
+          <w:sz w:val="12"/>
+        </w:rPr>
+        <w:t xml:space="preserve"> 추가</w:t>
+      </w:r>
+    </w:p>
+    <w:p>
+      <w:pPr>
+        <w:jc w:val="left"/>
+        <w:rPr>
+          <w:b/>
+          <w:sz w:val="12"/>
+        </w:rPr>
+      </w:pPr>
+      <w:r>
+        <w:rPr>
+          <w:b/>
+          <w:sz w:val="12"/>
+        </w:rPr>
+        <w:t xml:space="preserve">    </w:t>
+      </w:r>
+      <w:proofErr w:type="spellStart"/>
+      <w:r>
+        <w:rPr>
+          <w:b/>
+          <w:sz w:val="12"/>
+        </w:rPr>
+        <w:t>ActorJsonArray.Add</w:t>
+      </w:r>
+      <w:proofErr w:type="spellEnd"/>
+      <w:r>
+        <w:rPr>
+          <w:b/>
+          <w:sz w:val="12"/>
+        </w:rPr>
+        <w:t>(</w:t>
+      </w:r>
+      <w:proofErr w:type="spellStart"/>
+      <w:proofErr w:type="gramStart"/>
+      <w:r>
+        <w:rPr>
+          <w:b/>
+          <w:sz w:val="12"/>
+        </w:rPr>
+        <w:t>MakeShareable</w:t>
+      </w:r>
+      <w:proofErr w:type="spellEnd"/>
+      <w:r>
+        <w:rPr>
+          <w:b/>
+          <w:sz w:val="12"/>
+        </w:rPr>
+        <w:t>(</w:t>
+      </w:r>
+      <w:proofErr w:type="gramEnd"/>
+      <w:r>
+        <w:rPr>
+          <w:b/>
+          <w:sz w:val="12"/>
+        </w:rPr>
+        <w:t xml:space="preserve">new </w:t>
+      </w:r>
+      <w:proofErr w:type="spellStart"/>
+      <w:r>
+        <w:rPr>
+          <w:b/>
+          <w:sz w:val="12"/>
+        </w:rPr>
+        <w:t>FJsonValueObject</w:t>
+      </w:r>
+      <w:proofErr w:type="spellEnd"/>
+      <w:r>
+        <w:rPr>
+          <w:b/>
+          <w:sz w:val="12"/>
+        </w:rPr>
+        <w:t>(</w:t>
+      </w:r>
+      <w:proofErr w:type="spellStart"/>
+      <w:r>
+        <w:rPr>
+          <w:b/>
+          <w:sz w:val="12"/>
+        </w:rPr>
+        <w:t>ActorJsonObject</w:t>
+      </w:r>
+      <w:proofErr w:type="spellEnd"/>
+      <w:r>
+        <w:rPr>
+          <w:b/>
+          <w:sz w:val="12"/>
+        </w:rPr>
+        <w:t>)));</w:t>
+      </w:r>
+    </w:p>
+    <w:p>
+      <w:pPr>
+        <w:jc w:val="left"/>
+        <w:rPr>
+          <w:b/>
+          <w:sz w:val="12"/>
+        </w:rPr>
+      </w:pPr>
+      <w:r>
+        <w:rPr>
+          <w:b/>
+          <w:sz w:val="12"/>
+        </w:rPr>
+        <w:t>}</w:t>
+      </w:r>
+    </w:p>
+    <w:p>
+      <w:pPr>
+        <w:jc w:val="left"/>
+        <w:rPr>
+          <w:rFonts w:hint="eastAsia"/>
+          <w:b/>
+          <w:sz w:val="12"/>
+        </w:rPr>
+      </w:pPr>
+      <w:r>
+        <w:rPr>
+          <w:b/>
+          <w:sz w:val="12"/>
+        </w:rPr>
+        <w:t>}</w:t>
+      </w:r>
+    </w:p>
+    <w:p>
+      <w:pPr>
+        <w:jc w:val="left"/>
+        <w:rPr>
+          <w:b/>
+          <w:sz w:val="22"/>
+        </w:rPr>
+      </w:pPr>
+      <w:r>
+        <w:rPr>
+          <w:rFonts w:hint="eastAsia"/>
+          <w:b/>
+          <w:sz w:val="22"/>
+        </w:rPr>
+        <w:t xml:space="preserve">위와 같이 </w:t>
+      </w:r>
+      <w:proofErr w:type="spellStart"/>
+      <w:r>
+        <w:rPr>
+          <w:rFonts w:hint="eastAsia"/>
+          <w:b/>
+          <w:sz w:val="22"/>
+        </w:rPr>
+        <w:t>블루프린트의</w:t>
+      </w:r>
+      <w:proofErr w:type="spellEnd"/>
+      <w:r>
+        <w:rPr>
+          <w:rFonts w:hint="eastAsia"/>
+          <w:b/>
+          <w:sz w:val="22"/>
+        </w:rPr>
+        <w:t xml:space="preserve"> 모든 </w:t>
+      </w:r>
+      <w:r>
+        <w:rPr>
+          <w:b/>
+          <w:sz w:val="22"/>
+        </w:rPr>
+        <w:t>Static Mesh</w:t>
+      </w:r>
+      <w:r>
+        <w:rPr>
+          <w:rFonts w:hint="eastAsia"/>
+          <w:b/>
+          <w:sz w:val="22"/>
+        </w:rPr>
+        <w:t>를 뽑도록 수정</w:t>
+      </w:r>
+    </w:p>
+    <w:p>
+      <w:pPr>
+        <w:widowControl/>
+        <w:wordWrap/>
+        <w:autoSpaceDE/>
+        <w:autoSpaceDN/>
+        <w:rPr>
+          <w:b/>
+          <w:sz w:val="22"/>
+        </w:rPr>
+      </w:pPr>
+      <w:r>
+        <w:rPr>
+          <w:b/>
+          <w:sz w:val="22"/>
+        </w:rPr>
+        <w:br w:type="page"/>
+      </w:r>
+    </w:p>
+    <w:p>
+      <w:pPr>
+        <w:widowControl/>
+        <w:wordWrap/>
+        <w:autoSpaceDE/>
+        <w:autoSpaceDN/>
+        <w:spacing w:after="0" w:line="240" w:lineRule="auto"/>
+        <w:jc w:val="left"/>
+        <w:rPr>
+          <w:rFonts w:ascii="굴림" w:eastAsia="굴림" w:hAnsi="굴림" w:cs="굴림"/>
+          <w:kern w:val="0"/>
+          <w:sz w:val="24"/>
+          <w:szCs w:val="24"/>
+        </w:rPr>
+      </w:pPr>
+      <w:r>
+        <w:rPr>
+          <w:rFonts w:ascii="굴림" w:eastAsia="굴림" w:hAnsi="굴림" w:cs="굴림"/>
+          <w:noProof/>
+          <w:kern w:val="0"/>
+          <w:sz w:val="24"/>
+          <w:szCs w:val="24"/>
+        </w:rPr>
+        <w:lastRenderedPageBreak/>
+        <w:drawing>
+          <wp:inline distT="0" distB="0" distL="0" distR="0" wp14:anchorId="43315FE4" wp14:editId="3E5EB107">
+            <wp:extent cx="6210300" cy="3064185"/>
+            <wp:effectExtent l="0" t="0" r="0" b="3175"/>
+            <wp:docPr id="1" name="그림 1" descr="https://resv2.craft.do/user/full/15352056-3d61-4451-30c9-b650643f22cf/doc/06de3b2e-be1a-448f-b2df-25790ec8368a/e3020abb-89af-443e-982d-532db72ed354"/>
+            <wp:cNvGraphicFramePr>
+              <a:graphicFrameLocks xmlns:a="http://schemas.openxmlformats.org/drawingml/2006/main" noChangeAspect="1"/>
+            </wp:cNvGraphicFramePr>
+            <a:graphic xmlns:a="http://schemas.openxmlformats.org/drawingml/2006/main">
+              <a:graphicData uri="http://schemas.openxmlformats.org/drawingml/2006/picture">
+                <pic:pic xmlns:pic="http://schemas.openxmlformats.org/drawingml/2006/picture">
+                  <pic:nvPicPr>
+                    <pic:cNvPr id="0" name="Picture 1" descr="https://resv2.craft.do/user/full/15352056-3d61-4451-30c9-b650643f22cf/doc/06de3b2e-be1a-448f-b2df-25790ec8368a/e3020abb-89af-443e-982d-532db72ed354"/>
+                    <pic:cNvPicPr>
+                      <a:picLocks noChangeAspect="1" noChangeArrowheads="1"/>
+                    </pic:cNvPicPr>
+                  </pic:nvPicPr>
+                  <pic:blipFill>
+                    <a:blip r:embed="rId7">
+                      <a:extLst>
+                        <a:ext uri="{28A0092B-C50C-407E-A947-70E740481C1C}">
+                          <a14:useLocalDpi xmlns:a14="http://schemas.microsoft.com/office/drawing/2010/main" val="0"/>
+                        </a:ext>
+                      </a:extLst>
+                    </a:blip>
+                    <a:srcRect/>
+                    <a:stretch>
+                      <a:fillRect/>
+                    </a:stretch>
+                  </pic:blipFill>
+                  <pic:spPr bwMode="auto">
+                    <a:xfrm>
+                      <a:off x="0" y="0"/>
+                      <a:ext cx="6216018" cy="3067006"/>
+                    </a:xfrm>
+                    <a:prstGeom prst="rect">
+                      <a:avLst/>
+                    </a:prstGeom>
+                    <a:noFill/>
+                    <a:ln>
+                      <a:noFill/>
+                    </a:ln>
+                  </pic:spPr>
+                </pic:pic>
+              </a:graphicData>
+            </a:graphic>
+          </wp:inline>
+        </w:drawing>
+      </w:r>
+    </w:p>
+    <w:p>
+      <w:pPr>
+        <w:jc w:val="left"/>
+        <w:rPr>
+          <w:b/>
+          <w:sz w:val="22"/>
+        </w:rPr>
+      </w:pPr>
+      <w:r>
+        <w:rPr>
+          <w:rFonts w:hint="eastAsia"/>
+          <w:b/>
+          <w:sz w:val="22"/>
+        </w:rPr>
+        <w:t xml:space="preserve">지금까지 </w:t>
+      </w:r>
+      <w:proofErr w:type="spellStart"/>
+      <w:r>
+        <w:rPr>
+          <w:rFonts w:hint="eastAsia"/>
+          <w:b/>
+          <w:sz w:val="22"/>
+        </w:rPr>
+        <w:t>m</w:t>
+      </w:r>
+      <w:r>
+        <w:rPr>
+          <w:b/>
+          <w:sz w:val="22"/>
+        </w:rPr>
+        <w:t>apdata</w:t>
+      </w:r>
+      <w:proofErr w:type="spellEnd"/>
+      <w:r>
+        <w:rPr>
+          <w:rFonts w:hint="eastAsia"/>
+          <w:b/>
+          <w:sz w:val="22"/>
+        </w:rPr>
+        <w:t>의 m</w:t>
+      </w:r>
+      <w:r>
+        <w:rPr>
+          <w:b/>
+          <w:sz w:val="22"/>
+        </w:rPr>
+        <w:t>esh</w:t>
+      </w:r>
+      <w:r>
+        <w:rPr>
+          <w:rFonts w:hint="eastAsia"/>
+          <w:b/>
+          <w:sz w:val="22"/>
+        </w:rPr>
+        <w:t xml:space="preserve">들을 </w:t>
+      </w:r>
+      <w:proofErr w:type="spellStart"/>
+      <w:r>
+        <w:rPr>
+          <w:b/>
+          <w:sz w:val="22"/>
+        </w:rPr>
+        <w:t>cw</w:t>
+      </w:r>
+      <w:proofErr w:type="spellEnd"/>
+      <w:r>
+        <w:rPr>
+          <w:rFonts w:hint="eastAsia"/>
+          <w:b/>
+          <w:sz w:val="22"/>
+        </w:rPr>
+        <w:t xml:space="preserve">를 </w:t>
+      </w:r>
+      <w:proofErr w:type="spellStart"/>
+      <w:r>
+        <w:rPr>
+          <w:rFonts w:hint="eastAsia"/>
+          <w:b/>
+          <w:sz w:val="22"/>
+        </w:rPr>
+        <w:t>한번더</w:t>
+      </w:r>
+      <w:proofErr w:type="spellEnd"/>
+      <w:r>
+        <w:rPr>
+          <w:rFonts w:hint="eastAsia"/>
+          <w:b/>
+          <w:sz w:val="22"/>
+        </w:rPr>
+        <w:t xml:space="preserve"> 뒤집어줘서 반대 면이 나오고 있었습니다.</w:t>
+      </w:r>
+    </w:p>
+    <w:p>
+      <w:pPr>
+        <w:jc w:val="left"/>
+        <w:rPr>
+          <w:b/>
+          <w:sz w:val="22"/>
+        </w:rPr>
+      </w:pPr>
+      <w:r>
+        <w:rPr>
+          <w:rFonts w:hint="eastAsia"/>
+          <w:b/>
+          <w:sz w:val="22"/>
+        </w:rPr>
+        <w:t xml:space="preserve">그래서 해당 코드를 </w:t>
+      </w:r>
+      <w:proofErr w:type="spellStart"/>
+      <w:r>
+        <w:rPr>
+          <w:rFonts w:hint="eastAsia"/>
+          <w:b/>
+          <w:sz w:val="22"/>
+        </w:rPr>
+        <w:t>없애줘서</w:t>
+      </w:r>
+      <w:proofErr w:type="spellEnd"/>
+      <w:r>
+        <w:rPr>
+          <w:rFonts w:hint="eastAsia"/>
+          <w:b/>
+          <w:sz w:val="22"/>
+        </w:rPr>
+        <w:t xml:space="preserve"> 올바른 </w:t>
+      </w:r>
+      <w:proofErr w:type="spellStart"/>
+      <w:r>
+        <w:rPr>
+          <w:rFonts w:hint="eastAsia"/>
+          <w:b/>
+          <w:sz w:val="22"/>
+        </w:rPr>
+        <w:t>텍스쳐가</w:t>
+      </w:r>
+      <w:proofErr w:type="spellEnd"/>
+      <w:r>
+        <w:rPr>
+          <w:rFonts w:hint="eastAsia"/>
+          <w:b/>
+          <w:sz w:val="22"/>
+        </w:rPr>
+        <w:t xml:space="preserve"> 나올 수 있도록 하였습니다.</w:t>
+      </w:r>
+    </w:p>
+    <w:p>
+      <w:pPr>
+        <w:jc w:val="left"/>
+        <w:rPr>
+          <w:b/>
+          <w:sz w:val="22"/>
+        </w:rPr>
+      </w:pPr>
+    </w:p>
+    <w:p>
+      <w:pPr>
+        <w:jc w:val="left"/>
+        <w:rPr>
+          <w:b/>
+          <w:sz w:val="22"/>
+        </w:rPr>
+      </w:pPr>
+      <w:proofErr w:type="spellStart"/>
+      <w:r>
+        <w:rPr>
+          <w:rFonts w:hint="eastAsia"/>
+          <w:b/>
+          <w:sz w:val="22"/>
+        </w:rPr>
+        <w:t>라이팅이</w:t>
+      </w:r>
+      <w:proofErr w:type="spellEnd"/>
+      <w:r>
+        <w:rPr>
+          <w:rFonts w:hint="eastAsia"/>
+          <w:b/>
+          <w:sz w:val="22"/>
+        </w:rPr>
+        <w:t xml:space="preserve"> 반전되는 버그를 해결하지 못하였지만 찾아낸 정보를 정리해 보겠습니다.</w:t>
+      </w:r>
+    </w:p>
+    <w:p>
+      <w:pPr>
+        <w:pStyle w:val="a3"/>
+        <w:numPr>
+          <w:ilvl w:val="0"/>
+          <w:numId w:val="8"/>
+        </w:numPr>
+        <w:ind w:leftChars="0"/>
+        <w:jc w:val="left"/>
+        <w:rPr>
+          <w:b/>
+          <w:sz w:val="22"/>
+        </w:rPr>
+      </w:pPr>
+      <w:r>
+        <w:rPr>
+          <w:b/>
+          <w:sz w:val="22"/>
+        </w:rPr>
+        <w:t xml:space="preserve">Normal </w:t>
+      </w:r>
+      <w:r>
+        <w:rPr>
+          <w:rFonts w:hint="eastAsia"/>
+          <w:b/>
+          <w:sz w:val="22"/>
+        </w:rPr>
+        <w:t>값 정상</w:t>
+      </w:r>
+    </w:p>
+    <w:p>
+      <w:pPr>
+        <w:pStyle w:val="a3"/>
+        <w:numPr>
+          <w:ilvl w:val="0"/>
+          <w:numId w:val="8"/>
+        </w:numPr>
+        <w:ind w:leftChars="0"/>
+        <w:jc w:val="left"/>
+        <w:rPr>
+          <w:b/>
+          <w:sz w:val="22"/>
+        </w:rPr>
+      </w:pPr>
+      <w:r>
+        <w:rPr>
+          <w:b/>
+          <w:sz w:val="22"/>
+        </w:rPr>
+        <w:t>Rotate</w:t>
+      </w:r>
+      <w:r>
+        <w:rPr>
+          <w:rFonts w:hint="eastAsia"/>
+          <w:b/>
+          <w:sz w:val="22"/>
+        </w:rPr>
+        <w:t xml:space="preserve">와 </w:t>
+      </w:r>
+      <w:r>
+        <w:rPr>
+          <w:b/>
+          <w:sz w:val="22"/>
+        </w:rPr>
+        <w:t>position</w:t>
+      </w:r>
+      <w:r>
+        <w:rPr>
+          <w:rFonts w:hint="eastAsia"/>
+          <w:b/>
+          <w:sz w:val="22"/>
+        </w:rPr>
+        <w:t xml:space="preserve">의 위치에 따라 색이 반전됨 </w:t>
+      </w:r>
+      <w:r>
+        <w:rPr>
+          <w:b/>
+          <w:sz w:val="22"/>
+        </w:rPr>
+        <w:t>(</w:t>
+      </w:r>
+      <w:r>
+        <w:rPr>
+          <w:rFonts w:hint="eastAsia"/>
+          <w:b/>
+          <w:sz w:val="22"/>
+        </w:rPr>
+        <w:t xml:space="preserve">같은 </w:t>
+      </w:r>
+      <w:r>
+        <w:rPr>
+          <w:b/>
+          <w:sz w:val="22"/>
+        </w:rPr>
+        <w:t>mesh</w:t>
+      </w:r>
+      <w:r>
+        <w:rPr>
+          <w:rFonts w:hint="eastAsia"/>
+          <w:b/>
+          <w:sz w:val="22"/>
+        </w:rPr>
+        <w:t>의 경우에도</w:t>
+      </w:r>
+      <w:r>
+        <w:rPr>
+          <w:b/>
+          <w:sz w:val="22"/>
+        </w:rPr>
+        <w:t>)</w:t>
+      </w:r>
+    </w:p>
+    <w:p>
+      <w:pPr>
+        <w:pStyle w:val="a3"/>
+        <w:numPr>
+          <w:ilvl w:val="0"/>
+          <w:numId w:val="8"/>
+        </w:numPr>
+        <w:ind w:leftChars="0"/>
+        <w:jc w:val="left"/>
+        <w:rPr>
+          <w:rFonts w:hint="eastAsia"/>
+          <w:b/>
+          <w:sz w:val="22"/>
+        </w:rPr>
+      </w:pPr>
+      <w:proofErr w:type="spellStart"/>
+      <w:r>
+        <w:rPr>
+          <w:b/>
+          <w:sz w:val="22"/>
+        </w:rPr>
+        <w:t>Tagent</w:t>
+      </w:r>
+      <w:proofErr w:type="spellEnd"/>
+      <w:r>
+        <w:rPr>
+          <w:rFonts w:hint="eastAsia"/>
+          <w:b/>
+          <w:sz w:val="22"/>
+        </w:rPr>
+        <w:t xml:space="preserve">와 </w:t>
+      </w:r>
+      <w:r>
+        <w:rPr>
+          <w:b/>
+          <w:sz w:val="22"/>
+        </w:rPr>
+        <w:t xml:space="preserve">bitangent </w:t>
+      </w:r>
+      <w:r>
+        <w:rPr>
+          <w:rFonts w:hint="eastAsia"/>
+          <w:b/>
+          <w:sz w:val="22"/>
+        </w:rPr>
+        <w:t xml:space="preserve">값만 출력했을 때 </w:t>
+      </w:r>
+      <w:proofErr w:type="spellStart"/>
+      <w:r>
+        <w:rPr>
+          <w:rFonts w:hint="eastAsia"/>
+          <w:b/>
+          <w:sz w:val="22"/>
+        </w:rPr>
+        <w:t>그라데이션이</w:t>
+      </w:r>
+      <w:proofErr w:type="spellEnd"/>
+      <w:r>
+        <w:rPr>
+          <w:rFonts w:hint="eastAsia"/>
+          <w:b/>
+          <w:sz w:val="22"/>
+        </w:rPr>
+        <w:t xml:space="preserve"> 아니라 듬성듬성 </w:t>
+      </w:r>
+      <w:r>
+        <w:rPr>
+          <w:rFonts w:hint="eastAsia"/>
+          <w:b/>
+          <w:sz w:val="22"/>
+        </w:rPr>
+        <w:t>나옵니다.</w:t>
+      </w:r>
+      <w:bookmarkStart w:id="0" w:name="_GoBack"/>
+      <w:bookmarkEnd w:id="0"/>
     </w:p>
     <w:p>
       <w:pPr>
@@ -2130,9 +7438,6 @@
           <w:p>
             <w:pPr>
               <w:jc w:val="center"/>
-              <w:rPr>
-                <w:rFonts w:hint="eastAsia"/>
-              </w:rPr>
             </w:pPr>
             <w:r>
               <w:rPr>
@@ -2314,7 +7619,7 @@
 </file>
 
 <file path=word/endnotes.xml><?xml version="1.0" encoding="utf-8"?>
-<w:endnotes xmlns:wpc="http://schemas.microsoft.com/office/word/2010/wordprocessingCanvas" xmlns:cx="http://schemas.microsoft.com/office/drawing/2014/chartex" xmlns:cx1="http://schemas.microsoft.com/office/drawing/2015/9/8/chartex" xmlns:cx2="http://schemas.microsoft.com/office/drawing/2015/10/21/chartex" xmlns:cx3="http://schemas.microsoft.com/office/drawing/2016/5/9/chartex" xmlns:cx4="http://schemas.microsoft.com/office/drawing/2016/5/10/chartex" xmlns:cx5="http://schemas.microsoft.com/office/drawing/2016/5/11/chartex" xmlns:cx6="http://schemas.microsoft.com/office/drawing/2016/5/12/chartex" xmlns:cx7="http://schemas.microsoft.com/office/drawing/2016/5/13/chartex" xmlns:cx8="http://schemas.microsoft.com/office/drawing/2016/5/14/chartex" xmlns:mc="http://schemas.openxmlformats.org/markup-compatibility/2006" xmlns:aink="http://schemas.microsoft.com/office/drawing/2016/ink" xmlns:am3d="http://schemas.microsoft.com/office/drawing/2017/model3d" xmlns:o="urn:schemas-microsoft-com:office:office" xmlns:oel="http://schemas.microsoft.com/office/2019/extlst" xmlns:r="http://schemas.openxmlformats.org/officeDocument/2006/relationships" xmlns:m="http://schemas.openxmlformats.org/officeDocument/2006/math" xmlns:v="urn:schemas-microsoft-com:vml" xmlns:wp14="http://schemas.microsoft.com/office/word/2010/wordprocessingDrawing" xmlns:wp="http://schemas.openxmlformats.org/drawingml/2006/wordprocessingDrawing" xmlns:w10="urn:schemas-microsoft-com:office:word" xmlns:w="http://schemas.openxmlformats.org/wordprocessingml/2006/main" xmlns:w14="http://schemas.microsoft.com/office/word/2010/wordml" xmlns:w15="http://schemas.microsoft.com/office/word/2012/wordml" xmlns:w16cex="http://schemas.microsoft.com/office/word/2018/wordml/cex" xmlns:w16cid="http://schemas.microsoft.com/office/word/2016/wordml/cid" xmlns:w16="http://schemas.microsoft.com/office/word/2018/wordml" xmlns:w16du="http://schemas.microsoft.com/office/word/2023/wordml/word16du" xmlns:w16sdtdh="http://schemas.microsoft.com/office/word/2020/wordml/sdtdatahash" xmlns:w16sdtfl="http://schemas.microsoft.com/office/word/2024/wordml/sdtformatlock" xmlns:w16se="http://schemas.microsoft.com/office/word/2015/wordml/symex" xmlns:wpg="http://schemas.microsoft.com/office/word/2010/wordprocessingGroup" xmlns:wpi="http://schemas.microsoft.com/office/word/2010/wordprocessingInk" xmlns:wne="http://schemas.microsoft.com/office/word/2006/wordml" xmlns:wps="http://schemas.microsoft.com/office/word/2010/wordprocessingShape" mc:Ignorable="w14 w15 w16se w16cid w16 w16cex w16sdtdh w16sdtfl w16du wp14">
+<w:endnotes xmlns:wpc="http://schemas.microsoft.com/office/word/2010/wordprocessingCanvas" xmlns:cx="http://schemas.microsoft.com/office/drawing/2014/chartex" xmlns:cx1="http://schemas.microsoft.com/office/drawing/2015/9/8/chartex" xmlns:cx2="http://schemas.microsoft.com/office/drawing/2015/10/21/chartex" xmlns:cx3="http://schemas.microsoft.com/office/drawing/2016/5/9/chartex" xmlns:cx4="http://schemas.microsoft.com/office/drawing/2016/5/10/chartex" xmlns:cx5="http://schemas.microsoft.com/office/drawing/2016/5/11/chartex" xmlns:cx6="http://schemas.microsoft.com/office/drawing/2016/5/12/chartex" xmlns:cx7="http://schemas.microsoft.com/office/drawing/2016/5/13/chartex" xmlns:cx8="http://schemas.microsoft.com/office/drawing/2016/5/14/chartex" xmlns:mc="http://schemas.openxmlformats.org/markup-compatibility/2006" xmlns:aink="http://schemas.microsoft.com/office/drawing/2016/ink" xmlns:am3d="http://schemas.microsoft.com/office/drawing/2017/model3d" xmlns:o="urn:schemas-microsoft-com:office:office" xmlns:r="http://schemas.openxmlformats.org/officeDocument/2006/relationships" xmlns:m="http://schemas.openxmlformats.org/officeDocument/2006/math" xmlns:v="urn:schemas-microsoft-com:vml" xmlns:wp14="http://schemas.microsoft.com/office/word/2010/wordprocessingDrawing" xmlns:wp="http://schemas.openxmlformats.org/drawingml/2006/wordprocessingDrawing" xmlns:w10="urn:schemas-microsoft-com:office:word" xmlns:w="http://schemas.openxmlformats.org/wordprocessingml/2006/main" xmlns:w14="http://schemas.microsoft.com/office/word/2010/wordml" xmlns:w15="http://schemas.microsoft.com/office/word/2012/wordml" xmlns:w16cid="http://schemas.microsoft.com/office/word/2016/wordml/cid" xmlns:w16se="http://schemas.microsoft.com/office/word/2015/wordml/symex" xmlns:wpg="http://schemas.microsoft.com/office/word/2010/wordprocessingGroup" xmlns:wpi="http://schemas.microsoft.com/office/word/2010/wordprocessingInk" xmlns:wne="http://schemas.microsoft.com/office/word/2006/wordml" xmlns:wps="http://schemas.microsoft.com/office/word/2010/wordprocessingShape" mc:Ignorable="w14 w15 w16se w16cid wp14">
   <w:endnote w:type="separator" w:id="-1">
     <w:p>
       <w:pPr>
@@ -2339,7 +7644,7 @@
 </file>
 
 <file path=word/footnotes.xml><?xml version="1.0" encoding="utf-8"?>
-<w:footnotes xmlns:wpc="http://schemas.microsoft.com/office/word/2010/wordprocessingCanvas" xmlns:cx="http://schemas.microsoft.com/office/drawing/2014/chartex" xmlns:cx1="http://schemas.microsoft.com/office/drawing/2015/9/8/chartex" xmlns:cx2="http://schemas.microsoft.com/office/drawing/2015/10/21/chartex" xmlns:cx3="http://schemas.microsoft.com/office/drawing/2016/5/9/chartex" xmlns:cx4="http://schemas.microsoft.com/office/drawing/2016/5/10/chartex" xmlns:cx5="http://schemas.microsoft.com/office/drawing/2016/5/11/chartex" xmlns:cx6="http://schemas.microsoft.com/office/drawing/2016/5/12/chartex" xmlns:cx7="http://schemas.microsoft.com/office/drawing/2016/5/13/chartex" xmlns:cx8="http://schemas.microsoft.com/office/drawing/2016/5/14/chartex" xmlns:mc="http://schemas.openxmlformats.org/markup-compatibility/2006" xmlns:aink="http://schemas.microsoft.com/office/drawing/2016/ink" xmlns:am3d="http://schemas.microsoft.com/office/drawing/2017/model3d" xmlns:o="urn:schemas-microsoft-com:office:office" xmlns:oel="http://schemas.microsoft.com/office/2019/extlst" xmlns:r="http://schemas.openxmlformats.org/officeDocument/2006/relationships" xmlns:m="http://schemas.openxmlformats.org/officeDocument/2006/math" xmlns:v="urn:schemas-microsoft-com:vml" xmlns:wp14="http://schemas.microsoft.com/office/word/2010/wordprocessingDrawing" xmlns:wp="http://schemas.openxmlformats.org/drawingml/2006/wordprocessingDrawing" xmlns:w10="urn:schemas-microsoft-com:office:word" xmlns:w="http://schemas.openxmlformats.org/wordprocessingml/2006/main" xmlns:w14="http://schemas.microsoft.com/office/word/2010/wordml" xmlns:w15="http://schemas.microsoft.com/office/word/2012/wordml" xmlns:w16cex="http://schemas.microsoft.com/office/word/2018/wordml/cex" xmlns:w16cid="http://schemas.microsoft.com/office/word/2016/wordml/cid" xmlns:w16="http://schemas.microsoft.com/office/word/2018/wordml" xmlns:w16du="http://schemas.microsoft.com/office/word/2023/wordml/word16du" xmlns:w16sdtdh="http://schemas.microsoft.com/office/word/2020/wordml/sdtdatahash" xmlns:w16sdtfl="http://schemas.microsoft.com/office/word/2024/wordml/sdtformatlock" xmlns:w16se="http://schemas.microsoft.com/office/word/2015/wordml/symex" xmlns:wpg="http://schemas.microsoft.com/office/word/2010/wordprocessingGroup" xmlns:wpi="http://schemas.microsoft.com/office/word/2010/wordprocessingInk" xmlns:wne="http://schemas.microsoft.com/office/word/2006/wordml" xmlns:wps="http://schemas.microsoft.com/office/word/2010/wordprocessingShape" mc:Ignorable="w14 w15 w16se w16cid w16 w16cex w16sdtdh w16sdtfl w16du wp14">
+<w:footnotes xmlns:wpc="http://schemas.microsoft.com/office/word/2010/wordprocessingCanvas" xmlns:cx="http://schemas.microsoft.com/office/drawing/2014/chartex" xmlns:cx1="http://schemas.microsoft.com/office/drawing/2015/9/8/chartex" xmlns:cx2="http://schemas.microsoft.com/office/drawing/2015/10/21/chartex" xmlns:cx3="http://schemas.microsoft.com/office/drawing/2016/5/9/chartex" xmlns:cx4="http://schemas.microsoft.com/office/drawing/2016/5/10/chartex" xmlns:cx5="http://schemas.microsoft.com/office/drawing/2016/5/11/chartex" xmlns:cx6="http://schemas.microsoft.com/office/drawing/2016/5/12/chartex" xmlns:cx7="http://schemas.microsoft.com/office/drawing/2016/5/13/chartex" xmlns:cx8="http://schemas.microsoft.com/office/drawing/2016/5/14/chartex" xmlns:mc="http://schemas.openxmlformats.org/markup-compatibility/2006" xmlns:aink="http://schemas.microsoft.com/office/drawing/2016/ink" xmlns:am3d="http://schemas.microsoft.com/office/drawing/2017/model3d" xmlns:o="urn:schemas-microsoft-com:office:office" xmlns:r="http://schemas.openxmlformats.org/officeDocument/2006/relationships" xmlns:m="http://schemas.openxmlformats.org/officeDocument/2006/math" xmlns:v="urn:schemas-microsoft-com:vml" xmlns:wp14="http://schemas.microsoft.com/office/word/2010/wordprocessingDrawing" xmlns:wp="http://schemas.openxmlformats.org/drawingml/2006/wordprocessingDrawing" xmlns:w10="urn:schemas-microsoft-com:office:word" xmlns:w="http://schemas.openxmlformats.org/wordprocessingml/2006/main" xmlns:w14="http://schemas.microsoft.com/office/word/2010/wordml" xmlns:w15="http://schemas.microsoft.com/office/word/2012/wordml" xmlns:w16cid="http://schemas.microsoft.com/office/word/2016/wordml/cid" xmlns:w16se="http://schemas.microsoft.com/office/word/2015/wordml/symex" xmlns:wpg="http://schemas.microsoft.com/office/word/2010/wordprocessingGroup" xmlns:wpi="http://schemas.microsoft.com/office/word/2010/wordprocessingInk" xmlns:wne="http://schemas.microsoft.com/office/word/2006/wordml" xmlns:wps="http://schemas.microsoft.com/office/word/2010/wordprocessingShape" mc:Ignorable="w14 w15 w16se w16cid wp14">
   <w:footnote w:type="separator" w:id="-1">
     <w:p>
       <w:pPr>
@@ -2364,7 +7669,7 @@
 </file>
 
 <file path=word/numbering.xml><?xml version="1.0" encoding="utf-8"?>
-<w:numbering xmlns:wpc="http://schemas.microsoft.com/office/word/2010/wordprocessingCanvas" xmlns:cx="http://schemas.microsoft.com/office/drawing/2014/chartex" xmlns:cx1="http://schemas.microsoft.com/office/drawing/2015/9/8/chartex" xmlns:cx2="http://schemas.microsoft.com/office/drawing/2015/10/21/chartex" xmlns:cx3="http://schemas.microsoft.com/office/drawing/2016/5/9/chartex" xmlns:cx4="http://schemas.microsoft.com/office/drawing/2016/5/10/chartex" xmlns:cx5="http://schemas.microsoft.com/office/drawing/2016/5/11/chartex" xmlns:cx6="http://schemas.microsoft.com/office/drawing/2016/5/12/chartex" xmlns:cx7="http://schemas.microsoft.com/office/drawing/2016/5/13/chartex" xmlns:cx8="http://schemas.microsoft.com/office/drawing/2016/5/14/chartex" xmlns:mc="http://schemas.openxmlformats.org/markup-compatibility/2006" xmlns:aink="http://schemas.microsoft.com/office/drawing/2016/ink" xmlns:am3d="http://schemas.microsoft.com/office/drawing/2017/model3d" xmlns:o="urn:schemas-microsoft-com:office:office" xmlns:oel="http://schemas.microsoft.com/office/2019/extlst" xmlns:r="http://schemas.openxmlformats.org/officeDocument/2006/relationships" xmlns:m="http://schemas.openxmlformats.org/officeDocument/2006/math" xmlns:v="urn:schemas-microsoft-com:vml" xmlns:wp14="http://schemas.microsoft.com/office/word/2010/wordprocessingDrawing" xmlns:wp="http://schemas.openxmlformats.org/drawingml/2006/wordprocessingDrawing" xmlns:w10="urn:schemas-microsoft-com:office:word" xmlns:w="http://schemas.openxmlformats.org/wordprocessingml/2006/main" xmlns:w14="http://schemas.microsoft.com/office/word/2010/wordml" xmlns:w15="http://schemas.microsoft.com/office/word/2012/wordml" xmlns:w16cex="http://schemas.microsoft.com/office/word/2018/wordml/cex" xmlns:w16cid="http://schemas.microsoft.com/office/word/2016/wordml/cid" xmlns:w16="http://schemas.microsoft.com/office/word/2018/wordml" xmlns:w16du="http://schemas.microsoft.com/office/word/2023/wordml/word16du" xmlns:w16sdtdh="http://schemas.microsoft.com/office/word/2020/wordml/sdtdatahash" xmlns:w16sdtfl="http://schemas.microsoft.com/office/word/2024/wordml/sdtformatlock" xmlns:w16se="http://schemas.microsoft.com/office/word/2015/wordml/symex" xmlns:wpg="http://schemas.microsoft.com/office/word/2010/wordprocessingGroup" xmlns:wpi="http://schemas.microsoft.com/office/word/2010/wordprocessingInk" xmlns:wne="http://schemas.microsoft.com/office/word/2006/wordml" xmlns:wps="http://schemas.microsoft.com/office/word/2010/wordprocessingShape" mc:Ignorable="w14 w15 w16se w16cid w16 w16cex w16sdtdh w16sdtfl w16du wp14">
+<w:numbering xmlns:wpc="http://schemas.microsoft.com/office/word/2010/wordprocessingCanvas" xmlns:cx="http://schemas.microsoft.com/office/drawing/2014/chartex" xmlns:cx1="http://schemas.microsoft.com/office/drawing/2015/9/8/chartex" xmlns:cx2="http://schemas.microsoft.com/office/drawing/2015/10/21/chartex" xmlns:cx3="http://schemas.microsoft.com/office/drawing/2016/5/9/chartex" xmlns:cx4="http://schemas.microsoft.com/office/drawing/2016/5/10/chartex" xmlns:cx5="http://schemas.microsoft.com/office/drawing/2016/5/11/chartex" xmlns:cx6="http://schemas.microsoft.com/office/drawing/2016/5/12/chartex" xmlns:cx7="http://schemas.microsoft.com/office/drawing/2016/5/13/chartex" xmlns:cx8="http://schemas.microsoft.com/office/drawing/2016/5/14/chartex" xmlns:mc="http://schemas.openxmlformats.org/markup-compatibility/2006" xmlns:aink="http://schemas.microsoft.com/office/drawing/2016/ink" xmlns:am3d="http://schemas.microsoft.com/office/drawing/2017/model3d" xmlns:o="urn:schemas-microsoft-com:office:office" xmlns:r="http://schemas.openxmlformats.org/officeDocument/2006/relationships" xmlns:m="http://schemas.openxmlformats.org/officeDocument/2006/math" xmlns:v="urn:schemas-microsoft-com:vml" xmlns:wp14="http://schemas.microsoft.com/office/word/2010/wordprocessingDrawing" xmlns:wp="http://schemas.openxmlformats.org/drawingml/2006/wordprocessingDrawing" xmlns:w10="urn:schemas-microsoft-com:office:word" xmlns:w="http://schemas.openxmlformats.org/wordprocessingml/2006/main" xmlns:w14="http://schemas.microsoft.com/office/word/2010/wordml" xmlns:w15="http://schemas.microsoft.com/office/word/2012/wordml" xmlns:w16cid="http://schemas.microsoft.com/office/word/2016/wordml/cid" xmlns:w16se="http://schemas.microsoft.com/office/word/2015/wordml/symex" xmlns:wpg="http://schemas.microsoft.com/office/word/2010/wordprocessingGroup" xmlns:wpi="http://schemas.microsoft.com/office/word/2010/wordprocessingInk" xmlns:wne="http://schemas.microsoft.com/office/word/2006/wordml" xmlns:wps="http://schemas.microsoft.com/office/word/2010/wordprocessingShape" mc:Ignorable="w14 w15 w16se w16cid wp14">
   <w:abstractNum w:abstractNumId="0" w15:restartNumberingAfterBreak="0">
     <w:nsid w:val="1629601F"/>
     <w:multiLevelType w:val="multilevel"/>
@@ -2681,6 +7986,95 @@
     </w:lvl>
   </w:abstractNum>
   <w:abstractNum w:abstractNumId="3" w15:restartNumberingAfterBreak="0">
+    <w:nsid w:val="6D1D445C"/>
+    <w:multiLevelType w:val="hybridMultilevel"/>
+    <w:tmpl w:val="BAECA624"/>
+    <w:lvl w:ilvl="0" w:tplc="B5BA0D7C">
+      <w:start w:val="1"/>
+      <w:numFmt w:val="decimal"/>
+      <w:lvlText w:val="%1."/>
+      <w:lvlJc w:val="left"/>
+      <w:pPr>
+        <w:ind w:left="760" w:hanging="360"/>
+      </w:pPr>
+      <w:rPr>
+        <w:rFonts w:hint="default"/>
+      </w:rPr>
+    </w:lvl>
+    <w:lvl w:ilvl="1" w:tplc="04090019" w:tentative="1">
+      <w:start w:val="1"/>
+      <w:numFmt w:val="upperLetter"/>
+      <w:lvlText w:val="%2."/>
+      <w:lvlJc w:val="left"/>
+      <w:pPr>
+        <w:ind w:left="1200" w:hanging="400"/>
+      </w:pPr>
+    </w:lvl>
+    <w:lvl w:ilvl="2" w:tplc="0409001B" w:tentative="1">
+      <w:start w:val="1"/>
+      <w:numFmt w:val="lowerRoman"/>
+      <w:lvlText w:val="%3."/>
+      <w:lvlJc w:val="right"/>
+      <w:pPr>
+        <w:ind w:left="1600" w:hanging="400"/>
+      </w:pPr>
+    </w:lvl>
+    <w:lvl w:ilvl="3" w:tplc="0409000F" w:tentative="1">
+      <w:start w:val="1"/>
+      <w:numFmt w:val="decimal"/>
+      <w:lvlText w:val="%4."/>
+      <w:lvlJc w:val="left"/>
+      <w:pPr>
+        <w:ind w:left="2000" w:hanging="400"/>
+      </w:pPr>
+    </w:lvl>
+    <w:lvl w:ilvl="4" w:tplc="04090019" w:tentative="1">
+      <w:start w:val="1"/>
+      <w:numFmt w:val="upperLetter"/>
+      <w:lvlText w:val="%5."/>
+      <w:lvlJc w:val="left"/>
+      <w:pPr>
+        <w:ind w:left="2400" w:hanging="400"/>
+      </w:pPr>
+    </w:lvl>
+    <w:lvl w:ilvl="5" w:tplc="0409001B" w:tentative="1">
+      <w:start w:val="1"/>
+      <w:numFmt w:val="lowerRoman"/>
+      <w:lvlText w:val="%6."/>
+      <w:lvlJc w:val="right"/>
+      <w:pPr>
+        <w:ind w:left="2800" w:hanging="400"/>
+      </w:pPr>
+    </w:lvl>
+    <w:lvl w:ilvl="6" w:tplc="0409000F" w:tentative="1">
+      <w:start w:val="1"/>
+      <w:numFmt w:val="decimal"/>
+      <w:lvlText w:val="%7."/>
+      <w:lvlJc w:val="left"/>
+      <w:pPr>
+        <w:ind w:left="3200" w:hanging="400"/>
+      </w:pPr>
+    </w:lvl>
+    <w:lvl w:ilvl="7" w:tplc="04090019" w:tentative="1">
+      <w:start w:val="1"/>
+      <w:numFmt w:val="upperLetter"/>
+      <w:lvlText w:val="%8."/>
+      <w:lvlJc w:val="left"/>
+      <w:pPr>
+        <w:ind w:left="3600" w:hanging="400"/>
+      </w:pPr>
+    </w:lvl>
+    <w:lvl w:ilvl="8" w:tplc="0409001B" w:tentative="1">
+      <w:start w:val="1"/>
+      <w:numFmt w:val="lowerRoman"/>
+      <w:lvlText w:val="%9."/>
+      <w:lvlJc w:val="right"/>
+      <w:pPr>
+        <w:ind w:left="4000" w:hanging="400"/>
+      </w:pPr>
+    </w:lvl>
+  </w:abstractNum>
+  <w:abstractNum w:abstractNumId="4" w15:restartNumberingAfterBreak="0">
     <w:nsid w:val="784002C3"/>
     <w:multiLevelType w:val="multilevel"/>
     <w:tmpl w:val="511065F2"/>
@@ -2793,7 +8187,7 @@
       </w:pPr>
     </w:lvl>
   </w:abstractNum>
-  <w:abstractNum w:abstractNumId="4" w15:restartNumberingAfterBreak="0">
+  <w:abstractNum w:abstractNumId="5" w15:restartNumberingAfterBreak="0">
     <w:nsid w:val="7DF873F7"/>
     <w:multiLevelType w:val="multilevel"/>
     <w:tmpl w:val="41C6A66E"/>
@@ -2906,16 +8300,16 @@
       </w:pPr>
     </w:lvl>
   </w:abstractNum>
-  <w:num w:numId="1" w16cid:durableId="757409186">
-    <w:abstractNumId w:val="3"/>
-  </w:num>
-  <w:num w:numId="2" w16cid:durableId="647586432">
+  <w:num w:numId="1">
     <w:abstractNumId w:val="4"/>
   </w:num>
-  <w:num w:numId="3" w16cid:durableId="306281288">
+  <w:num w:numId="2">
+    <w:abstractNumId w:val="5"/>
+  </w:num>
+  <w:num w:numId="3">
     <w:abstractNumId w:val="2"/>
   </w:num>
-  <w:num w:numId="4" w16cid:durableId="989553837">
+  <w:num w:numId="4">
     <w:abstractNumId w:val="2"/>
     <w:lvlOverride w:ilvl="1">
       <w:lvl w:ilvl="1">
@@ -2935,7 +8329,7 @@
       </w:lvl>
     </w:lvlOverride>
   </w:num>
-  <w:num w:numId="5" w16cid:durableId="1352367583">
+  <w:num w:numId="5">
     <w:abstractNumId w:val="2"/>
     <w:lvlOverride w:ilvl="1">
       <w:lvl w:ilvl="1">
@@ -2955,17 +8349,20 @@
       </w:lvl>
     </w:lvlOverride>
   </w:num>
-  <w:num w:numId="6" w16cid:durableId="1943798481">
+  <w:num w:numId="6">
     <w:abstractNumId w:val="1"/>
   </w:num>
-  <w:num w:numId="7" w16cid:durableId="612051605">
+  <w:num w:numId="7">
     <w:abstractNumId w:val="0"/>
+  </w:num>
+  <w:num w:numId="8">
+    <w:abstractNumId w:val="3"/>
   </w:num>
 </w:numbering>
 </file>
 
 <file path=word/styles.xml><?xml version="1.0" encoding="utf-8"?>
-<w:styles xmlns:mc="http://schemas.openxmlformats.org/markup-compatibility/2006" xmlns:r="http://schemas.openxmlformats.org/officeDocument/2006/relationships" xmlns:w="http://schemas.openxmlformats.org/wordprocessingml/2006/main" xmlns:w14="http://schemas.microsoft.com/office/word/2010/wordml" xmlns:w15="http://schemas.microsoft.com/office/word/2012/wordml" xmlns:w16cex="http://schemas.microsoft.com/office/word/2018/wordml/cex" xmlns:w16cid="http://schemas.microsoft.com/office/word/2016/wordml/cid" xmlns:w16="http://schemas.microsoft.com/office/word/2018/wordml" xmlns:w16du="http://schemas.microsoft.com/office/word/2023/wordml/word16du" xmlns:w16sdtdh="http://schemas.microsoft.com/office/word/2020/wordml/sdtdatahash" xmlns:w16sdtfl="http://schemas.microsoft.com/office/word/2024/wordml/sdtformatlock" xmlns:w16se="http://schemas.microsoft.com/office/word/2015/wordml/symex" mc:Ignorable="w14 w15 w16se w16cid w16 w16cex w16sdtdh w16sdtfl w16du">
+<w:styles xmlns:mc="http://schemas.openxmlformats.org/markup-compatibility/2006" xmlns:r="http://schemas.openxmlformats.org/officeDocument/2006/relationships" xmlns:w="http://schemas.openxmlformats.org/wordprocessingml/2006/main" xmlns:w14="http://schemas.microsoft.com/office/word/2010/wordml" xmlns:w15="http://schemas.microsoft.com/office/word/2012/wordml" xmlns:w16cid="http://schemas.microsoft.com/office/word/2016/wordml/cid" xmlns:w16se="http://schemas.microsoft.com/office/word/2015/wordml/symex" mc:Ignorable="w14 w15 w16se w16cid">
   <w:docDefaults>
     <w:rPrDefault>
       <w:rPr>
@@ -2982,7 +8379,7 @@
       </w:pPr>
     </w:pPrDefault>
   </w:docDefaults>
-  <w:latentStyles w:defLockedState="0" w:defUIPriority="0" w:defSemiHidden="0" w:defUnhideWhenUsed="0" w:defQFormat="0" w:count="376">
+  <w:latentStyles w:defLockedState="0" w:defUIPriority="0" w:defSemiHidden="0" w:defUnhideWhenUsed="0" w:defQFormat="0" w:count="375">
     <w:lsdException w:name="Normal" w:qFormat="1"/>
     <w:lsdException w:name="heading 1" w:uiPriority="9" w:qFormat="1"/>
     <w:lsdException w:name="heading 2" w:semiHidden="1" w:uiPriority="9" w:unhideWhenUsed="1" w:qFormat="1"/>
@@ -3253,7 +8650,6 @@
     <w:lsdException w:name="Smart Hyperlink" w:semiHidden="1" w:unhideWhenUsed="1"/>
     <w:lsdException w:name="Hashtag" w:semiHidden="1" w:unhideWhenUsed="1"/>
     <w:lsdException w:name="Unresolved Mention" w:semiHidden="1" w:unhideWhenUsed="1"/>
-    <w:lsdException w:name="Smart Link" w:semiHidden="1" w:uiPriority="99" w:unhideWhenUsed="1"/>
   </w:latentStyles>
   <w:style w:type="paragraph" w:default="1" w:styleId="a">
     <w:name w:val="Normal"/>
@@ -3268,6 +8664,7 @@
   <w:style w:type="character" w:default="1" w:styleId="a0">
     <w:name w:val="Default Paragraph Font"/>
     <w:uiPriority w:val="1"/>
+    <w:semiHidden/>
     <w:unhideWhenUsed/>
   </w:style>
   <w:style w:type="table" w:default="1" w:styleId="a1">

--- a/작업일지/21주차.docx
+++ b/작업일지/21주차.docx
@@ -1,6 +1,6 @@
 
 <file path=word/document.xml><?xml version="1.0" encoding="utf-8"?>
-<w:document xmlns:wpc="http://schemas.microsoft.com/office/word/2010/wordprocessingCanvas" xmlns:cx="http://schemas.microsoft.com/office/drawing/2014/chartex" xmlns:cx1="http://schemas.microsoft.com/office/drawing/2015/9/8/chartex" xmlns:cx2="http://schemas.microsoft.com/office/drawing/2015/10/21/chartex" xmlns:cx3="http://schemas.microsoft.com/office/drawing/2016/5/9/chartex" xmlns:cx4="http://schemas.microsoft.com/office/drawing/2016/5/10/chartex" xmlns:cx5="http://schemas.microsoft.com/office/drawing/2016/5/11/chartex" xmlns:cx6="http://schemas.microsoft.com/office/drawing/2016/5/12/chartex" xmlns:cx7="http://schemas.microsoft.com/office/drawing/2016/5/13/chartex" xmlns:cx8="http://schemas.microsoft.com/office/drawing/2016/5/14/chartex" xmlns:mc="http://schemas.openxmlformats.org/markup-compatibility/2006" xmlns:aink="http://schemas.microsoft.com/office/drawing/2016/ink" xmlns:am3d="http://schemas.microsoft.com/office/drawing/2017/model3d" xmlns:o="urn:schemas-microsoft-com:office:office" xmlns:r="http://schemas.openxmlformats.org/officeDocument/2006/relationships" xmlns:m="http://schemas.openxmlformats.org/officeDocument/2006/math" xmlns:v="urn:schemas-microsoft-com:vml" xmlns:wp14="http://schemas.microsoft.com/office/word/2010/wordprocessingDrawing" xmlns:wp="http://schemas.openxmlformats.org/drawingml/2006/wordprocessingDrawing" xmlns:w10="urn:schemas-microsoft-com:office:word" xmlns:w="http://schemas.openxmlformats.org/wordprocessingml/2006/main" xmlns:w14="http://schemas.microsoft.com/office/word/2010/wordml" xmlns:w15="http://schemas.microsoft.com/office/word/2012/wordml" xmlns:w16cid="http://schemas.microsoft.com/office/word/2016/wordml/cid" xmlns:w16se="http://schemas.microsoft.com/office/word/2015/wordml/symex" xmlns:wpg="http://schemas.microsoft.com/office/word/2010/wordprocessingGroup" xmlns:wpi="http://schemas.microsoft.com/office/word/2010/wordprocessingInk" xmlns:wne="http://schemas.microsoft.com/office/word/2006/wordml" xmlns:wps="http://schemas.microsoft.com/office/word/2010/wordprocessingShape" mc:Ignorable="w14 w15 w16se w16cid wp14">
+<w:document xmlns:wpc="http://schemas.microsoft.com/office/word/2010/wordprocessingCanvas" xmlns:cx="http://schemas.microsoft.com/office/drawing/2014/chartex" xmlns:cx1="http://schemas.microsoft.com/office/drawing/2015/9/8/chartex" xmlns:cx2="http://schemas.microsoft.com/office/drawing/2015/10/21/chartex" xmlns:cx3="http://schemas.microsoft.com/office/drawing/2016/5/9/chartex" xmlns:cx4="http://schemas.microsoft.com/office/drawing/2016/5/10/chartex" xmlns:cx5="http://schemas.microsoft.com/office/drawing/2016/5/11/chartex" xmlns:cx6="http://schemas.microsoft.com/office/drawing/2016/5/12/chartex" xmlns:cx7="http://schemas.microsoft.com/office/drawing/2016/5/13/chartex" xmlns:cx8="http://schemas.microsoft.com/office/drawing/2016/5/14/chartex" xmlns:mc="http://schemas.openxmlformats.org/markup-compatibility/2006" xmlns:aink="http://schemas.microsoft.com/office/drawing/2016/ink" xmlns:am3d="http://schemas.microsoft.com/office/drawing/2017/model3d" xmlns:o="urn:schemas-microsoft-com:office:office" xmlns:oel="http://schemas.microsoft.com/office/2019/extlst" xmlns:r="http://schemas.openxmlformats.org/officeDocument/2006/relationships" xmlns:m="http://schemas.openxmlformats.org/officeDocument/2006/math" xmlns:v="urn:schemas-microsoft-com:vml" xmlns:wp14="http://schemas.microsoft.com/office/word/2010/wordprocessingDrawing" xmlns:wp="http://schemas.openxmlformats.org/drawingml/2006/wordprocessingDrawing" xmlns:w10="urn:schemas-microsoft-com:office:word" xmlns:w="http://schemas.openxmlformats.org/wordprocessingml/2006/main" xmlns:w14="http://schemas.microsoft.com/office/word/2010/wordml" xmlns:w15="http://schemas.microsoft.com/office/word/2012/wordml" xmlns:w16cex="http://schemas.microsoft.com/office/word/2018/wordml/cex" xmlns:w16cid="http://schemas.microsoft.com/office/word/2016/wordml/cid" xmlns:w16="http://schemas.microsoft.com/office/word/2018/wordml" xmlns:w16du="http://schemas.microsoft.com/office/word/2023/wordml/word16du" xmlns:w16sdtdh="http://schemas.microsoft.com/office/word/2020/wordml/sdtdatahash" xmlns:w16sdtfl="http://schemas.microsoft.com/office/word/2024/wordml/sdtformatlock" xmlns:w16se="http://schemas.microsoft.com/office/word/2015/wordml/symex" xmlns:wpg="http://schemas.microsoft.com/office/word/2010/wordprocessingGroup" xmlns:wpi="http://schemas.microsoft.com/office/word/2010/wordprocessingInk" xmlns:wne="http://schemas.microsoft.com/office/word/2006/wordml" xmlns:wps="http://schemas.microsoft.com/office/word/2010/wordprocessingShape" mc:Ignorable="w14 w15 w16se w16cid w16 w16cex w16sdtdh w16sdtfl w16du wp14">
   <w:body>
     <w:tbl>
       <w:tblPr>
@@ -543,7 +543,6 @@
             <w:pPr>
               <w:jc w:val="left"/>
               <w:rPr>
-                <w:rFonts w:hint="eastAsia"/>
                 <w:b/>
                 <w:bCs/>
               </w:rPr>
@@ -885,15 +884,31 @@
           <w:b/>
           <w:sz w:val="22"/>
         </w:rPr>
-        <w:t>late_update</w:t>
-      </w:r>
-      <w:proofErr w:type="spellEnd"/>
-      <w:r>
-        <w:rPr>
-          <w:b/>
-          <w:sz w:val="22"/>
-        </w:rPr>
-        <w:t xml:space="preserve">(float </w:t>
+        <w:t>late_</w:t>
+      </w:r>
+      <w:proofErr w:type="gramStart"/>
+      <w:r>
+        <w:rPr>
+          <w:b/>
+          <w:sz w:val="22"/>
+        </w:rPr>
+        <w:t>update</w:t>
+      </w:r>
+      <w:proofErr w:type="spellEnd"/>
+      <w:r>
+        <w:rPr>
+          <w:b/>
+          <w:sz w:val="22"/>
+        </w:rPr>
+        <w:t>(</w:t>
+      </w:r>
+      <w:proofErr w:type="gramEnd"/>
+      <w:r>
+        <w:rPr>
+          <w:b/>
+          <w:sz w:val="22"/>
+        </w:rPr>
+        <w:t xml:space="preserve">float </w:t>
       </w:r>
       <w:proofErr w:type="spellStart"/>
       <w:r>
@@ -1113,16 +1128,9 @@
           <w:b/>
           <w:sz w:val="22"/>
         </w:rPr>
-        <w:t>&gt;(</w:t>
-      </w:r>
-      <w:proofErr w:type="gramEnd"/>
-      <w:r>
-        <w:rPr>
-          <w:b/>
-          <w:sz w:val="22"/>
-        </w:rPr>
-        <w:t>);</w:t>
-      </w:r>
+        <w:t>&gt;();</w:t>
+      </w:r>
+      <w:proofErr w:type="gramEnd"/>
     </w:p>
     <w:p>
       <w:pPr>
@@ -1163,8 +1171,17 @@
           <w:b/>
           <w:sz w:val="22"/>
         </w:rPr>
-        <w:t>) return;</w:t>
-      </w:r>
+        <w:t xml:space="preserve">) </w:t>
+      </w:r>
+      <w:proofErr w:type="gramStart"/>
+      <w:r>
+        <w:rPr>
+          <w:b/>
+          <w:sz w:val="22"/>
+        </w:rPr>
+        <w:t>return;</w:t>
+      </w:r>
+      <w:proofErr w:type="gramEnd"/>
     </w:p>
     <w:p>
       <w:pPr>
@@ -1246,8 +1263,33 @@
           <w:b/>
           <w:sz w:val="22"/>
         </w:rPr>
-        <w:t>-&gt;mesh());</w:t>
-      </w:r>
+        <w:t>-&gt;</w:t>
+      </w:r>
+      <w:proofErr w:type="gramStart"/>
+      <w:r>
+        <w:rPr>
+          <w:b/>
+          <w:sz w:val="22"/>
+        </w:rPr>
+        <w:t>mesh(</w:t>
+      </w:r>
+      <w:proofErr w:type="gramEnd"/>
+      <w:r>
+        <w:rPr>
+          <w:b/>
+          <w:sz w:val="22"/>
+        </w:rPr>
+        <w:t>)</w:t>
+      </w:r>
+      <w:proofErr w:type="gramStart"/>
+      <w:r>
+        <w:rPr>
+          <w:b/>
+          <w:sz w:val="22"/>
+        </w:rPr>
+        <w:t>);</w:t>
+      </w:r>
+      <w:proofErr w:type="gramEnd"/>
     </w:p>
     <w:p>
       <w:pPr>
@@ -1397,6 +1439,7 @@
         <w:t>nowAnimationName</w:t>
       </w:r>
       <w:proofErr w:type="spellEnd"/>
+      <w:proofErr w:type="gramStart"/>
       <w:r>
         <w:rPr>
           <w:b/>
@@ -1404,6 +1447,7 @@
         </w:rPr>
         <w:t>);</w:t>
       </w:r>
+      <w:proofErr w:type="gramEnd"/>
     </w:p>
     <w:p>
       <w:pPr>
@@ -1574,7 +1618,23 @@
           <w:b/>
           <w:sz w:val="22"/>
         </w:rPr>
-        <w:t xml:space="preserve">dynamic_pointer_cast&lt;readgltfmesh&gt;(mesh-&gt;second)-&gt;update_animation(_nowAnimationTime, </w:t>
+        <w:t>dynamic_pointer_cast&lt;readgltfmesh&gt;(mesh-&gt;second)-&gt;update_</w:t>
+      </w:r>
+      <w:proofErr w:type="gramStart"/>
+      <w:r>
+        <w:rPr>
+          <w:b/>
+          <w:sz w:val="22"/>
+        </w:rPr>
+        <w:t>animation(</w:t>
+      </w:r>
+      <w:proofErr w:type="gramEnd"/>
+      <w:r>
+        <w:rPr>
+          <w:b/>
+          <w:sz w:val="22"/>
+        </w:rPr>
+        <w:t xml:space="preserve">_nowAnimationTime, </w:t>
       </w:r>
       <w:proofErr w:type="spellStart"/>
       <w:r>
@@ -1590,8 +1650,17 @@
           <w:b/>
           <w:sz w:val="22"/>
         </w:rPr>
-        <w:t>-&gt;second);</w:t>
-      </w:r>
+        <w:t>-&gt;second</w:t>
+      </w:r>
+      <w:proofErr w:type="gramStart"/>
+      <w:r>
+        <w:rPr>
+          <w:b/>
+          <w:sz w:val="22"/>
+        </w:rPr>
+        <w:t>);</w:t>
+      </w:r>
+      <w:proofErr w:type="gramEnd"/>
     </w:p>
     <w:p>
       <w:pPr>
@@ -1622,23 +1691,7 @@
           <w:b/>
           <w:sz w:val="22"/>
         </w:rPr>
-        <w:t xml:space="preserve">주석 </w:t>
-      </w:r>
-      <w:proofErr w:type="spellStart"/>
-      <w:r>
-        <w:rPr>
-          <w:b/>
-          <w:sz w:val="22"/>
-        </w:rPr>
-        <w:t>걸어놓은</w:t>
-      </w:r>
-      <w:proofErr w:type="spellEnd"/>
-      <w:r>
-        <w:rPr>
-          <w:b/>
-          <w:sz w:val="22"/>
-        </w:rPr>
-        <w:t xml:space="preserve"> 부분이 기존의 방식</w:t>
+        <w:t>주석 걸어놓은 부분이 기존의 방식</w:t>
       </w:r>
     </w:p>
     <w:p>
@@ -1862,9 +1915,18 @@
           <w:b/>
           <w:sz w:val="22"/>
         </w:rPr>
-        <w:t>&lt;xmbyte4&gt;(</w:t>
-      </w:r>
-      <w:proofErr w:type="spellStart"/>
+        <w:t>&lt;xmbyte4</w:t>
+      </w:r>
+      <w:proofErr w:type="gramStart"/>
+      <w:r>
+        <w:rPr>
+          <w:b/>
+          <w:sz w:val="22"/>
+        </w:rPr>
+        <w:t>&gt;(</w:t>
+      </w:r>
+      <w:proofErr w:type="spellStart"/>
+      <w:proofErr w:type="gramEnd"/>
       <w:r>
         <w:rPr>
           <w:b/>
@@ -1905,6 +1967,7 @@
         <w:t>acc_idx</w:t>
       </w:r>
       <w:proofErr w:type="spellEnd"/>
+      <w:proofErr w:type="gramStart"/>
       <w:r>
         <w:rPr>
           <w:b/>
@@ -1912,6 +1975,7 @@
         </w:rPr>
         <w:t>);</w:t>
       </w:r>
+      <w:proofErr w:type="gramEnd"/>
     </w:p>
     <w:p>
       <w:pPr>
@@ -1952,16 +2016,34 @@
           <w:b/>
           <w:sz w:val="22"/>
         </w:rPr>
-        <w:t>byte_weights.size</w:t>
-      </w:r>
-      <w:proofErr w:type="spellEnd"/>
-      <w:r>
-        <w:rPr>
-          <w:b/>
-          <w:sz w:val="22"/>
-        </w:rPr>
-        <w:t>());</w:t>
-      </w:r>
+        <w:t>byte_</w:t>
+      </w:r>
+      <w:proofErr w:type="gramStart"/>
+      <w:r>
+        <w:rPr>
+          <w:b/>
+          <w:sz w:val="22"/>
+        </w:rPr>
+        <w:t>weights.size</w:t>
+      </w:r>
+      <w:proofErr w:type="spellEnd"/>
+      <w:proofErr w:type="gramEnd"/>
+      <w:r>
+        <w:rPr>
+          <w:b/>
+          <w:sz w:val="22"/>
+        </w:rPr>
+        <w:t>()</w:t>
+      </w:r>
+      <w:proofErr w:type="gramStart"/>
+      <w:r>
+        <w:rPr>
+          <w:b/>
+          <w:sz w:val="22"/>
+        </w:rPr>
+        <w:t>);</w:t>
+      </w:r>
+      <w:proofErr w:type="gramEnd"/>
     </w:p>
     <w:p>
       <w:pPr>
@@ -2193,7 +2275,23 @@
           <w:b/>
           <w:sz w:val="22"/>
         </w:rPr>
-        <w:t xml:space="preserve"> 255.0f, // 정규화(0~1 사이로 변환)</w:t>
+        <w:t xml:space="preserve"> 255.0f</w:t>
+      </w:r>
+      <w:proofErr w:type="gramStart"/>
+      <w:r>
+        <w:rPr>
+          <w:b/>
+          <w:sz w:val="22"/>
+        </w:rPr>
+        <w:t>, /</w:t>
+      </w:r>
+      <w:proofErr w:type="gramEnd"/>
+      <w:r>
+        <w:rPr>
+          <w:b/>
+          <w:sz w:val="22"/>
+        </w:rPr>
+        <w:t>/ 정규화(0~1 사이로 변환)</w:t>
       </w:r>
     </w:p>
     <w:p>
@@ -3296,7 +3394,23 @@
           <w:b/>
           <w:sz w:val="12"/>
         </w:rPr>
-        <w:t xml:space="preserve"> // 1. </w:t>
+        <w:t xml:space="preserve"> </w:t>
+      </w:r>
+      <w:proofErr w:type="gramStart"/>
+      <w:r>
+        <w:rPr>
+          <w:b/>
+          <w:sz w:val="12"/>
+        </w:rPr>
+        <w:t>// 1</w:t>
+      </w:r>
+      <w:proofErr w:type="gramEnd"/>
+      <w:r>
+        <w:rPr>
+          <w:b/>
+          <w:sz w:val="12"/>
+        </w:rPr>
+        <w:t xml:space="preserve">. </w:t>
       </w:r>
       <w:proofErr w:type="spellStart"/>
       <w:r>
@@ -3538,7 +3652,15 @@
           <w:b/>
           <w:sz w:val="12"/>
         </w:rPr>
-        <w:t xml:space="preserve"> || !</w:t>
+        <w:t xml:space="preserve"> |</w:t>
+      </w:r>
+      <w:proofErr w:type="gramStart"/>
+      <w:r>
+        <w:rPr>
+          <w:b/>
+          <w:sz w:val="12"/>
+        </w:rPr>
+        <w:t>| !</w:t>
       </w:r>
       <w:proofErr w:type="spellStart"/>
       <w:r>
@@ -3549,6 +3671,7 @@
         <w:t>MeshComponent</w:t>
       </w:r>
       <w:proofErr w:type="spellEnd"/>
+      <w:proofErr w:type="gramEnd"/>
       <w:r>
         <w:rPr>
           <w:b/>
@@ -3557,6 +3680,7 @@
         <w:t>-&gt;</w:t>
       </w:r>
       <w:proofErr w:type="spellStart"/>
+      <w:proofErr w:type="gramStart"/>
       <w:r>
         <w:rPr>
           <w:b/>
@@ -3570,8 +3694,25 @@
           <w:b/>
           <w:sz w:val="12"/>
         </w:rPr>
-        <w:t>()) continue;</w:t>
-      </w:r>
+        <w:t>(</w:t>
+      </w:r>
+      <w:proofErr w:type="gramEnd"/>
+      <w:r>
+        <w:rPr>
+          <w:b/>
+          <w:sz w:val="12"/>
+        </w:rPr>
+        <w:t xml:space="preserve">)) </w:t>
+      </w:r>
+      <w:proofErr w:type="gramStart"/>
+      <w:r>
+        <w:rPr>
+          <w:b/>
+          <w:sz w:val="12"/>
+        </w:rPr>
+        <w:t>continue;</w:t>
+      </w:r>
+      <w:proofErr w:type="gramEnd"/>
     </w:p>
     <w:p>
       <w:pPr>
@@ -3660,9 +3801,286 @@
           <w:b/>
           <w:sz w:val="12"/>
         </w:rPr>
+        <w:t>();</w:t>
+      </w:r>
+      <w:proofErr w:type="gramEnd"/>
+    </w:p>
+    <w:p>
+      <w:pPr>
+        <w:jc w:val="left"/>
+        <w:rPr>
+          <w:b/>
+          <w:sz w:val="12"/>
+        </w:rPr>
+      </w:pPr>
+    </w:p>
+    <w:p>
+      <w:pPr>
+        <w:jc w:val="left"/>
+        <w:rPr>
+          <w:b/>
+          <w:sz w:val="12"/>
+        </w:rPr>
+      </w:pPr>
+      <w:r>
+        <w:rPr>
+          <w:b/>
+          <w:sz w:val="12"/>
+        </w:rPr>
+        <w:t xml:space="preserve">    // ---------------------------------------------------------</w:t>
+      </w:r>
+    </w:p>
+    <w:p>
+      <w:pPr>
+        <w:jc w:val="left"/>
+        <w:rPr>
+          <w:b/>
+          <w:sz w:val="12"/>
+        </w:rPr>
+      </w:pPr>
+      <w:r>
+        <w:rPr>
+          <w:b/>
+          <w:sz w:val="12"/>
+        </w:rPr>
+        <w:t xml:space="preserve">    </w:t>
+      </w:r>
+      <w:proofErr w:type="gramStart"/>
+      <w:r>
+        <w:rPr>
+          <w:b/>
+          <w:sz w:val="12"/>
+        </w:rPr>
+        <w:t>// 2</w:t>
+      </w:r>
+      <w:proofErr w:type="gramEnd"/>
+      <w:r>
+        <w:rPr>
+          <w:b/>
+          <w:sz w:val="12"/>
+        </w:rPr>
+        <w:t xml:space="preserve">. GLTF </w:t>
+      </w:r>
+      <w:proofErr w:type="spellStart"/>
+      <w:r>
+        <w:rPr>
+          <w:b/>
+          <w:sz w:val="12"/>
+        </w:rPr>
+        <w:t>익스포트</w:t>
+      </w:r>
+      <w:proofErr w:type="spellEnd"/>
+      <w:r>
+        <w:rPr>
+          <w:b/>
+          <w:sz w:val="12"/>
+        </w:rPr>
+        <w:t xml:space="preserve"> (중복 방지)</w:t>
+      </w:r>
+    </w:p>
+    <w:p>
+      <w:pPr>
+        <w:jc w:val="left"/>
+        <w:rPr>
+          <w:b/>
+          <w:sz w:val="12"/>
+        </w:rPr>
+      </w:pPr>
+      <w:r>
+        <w:rPr>
+          <w:b/>
+          <w:sz w:val="12"/>
+        </w:rPr>
+        <w:t xml:space="preserve">    // ---------------------------------------------------------</w:t>
+      </w:r>
+    </w:p>
+    <w:p>
+      <w:pPr>
+        <w:jc w:val="left"/>
+        <w:rPr>
+          <w:b/>
+          <w:sz w:val="12"/>
+        </w:rPr>
+      </w:pPr>
+      <w:r>
+        <w:rPr>
+          <w:b/>
+          <w:sz w:val="12"/>
+        </w:rPr>
+        <w:t xml:space="preserve">    if </w:t>
+      </w:r>
+      <w:proofErr w:type="gramStart"/>
+      <w:r>
+        <w:rPr>
+          <w:b/>
+          <w:sz w:val="12"/>
+        </w:rPr>
+        <w:t>(!</w:t>
+      </w:r>
+      <w:proofErr w:type="spellStart"/>
+      <w:r>
+        <w:rPr>
+          <w:b/>
+          <w:sz w:val="12"/>
+        </w:rPr>
+        <w:t>ExportedMeshes.Contains</w:t>
+      </w:r>
+      <w:proofErr w:type="spellEnd"/>
+      <w:proofErr w:type="gramEnd"/>
+      <w:r>
+        <w:rPr>
+          <w:b/>
+          <w:sz w:val="12"/>
+        </w:rPr>
         <w:t>(</w:t>
       </w:r>
-      <w:proofErr w:type="gramEnd"/>
+      <w:proofErr w:type="spellStart"/>
+      <w:r>
+        <w:rPr>
+          <w:b/>
+          <w:sz w:val="12"/>
+        </w:rPr>
+        <w:t>StaticMesh</w:t>
+      </w:r>
+      <w:proofErr w:type="spellEnd"/>
+      <w:r>
+        <w:rPr>
+          <w:b/>
+          <w:sz w:val="12"/>
+        </w:rPr>
+        <w:t>))</w:t>
+      </w:r>
+    </w:p>
+    <w:p>
+      <w:pPr>
+        <w:jc w:val="left"/>
+        <w:rPr>
+          <w:b/>
+          <w:sz w:val="12"/>
+        </w:rPr>
+      </w:pPr>
+      <w:r>
+        <w:rPr>
+          <w:b/>
+          <w:sz w:val="12"/>
+        </w:rPr>
+        <w:t xml:space="preserve">    {</w:t>
+      </w:r>
+    </w:p>
+    <w:p>
+      <w:pPr>
+        <w:jc w:val="left"/>
+        <w:rPr>
+          <w:b/>
+          <w:sz w:val="12"/>
+        </w:rPr>
+      </w:pPr>
+      <w:r>
+        <w:rPr>
+          <w:b/>
+          <w:sz w:val="12"/>
+        </w:rPr>
+        <w:t xml:space="preserve">        </w:t>
+      </w:r>
+      <w:proofErr w:type="spellStart"/>
+      <w:r>
+        <w:rPr>
+          <w:b/>
+          <w:sz w:val="12"/>
+        </w:rPr>
+        <w:t>FString</w:t>
+      </w:r>
+      <w:proofErr w:type="spellEnd"/>
+      <w:r>
+        <w:rPr>
+          <w:b/>
+          <w:sz w:val="12"/>
+        </w:rPr>
+        <w:t xml:space="preserve"> </w:t>
+      </w:r>
+      <w:proofErr w:type="spellStart"/>
+      <w:r>
+        <w:rPr>
+          <w:b/>
+          <w:sz w:val="12"/>
+        </w:rPr>
+        <w:t>MeshFileName</w:t>
+      </w:r>
+      <w:proofErr w:type="spellEnd"/>
+      <w:r>
+        <w:rPr>
+          <w:b/>
+          <w:sz w:val="12"/>
+        </w:rPr>
+        <w:t xml:space="preserve"> = </w:t>
+      </w:r>
+      <w:proofErr w:type="spellStart"/>
+      <w:r>
+        <w:rPr>
+          <w:b/>
+          <w:sz w:val="12"/>
+        </w:rPr>
+        <w:t>StaticMesh</w:t>
+      </w:r>
+      <w:proofErr w:type="spellEnd"/>
+      <w:r>
+        <w:rPr>
+          <w:b/>
+          <w:sz w:val="12"/>
+        </w:rPr>
+        <w:t>-&gt;</w:t>
+      </w:r>
+      <w:proofErr w:type="spellStart"/>
+      <w:proofErr w:type="gramStart"/>
+      <w:r>
+        <w:rPr>
+          <w:b/>
+          <w:sz w:val="12"/>
+        </w:rPr>
+        <w:t>GetName</w:t>
+      </w:r>
+      <w:proofErr w:type="spellEnd"/>
+      <w:r>
+        <w:rPr>
+          <w:b/>
+          <w:sz w:val="12"/>
+        </w:rPr>
+        <w:t>(</w:t>
+      </w:r>
+      <w:proofErr w:type="gramEnd"/>
+      <w:r>
+        <w:rPr>
+          <w:b/>
+          <w:sz w:val="12"/>
+        </w:rPr>
+        <w:t>) + TEXT(</w:t>
+      </w:r>
+      <w:proofErr w:type="gramStart"/>
+      <w:r>
+        <w:rPr>
+          <w:b/>
+          <w:sz w:val="12"/>
+        </w:rPr>
+        <w:t>".</w:t>
+      </w:r>
+      <w:proofErr w:type="spellStart"/>
+      <w:r>
+        <w:rPr>
+          <w:b/>
+          <w:sz w:val="12"/>
+        </w:rPr>
+        <w:t>gltf</w:t>
+      </w:r>
+      <w:proofErr w:type="spellEnd"/>
+      <w:proofErr w:type="gramEnd"/>
+      <w:r>
+        <w:rPr>
+          <w:b/>
+          <w:sz w:val="12"/>
+        </w:rPr>
+        <w:t>"</w:t>
+      </w:r>
+      <w:proofErr w:type="gramStart"/>
       <w:r>
         <w:rPr>
           <w:b/>
@@ -3670,6 +4088,687 @@
         </w:rPr>
         <w:t>);</w:t>
       </w:r>
+      <w:proofErr w:type="gramEnd"/>
+    </w:p>
+    <w:p>
+      <w:pPr>
+        <w:jc w:val="left"/>
+        <w:rPr>
+          <w:b/>
+          <w:sz w:val="12"/>
+        </w:rPr>
+      </w:pPr>
+      <w:r>
+        <w:rPr>
+          <w:b/>
+          <w:sz w:val="12"/>
+        </w:rPr>
+        <w:t xml:space="preserve">        </w:t>
+      </w:r>
+      <w:proofErr w:type="spellStart"/>
+      <w:r>
+        <w:rPr>
+          <w:b/>
+          <w:sz w:val="12"/>
+        </w:rPr>
+        <w:t>FString</w:t>
+      </w:r>
+      <w:proofErr w:type="spellEnd"/>
+      <w:r>
+        <w:rPr>
+          <w:b/>
+          <w:sz w:val="12"/>
+        </w:rPr>
+        <w:t xml:space="preserve"> </w:t>
+      </w:r>
+      <w:proofErr w:type="spellStart"/>
+      <w:r>
+        <w:rPr>
+          <w:b/>
+          <w:sz w:val="12"/>
+        </w:rPr>
+        <w:t>MeshFullFilePath</w:t>
+      </w:r>
+      <w:proofErr w:type="spellEnd"/>
+      <w:r>
+        <w:rPr>
+          <w:b/>
+          <w:sz w:val="12"/>
+        </w:rPr>
+        <w:t xml:space="preserve"> = </w:t>
+      </w:r>
+      <w:proofErr w:type="spellStart"/>
+      <w:r>
+        <w:rPr>
+          <w:b/>
+          <w:sz w:val="12"/>
+        </w:rPr>
+        <w:t>MeshExportDir</w:t>
+      </w:r>
+      <w:proofErr w:type="spellEnd"/>
+      <w:r>
+        <w:rPr>
+          <w:b/>
+          <w:sz w:val="12"/>
+        </w:rPr>
+        <w:t xml:space="preserve"> + </w:t>
+      </w:r>
+      <w:proofErr w:type="spellStart"/>
+      <w:r>
+        <w:rPr>
+          <w:b/>
+          <w:sz w:val="12"/>
+        </w:rPr>
+        <w:t>MeshFileName</w:t>
+      </w:r>
+      <w:proofErr w:type="spellEnd"/>
+      <w:r>
+        <w:rPr>
+          <w:b/>
+          <w:sz w:val="12"/>
+        </w:rPr>
+        <w:t>;</w:t>
+      </w:r>
+    </w:p>
+    <w:p>
+      <w:pPr>
+        <w:jc w:val="left"/>
+        <w:rPr>
+          <w:b/>
+          <w:sz w:val="12"/>
+        </w:rPr>
+      </w:pPr>
+      <w:r>
+        <w:rPr>
+          <w:b/>
+          <w:sz w:val="12"/>
+        </w:rPr>
+        <w:t xml:space="preserve">        </w:t>
+      </w:r>
+      <w:proofErr w:type="spellStart"/>
+      <w:r>
+        <w:rPr>
+          <w:b/>
+          <w:sz w:val="12"/>
+        </w:rPr>
+        <w:t>UAssetExportTask</w:t>
+      </w:r>
+      <w:proofErr w:type="spellEnd"/>
+      <w:r>
+        <w:rPr>
+          <w:b/>
+          <w:sz w:val="12"/>
+        </w:rPr>
+        <w:t xml:space="preserve">* </w:t>
+      </w:r>
+      <w:proofErr w:type="spellStart"/>
+      <w:r>
+        <w:rPr>
+          <w:b/>
+          <w:sz w:val="12"/>
+        </w:rPr>
+        <w:t>ExportTask</w:t>
+      </w:r>
+      <w:proofErr w:type="spellEnd"/>
+      <w:r>
+        <w:rPr>
+          <w:b/>
+          <w:sz w:val="12"/>
+        </w:rPr>
+        <w:t xml:space="preserve"> = </w:t>
+      </w:r>
+      <w:proofErr w:type="spellStart"/>
+      <w:r>
+        <w:rPr>
+          <w:b/>
+          <w:sz w:val="12"/>
+        </w:rPr>
+        <w:t>NewObject</w:t>
+      </w:r>
+      <w:proofErr w:type="spellEnd"/>
+      <w:r>
+        <w:rPr>
+          <w:b/>
+          <w:sz w:val="12"/>
+        </w:rPr>
+        <w:t>&lt;</w:t>
+      </w:r>
+      <w:proofErr w:type="spellStart"/>
+      <w:r>
+        <w:rPr>
+          <w:b/>
+          <w:sz w:val="12"/>
+        </w:rPr>
+        <w:t>UAssetExportTask</w:t>
+      </w:r>
+      <w:proofErr w:type="spellEnd"/>
+      <w:proofErr w:type="gramStart"/>
+      <w:r>
+        <w:rPr>
+          <w:b/>
+          <w:sz w:val="12"/>
+        </w:rPr>
+        <w:t>&gt;();</w:t>
+      </w:r>
+      <w:proofErr w:type="gramEnd"/>
+    </w:p>
+    <w:p>
+      <w:pPr>
+        <w:jc w:val="left"/>
+        <w:rPr>
+          <w:b/>
+          <w:sz w:val="12"/>
+        </w:rPr>
+      </w:pPr>
+      <w:r>
+        <w:rPr>
+          <w:b/>
+          <w:sz w:val="12"/>
+        </w:rPr>
+        <w:t xml:space="preserve">        </w:t>
+      </w:r>
+      <w:proofErr w:type="spellStart"/>
+      <w:r>
+        <w:rPr>
+          <w:b/>
+          <w:sz w:val="12"/>
+        </w:rPr>
+        <w:t>ExportTask</w:t>
+      </w:r>
+      <w:proofErr w:type="spellEnd"/>
+      <w:r>
+        <w:rPr>
+          <w:b/>
+          <w:sz w:val="12"/>
+        </w:rPr>
+        <w:t xml:space="preserve">-&gt;Object = </w:t>
+      </w:r>
+      <w:proofErr w:type="spellStart"/>
+      <w:r>
+        <w:rPr>
+          <w:b/>
+          <w:sz w:val="12"/>
+        </w:rPr>
+        <w:t>StaticMesh</w:t>
+      </w:r>
+      <w:proofErr w:type="spellEnd"/>
+      <w:r>
+        <w:rPr>
+          <w:b/>
+          <w:sz w:val="12"/>
+        </w:rPr>
+        <w:t>;</w:t>
+      </w:r>
+    </w:p>
+    <w:p>
+      <w:pPr>
+        <w:jc w:val="left"/>
+        <w:rPr>
+          <w:b/>
+          <w:sz w:val="12"/>
+        </w:rPr>
+      </w:pPr>
+      <w:r>
+        <w:rPr>
+          <w:b/>
+          <w:sz w:val="12"/>
+        </w:rPr>
+        <w:t xml:space="preserve">        </w:t>
+      </w:r>
+      <w:proofErr w:type="spellStart"/>
+      <w:r>
+        <w:rPr>
+          <w:b/>
+          <w:sz w:val="12"/>
+        </w:rPr>
+        <w:t>ExportTask</w:t>
+      </w:r>
+      <w:proofErr w:type="spellEnd"/>
+      <w:r>
+        <w:rPr>
+          <w:b/>
+          <w:sz w:val="12"/>
+        </w:rPr>
+        <w:t xml:space="preserve">-&gt;Exporter = </w:t>
+      </w:r>
+      <w:proofErr w:type="spellStart"/>
+      <w:proofErr w:type="gramStart"/>
+      <w:r>
+        <w:rPr>
+          <w:b/>
+          <w:sz w:val="12"/>
+        </w:rPr>
+        <w:t>UExporter</w:t>
+      </w:r>
+      <w:proofErr w:type="spellEnd"/>
+      <w:r>
+        <w:rPr>
+          <w:b/>
+          <w:sz w:val="12"/>
+        </w:rPr>
+        <w:t>::</w:t>
+      </w:r>
+      <w:proofErr w:type="spellStart"/>
+      <w:r>
+        <w:rPr>
+          <w:b/>
+          <w:sz w:val="12"/>
+        </w:rPr>
+        <w:t>FindExporter</w:t>
+      </w:r>
+      <w:proofErr w:type="spellEnd"/>
+      <w:r>
+        <w:rPr>
+          <w:b/>
+          <w:sz w:val="12"/>
+        </w:rPr>
+        <w:t>(</w:t>
+      </w:r>
+      <w:proofErr w:type="spellStart"/>
+      <w:proofErr w:type="gramEnd"/>
+      <w:r>
+        <w:rPr>
+          <w:b/>
+          <w:sz w:val="12"/>
+        </w:rPr>
+        <w:t>StaticMesh</w:t>
+      </w:r>
+      <w:proofErr w:type="spellEnd"/>
+      <w:r>
+        <w:rPr>
+          <w:b/>
+          <w:sz w:val="12"/>
+        </w:rPr>
+        <w:t>, TEXT("</w:t>
+      </w:r>
+      <w:proofErr w:type="spellStart"/>
+      <w:r>
+        <w:rPr>
+          <w:b/>
+          <w:sz w:val="12"/>
+        </w:rPr>
+        <w:t>gltf</w:t>
+      </w:r>
+      <w:proofErr w:type="spellEnd"/>
+      <w:r>
+        <w:rPr>
+          <w:b/>
+          <w:sz w:val="12"/>
+        </w:rPr>
+        <w:t>")</w:t>
+      </w:r>
+      <w:proofErr w:type="gramStart"/>
+      <w:r>
+        <w:rPr>
+          <w:b/>
+          <w:sz w:val="12"/>
+        </w:rPr>
+        <w:t>);</w:t>
+      </w:r>
+      <w:proofErr w:type="gramEnd"/>
+    </w:p>
+    <w:p>
+      <w:pPr>
+        <w:jc w:val="left"/>
+        <w:rPr>
+          <w:b/>
+          <w:sz w:val="12"/>
+        </w:rPr>
+      </w:pPr>
+      <w:r>
+        <w:rPr>
+          <w:b/>
+          <w:sz w:val="12"/>
+        </w:rPr>
+        <w:t xml:space="preserve">        </w:t>
+      </w:r>
+      <w:proofErr w:type="spellStart"/>
+      <w:r>
+        <w:rPr>
+          <w:b/>
+          <w:sz w:val="12"/>
+        </w:rPr>
+        <w:t>ExportTask</w:t>
+      </w:r>
+      <w:proofErr w:type="spellEnd"/>
+      <w:r>
+        <w:rPr>
+          <w:b/>
+          <w:sz w:val="12"/>
+        </w:rPr>
+        <w:t xml:space="preserve">-&gt;Filename = </w:t>
+      </w:r>
+      <w:proofErr w:type="spellStart"/>
+      <w:r>
+        <w:rPr>
+          <w:b/>
+          <w:sz w:val="12"/>
+        </w:rPr>
+        <w:t>MeshFullFilePath</w:t>
+      </w:r>
+      <w:proofErr w:type="spellEnd"/>
+      <w:r>
+        <w:rPr>
+          <w:b/>
+          <w:sz w:val="12"/>
+        </w:rPr>
+        <w:t>;</w:t>
+      </w:r>
+    </w:p>
+    <w:p>
+      <w:pPr>
+        <w:jc w:val="left"/>
+        <w:rPr>
+          <w:b/>
+          <w:sz w:val="12"/>
+        </w:rPr>
+      </w:pPr>
+      <w:r>
+        <w:rPr>
+          <w:b/>
+          <w:sz w:val="12"/>
+        </w:rPr>
+        <w:t xml:space="preserve">        </w:t>
+      </w:r>
+      <w:proofErr w:type="spellStart"/>
+      <w:r>
+        <w:rPr>
+          <w:b/>
+          <w:sz w:val="12"/>
+        </w:rPr>
+        <w:t>ExportTask</w:t>
+      </w:r>
+      <w:proofErr w:type="spellEnd"/>
+      <w:r>
+        <w:rPr>
+          <w:b/>
+          <w:sz w:val="12"/>
+        </w:rPr>
+        <w:t>-&gt;</w:t>
+      </w:r>
+      <w:proofErr w:type="spellStart"/>
+      <w:r>
+        <w:rPr>
+          <w:b/>
+          <w:sz w:val="12"/>
+        </w:rPr>
+        <w:t>bAutomated</w:t>
+      </w:r>
+      <w:proofErr w:type="spellEnd"/>
+      <w:r>
+        <w:rPr>
+          <w:b/>
+          <w:sz w:val="12"/>
+        </w:rPr>
+        <w:t xml:space="preserve"> = true;</w:t>
+      </w:r>
+    </w:p>
+    <w:p>
+      <w:pPr>
+        <w:jc w:val="left"/>
+        <w:rPr>
+          <w:b/>
+          <w:sz w:val="12"/>
+        </w:rPr>
+      </w:pPr>
+      <w:r>
+        <w:rPr>
+          <w:b/>
+          <w:sz w:val="12"/>
+        </w:rPr>
+        <w:t xml:space="preserve">        </w:t>
+      </w:r>
+      <w:proofErr w:type="spellStart"/>
+      <w:r>
+        <w:rPr>
+          <w:b/>
+          <w:sz w:val="12"/>
+        </w:rPr>
+        <w:t>ExportTask</w:t>
+      </w:r>
+      <w:proofErr w:type="spellEnd"/>
+      <w:r>
+        <w:rPr>
+          <w:b/>
+          <w:sz w:val="12"/>
+        </w:rPr>
+        <w:t>-&gt;</w:t>
+      </w:r>
+      <w:proofErr w:type="spellStart"/>
+      <w:r>
+        <w:rPr>
+          <w:b/>
+          <w:sz w:val="12"/>
+        </w:rPr>
+        <w:t>bPrompt</w:t>
+      </w:r>
+      <w:proofErr w:type="spellEnd"/>
+      <w:r>
+        <w:rPr>
+          <w:b/>
+          <w:sz w:val="12"/>
+        </w:rPr>
+        <w:t xml:space="preserve"> = false;</w:t>
+      </w:r>
+    </w:p>
+    <w:p>
+      <w:pPr>
+        <w:jc w:val="left"/>
+        <w:rPr>
+          <w:b/>
+          <w:sz w:val="12"/>
+        </w:rPr>
+      </w:pPr>
+      <w:r>
+        <w:rPr>
+          <w:b/>
+          <w:sz w:val="12"/>
+        </w:rPr>
+        <w:t xml:space="preserve">        </w:t>
+      </w:r>
+      <w:proofErr w:type="spellStart"/>
+      <w:r>
+        <w:rPr>
+          <w:b/>
+          <w:sz w:val="12"/>
+        </w:rPr>
+        <w:t>ExportTask</w:t>
+      </w:r>
+      <w:proofErr w:type="spellEnd"/>
+      <w:r>
+        <w:rPr>
+          <w:b/>
+          <w:sz w:val="12"/>
+        </w:rPr>
+        <w:t>-&gt;</w:t>
+      </w:r>
+      <w:proofErr w:type="spellStart"/>
+      <w:r>
+        <w:rPr>
+          <w:b/>
+          <w:sz w:val="12"/>
+        </w:rPr>
+        <w:t>bReplaceIdentical</w:t>
+      </w:r>
+      <w:proofErr w:type="spellEnd"/>
+      <w:r>
+        <w:rPr>
+          <w:b/>
+          <w:sz w:val="12"/>
+        </w:rPr>
+        <w:t xml:space="preserve"> = true;</w:t>
+      </w:r>
+    </w:p>
+    <w:p>
+      <w:pPr>
+        <w:jc w:val="left"/>
+        <w:rPr>
+          <w:b/>
+          <w:sz w:val="12"/>
+        </w:rPr>
+      </w:pPr>
+    </w:p>
+    <w:p>
+      <w:pPr>
+        <w:jc w:val="left"/>
+        <w:rPr>
+          <w:b/>
+          <w:sz w:val="12"/>
+        </w:rPr>
+      </w:pPr>
+      <w:r>
+        <w:rPr>
+          <w:b/>
+          <w:sz w:val="12"/>
+        </w:rPr>
+        <w:t xml:space="preserve">        if (</w:t>
+      </w:r>
+      <w:proofErr w:type="spellStart"/>
+      <w:proofErr w:type="gramStart"/>
+      <w:r>
+        <w:rPr>
+          <w:b/>
+          <w:sz w:val="12"/>
+        </w:rPr>
+        <w:t>UExporter</w:t>
+      </w:r>
+      <w:proofErr w:type="spellEnd"/>
+      <w:r>
+        <w:rPr>
+          <w:b/>
+          <w:sz w:val="12"/>
+        </w:rPr>
+        <w:t>::</w:t>
+      </w:r>
+      <w:proofErr w:type="spellStart"/>
+      <w:r>
+        <w:rPr>
+          <w:b/>
+          <w:sz w:val="12"/>
+        </w:rPr>
+        <w:t>RunAssetExportTask</w:t>
+      </w:r>
+      <w:proofErr w:type="spellEnd"/>
+      <w:r>
+        <w:rPr>
+          <w:b/>
+          <w:sz w:val="12"/>
+        </w:rPr>
+        <w:t>(</w:t>
+      </w:r>
+      <w:proofErr w:type="spellStart"/>
+      <w:proofErr w:type="gramEnd"/>
+      <w:r>
+        <w:rPr>
+          <w:b/>
+          <w:sz w:val="12"/>
+        </w:rPr>
+        <w:t>ExportTask</w:t>
+      </w:r>
+      <w:proofErr w:type="spellEnd"/>
+      <w:r>
+        <w:rPr>
+          <w:b/>
+          <w:sz w:val="12"/>
+        </w:rPr>
+        <w:t>))</w:t>
+      </w:r>
+    </w:p>
+    <w:p>
+      <w:pPr>
+        <w:jc w:val="left"/>
+        <w:rPr>
+          <w:b/>
+          <w:sz w:val="12"/>
+        </w:rPr>
+      </w:pPr>
+      <w:r>
+        <w:rPr>
+          <w:b/>
+          <w:sz w:val="12"/>
+        </w:rPr>
+        <w:t xml:space="preserve">        {</w:t>
+      </w:r>
+    </w:p>
+    <w:p>
+      <w:pPr>
+        <w:jc w:val="left"/>
+        <w:rPr>
+          <w:b/>
+          <w:sz w:val="12"/>
+        </w:rPr>
+      </w:pPr>
+      <w:r>
+        <w:rPr>
+          <w:b/>
+          <w:sz w:val="12"/>
+        </w:rPr>
+        <w:t xml:space="preserve">            </w:t>
+      </w:r>
+      <w:proofErr w:type="spellStart"/>
+      <w:r>
+        <w:rPr>
+          <w:b/>
+          <w:sz w:val="12"/>
+        </w:rPr>
+        <w:t>ExportedMeshes.Add</w:t>
+      </w:r>
+      <w:proofErr w:type="spellEnd"/>
+      <w:r>
+        <w:rPr>
+          <w:b/>
+          <w:sz w:val="12"/>
+        </w:rPr>
+        <w:t>(</w:t>
+      </w:r>
+      <w:proofErr w:type="spellStart"/>
+      <w:r>
+        <w:rPr>
+          <w:b/>
+          <w:sz w:val="12"/>
+        </w:rPr>
+        <w:t>StaticMesh</w:t>
+      </w:r>
+      <w:proofErr w:type="spellEnd"/>
+      <w:r>
+        <w:rPr>
+          <w:b/>
+          <w:sz w:val="12"/>
+        </w:rPr>
+        <w:t>);</w:t>
+      </w:r>
+    </w:p>
+    <w:p>
+      <w:pPr>
+        <w:jc w:val="left"/>
+        <w:rPr>
+          <w:b/>
+          <w:sz w:val="12"/>
+        </w:rPr>
+      </w:pPr>
+      <w:r>
+        <w:rPr>
+          <w:b/>
+          <w:sz w:val="12"/>
+        </w:rPr>
+        <w:t xml:space="preserve">        }</w:t>
+      </w:r>
+    </w:p>
+    <w:p>
+      <w:pPr>
+        <w:jc w:val="left"/>
+        <w:rPr>
+          <w:b/>
+          <w:sz w:val="12"/>
+        </w:rPr>
+      </w:pPr>
+      <w:r>
+        <w:rPr>
+          <w:b/>
+          <w:sz w:val="12"/>
+        </w:rPr>
+        <w:t xml:space="preserve">    }</w:t>
+      </w:r>
     </w:p>
     <w:p>
       <w:pPr>
@@ -3717,31 +4816,15 @@
           <w:b/>
           <w:sz w:val="12"/>
         </w:rPr>
-        <w:t>// 2</w:t>
-      </w:r>
-      <w:proofErr w:type="gramEnd"/>
-      <w:r>
-        <w:rPr>
-          <w:b/>
-          <w:sz w:val="12"/>
-        </w:rPr>
-        <w:t xml:space="preserve">. GLTF </w:t>
-      </w:r>
-      <w:proofErr w:type="spellStart"/>
-      <w:r>
-        <w:rPr>
-          <w:b/>
-          <w:sz w:val="12"/>
-        </w:rPr>
-        <w:t>익스포트</w:t>
-      </w:r>
-      <w:proofErr w:type="spellEnd"/>
-      <w:r>
-        <w:rPr>
-          <w:b/>
-          <w:sz w:val="12"/>
-        </w:rPr>
-        <w:t xml:space="preserve"> (중복 방지)</w:t>
+        <w:t>// 3</w:t>
+      </w:r>
+      <w:proofErr w:type="gramEnd"/>
+      <w:r>
+        <w:rPr>
+          <w:b/>
+          <w:sz w:val="12"/>
+        </w:rPr>
+        <w:t>. JSON 구성 (각 컴포넌트별로 따로 생성)</w:t>
       </w:r>
     </w:p>
     <w:p>
@@ -3773,26 +4856,66 @@
           <w:b/>
           <w:sz w:val="12"/>
         </w:rPr>
-        <w:t xml:space="preserve">    if </w:t>
-      </w:r>
-      <w:proofErr w:type="gramStart"/>
-      <w:r>
-        <w:rPr>
-          <w:b/>
-          <w:sz w:val="12"/>
-        </w:rPr>
-        <w:t>(!</w:t>
-      </w:r>
-      <w:proofErr w:type="spellStart"/>
-      <w:r>
-        <w:rPr>
-          <w:b/>
-          <w:sz w:val="12"/>
-        </w:rPr>
-        <w:t>ExportedMeshes.Contains</w:t>
-      </w:r>
-      <w:proofErr w:type="spellEnd"/>
-      <w:proofErr w:type="gramEnd"/>
+        <w:t xml:space="preserve">    </w:t>
+      </w:r>
+      <w:proofErr w:type="spellStart"/>
+      <w:r>
+        <w:rPr>
+          <w:b/>
+          <w:sz w:val="12"/>
+        </w:rPr>
+        <w:t>TSharedPtr</w:t>
+      </w:r>
+      <w:proofErr w:type="spellEnd"/>
+      <w:r>
+        <w:rPr>
+          <w:b/>
+          <w:sz w:val="12"/>
+        </w:rPr>
+        <w:t>&lt;</w:t>
+      </w:r>
+      <w:proofErr w:type="spellStart"/>
+      <w:r>
+        <w:rPr>
+          <w:b/>
+          <w:sz w:val="12"/>
+        </w:rPr>
+        <w:t>FJsonObject</w:t>
+      </w:r>
+      <w:proofErr w:type="spellEnd"/>
+      <w:r>
+        <w:rPr>
+          <w:b/>
+          <w:sz w:val="12"/>
+        </w:rPr>
+        <w:t xml:space="preserve">&gt; </w:t>
+      </w:r>
+      <w:proofErr w:type="spellStart"/>
+      <w:r>
+        <w:rPr>
+          <w:b/>
+          <w:sz w:val="12"/>
+        </w:rPr>
+        <w:t>ActorJsonObject</w:t>
+      </w:r>
+      <w:proofErr w:type="spellEnd"/>
+      <w:r>
+        <w:rPr>
+          <w:b/>
+          <w:sz w:val="12"/>
+        </w:rPr>
+        <w:t xml:space="preserve"> = </w:t>
+      </w:r>
+      <w:proofErr w:type="spellStart"/>
+      <w:proofErr w:type="gramStart"/>
+      <w:r>
+        <w:rPr>
+          <w:b/>
+          <w:sz w:val="12"/>
+        </w:rPr>
+        <w:t>MakeShareable</w:t>
+      </w:r>
+      <w:proofErr w:type="spellEnd"/>
       <w:r>
         <w:rPr>
           <w:b/>
@@ -3800,6 +4923,433 @@
         </w:rPr>
         <w:t>(</w:t>
       </w:r>
+      <w:proofErr w:type="gramEnd"/>
+      <w:r>
+        <w:rPr>
+          <w:b/>
+          <w:sz w:val="12"/>
+        </w:rPr>
+        <w:t xml:space="preserve">new </w:t>
+      </w:r>
+      <w:proofErr w:type="spellStart"/>
+      <w:proofErr w:type="gramStart"/>
+      <w:r>
+        <w:rPr>
+          <w:b/>
+          <w:sz w:val="12"/>
+        </w:rPr>
+        <w:t>FJsonObject</w:t>
+      </w:r>
+      <w:proofErr w:type="spellEnd"/>
+      <w:r>
+        <w:rPr>
+          <w:b/>
+          <w:sz w:val="12"/>
+        </w:rPr>
+        <w:t>(</w:t>
+      </w:r>
+      <w:proofErr w:type="gramEnd"/>
+      <w:r>
+        <w:rPr>
+          <w:b/>
+          <w:sz w:val="12"/>
+        </w:rPr>
+        <w:t>)</w:t>
+      </w:r>
+      <w:proofErr w:type="gramStart"/>
+      <w:r>
+        <w:rPr>
+          <w:b/>
+          <w:sz w:val="12"/>
+        </w:rPr>
+        <w:t>);</w:t>
+      </w:r>
+      <w:proofErr w:type="gramEnd"/>
+    </w:p>
+    <w:p>
+      <w:pPr>
+        <w:jc w:val="left"/>
+        <w:rPr>
+          <w:b/>
+          <w:sz w:val="12"/>
+        </w:rPr>
+      </w:pPr>
+    </w:p>
+    <w:p>
+      <w:pPr>
+        <w:jc w:val="left"/>
+        <w:rPr>
+          <w:b/>
+          <w:sz w:val="12"/>
+        </w:rPr>
+      </w:pPr>
+      <w:r>
+        <w:rPr>
+          <w:b/>
+          <w:sz w:val="12"/>
+        </w:rPr>
+        <w:t xml:space="preserve">    </w:t>
+      </w:r>
+      <w:proofErr w:type="gramStart"/>
+      <w:r>
+        <w:rPr>
+          <w:b/>
+          <w:sz w:val="12"/>
+        </w:rPr>
+        <w:t>// 이름</w:t>
+      </w:r>
+      <w:proofErr w:type="gramEnd"/>
+      <w:r>
+        <w:rPr>
+          <w:b/>
+          <w:sz w:val="12"/>
+        </w:rPr>
+        <w:t xml:space="preserve"> 중복 방지를 위해 "</w:t>
+      </w:r>
+      <w:proofErr w:type="spellStart"/>
+      <w:r>
+        <w:rPr>
+          <w:b/>
+          <w:sz w:val="12"/>
+        </w:rPr>
+        <w:t>액터명</w:t>
+      </w:r>
+      <w:proofErr w:type="spellEnd"/>
+      <w:r>
+        <w:rPr>
+          <w:b/>
+          <w:sz w:val="12"/>
+        </w:rPr>
+        <w:t>_컴포넌트명" 형식 사용</w:t>
+      </w:r>
+    </w:p>
+    <w:p>
+      <w:pPr>
+        <w:jc w:val="left"/>
+        <w:rPr>
+          <w:b/>
+          <w:sz w:val="12"/>
+        </w:rPr>
+      </w:pPr>
+      <w:r>
+        <w:rPr>
+          <w:b/>
+          <w:sz w:val="12"/>
+        </w:rPr>
+        <w:t xml:space="preserve">    </w:t>
+      </w:r>
+      <w:proofErr w:type="spellStart"/>
+      <w:r>
+        <w:rPr>
+          <w:b/>
+          <w:sz w:val="12"/>
+        </w:rPr>
+        <w:t>FString</w:t>
+      </w:r>
+      <w:proofErr w:type="spellEnd"/>
+      <w:r>
+        <w:rPr>
+          <w:b/>
+          <w:sz w:val="12"/>
+        </w:rPr>
+        <w:t xml:space="preserve"> </w:t>
+      </w:r>
+      <w:proofErr w:type="spellStart"/>
+      <w:r>
+        <w:rPr>
+          <w:b/>
+          <w:sz w:val="12"/>
+        </w:rPr>
+        <w:t>UniqueName</w:t>
+      </w:r>
+      <w:proofErr w:type="spellEnd"/>
+      <w:r>
+        <w:rPr>
+          <w:b/>
+          <w:sz w:val="12"/>
+        </w:rPr>
+        <w:t xml:space="preserve"> = </w:t>
+      </w:r>
+      <w:proofErr w:type="spellStart"/>
+      <w:proofErr w:type="gramStart"/>
+      <w:r>
+        <w:rPr>
+          <w:b/>
+          <w:sz w:val="12"/>
+        </w:rPr>
+        <w:t>FString</w:t>
+      </w:r>
+      <w:proofErr w:type="spellEnd"/>
+      <w:r>
+        <w:rPr>
+          <w:b/>
+          <w:sz w:val="12"/>
+        </w:rPr>
+        <w:t>::</w:t>
+      </w:r>
+      <w:proofErr w:type="spellStart"/>
+      <w:r>
+        <w:rPr>
+          <w:b/>
+          <w:sz w:val="12"/>
+        </w:rPr>
+        <w:t>Printf</w:t>
+      </w:r>
+      <w:proofErr w:type="spellEnd"/>
+      <w:r>
+        <w:rPr>
+          <w:b/>
+          <w:sz w:val="12"/>
+        </w:rPr>
+        <w:t>(</w:t>
+      </w:r>
+      <w:proofErr w:type="gramEnd"/>
+      <w:r>
+        <w:rPr>
+          <w:b/>
+          <w:sz w:val="12"/>
+        </w:rPr>
+        <w:t>TEXT("%</w:t>
+      </w:r>
+      <w:proofErr w:type="spellStart"/>
+      <w:r>
+        <w:rPr>
+          <w:b/>
+          <w:sz w:val="12"/>
+        </w:rPr>
+        <w:t>s_%s</w:t>
+      </w:r>
+      <w:proofErr w:type="spellEnd"/>
+      <w:r>
+        <w:rPr>
+          <w:b/>
+          <w:sz w:val="12"/>
+        </w:rPr>
+        <w:t>"), *Actor-&gt;</w:t>
+      </w:r>
+      <w:proofErr w:type="spellStart"/>
+      <w:proofErr w:type="gramStart"/>
+      <w:r>
+        <w:rPr>
+          <w:b/>
+          <w:sz w:val="12"/>
+        </w:rPr>
+        <w:t>GetActorLabel</w:t>
+      </w:r>
+      <w:proofErr w:type="spellEnd"/>
+      <w:r>
+        <w:rPr>
+          <w:b/>
+          <w:sz w:val="12"/>
+        </w:rPr>
+        <w:t>(</w:t>
+      </w:r>
+      <w:proofErr w:type="gramEnd"/>
+      <w:r>
+        <w:rPr>
+          <w:b/>
+          <w:sz w:val="12"/>
+        </w:rPr>
+        <w:t>), *</w:t>
+      </w:r>
+      <w:proofErr w:type="spellStart"/>
+      <w:r>
+        <w:rPr>
+          <w:b/>
+          <w:sz w:val="12"/>
+        </w:rPr>
+        <w:t>MeshComponent</w:t>
+      </w:r>
+      <w:proofErr w:type="spellEnd"/>
+      <w:r>
+        <w:rPr>
+          <w:b/>
+          <w:sz w:val="12"/>
+        </w:rPr>
+        <w:t>-&gt;</w:t>
+      </w:r>
+      <w:proofErr w:type="spellStart"/>
+      <w:proofErr w:type="gramStart"/>
+      <w:r>
+        <w:rPr>
+          <w:b/>
+          <w:sz w:val="12"/>
+        </w:rPr>
+        <w:t>GetName</w:t>
+      </w:r>
+      <w:proofErr w:type="spellEnd"/>
+      <w:r>
+        <w:rPr>
+          <w:b/>
+          <w:sz w:val="12"/>
+        </w:rPr>
+        <w:t>(</w:t>
+      </w:r>
+      <w:proofErr w:type="gramEnd"/>
+      <w:r>
+        <w:rPr>
+          <w:b/>
+          <w:sz w:val="12"/>
+        </w:rPr>
+        <w:t>)</w:t>
+      </w:r>
+      <w:proofErr w:type="gramStart"/>
+      <w:r>
+        <w:rPr>
+          <w:b/>
+          <w:sz w:val="12"/>
+        </w:rPr>
+        <w:t>);</w:t>
+      </w:r>
+      <w:proofErr w:type="gramEnd"/>
+    </w:p>
+    <w:p>
+      <w:pPr>
+        <w:jc w:val="left"/>
+        <w:rPr>
+          <w:b/>
+          <w:sz w:val="12"/>
+        </w:rPr>
+      </w:pPr>
+      <w:r>
+        <w:rPr>
+          <w:b/>
+          <w:sz w:val="12"/>
+        </w:rPr>
+        <w:t xml:space="preserve">    </w:t>
+      </w:r>
+      <w:proofErr w:type="spellStart"/>
+      <w:r>
+        <w:rPr>
+          <w:b/>
+          <w:sz w:val="12"/>
+        </w:rPr>
+        <w:t>ActorJsonObject</w:t>
+      </w:r>
+      <w:proofErr w:type="spellEnd"/>
+      <w:r>
+        <w:rPr>
+          <w:b/>
+          <w:sz w:val="12"/>
+        </w:rPr>
+        <w:t>-&gt;</w:t>
+      </w:r>
+      <w:proofErr w:type="spellStart"/>
+      <w:proofErr w:type="gramStart"/>
+      <w:r>
+        <w:rPr>
+          <w:b/>
+          <w:sz w:val="12"/>
+        </w:rPr>
+        <w:t>SetStringField</w:t>
+      </w:r>
+      <w:proofErr w:type="spellEnd"/>
+      <w:r>
+        <w:rPr>
+          <w:b/>
+          <w:sz w:val="12"/>
+        </w:rPr>
+        <w:t>(</w:t>
+      </w:r>
+      <w:proofErr w:type="gramEnd"/>
+      <w:r>
+        <w:rPr>
+          <w:b/>
+          <w:sz w:val="12"/>
+        </w:rPr>
+        <w:t xml:space="preserve">TEXT("Name"), </w:t>
+      </w:r>
+      <w:proofErr w:type="spellStart"/>
+      <w:r>
+        <w:rPr>
+          <w:b/>
+          <w:sz w:val="12"/>
+        </w:rPr>
+        <w:t>UniqueName</w:t>
+      </w:r>
+      <w:proofErr w:type="spellEnd"/>
+      <w:proofErr w:type="gramStart"/>
+      <w:r>
+        <w:rPr>
+          <w:b/>
+          <w:sz w:val="12"/>
+        </w:rPr>
+        <w:t>);</w:t>
+      </w:r>
+      <w:proofErr w:type="gramEnd"/>
+    </w:p>
+    <w:p>
+      <w:pPr>
+        <w:jc w:val="left"/>
+        <w:rPr>
+          <w:b/>
+          <w:sz w:val="12"/>
+        </w:rPr>
+      </w:pPr>
+      <w:r>
+        <w:rPr>
+          <w:b/>
+          <w:sz w:val="12"/>
+        </w:rPr>
+        <w:t xml:space="preserve">    </w:t>
+      </w:r>
+      <w:proofErr w:type="spellStart"/>
+      <w:r>
+        <w:rPr>
+          <w:b/>
+          <w:sz w:val="12"/>
+        </w:rPr>
+        <w:t>ActorJsonObject</w:t>
+      </w:r>
+      <w:proofErr w:type="spellEnd"/>
+      <w:r>
+        <w:rPr>
+          <w:b/>
+          <w:sz w:val="12"/>
+        </w:rPr>
+        <w:t>-&gt;</w:t>
+      </w:r>
+      <w:proofErr w:type="spellStart"/>
+      <w:proofErr w:type="gramStart"/>
+      <w:r>
+        <w:rPr>
+          <w:b/>
+          <w:sz w:val="12"/>
+        </w:rPr>
+        <w:t>SetStringField</w:t>
+      </w:r>
+      <w:proofErr w:type="spellEnd"/>
+      <w:r>
+        <w:rPr>
+          <w:b/>
+          <w:sz w:val="12"/>
+        </w:rPr>
+        <w:t>(</w:t>
+      </w:r>
+      <w:proofErr w:type="gramEnd"/>
+      <w:r>
+        <w:rPr>
+          <w:b/>
+          <w:sz w:val="12"/>
+        </w:rPr>
+        <w:t>TEXT("</w:t>
+      </w:r>
+      <w:proofErr w:type="spellStart"/>
+      <w:r>
+        <w:rPr>
+          <w:b/>
+          <w:sz w:val="12"/>
+        </w:rPr>
+        <w:t>MeshFile</w:t>
+      </w:r>
+      <w:proofErr w:type="spellEnd"/>
+      <w:r>
+        <w:rPr>
+          <w:b/>
+          <w:sz w:val="12"/>
+        </w:rPr>
+        <w:t xml:space="preserve">"), TEXT("Meshes/") + </w:t>
+      </w:r>
       <w:proofErr w:type="spellStart"/>
       <w:r>
         <w:rPr>
@@ -3814,6 +5364,275 @@
           <w:b/>
           <w:sz w:val="12"/>
         </w:rPr>
+        <w:t>-&gt;</w:t>
+      </w:r>
+      <w:proofErr w:type="spellStart"/>
+      <w:proofErr w:type="gramStart"/>
+      <w:r>
+        <w:rPr>
+          <w:b/>
+          <w:sz w:val="12"/>
+        </w:rPr>
+        <w:t>GetName</w:t>
+      </w:r>
+      <w:proofErr w:type="spellEnd"/>
+      <w:r>
+        <w:rPr>
+          <w:b/>
+          <w:sz w:val="12"/>
+        </w:rPr>
+        <w:t>(</w:t>
+      </w:r>
+      <w:proofErr w:type="gramEnd"/>
+      <w:r>
+        <w:rPr>
+          <w:b/>
+          <w:sz w:val="12"/>
+        </w:rPr>
+        <w:t>) + TEXT(</w:t>
+      </w:r>
+      <w:proofErr w:type="gramStart"/>
+      <w:r>
+        <w:rPr>
+          <w:b/>
+          <w:sz w:val="12"/>
+        </w:rPr>
+        <w:t>".</w:t>
+      </w:r>
+      <w:proofErr w:type="spellStart"/>
+      <w:r>
+        <w:rPr>
+          <w:b/>
+          <w:sz w:val="12"/>
+        </w:rPr>
+        <w:t>gltf</w:t>
+      </w:r>
+      <w:proofErr w:type="spellEnd"/>
+      <w:proofErr w:type="gramEnd"/>
+      <w:r>
+        <w:rPr>
+          <w:b/>
+          <w:sz w:val="12"/>
+        </w:rPr>
+        <w:t>")</w:t>
+      </w:r>
+      <w:proofErr w:type="gramStart"/>
+      <w:r>
+        <w:rPr>
+          <w:b/>
+          <w:sz w:val="12"/>
+        </w:rPr>
+        <w:t>);</w:t>
+      </w:r>
+      <w:proofErr w:type="gramEnd"/>
+    </w:p>
+    <w:p>
+      <w:pPr>
+        <w:jc w:val="left"/>
+        <w:rPr>
+          <w:b/>
+          <w:sz w:val="12"/>
+        </w:rPr>
+      </w:pPr>
+    </w:p>
+    <w:p>
+      <w:pPr>
+        <w:jc w:val="left"/>
+        <w:rPr>
+          <w:b/>
+          <w:sz w:val="12"/>
+        </w:rPr>
+      </w:pPr>
+      <w:r>
+        <w:rPr>
+          <w:b/>
+          <w:sz w:val="12"/>
+        </w:rPr>
+        <w:t xml:space="preserve">    </w:t>
+      </w:r>
+      <w:proofErr w:type="gramStart"/>
+      <w:r>
+        <w:rPr>
+          <w:b/>
+          <w:sz w:val="12"/>
+        </w:rPr>
+        <w:t>// 재질</w:t>
+      </w:r>
+      <w:proofErr w:type="gramEnd"/>
+      <w:r>
+        <w:rPr>
+          <w:b/>
+          <w:sz w:val="12"/>
+        </w:rPr>
+        <w:t xml:space="preserve"> 목록 추가</w:t>
+      </w:r>
+    </w:p>
+    <w:p>
+      <w:pPr>
+        <w:jc w:val="left"/>
+        <w:rPr>
+          <w:b/>
+          <w:sz w:val="12"/>
+        </w:rPr>
+      </w:pPr>
+      <w:r>
+        <w:rPr>
+          <w:b/>
+          <w:sz w:val="12"/>
+        </w:rPr>
+        <w:t xml:space="preserve">    </w:t>
+      </w:r>
+      <w:proofErr w:type="spellStart"/>
+      <w:r>
+        <w:rPr>
+          <w:b/>
+          <w:sz w:val="12"/>
+        </w:rPr>
+        <w:t>TArray</w:t>
+      </w:r>
+      <w:proofErr w:type="spellEnd"/>
+      <w:r>
+        <w:rPr>
+          <w:b/>
+          <w:sz w:val="12"/>
+        </w:rPr>
+        <w:t>&lt;</w:t>
+      </w:r>
+      <w:proofErr w:type="spellStart"/>
+      <w:r>
+        <w:rPr>
+          <w:b/>
+          <w:sz w:val="12"/>
+        </w:rPr>
+        <w:t>TSharedPtr</w:t>
+      </w:r>
+      <w:proofErr w:type="spellEnd"/>
+      <w:r>
+        <w:rPr>
+          <w:b/>
+          <w:sz w:val="12"/>
+        </w:rPr>
+        <w:t>&lt;</w:t>
+      </w:r>
+      <w:proofErr w:type="spellStart"/>
+      <w:r>
+        <w:rPr>
+          <w:b/>
+          <w:sz w:val="12"/>
+        </w:rPr>
+        <w:t>FJsonValue</w:t>
+      </w:r>
+      <w:proofErr w:type="spellEnd"/>
+      <w:r>
+        <w:rPr>
+          <w:b/>
+          <w:sz w:val="12"/>
+        </w:rPr>
+        <w:t xml:space="preserve">&gt;&gt; </w:t>
+      </w:r>
+      <w:proofErr w:type="spellStart"/>
+      <w:r>
+        <w:rPr>
+          <w:b/>
+          <w:sz w:val="12"/>
+        </w:rPr>
+        <w:t>MaterialsArray</w:t>
+      </w:r>
+      <w:proofErr w:type="spellEnd"/>
+      <w:r>
+        <w:rPr>
+          <w:b/>
+          <w:sz w:val="12"/>
+        </w:rPr>
+        <w:t>;</w:t>
+      </w:r>
+    </w:p>
+    <w:p>
+      <w:pPr>
+        <w:jc w:val="left"/>
+        <w:rPr>
+          <w:b/>
+          <w:sz w:val="12"/>
+        </w:rPr>
+      </w:pPr>
+      <w:r>
+        <w:rPr>
+          <w:b/>
+          <w:sz w:val="12"/>
+        </w:rPr>
+        <w:t xml:space="preserve">    for (const </w:t>
+      </w:r>
+      <w:proofErr w:type="spellStart"/>
+      <w:r>
+        <w:rPr>
+          <w:b/>
+          <w:sz w:val="12"/>
+        </w:rPr>
+        <w:t>FStaticMaterial</w:t>
+      </w:r>
+      <w:proofErr w:type="spellEnd"/>
+      <w:r>
+        <w:rPr>
+          <w:b/>
+          <w:sz w:val="12"/>
+        </w:rPr>
+        <w:t xml:space="preserve">&amp; </w:t>
+      </w:r>
+      <w:proofErr w:type="gramStart"/>
+      <w:r>
+        <w:rPr>
+          <w:b/>
+          <w:sz w:val="12"/>
+        </w:rPr>
+        <w:t>Mat :</w:t>
+      </w:r>
+      <w:proofErr w:type="gramEnd"/>
+      <w:r>
+        <w:rPr>
+          <w:b/>
+          <w:sz w:val="12"/>
+        </w:rPr>
+        <w:t xml:space="preserve"> </w:t>
+      </w:r>
+      <w:proofErr w:type="spellStart"/>
+      <w:r>
+        <w:rPr>
+          <w:b/>
+          <w:sz w:val="12"/>
+        </w:rPr>
+        <w:t>StaticMesh</w:t>
+      </w:r>
+      <w:proofErr w:type="spellEnd"/>
+      <w:r>
+        <w:rPr>
+          <w:b/>
+          <w:sz w:val="12"/>
+        </w:rPr>
+        <w:t>-&gt;</w:t>
+      </w:r>
+      <w:proofErr w:type="spellStart"/>
+      <w:proofErr w:type="gramStart"/>
+      <w:r>
+        <w:rPr>
+          <w:b/>
+          <w:sz w:val="12"/>
+        </w:rPr>
+        <w:t>GetStaticMaterials</w:t>
+      </w:r>
+      <w:proofErr w:type="spellEnd"/>
+      <w:r>
+        <w:rPr>
+          <w:b/>
+          <w:sz w:val="12"/>
+        </w:rPr>
+        <w:t>(</w:t>
+      </w:r>
+      <w:proofErr w:type="gramEnd"/>
+      <w:r>
+        <w:rPr>
+          <w:b/>
+          <w:sz w:val="12"/>
+        </w:rPr>
         <w:t>))</w:t>
       </w:r>
     </w:p>
@@ -3870,7 +5689,7 @@
           <w:b/>
           <w:sz w:val="12"/>
         </w:rPr>
-        <w:t>MeshFileName</w:t>
+        <w:t>MatName</w:t>
       </w:r>
       <w:proofErr w:type="spellEnd"/>
       <w:r>
@@ -3881,12 +5700,37 @@
         <w:t xml:space="preserve"> = </w:t>
       </w:r>
       <w:proofErr w:type="spellStart"/>
-      <w:r>
-        <w:rPr>
-          <w:b/>
-          <w:sz w:val="12"/>
-        </w:rPr>
-        <w:t>StaticMesh</w:t>
+      <w:proofErr w:type="gramStart"/>
+      <w:r>
+        <w:rPr>
+          <w:b/>
+          <w:sz w:val="12"/>
+        </w:rPr>
+        <w:t>Mat.MaterialInterface</w:t>
+      </w:r>
+      <w:proofErr w:type="spellEnd"/>
+      <w:r>
+        <w:rPr>
+          <w:b/>
+          <w:sz w:val="12"/>
+        </w:rPr>
+        <w:t xml:space="preserve"> ?</w:t>
+      </w:r>
+      <w:proofErr w:type="gramEnd"/>
+      <w:r>
+        <w:rPr>
+          <w:b/>
+          <w:sz w:val="12"/>
+        </w:rPr>
+        <w:t xml:space="preserve"> </w:t>
+      </w:r>
+      <w:proofErr w:type="spellStart"/>
+      <w:r>
+        <w:rPr>
+          <w:b/>
+          <w:sz w:val="12"/>
+        </w:rPr>
+        <w:t>Mat.MaterialInterface</w:t>
       </w:r>
       <w:proofErr w:type="spellEnd"/>
       <w:r>
@@ -3911,72 +5755,526 @@
           <w:b/>
           <w:sz w:val="12"/>
         </w:rPr>
+        <w:t>() :</w:t>
+      </w:r>
+      <w:proofErr w:type="gramEnd"/>
+      <w:r>
+        <w:rPr>
+          <w:b/>
+          <w:sz w:val="12"/>
+        </w:rPr>
+        <w:t xml:space="preserve"> TEXT("None"</w:t>
+      </w:r>
+      <w:proofErr w:type="gramStart"/>
+      <w:r>
+        <w:rPr>
+          <w:b/>
+          <w:sz w:val="12"/>
+        </w:rPr>
+        <w:t>);</w:t>
+      </w:r>
+      <w:proofErr w:type="gramEnd"/>
+    </w:p>
+    <w:p>
+      <w:pPr>
+        <w:jc w:val="left"/>
+        <w:rPr>
+          <w:b/>
+          <w:sz w:val="12"/>
+        </w:rPr>
+      </w:pPr>
+      <w:r>
+        <w:rPr>
+          <w:b/>
+          <w:sz w:val="12"/>
+        </w:rPr>
+        <w:t xml:space="preserve">        </w:t>
+      </w:r>
+      <w:proofErr w:type="spellStart"/>
+      <w:r>
+        <w:rPr>
+          <w:b/>
+          <w:sz w:val="12"/>
+        </w:rPr>
+        <w:t>MaterialsArray.Add</w:t>
+      </w:r>
+      <w:proofErr w:type="spellEnd"/>
+      <w:r>
+        <w:rPr>
+          <w:b/>
+          <w:sz w:val="12"/>
+        </w:rPr>
         <w:t>(</w:t>
       </w:r>
-      <w:proofErr w:type="gramEnd"/>
-      <w:r>
-        <w:rPr>
-          <w:b/>
-          <w:sz w:val="12"/>
-        </w:rPr>
-        <w:t>) + TEXT(".</w:t>
-      </w:r>
-      <w:proofErr w:type="spellStart"/>
-      <w:r>
-        <w:rPr>
-          <w:b/>
-          <w:sz w:val="12"/>
-        </w:rPr>
-        <w:t>gltf</w:t>
-      </w:r>
-      <w:proofErr w:type="spellEnd"/>
-      <w:r>
-        <w:rPr>
-          <w:b/>
-          <w:sz w:val="12"/>
-        </w:rPr>
-        <w:t>");</w:t>
-      </w:r>
-    </w:p>
-    <w:p>
-      <w:pPr>
-        <w:jc w:val="left"/>
-        <w:rPr>
-          <w:rFonts w:hint="eastAsia"/>
-          <w:b/>
-          <w:sz w:val="12"/>
-        </w:rPr>
-      </w:pPr>
-      <w:r>
-        <w:rPr>
-          <w:b/>
-          <w:sz w:val="12"/>
-        </w:rPr>
-        <w:t xml:space="preserve">        </w:t>
-      </w:r>
-      <w:proofErr w:type="spellStart"/>
-      <w:r>
-        <w:rPr>
-          <w:b/>
-          <w:sz w:val="12"/>
-        </w:rPr>
-        <w:t>FString</w:t>
-      </w:r>
-      <w:proofErr w:type="spellEnd"/>
-      <w:r>
-        <w:rPr>
-          <w:b/>
-          <w:sz w:val="12"/>
-        </w:rPr>
-        <w:t xml:space="preserve"> </w:t>
-      </w:r>
-      <w:proofErr w:type="spellStart"/>
-      <w:r>
-        <w:rPr>
-          <w:b/>
-          <w:sz w:val="12"/>
-        </w:rPr>
-        <w:t>MeshFullFilePath</w:t>
+      <w:proofErr w:type="spellStart"/>
+      <w:proofErr w:type="gramStart"/>
+      <w:r>
+        <w:rPr>
+          <w:b/>
+          <w:sz w:val="12"/>
+        </w:rPr>
+        <w:t>MakeShareable</w:t>
+      </w:r>
+      <w:proofErr w:type="spellEnd"/>
+      <w:r>
+        <w:rPr>
+          <w:b/>
+          <w:sz w:val="12"/>
+        </w:rPr>
+        <w:t>(</w:t>
+      </w:r>
+      <w:proofErr w:type="gramEnd"/>
+      <w:r>
+        <w:rPr>
+          <w:b/>
+          <w:sz w:val="12"/>
+        </w:rPr>
+        <w:t xml:space="preserve">new </w:t>
+      </w:r>
+      <w:proofErr w:type="spellStart"/>
+      <w:proofErr w:type="gramStart"/>
+      <w:r>
+        <w:rPr>
+          <w:b/>
+          <w:sz w:val="12"/>
+        </w:rPr>
+        <w:t>FJsonValueString</w:t>
+      </w:r>
+      <w:proofErr w:type="spellEnd"/>
+      <w:r>
+        <w:rPr>
+          <w:b/>
+          <w:sz w:val="12"/>
+        </w:rPr>
+        <w:t>(</w:t>
+      </w:r>
+      <w:proofErr w:type="spellStart"/>
+      <w:r>
+        <w:rPr>
+          <w:b/>
+          <w:sz w:val="12"/>
+        </w:rPr>
+        <w:t>MatName</w:t>
+      </w:r>
+      <w:proofErr w:type="spellEnd"/>
+      <w:r>
+        <w:rPr>
+          <w:b/>
+          <w:sz w:val="12"/>
+        </w:rPr>
+        <w:t>)));</w:t>
+      </w:r>
+      <w:proofErr w:type="gramEnd"/>
+    </w:p>
+    <w:p>
+      <w:pPr>
+        <w:jc w:val="left"/>
+        <w:rPr>
+          <w:b/>
+          <w:sz w:val="12"/>
+        </w:rPr>
+      </w:pPr>
+      <w:r>
+        <w:rPr>
+          <w:b/>
+          <w:sz w:val="12"/>
+        </w:rPr>
+        <w:t xml:space="preserve">    }</w:t>
+      </w:r>
+    </w:p>
+    <w:p>
+      <w:pPr>
+        <w:jc w:val="left"/>
+        <w:rPr>
+          <w:b/>
+          <w:sz w:val="12"/>
+        </w:rPr>
+      </w:pPr>
+      <w:r>
+        <w:rPr>
+          <w:b/>
+          <w:sz w:val="12"/>
+        </w:rPr>
+        <w:t xml:space="preserve">    </w:t>
+      </w:r>
+      <w:proofErr w:type="spellStart"/>
+      <w:r>
+        <w:rPr>
+          <w:b/>
+          <w:sz w:val="12"/>
+        </w:rPr>
+        <w:t>ActorJsonObject</w:t>
+      </w:r>
+      <w:proofErr w:type="spellEnd"/>
+      <w:r>
+        <w:rPr>
+          <w:b/>
+          <w:sz w:val="12"/>
+        </w:rPr>
+        <w:t>-&gt;</w:t>
+      </w:r>
+      <w:proofErr w:type="spellStart"/>
+      <w:proofErr w:type="gramStart"/>
+      <w:r>
+        <w:rPr>
+          <w:b/>
+          <w:sz w:val="12"/>
+        </w:rPr>
+        <w:t>SetArrayField</w:t>
+      </w:r>
+      <w:proofErr w:type="spellEnd"/>
+      <w:r>
+        <w:rPr>
+          <w:b/>
+          <w:sz w:val="12"/>
+        </w:rPr>
+        <w:t>(</w:t>
+      </w:r>
+      <w:proofErr w:type="gramEnd"/>
+      <w:r>
+        <w:rPr>
+          <w:b/>
+          <w:sz w:val="12"/>
+        </w:rPr>
+        <w:t xml:space="preserve">TEXT("Materials"), </w:t>
+      </w:r>
+      <w:proofErr w:type="spellStart"/>
+      <w:r>
+        <w:rPr>
+          <w:b/>
+          <w:sz w:val="12"/>
+        </w:rPr>
+        <w:t>MaterialsArray</w:t>
+      </w:r>
+      <w:proofErr w:type="spellEnd"/>
+      <w:proofErr w:type="gramStart"/>
+      <w:r>
+        <w:rPr>
+          <w:b/>
+          <w:sz w:val="12"/>
+        </w:rPr>
+        <w:t>);</w:t>
+      </w:r>
+      <w:proofErr w:type="gramEnd"/>
+    </w:p>
+    <w:p>
+      <w:pPr>
+        <w:jc w:val="left"/>
+        <w:rPr>
+          <w:b/>
+          <w:sz w:val="12"/>
+        </w:rPr>
+      </w:pPr>
+    </w:p>
+    <w:p>
+      <w:pPr>
+        <w:jc w:val="left"/>
+        <w:rPr>
+          <w:b/>
+          <w:sz w:val="12"/>
+        </w:rPr>
+      </w:pPr>
+      <w:r>
+        <w:rPr>
+          <w:b/>
+          <w:sz w:val="12"/>
+        </w:rPr>
+        <w:t xml:space="preserve">    </w:t>
+      </w:r>
+      <w:proofErr w:type="gramStart"/>
+      <w:r>
+        <w:rPr>
+          <w:b/>
+          <w:sz w:val="12"/>
+        </w:rPr>
+        <w:t>// 트랜스폼</w:t>
+      </w:r>
+      <w:proofErr w:type="gramEnd"/>
+      <w:r>
+        <w:rPr>
+          <w:b/>
+          <w:sz w:val="12"/>
+        </w:rPr>
+        <w:t xml:space="preserve"> 데이터 (각 컴포넌트의 월드 트랜스폼 기준)</w:t>
+      </w:r>
+    </w:p>
+    <w:p>
+      <w:pPr>
+        <w:jc w:val="left"/>
+        <w:rPr>
+          <w:b/>
+          <w:sz w:val="12"/>
+        </w:rPr>
+      </w:pPr>
+      <w:r>
+        <w:rPr>
+          <w:b/>
+          <w:sz w:val="12"/>
+        </w:rPr>
+        <w:t xml:space="preserve">    </w:t>
+      </w:r>
+      <w:proofErr w:type="spellStart"/>
+      <w:r>
+        <w:rPr>
+          <w:b/>
+          <w:sz w:val="12"/>
+        </w:rPr>
+        <w:t>FVector</w:t>
+      </w:r>
+      <w:proofErr w:type="spellEnd"/>
+      <w:r>
+        <w:rPr>
+          <w:b/>
+          <w:sz w:val="12"/>
+        </w:rPr>
+        <w:t xml:space="preserve"> Loc = </w:t>
+      </w:r>
+      <w:proofErr w:type="spellStart"/>
+      <w:r>
+        <w:rPr>
+          <w:b/>
+          <w:sz w:val="12"/>
+        </w:rPr>
+        <w:t>MeshComponent</w:t>
+      </w:r>
+      <w:proofErr w:type="spellEnd"/>
+      <w:r>
+        <w:rPr>
+          <w:b/>
+          <w:sz w:val="12"/>
+        </w:rPr>
+        <w:t>-&gt;</w:t>
+      </w:r>
+      <w:proofErr w:type="spellStart"/>
+      <w:proofErr w:type="gramStart"/>
+      <w:r>
+        <w:rPr>
+          <w:b/>
+          <w:sz w:val="12"/>
+        </w:rPr>
+        <w:t>GetComponentLocation</w:t>
+      </w:r>
+      <w:proofErr w:type="spellEnd"/>
+      <w:r>
+        <w:rPr>
+          <w:b/>
+          <w:sz w:val="12"/>
+        </w:rPr>
+        <w:t>(</w:t>
+      </w:r>
+      <w:proofErr w:type="gramEnd"/>
+      <w:r>
+        <w:rPr>
+          <w:b/>
+          <w:sz w:val="12"/>
+        </w:rPr>
+        <w:t>) / 100.</w:t>
+      </w:r>
+      <w:proofErr w:type="gramStart"/>
+      <w:r>
+        <w:rPr>
+          <w:b/>
+          <w:sz w:val="12"/>
+        </w:rPr>
+        <w:t>0f;</w:t>
+      </w:r>
+      <w:proofErr w:type="gramEnd"/>
+    </w:p>
+    <w:p>
+      <w:pPr>
+        <w:jc w:val="left"/>
+        <w:rPr>
+          <w:b/>
+          <w:sz w:val="12"/>
+        </w:rPr>
+      </w:pPr>
+      <w:r>
+        <w:rPr>
+          <w:b/>
+          <w:sz w:val="12"/>
+        </w:rPr>
+        <w:t xml:space="preserve">    </w:t>
+      </w:r>
+      <w:proofErr w:type="spellStart"/>
+      <w:r>
+        <w:rPr>
+          <w:b/>
+          <w:sz w:val="12"/>
+        </w:rPr>
+        <w:t>FQuat</w:t>
+      </w:r>
+      <w:proofErr w:type="spellEnd"/>
+      <w:r>
+        <w:rPr>
+          <w:b/>
+          <w:sz w:val="12"/>
+        </w:rPr>
+        <w:t xml:space="preserve"> Rot = </w:t>
+      </w:r>
+      <w:proofErr w:type="spellStart"/>
+      <w:r>
+        <w:rPr>
+          <w:b/>
+          <w:sz w:val="12"/>
+        </w:rPr>
+        <w:t>MeshComponent</w:t>
+      </w:r>
+      <w:proofErr w:type="spellEnd"/>
+      <w:r>
+        <w:rPr>
+          <w:b/>
+          <w:sz w:val="12"/>
+        </w:rPr>
+        <w:t>-&gt;</w:t>
+      </w:r>
+      <w:proofErr w:type="spellStart"/>
+      <w:proofErr w:type="gramStart"/>
+      <w:r>
+        <w:rPr>
+          <w:b/>
+          <w:sz w:val="12"/>
+        </w:rPr>
+        <w:t>GetComponentQuat</w:t>
+      </w:r>
+      <w:proofErr w:type="spellEnd"/>
+      <w:r>
+        <w:rPr>
+          <w:b/>
+          <w:sz w:val="12"/>
+        </w:rPr>
+        <w:t>();</w:t>
+      </w:r>
+      <w:proofErr w:type="gramEnd"/>
+    </w:p>
+    <w:p>
+      <w:pPr>
+        <w:jc w:val="left"/>
+        <w:rPr>
+          <w:b/>
+          <w:sz w:val="12"/>
+        </w:rPr>
+      </w:pPr>
+      <w:r>
+        <w:rPr>
+          <w:b/>
+          <w:sz w:val="12"/>
+        </w:rPr>
+        <w:t xml:space="preserve">    </w:t>
+      </w:r>
+      <w:proofErr w:type="spellStart"/>
+      <w:r>
+        <w:rPr>
+          <w:b/>
+          <w:sz w:val="12"/>
+        </w:rPr>
+        <w:t>FVector</w:t>
+      </w:r>
+      <w:proofErr w:type="spellEnd"/>
+      <w:r>
+        <w:rPr>
+          <w:b/>
+          <w:sz w:val="12"/>
+        </w:rPr>
+        <w:t xml:space="preserve"> Scale = </w:t>
+      </w:r>
+      <w:proofErr w:type="spellStart"/>
+      <w:r>
+        <w:rPr>
+          <w:b/>
+          <w:sz w:val="12"/>
+        </w:rPr>
+        <w:t>MeshComponent</w:t>
+      </w:r>
+      <w:proofErr w:type="spellEnd"/>
+      <w:r>
+        <w:rPr>
+          <w:b/>
+          <w:sz w:val="12"/>
+        </w:rPr>
+        <w:t>-&gt;</w:t>
+      </w:r>
+      <w:proofErr w:type="spellStart"/>
+      <w:proofErr w:type="gramStart"/>
+      <w:r>
+        <w:rPr>
+          <w:b/>
+          <w:sz w:val="12"/>
+        </w:rPr>
+        <w:t>GetComponentScale</w:t>
+      </w:r>
+      <w:proofErr w:type="spellEnd"/>
+      <w:r>
+        <w:rPr>
+          <w:b/>
+          <w:sz w:val="12"/>
+        </w:rPr>
+        <w:t>();</w:t>
+      </w:r>
+      <w:proofErr w:type="gramEnd"/>
+    </w:p>
+    <w:p>
+      <w:pPr>
+        <w:jc w:val="left"/>
+        <w:rPr>
+          <w:b/>
+          <w:sz w:val="12"/>
+        </w:rPr>
+      </w:pPr>
+    </w:p>
+    <w:p>
+      <w:pPr>
+        <w:jc w:val="left"/>
+        <w:rPr>
+          <w:b/>
+          <w:sz w:val="12"/>
+        </w:rPr>
+      </w:pPr>
+      <w:r>
+        <w:rPr>
+          <w:b/>
+          <w:sz w:val="12"/>
+        </w:rPr>
+        <w:t xml:space="preserve">    </w:t>
+      </w:r>
+      <w:proofErr w:type="spellStart"/>
+      <w:r>
+        <w:rPr>
+          <w:b/>
+          <w:sz w:val="12"/>
+        </w:rPr>
+        <w:t>TSharedPtr</w:t>
+      </w:r>
+      <w:proofErr w:type="spellEnd"/>
+      <w:r>
+        <w:rPr>
+          <w:b/>
+          <w:sz w:val="12"/>
+        </w:rPr>
+        <w:t>&lt;</w:t>
+      </w:r>
+      <w:proofErr w:type="spellStart"/>
+      <w:r>
+        <w:rPr>
+          <w:b/>
+          <w:sz w:val="12"/>
+        </w:rPr>
+        <w:t>FJsonObject</w:t>
+      </w:r>
+      <w:proofErr w:type="spellEnd"/>
+      <w:r>
+        <w:rPr>
+          <w:b/>
+          <w:sz w:val="12"/>
+        </w:rPr>
+        <w:t xml:space="preserve">&gt; </w:t>
+      </w:r>
+      <w:proofErr w:type="spellStart"/>
+      <w:r>
+        <w:rPr>
+          <w:b/>
+          <w:sz w:val="12"/>
+        </w:rPr>
+        <w:t>TransformObject</w:t>
       </w:r>
       <w:proofErr w:type="spellEnd"/>
       <w:r>
@@ -3987,119 +6285,56 @@
         <w:t xml:space="preserve"> = </w:t>
       </w:r>
       <w:proofErr w:type="spellStart"/>
-      <w:r>
-        <w:rPr>
-          <w:b/>
-          <w:sz w:val="12"/>
-        </w:rPr>
-        <w:t>MeshExportDir</w:t>
-      </w:r>
-      <w:proofErr w:type="spellEnd"/>
-      <w:r>
-        <w:rPr>
-          <w:b/>
-          <w:sz w:val="12"/>
-        </w:rPr>
-        <w:t xml:space="preserve"> + </w:t>
-      </w:r>
-      <w:proofErr w:type="spellStart"/>
-      <w:r>
-        <w:rPr>
-          <w:b/>
-          <w:sz w:val="12"/>
-        </w:rPr>
-        <w:t>MeshFileName</w:t>
-      </w:r>
-      <w:proofErr w:type="spellEnd"/>
-      <w:r>
-        <w:rPr>
-          <w:b/>
-          <w:sz w:val="12"/>
-        </w:rPr>
-        <w:t>;</w:t>
-      </w:r>
-    </w:p>
-    <w:p>
-      <w:pPr>
-        <w:jc w:val="left"/>
-        <w:rPr>
-          <w:b/>
-          <w:sz w:val="12"/>
-        </w:rPr>
-      </w:pPr>
-      <w:r>
-        <w:rPr>
-          <w:b/>
-          <w:sz w:val="12"/>
-        </w:rPr>
-        <w:t xml:space="preserve">        </w:t>
-      </w:r>
-      <w:proofErr w:type="spellStart"/>
-      <w:r>
-        <w:rPr>
-          <w:b/>
-          <w:sz w:val="12"/>
-        </w:rPr>
-        <w:t>UAssetExportTask</w:t>
-      </w:r>
-      <w:proofErr w:type="spellEnd"/>
-      <w:r>
-        <w:rPr>
-          <w:b/>
-          <w:sz w:val="12"/>
-        </w:rPr>
-        <w:t xml:space="preserve">* </w:t>
-      </w:r>
-      <w:proofErr w:type="spellStart"/>
-      <w:r>
-        <w:rPr>
-          <w:b/>
-          <w:sz w:val="12"/>
-        </w:rPr>
-        <w:t>ExportTask</w:t>
-      </w:r>
-      <w:proofErr w:type="spellEnd"/>
-      <w:r>
-        <w:rPr>
-          <w:b/>
-          <w:sz w:val="12"/>
-        </w:rPr>
-        <w:t xml:space="preserve"> = </w:t>
-      </w:r>
-      <w:proofErr w:type="spellStart"/>
-      <w:r>
-        <w:rPr>
-          <w:b/>
-          <w:sz w:val="12"/>
-        </w:rPr>
-        <w:t>NewObject</w:t>
-      </w:r>
-      <w:proofErr w:type="spellEnd"/>
-      <w:r>
-        <w:rPr>
-          <w:b/>
-          <w:sz w:val="12"/>
-        </w:rPr>
-        <w:t>&lt;</w:t>
-      </w:r>
-      <w:proofErr w:type="spellStart"/>
-      <w:r>
-        <w:rPr>
-          <w:b/>
-          <w:sz w:val="12"/>
-        </w:rPr>
-        <w:t>UAssetExportTask</w:t>
-      </w:r>
-      <w:proofErr w:type="spellEnd"/>
-      <w:proofErr w:type="gramStart"/>
-      <w:r>
-        <w:rPr>
-          <w:b/>
-          <w:sz w:val="12"/>
-        </w:rPr>
-        <w:t>&gt;(</w:t>
-      </w:r>
-      <w:proofErr w:type="gramEnd"/>
+      <w:proofErr w:type="gramStart"/>
+      <w:r>
+        <w:rPr>
+          <w:b/>
+          <w:sz w:val="12"/>
+        </w:rPr>
+        <w:t>MakeShareable</w:t>
+      </w:r>
+      <w:proofErr w:type="spellEnd"/>
+      <w:r>
+        <w:rPr>
+          <w:b/>
+          <w:sz w:val="12"/>
+        </w:rPr>
+        <w:t>(</w:t>
+      </w:r>
+      <w:proofErr w:type="gramEnd"/>
+      <w:r>
+        <w:rPr>
+          <w:b/>
+          <w:sz w:val="12"/>
+        </w:rPr>
+        <w:t xml:space="preserve">new </w:t>
+      </w:r>
+      <w:proofErr w:type="spellStart"/>
+      <w:proofErr w:type="gramStart"/>
+      <w:r>
+        <w:rPr>
+          <w:b/>
+          <w:sz w:val="12"/>
+        </w:rPr>
+        <w:t>FJsonObject</w:t>
+      </w:r>
+      <w:proofErr w:type="spellEnd"/>
+      <w:r>
+        <w:rPr>
+          <w:b/>
+          <w:sz w:val="12"/>
+        </w:rPr>
+        <w:t>(</w:t>
+      </w:r>
+      <w:proofErr w:type="gramEnd"/>
+      <w:r>
+        <w:rPr>
+          <w:b/>
+          <w:sz w:val="12"/>
+        </w:rPr>
+        <w:t>)</w:t>
+      </w:r>
+      <w:proofErr w:type="gramStart"/>
       <w:r>
         <w:rPr>
           <w:b/>
@@ -4107,111 +6342,47 @@
         </w:rPr>
         <w:t>);</w:t>
       </w:r>
-    </w:p>
-    <w:p>
-      <w:pPr>
-        <w:jc w:val="left"/>
-        <w:rPr>
-          <w:b/>
-          <w:sz w:val="12"/>
-        </w:rPr>
-      </w:pPr>
-      <w:r>
-        <w:rPr>
-          <w:b/>
-          <w:sz w:val="12"/>
-        </w:rPr>
-        <w:t xml:space="preserve">        </w:t>
-      </w:r>
-      <w:proofErr w:type="spellStart"/>
-      <w:r>
-        <w:rPr>
-          <w:b/>
-          <w:sz w:val="12"/>
-        </w:rPr>
-        <w:t>ExportTask</w:t>
-      </w:r>
-      <w:proofErr w:type="spellEnd"/>
-      <w:r>
-        <w:rPr>
-          <w:b/>
-          <w:sz w:val="12"/>
-        </w:rPr>
-        <w:t xml:space="preserve">-&gt;Object = </w:t>
-      </w:r>
-      <w:proofErr w:type="spellStart"/>
-      <w:r>
-        <w:rPr>
-          <w:b/>
-          <w:sz w:val="12"/>
-        </w:rPr>
-        <w:t>StaticMesh</w:t>
-      </w:r>
-      <w:proofErr w:type="spellEnd"/>
-      <w:r>
-        <w:rPr>
-          <w:b/>
-          <w:sz w:val="12"/>
-        </w:rPr>
-        <w:t>;</w:t>
-      </w:r>
-    </w:p>
-    <w:p>
-      <w:pPr>
-        <w:jc w:val="left"/>
-        <w:rPr>
-          <w:b/>
-          <w:sz w:val="12"/>
-        </w:rPr>
-      </w:pPr>
-      <w:r>
-        <w:rPr>
-          <w:b/>
-          <w:sz w:val="12"/>
-        </w:rPr>
-        <w:t xml:space="preserve">        </w:t>
-      </w:r>
-      <w:proofErr w:type="spellStart"/>
-      <w:r>
-        <w:rPr>
-          <w:b/>
-          <w:sz w:val="12"/>
-        </w:rPr>
-        <w:t>ExportTask</w:t>
-      </w:r>
-      <w:proofErr w:type="spellEnd"/>
-      <w:r>
-        <w:rPr>
-          <w:b/>
-          <w:sz w:val="12"/>
-        </w:rPr>
-        <w:t xml:space="preserve">-&gt;Exporter = </w:t>
-      </w:r>
-      <w:proofErr w:type="spellStart"/>
-      <w:proofErr w:type="gramStart"/>
-      <w:r>
-        <w:rPr>
-          <w:b/>
-          <w:sz w:val="12"/>
-        </w:rPr>
-        <w:t>UExporter</w:t>
-      </w:r>
-      <w:proofErr w:type="spellEnd"/>
-      <w:r>
-        <w:rPr>
-          <w:b/>
-          <w:sz w:val="12"/>
-        </w:rPr>
-        <w:t>::</w:t>
-      </w:r>
-      <w:proofErr w:type="spellStart"/>
-      <w:proofErr w:type="gramEnd"/>
-      <w:r>
-        <w:rPr>
-          <w:b/>
-          <w:sz w:val="12"/>
-        </w:rPr>
-        <w:t>FindExporter</w:t>
+      <w:proofErr w:type="gramEnd"/>
+    </w:p>
+    <w:p>
+      <w:pPr>
+        <w:jc w:val="left"/>
+        <w:rPr>
+          <w:b/>
+          <w:sz w:val="12"/>
+        </w:rPr>
+      </w:pPr>
+      <w:r>
+        <w:rPr>
+          <w:b/>
+          <w:sz w:val="12"/>
+        </w:rPr>
+        <w:t xml:space="preserve">    </w:t>
+      </w:r>
+      <w:proofErr w:type="spellStart"/>
+      <w:r>
+        <w:rPr>
+          <w:b/>
+          <w:sz w:val="12"/>
+        </w:rPr>
+        <w:t>TransformObject</w:t>
+      </w:r>
+      <w:proofErr w:type="spellEnd"/>
+      <w:r>
+        <w:rPr>
+          <w:b/>
+          <w:sz w:val="12"/>
+        </w:rPr>
+        <w:t>-&gt;</w:t>
+      </w:r>
+      <w:proofErr w:type="spellStart"/>
+      <w:proofErr w:type="gramStart"/>
+      <w:r>
+        <w:rPr>
+          <w:b/>
+          <w:sz w:val="12"/>
+        </w:rPr>
+        <w:t>SetObjectField</w:t>
       </w:r>
       <w:proofErr w:type="spellEnd"/>
       <w:r>
@@ -4221,109 +6392,128 @@
         </w:rPr>
         <w:t>(</w:t>
       </w:r>
-      <w:proofErr w:type="spellStart"/>
-      <w:r>
-        <w:rPr>
-          <w:b/>
-          <w:sz w:val="12"/>
-        </w:rPr>
-        <w:t>StaticMesh</w:t>
-      </w:r>
-      <w:proofErr w:type="spellEnd"/>
-      <w:r>
-        <w:rPr>
-          <w:b/>
-          <w:sz w:val="12"/>
-        </w:rPr>
-        <w:t>, TEXT("</w:t>
-      </w:r>
-      <w:proofErr w:type="spellStart"/>
-      <w:r>
-        <w:rPr>
-          <w:b/>
-          <w:sz w:val="12"/>
-        </w:rPr>
-        <w:t>gltf</w:t>
-      </w:r>
-      <w:proofErr w:type="spellEnd"/>
-      <w:r>
-        <w:rPr>
-          <w:b/>
-          <w:sz w:val="12"/>
-        </w:rPr>
-        <w:t>"));</w:t>
-      </w:r>
-    </w:p>
-    <w:p>
-      <w:pPr>
-        <w:jc w:val="left"/>
-        <w:rPr>
-          <w:b/>
-          <w:sz w:val="12"/>
-        </w:rPr>
-      </w:pPr>
-      <w:r>
-        <w:rPr>
-          <w:b/>
-          <w:sz w:val="12"/>
-        </w:rPr>
-        <w:t xml:space="preserve">        </w:t>
-      </w:r>
-      <w:proofErr w:type="spellStart"/>
-      <w:r>
-        <w:rPr>
-          <w:b/>
-          <w:sz w:val="12"/>
-        </w:rPr>
-        <w:t>ExportTask</w:t>
-      </w:r>
-      <w:proofErr w:type="spellEnd"/>
-      <w:r>
-        <w:rPr>
-          <w:b/>
-          <w:sz w:val="12"/>
-        </w:rPr>
-        <w:t xml:space="preserve">-&gt;Filename = </w:t>
-      </w:r>
-      <w:proofErr w:type="spellStart"/>
-      <w:r>
-        <w:rPr>
-          <w:b/>
-          <w:sz w:val="12"/>
-        </w:rPr>
-        <w:t>MeshFullFilePath</w:t>
-      </w:r>
-      <w:proofErr w:type="spellEnd"/>
-      <w:r>
-        <w:rPr>
-          <w:b/>
-          <w:sz w:val="12"/>
-        </w:rPr>
-        <w:t>;</w:t>
-      </w:r>
-    </w:p>
-    <w:p>
-      <w:pPr>
-        <w:jc w:val="left"/>
-        <w:rPr>
-          <w:b/>
-          <w:sz w:val="12"/>
-        </w:rPr>
-      </w:pPr>
-      <w:r>
-        <w:rPr>
-          <w:b/>
-          <w:sz w:val="12"/>
-        </w:rPr>
-        <w:t xml:space="preserve">        </w:t>
-      </w:r>
-      <w:proofErr w:type="spellStart"/>
-      <w:r>
-        <w:rPr>
-          <w:b/>
-          <w:sz w:val="12"/>
-        </w:rPr>
-        <w:t>ExportTask</w:t>
+      <w:proofErr w:type="gramEnd"/>
+      <w:r>
+        <w:rPr>
+          <w:b/>
+          <w:sz w:val="12"/>
+        </w:rPr>
+        <w:t xml:space="preserve">TEXT("Location"), </w:t>
+      </w:r>
+      <w:proofErr w:type="spellStart"/>
+      <w:proofErr w:type="gramStart"/>
+      <w:r>
+        <w:rPr>
+          <w:b/>
+          <w:sz w:val="12"/>
+        </w:rPr>
+        <w:t>VectorToJsonObject</w:t>
+      </w:r>
+      <w:proofErr w:type="spellEnd"/>
+      <w:r>
+        <w:rPr>
+          <w:b/>
+          <w:sz w:val="12"/>
+        </w:rPr>
+        <w:t>(</w:t>
+      </w:r>
+      <w:proofErr w:type="spellStart"/>
+      <w:r>
+        <w:rPr>
+          <w:b/>
+          <w:sz w:val="12"/>
+        </w:rPr>
+        <w:t>FVector</w:t>
+      </w:r>
+      <w:proofErr w:type="spellEnd"/>
+      <w:r>
+        <w:rPr>
+          <w:b/>
+          <w:sz w:val="12"/>
+        </w:rPr>
+        <w:t>(</w:t>
+      </w:r>
+      <w:proofErr w:type="spellStart"/>
+      <w:proofErr w:type="gramEnd"/>
+      <w:r>
+        <w:rPr>
+          <w:b/>
+          <w:sz w:val="12"/>
+        </w:rPr>
+        <w:t>Loc.X</w:t>
+      </w:r>
+      <w:proofErr w:type="spellEnd"/>
+      <w:r>
+        <w:rPr>
+          <w:b/>
+          <w:sz w:val="12"/>
+        </w:rPr>
+        <w:t xml:space="preserve">, </w:t>
+      </w:r>
+      <w:proofErr w:type="spellStart"/>
+      <w:r>
+        <w:rPr>
+          <w:b/>
+          <w:sz w:val="12"/>
+        </w:rPr>
+        <w:t>Loc.Z</w:t>
+      </w:r>
+      <w:proofErr w:type="spellEnd"/>
+      <w:r>
+        <w:rPr>
+          <w:b/>
+          <w:sz w:val="12"/>
+        </w:rPr>
+        <w:t xml:space="preserve">, </w:t>
+      </w:r>
+      <w:proofErr w:type="spellStart"/>
+      <w:r>
+        <w:rPr>
+          <w:b/>
+          <w:sz w:val="12"/>
+        </w:rPr>
+        <w:t>Loc.</w:t>
+      </w:r>
+      <w:proofErr w:type="gramStart"/>
+      <w:r>
+        <w:rPr>
+          <w:b/>
+          <w:sz w:val="12"/>
+        </w:rPr>
+        <w:t>Y</w:t>
+      </w:r>
+      <w:proofErr w:type="spellEnd"/>
+      <w:r>
+        <w:rPr>
+          <w:b/>
+          <w:sz w:val="12"/>
+        </w:rPr>
+        <w:t>)));</w:t>
+      </w:r>
+      <w:proofErr w:type="gramEnd"/>
+    </w:p>
+    <w:p>
+      <w:pPr>
+        <w:jc w:val="left"/>
+        <w:rPr>
+          <w:b/>
+          <w:sz w:val="12"/>
+        </w:rPr>
+      </w:pPr>
+      <w:r>
+        <w:rPr>
+          <w:b/>
+          <w:sz w:val="12"/>
+        </w:rPr>
+        <w:t xml:space="preserve">    </w:t>
+      </w:r>
+      <w:proofErr w:type="spellStart"/>
+      <w:r>
+        <w:rPr>
+          <w:b/>
+          <w:sz w:val="12"/>
+        </w:rPr>
+        <w:t>TransformObject</w:t>
       </w:r>
       <w:proofErr w:type="spellEnd"/>
       <w:r>
@@ -4334,44 +6524,160 @@
         <w:t>-&gt;</w:t>
       </w:r>
       <w:proofErr w:type="spellStart"/>
-      <w:r>
-        <w:rPr>
-          <w:b/>
-          <w:sz w:val="12"/>
-        </w:rPr>
-        <w:t>bAutomated</w:t>
-      </w:r>
-      <w:proofErr w:type="spellEnd"/>
-      <w:r>
-        <w:rPr>
-          <w:b/>
-          <w:sz w:val="12"/>
-        </w:rPr>
-        <w:t xml:space="preserve"> = true;</w:t>
-      </w:r>
-    </w:p>
-    <w:p>
-      <w:pPr>
-        <w:jc w:val="left"/>
-        <w:rPr>
-          <w:b/>
-          <w:sz w:val="12"/>
-        </w:rPr>
-      </w:pPr>
-      <w:r>
-        <w:rPr>
-          <w:b/>
-          <w:sz w:val="12"/>
-        </w:rPr>
-        <w:t xml:space="preserve">        </w:t>
-      </w:r>
-      <w:proofErr w:type="spellStart"/>
-      <w:r>
-        <w:rPr>
-          <w:b/>
-          <w:sz w:val="12"/>
-        </w:rPr>
-        <w:t>ExportTask</w:t>
+      <w:proofErr w:type="gramStart"/>
+      <w:r>
+        <w:rPr>
+          <w:b/>
+          <w:sz w:val="12"/>
+        </w:rPr>
+        <w:t>SetObjectField</w:t>
+      </w:r>
+      <w:proofErr w:type="spellEnd"/>
+      <w:r>
+        <w:rPr>
+          <w:b/>
+          <w:sz w:val="12"/>
+        </w:rPr>
+        <w:t>(</w:t>
+      </w:r>
+      <w:proofErr w:type="gramEnd"/>
+      <w:r>
+        <w:rPr>
+          <w:b/>
+          <w:sz w:val="12"/>
+        </w:rPr>
+        <w:t xml:space="preserve">TEXT("Rotation"), </w:t>
+      </w:r>
+      <w:proofErr w:type="spellStart"/>
+      <w:proofErr w:type="gramStart"/>
+      <w:r>
+        <w:rPr>
+          <w:b/>
+          <w:sz w:val="12"/>
+        </w:rPr>
+        <w:t>QuaternionToJsonObject</w:t>
+      </w:r>
+      <w:proofErr w:type="spellEnd"/>
+      <w:r>
+        <w:rPr>
+          <w:b/>
+          <w:sz w:val="12"/>
+        </w:rPr>
+        <w:t>(</w:t>
+      </w:r>
+      <w:proofErr w:type="spellStart"/>
+      <w:r>
+        <w:rPr>
+          <w:b/>
+          <w:sz w:val="12"/>
+        </w:rPr>
+        <w:t>FQuat</w:t>
+      </w:r>
+      <w:proofErr w:type="spellEnd"/>
+      <w:r>
+        <w:rPr>
+          <w:b/>
+          <w:sz w:val="12"/>
+        </w:rPr>
+        <w:t>(</w:t>
+      </w:r>
+      <w:proofErr w:type="spellStart"/>
+      <w:proofErr w:type="gramEnd"/>
+      <w:r>
+        <w:rPr>
+          <w:b/>
+          <w:sz w:val="12"/>
+        </w:rPr>
+        <w:t>Rot.X</w:t>
+      </w:r>
+      <w:proofErr w:type="spellEnd"/>
+      <w:r>
+        <w:rPr>
+          <w:b/>
+          <w:sz w:val="12"/>
+        </w:rPr>
+        <w:t xml:space="preserve">, </w:t>
+      </w:r>
+      <w:proofErr w:type="spellStart"/>
+      <w:r>
+        <w:rPr>
+          <w:b/>
+          <w:sz w:val="12"/>
+        </w:rPr>
+        <w:t>Rot.Z</w:t>
+      </w:r>
+      <w:proofErr w:type="spellEnd"/>
+      <w:r>
+        <w:rPr>
+          <w:b/>
+          <w:sz w:val="12"/>
+        </w:rPr>
+        <w:t xml:space="preserve">, </w:t>
+      </w:r>
+      <w:proofErr w:type="spellStart"/>
+      <w:r>
+        <w:rPr>
+          <w:b/>
+          <w:sz w:val="12"/>
+        </w:rPr>
+        <w:t>Rot.Y</w:t>
+      </w:r>
+      <w:proofErr w:type="spellEnd"/>
+      <w:r>
+        <w:rPr>
+          <w:b/>
+          <w:sz w:val="12"/>
+        </w:rPr>
+        <w:t>, -</w:t>
+      </w:r>
+      <w:proofErr w:type="spellStart"/>
+      <w:r>
+        <w:rPr>
+          <w:b/>
+          <w:sz w:val="12"/>
+        </w:rPr>
+        <w:t>Rot.W</w:t>
+      </w:r>
+      <w:proofErr w:type="spellEnd"/>
+      <w:r>
+        <w:rPr>
+          <w:b/>
+          <w:sz w:val="12"/>
+        </w:rPr>
+        <w:t>))</w:t>
+      </w:r>
+      <w:proofErr w:type="gramStart"/>
+      <w:r>
+        <w:rPr>
+          <w:b/>
+          <w:sz w:val="12"/>
+        </w:rPr>
+        <w:t>);</w:t>
+      </w:r>
+      <w:proofErr w:type="gramEnd"/>
+    </w:p>
+    <w:p>
+      <w:pPr>
+        <w:jc w:val="left"/>
+        <w:rPr>
+          <w:b/>
+          <w:sz w:val="12"/>
+        </w:rPr>
+      </w:pPr>
+      <w:r>
+        <w:rPr>
+          <w:b/>
+          <w:sz w:val="12"/>
+        </w:rPr>
+        <w:t xml:space="preserve">    </w:t>
+      </w:r>
+      <w:proofErr w:type="spellStart"/>
+      <w:r>
+        <w:rPr>
+          <w:b/>
+          <w:sz w:val="12"/>
+        </w:rPr>
+        <w:t>TransformObject</w:t>
       </w:r>
       <w:proofErr w:type="spellEnd"/>
       <w:r>
@@ -4382,44 +6688,144 @@
         <w:t>-&gt;</w:t>
       </w:r>
       <w:proofErr w:type="spellStart"/>
-      <w:r>
-        <w:rPr>
-          <w:b/>
-          <w:sz w:val="12"/>
-        </w:rPr>
-        <w:t>bPrompt</w:t>
-      </w:r>
-      <w:proofErr w:type="spellEnd"/>
-      <w:r>
-        <w:rPr>
-          <w:b/>
-          <w:sz w:val="12"/>
-        </w:rPr>
-        <w:t xml:space="preserve"> = false;</w:t>
-      </w:r>
-    </w:p>
-    <w:p>
-      <w:pPr>
-        <w:jc w:val="left"/>
-        <w:rPr>
-          <w:b/>
-          <w:sz w:val="12"/>
-        </w:rPr>
-      </w:pPr>
-      <w:r>
-        <w:rPr>
-          <w:b/>
-          <w:sz w:val="12"/>
-        </w:rPr>
-        <w:t xml:space="preserve">        </w:t>
-      </w:r>
-      <w:proofErr w:type="spellStart"/>
-      <w:r>
-        <w:rPr>
-          <w:b/>
-          <w:sz w:val="12"/>
-        </w:rPr>
-        <w:t>ExportTask</w:t>
+      <w:proofErr w:type="gramStart"/>
+      <w:r>
+        <w:rPr>
+          <w:b/>
+          <w:sz w:val="12"/>
+        </w:rPr>
+        <w:t>SetObjectField</w:t>
+      </w:r>
+      <w:proofErr w:type="spellEnd"/>
+      <w:r>
+        <w:rPr>
+          <w:b/>
+          <w:sz w:val="12"/>
+        </w:rPr>
+        <w:t>(</w:t>
+      </w:r>
+      <w:proofErr w:type="gramEnd"/>
+      <w:r>
+        <w:rPr>
+          <w:b/>
+          <w:sz w:val="12"/>
+        </w:rPr>
+        <w:t xml:space="preserve">TEXT("Scale"), </w:t>
+      </w:r>
+      <w:proofErr w:type="spellStart"/>
+      <w:proofErr w:type="gramStart"/>
+      <w:r>
+        <w:rPr>
+          <w:b/>
+          <w:sz w:val="12"/>
+        </w:rPr>
+        <w:t>VectorToJsonObject</w:t>
+      </w:r>
+      <w:proofErr w:type="spellEnd"/>
+      <w:r>
+        <w:rPr>
+          <w:b/>
+          <w:sz w:val="12"/>
+        </w:rPr>
+        <w:t>(</w:t>
+      </w:r>
+      <w:proofErr w:type="spellStart"/>
+      <w:r>
+        <w:rPr>
+          <w:b/>
+          <w:sz w:val="12"/>
+        </w:rPr>
+        <w:t>FVector</w:t>
+      </w:r>
+      <w:proofErr w:type="spellEnd"/>
+      <w:r>
+        <w:rPr>
+          <w:b/>
+          <w:sz w:val="12"/>
+        </w:rPr>
+        <w:t>(</w:t>
+      </w:r>
+      <w:proofErr w:type="spellStart"/>
+      <w:proofErr w:type="gramEnd"/>
+      <w:r>
+        <w:rPr>
+          <w:b/>
+          <w:sz w:val="12"/>
+        </w:rPr>
+        <w:t>Scale.X</w:t>
+      </w:r>
+      <w:proofErr w:type="spellEnd"/>
+      <w:r>
+        <w:rPr>
+          <w:b/>
+          <w:sz w:val="12"/>
+        </w:rPr>
+        <w:t xml:space="preserve">, </w:t>
+      </w:r>
+      <w:proofErr w:type="spellStart"/>
+      <w:r>
+        <w:rPr>
+          <w:b/>
+          <w:sz w:val="12"/>
+        </w:rPr>
+        <w:t>Scale.Z</w:t>
+      </w:r>
+      <w:proofErr w:type="spellEnd"/>
+      <w:r>
+        <w:rPr>
+          <w:b/>
+          <w:sz w:val="12"/>
+        </w:rPr>
+        <w:t xml:space="preserve">, </w:t>
+      </w:r>
+      <w:proofErr w:type="spellStart"/>
+      <w:r>
+        <w:rPr>
+          <w:b/>
+          <w:sz w:val="12"/>
+        </w:rPr>
+        <w:t>Scale.</w:t>
+      </w:r>
+      <w:proofErr w:type="gramStart"/>
+      <w:r>
+        <w:rPr>
+          <w:b/>
+          <w:sz w:val="12"/>
+        </w:rPr>
+        <w:t>Y</w:t>
+      </w:r>
+      <w:proofErr w:type="spellEnd"/>
+      <w:r>
+        <w:rPr>
+          <w:b/>
+          <w:sz w:val="12"/>
+        </w:rPr>
+        <w:t>)));</w:t>
+      </w:r>
+      <w:proofErr w:type="gramEnd"/>
+    </w:p>
+    <w:p>
+      <w:pPr>
+        <w:jc w:val="left"/>
+        <w:rPr>
+          <w:b/>
+          <w:sz w:val="12"/>
+        </w:rPr>
+      </w:pPr>
+      <w:r>
+        <w:rPr>
+          <w:b/>
+          <w:sz w:val="12"/>
+        </w:rPr>
+        <w:t xml:space="preserve">    </w:t>
+      </w:r>
+      <w:proofErr w:type="spellStart"/>
+      <w:r>
+        <w:rPr>
+          <w:b/>
+          <w:sz w:val="12"/>
+        </w:rPr>
+        <w:t>ActorJsonObject</w:t>
       </w:r>
       <w:proofErr w:type="spellEnd"/>
       <w:r>
@@ -4430,71 +6836,13 @@
         <w:t>-&gt;</w:t>
       </w:r>
       <w:proofErr w:type="spellStart"/>
-      <w:r>
-        <w:rPr>
-          <w:b/>
-          <w:sz w:val="12"/>
-        </w:rPr>
-        <w:t>bReplaceIdentical</w:t>
-      </w:r>
-      <w:proofErr w:type="spellEnd"/>
-      <w:r>
-        <w:rPr>
-          <w:b/>
-          <w:sz w:val="12"/>
-        </w:rPr>
-        <w:t xml:space="preserve"> = true;</w:t>
-      </w:r>
-    </w:p>
-    <w:p>
-      <w:pPr>
-        <w:jc w:val="left"/>
-        <w:rPr>
-          <w:b/>
-          <w:sz w:val="12"/>
-        </w:rPr>
-      </w:pPr>
-    </w:p>
-    <w:p>
-      <w:pPr>
-        <w:jc w:val="left"/>
-        <w:rPr>
-          <w:b/>
-          <w:sz w:val="12"/>
-        </w:rPr>
-      </w:pPr>
-      <w:r>
-        <w:rPr>
-          <w:b/>
-          <w:sz w:val="12"/>
-        </w:rPr>
-        <w:t xml:space="preserve">        if (</w:t>
-      </w:r>
-      <w:proofErr w:type="spellStart"/>
-      <w:proofErr w:type="gramStart"/>
-      <w:r>
-        <w:rPr>
-          <w:b/>
-          <w:sz w:val="12"/>
-        </w:rPr>
-        <w:t>UExporter</w:t>
-      </w:r>
-      <w:proofErr w:type="spellEnd"/>
-      <w:r>
-        <w:rPr>
-          <w:b/>
-          <w:sz w:val="12"/>
-        </w:rPr>
-        <w:t>::</w:t>
-      </w:r>
-      <w:proofErr w:type="spellStart"/>
-      <w:proofErr w:type="gramEnd"/>
-      <w:r>
-        <w:rPr>
-          <w:b/>
-          <w:sz w:val="12"/>
-        </w:rPr>
-        <w:t>RunAssetExportTask</w:t>
+      <w:proofErr w:type="gramStart"/>
+      <w:r>
+        <w:rPr>
+          <w:b/>
+          <w:sz w:val="12"/>
+        </w:rPr>
+        <w:t>SetObjectField</w:t>
       </w:r>
       <w:proofErr w:type="spellEnd"/>
       <w:r>
@@ -4504,13 +6852,155 @@
         </w:rPr>
         <w:t>(</w:t>
       </w:r>
-      <w:proofErr w:type="spellStart"/>
-      <w:r>
-        <w:rPr>
-          <w:b/>
-          <w:sz w:val="12"/>
-        </w:rPr>
-        <w:t>ExportTask</w:t>
+      <w:proofErr w:type="gramEnd"/>
+      <w:r>
+        <w:rPr>
+          <w:b/>
+          <w:sz w:val="12"/>
+        </w:rPr>
+        <w:t xml:space="preserve">TEXT("Transform"), </w:t>
+      </w:r>
+      <w:proofErr w:type="spellStart"/>
+      <w:r>
+        <w:rPr>
+          <w:b/>
+          <w:sz w:val="12"/>
+        </w:rPr>
+        <w:t>TransformObject</w:t>
+      </w:r>
+      <w:proofErr w:type="spellEnd"/>
+      <w:proofErr w:type="gramStart"/>
+      <w:r>
+        <w:rPr>
+          <w:b/>
+          <w:sz w:val="12"/>
+        </w:rPr>
+        <w:t>);</w:t>
+      </w:r>
+      <w:proofErr w:type="gramEnd"/>
+    </w:p>
+    <w:p>
+      <w:pPr>
+        <w:jc w:val="left"/>
+        <w:rPr>
+          <w:b/>
+          <w:sz w:val="12"/>
+        </w:rPr>
+      </w:pPr>
+    </w:p>
+    <w:p>
+      <w:pPr>
+        <w:jc w:val="left"/>
+        <w:rPr>
+          <w:b/>
+          <w:sz w:val="12"/>
+        </w:rPr>
+      </w:pPr>
+      <w:r>
+        <w:rPr>
+          <w:b/>
+          <w:sz w:val="12"/>
+        </w:rPr>
+        <w:t xml:space="preserve">    </w:t>
+      </w:r>
+      <w:proofErr w:type="gramStart"/>
+      <w:r>
+        <w:rPr>
+          <w:b/>
+          <w:sz w:val="12"/>
+        </w:rPr>
+        <w:t>// 리스트에</w:t>
+      </w:r>
+      <w:proofErr w:type="gramEnd"/>
+      <w:r>
+        <w:rPr>
+          <w:b/>
+          <w:sz w:val="12"/>
+        </w:rPr>
+        <w:t xml:space="preserve"> 추가</w:t>
+      </w:r>
+    </w:p>
+    <w:p>
+      <w:pPr>
+        <w:jc w:val="left"/>
+        <w:rPr>
+          <w:b/>
+          <w:sz w:val="12"/>
+        </w:rPr>
+      </w:pPr>
+      <w:r>
+        <w:rPr>
+          <w:b/>
+          <w:sz w:val="12"/>
+        </w:rPr>
+        <w:t xml:space="preserve">    </w:t>
+      </w:r>
+      <w:proofErr w:type="spellStart"/>
+      <w:r>
+        <w:rPr>
+          <w:b/>
+          <w:sz w:val="12"/>
+        </w:rPr>
+        <w:t>ActorJsonArray.Add</w:t>
+      </w:r>
+      <w:proofErr w:type="spellEnd"/>
+      <w:r>
+        <w:rPr>
+          <w:b/>
+          <w:sz w:val="12"/>
+        </w:rPr>
+        <w:t>(</w:t>
+      </w:r>
+      <w:proofErr w:type="spellStart"/>
+      <w:proofErr w:type="gramStart"/>
+      <w:r>
+        <w:rPr>
+          <w:b/>
+          <w:sz w:val="12"/>
+        </w:rPr>
+        <w:t>MakeShareable</w:t>
+      </w:r>
+      <w:proofErr w:type="spellEnd"/>
+      <w:r>
+        <w:rPr>
+          <w:b/>
+          <w:sz w:val="12"/>
+        </w:rPr>
+        <w:t>(</w:t>
+      </w:r>
+      <w:proofErr w:type="gramEnd"/>
+      <w:r>
+        <w:rPr>
+          <w:b/>
+          <w:sz w:val="12"/>
+        </w:rPr>
+        <w:t xml:space="preserve">new </w:t>
+      </w:r>
+      <w:proofErr w:type="spellStart"/>
+      <w:proofErr w:type="gramStart"/>
+      <w:r>
+        <w:rPr>
+          <w:b/>
+          <w:sz w:val="12"/>
+        </w:rPr>
+        <w:t>FJsonValueObject</w:t>
+      </w:r>
+      <w:proofErr w:type="spellEnd"/>
+      <w:r>
+        <w:rPr>
+          <w:b/>
+          <w:sz w:val="12"/>
+        </w:rPr>
+        <w:t>(</w:t>
+      </w:r>
+      <w:proofErr w:type="spellStart"/>
+      <w:proofErr w:type="gramEnd"/>
+      <w:r>
+        <w:rPr>
+          <w:b/>
+          <w:sz w:val="12"/>
+        </w:rPr>
+        <w:t>ActorJsonObject</w:t>
       </w:r>
       <w:proofErr w:type="spellEnd"/>
       <w:r>
@@ -4520,63 +7010,7 @@
         </w:rPr>
         <w:t>))</w:t>
       </w:r>
-    </w:p>
-    <w:p>
-      <w:pPr>
-        <w:jc w:val="left"/>
-        <w:rPr>
-          <w:b/>
-          <w:sz w:val="12"/>
-        </w:rPr>
-      </w:pPr>
-      <w:r>
-        <w:rPr>
-          <w:b/>
-          <w:sz w:val="12"/>
-        </w:rPr>
-        <w:t xml:space="preserve">        {</w:t>
-      </w:r>
-    </w:p>
-    <w:p>
-      <w:pPr>
-        <w:jc w:val="left"/>
-        <w:rPr>
-          <w:b/>
-          <w:sz w:val="12"/>
-        </w:rPr>
-      </w:pPr>
-      <w:r>
-        <w:rPr>
-          <w:b/>
-          <w:sz w:val="12"/>
-        </w:rPr>
-        <w:t xml:space="preserve">            </w:t>
-      </w:r>
-      <w:proofErr w:type="spellStart"/>
-      <w:r>
-        <w:rPr>
-          <w:b/>
-          <w:sz w:val="12"/>
-        </w:rPr>
-        <w:t>ExportedMeshes.Add</w:t>
-      </w:r>
-      <w:proofErr w:type="spellEnd"/>
-      <w:r>
-        <w:rPr>
-          <w:b/>
-          <w:sz w:val="12"/>
-        </w:rPr>
-        <w:t>(</w:t>
-      </w:r>
-      <w:proofErr w:type="spellStart"/>
-      <w:r>
-        <w:rPr>
-          <w:b/>
-          <w:sz w:val="12"/>
-        </w:rPr>
-        <w:t>StaticMesh</w:t>
-      </w:r>
-      <w:proofErr w:type="spellEnd"/>
+      <w:proofErr w:type="gramStart"/>
       <w:r>
         <w:rPr>
           <w:b/>
@@ -4584,2126 +7018,7 @@
         </w:rPr>
         <w:t>);</w:t>
       </w:r>
-    </w:p>
-    <w:p>
-      <w:pPr>
-        <w:jc w:val="left"/>
-        <w:rPr>
-          <w:b/>
-          <w:sz w:val="12"/>
-        </w:rPr>
-      </w:pPr>
-      <w:r>
-        <w:rPr>
-          <w:b/>
-          <w:sz w:val="12"/>
-        </w:rPr>
-        <w:t xml:space="preserve">        }</w:t>
-      </w:r>
-    </w:p>
-    <w:p>
-      <w:pPr>
-        <w:jc w:val="left"/>
-        <w:rPr>
-          <w:b/>
-          <w:sz w:val="12"/>
-        </w:rPr>
-      </w:pPr>
-      <w:r>
-        <w:rPr>
-          <w:b/>
-          <w:sz w:val="12"/>
-        </w:rPr>
-        <w:t xml:space="preserve">    }</w:t>
-      </w:r>
-    </w:p>
-    <w:p>
-      <w:pPr>
-        <w:jc w:val="left"/>
-        <w:rPr>
-          <w:b/>
-          <w:sz w:val="12"/>
-        </w:rPr>
-      </w:pPr>
-    </w:p>
-    <w:p>
-      <w:pPr>
-        <w:jc w:val="left"/>
-        <w:rPr>
-          <w:b/>
-          <w:sz w:val="12"/>
-        </w:rPr>
-      </w:pPr>
-      <w:r>
-        <w:rPr>
-          <w:b/>
-          <w:sz w:val="12"/>
-        </w:rPr>
-        <w:t xml:space="preserve">    // ---------------------------------------------------------</w:t>
-      </w:r>
-    </w:p>
-    <w:p>
-      <w:pPr>
-        <w:jc w:val="left"/>
-        <w:rPr>
-          <w:b/>
-          <w:sz w:val="12"/>
-        </w:rPr>
-      </w:pPr>
-      <w:r>
-        <w:rPr>
-          <w:b/>
-          <w:sz w:val="12"/>
-        </w:rPr>
-        <w:t xml:space="preserve">    </w:t>
-      </w:r>
-      <w:proofErr w:type="gramStart"/>
-      <w:r>
-        <w:rPr>
-          <w:b/>
-          <w:sz w:val="12"/>
-        </w:rPr>
-        <w:t>// 3</w:t>
-      </w:r>
-      <w:proofErr w:type="gramEnd"/>
-      <w:r>
-        <w:rPr>
-          <w:b/>
-          <w:sz w:val="12"/>
-        </w:rPr>
-        <w:t>. JSON 구성 (각 컴포넌트별로 따로 생성)</w:t>
-      </w:r>
-    </w:p>
-    <w:p>
-      <w:pPr>
-        <w:jc w:val="left"/>
-        <w:rPr>
-          <w:b/>
-          <w:sz w:val="12"/>
-        </w:rPr>
-      </w:pPr>
-      <w:r>
-        <w:rPr>
-          <w:b/>
-          <w:sz w:val="12"/>
-        </w:rPr>
-        <w:t xml:space="preserve">    // ---------------------------------------------------------</w:t>
-      </w:r>
-    </w:p>
-    <w:p>
-      <w:pPr>
-        <w:jc w:val="left"/>
-        <w:rPr>
-          <w:b/>
-          <w:sz w:val="12"/>
-        </w:rPr>
-      </w:pPr>
-      <w:r>
-        <w:rPr>
-          <w:b/>
-          <w:sz w:val="12"/>
-        </w:rPr>
-        <w:t xml:space="preserve">    </w:t>
-      </w:r>
-      <w:proofErr w:type="spellStart"/>
-      <w:r>
-        <w:rPr>
-          <w:b/>
-          <w:sz w:val="12"/>
-        </w:rPr>
-        <w:t>TSharedPtr</w:t>
-      </w:r>
-      <w:proofErr w:type="spellEnd"/>
-      <w:r>
-        <w:rPr>
-          <w:b/>
-          <w:sz w:val="12"/>
-        </w:rPr>
-        <w:t>&lt;</w:t>
-      </w:r>
-      <w:proofErr w:type="spellStart"/>
-      <w:r>
-        <w:rPr>
-          <w:b/>
-          <w:sz w:val="12"/>
-        </w:rPr>
-        <w:t>FJsonObject</w:t>
-      </w:r>
-      <w:proofErr w:type="spellEnd"/>
-      <w:r>
-        <w:rPr>
-          <w:b/>
-          <w:sz w:val="12"/>
-        </w:rPr>
-        <w:t xml:space="preserve">&gt; </w:t>
-      </w:r>
-      <w:proofErr w:type="spellStart"/>
-      <w:r>
-        <w:rPr>
-          <w:b/>
-          <w:sz w:val="12"/>
-        </w:rPr>
-        <w:t>ActorJsonObject</w:t>
-      </w:r>
-      <w:proofErr w:type="spellEnd"/>
-      <w:r>
-        <w:rPr>
-          <w:b/>
-          <w:sz w:val="12"/>
-        </w:rPr>
-        <w:t xml:space="preserve"> = </w:t>
-      </w:r>
-      <w:proofErr w:type="spellStart"/>
-      <w:proofErr w:type="gramStart"/>
-      <w:r>
-        <w:rPr>
-          <w:b/>
-          <w:sz w:val="12"/>
-        </w:rPr>
-        <w:t>MakeShareable</w:t>
-      </w:r>
-      <w:proofErr w:type="spellEnd"/>
-      <w:r>
-        <w:rPr>
-          <w:b/>
-          <w:sz w:val="12"/>
-        </w:rPr>
-        <w:t>(</w:t>
-      </w:r>
-      <w:proofErr w:type="gramEnd"/>
-      <w:r>
-        <w:rPr>
-          <w:b/>
-          <w:sz w:val="12"/>
-        </w:rPr>
-        <w:t xml:space="preserve">new </w:t>
-      </w:r>
-      <w:proofErr w:type="spellStart"/>
-      <w:r>
-        <w:rPr>
-          <w:b/>
-          <w:sz w:val="12"/>
-        </w:rPr>
-        <w:t>FJsonObject</w:t>
-      </w:r>
-      <w:proofErr w:type="spellEnd"/>
-      <w:r>
-        <w:rPr>
-          <w:b/>
-          <w:sz w:val="12"/>
-        </w:rPr>
-        <w:t>());</w:t>
-      </w:r>
-    </w:p>
-    <w:p>
-      <w:pPr>
-        <w:jc w:val="left"/>
-        <w:rPr>
-          <w:b/>
-          <w:sz w:val="12"/>
-        </w:rPr>
-      </w:pPr>
-    </w:p>
-    <w:p>
-      <w:pPr>
-        <w:jc w:val="left"/>
-        <w:rPr>
-          <w:b/>
-          <w:sz w:val="12"/>
-        </w:rPr>
-      </w:pPr>
-      <w:r>
-        <w:rPr>
-          <w:b/>
-          <w:sz w:val="12"/>
-        </w:rPr>
-        <w:t xml:space="preserve">    </w:t>
-      </w:r>
-      <w:proofErr w:type="gramStart"/>
-      <w:r>
-        <w:rPr>
-          <w:b/>
-          <w:sz w:val="12"/>
-        </w:rPr>
-        <w:t>// 이름</w:t>
-      </w:r>
-      <w:proofErr w:type="gramEnd"/>
-      <w:r>
-        <w:rPr>
-          <w:b/>
-          <w:sz w:val="12"/>
-        </w:rPr>
-        <w:t xml:space="preserve"> 중복 방지를 위해 "</w:t>
-      </w:r>
-      <w:proofErr w:type="spellStart"/>
-      <w:r>
-        <w:rPr>
-          <w:b/>
-          <w:sz w:val="12"/>
-        </w:rPr>
-        <w:t>액터명</w:t>
-      </w:r>
-      <w:proofErr w:type="spellEnd"/>
-      <w:r>
-        <w:rPr>
-          <w:b/>
-          <w:sz w:val="12"/>
-        </w:rPr>
-        <w:t>_컴포넌트명" 형식 사용</w:t>
-      </w:r>
-    </w:p>
-    <w:p>
-      <w:pPr>
-        <w:jc w:val="left"/>
-        <w:rPr>
-          <w:b/>
-          <w:sz w:val="12"/>
-        </w:rPr>
-      </w:pPr>
-      <w:r>
-        <w:rPr>
-          <w:b/>
-          <w:sz w:val="12"/>
-        </w:rPr>
-        <w:t xml:space="preserve">    </w:t>
-      </w:r>
-      <w:proofErr w:type="spellStart"/>
-      <w:r>
-        <w:rPr>
-          <w:b/>
-          <w:sz w:val="12"/>
-        </w:rPr>
-        <w:t>FString</w:t>
-      </w:r>
-      <w:proofErr w:type="spellEnd"/>
-      <w:r>
-        <w:rPr>
-          <w:b/>
-          <w:sz w:val="12"/>
-        </w:rPr>
-        <w:t xml:space="preserve"> </w:t>
-      </w:r>
-      <w:proofErr w:type="spellStart"/>
-      <w:r>
-        <w:rPr>
-          <w:b/>
-          <w:sz w:val="12"/>
-        </w:rPr>
-        <w:t>UniqueName</w:t>
-      </w:r>
-      <w:proofErr w:type="spellEnd"/>
-      <w:r>
-        <w:rPr>
-          <w:b/>
-          <w:sz w:val="12"/>
-        </w:rPr>
-        <w:t xml:space="preserve"> = </w:t>
-      </w:r>
-      <w:proofErr w:type="spellStart"/>
-      <w:proofErr w:type="gramStart"/>
-      <w:r>
-        <w:rPr>
-          <w:b/>
-          <w:sz w:val="12"/>
-        </w:rPr>
-        <w:t>FString</w:t>
-      </w:r>
-      <w:proofErr w:type="spellEnd"/>
-      <w:r>
-        <w:rPr>
-          <w:b/>
-          <w:sz w:val="12"/>
-        </w:rPr>
-        <w:t>::</w:t>
-      </w:r>
-      <w:proofErr w:type="spellStart"/>
-      <w:proofErr w:type="gramEnd"/>
-      <w:r>
-        <w:rPr>
-          <w:b/>
-          <w:sz w:val="12"/>
-        </w:rPr>
-        <w:t>Printf</w:t>
-      </w:r>
-      <w:proofErr w:type="spellEnd"/>
-      <w:r>
-        <w:rPr>
-          <w:b/>
-          <w:sz w:val="12"/>
-        </w:rPr>
-        <w:t>(TEXT("%</w:t>
-      </w:r>
-      <w:proofErr w:type="spellStart"/>
-      <w:r>
-        <w:rPr>
-          <w:b/>
-          <w:sz w:val="12"/>
-        </w:rPr>
-        <w:t>s_%s</w:t>
-      </w:r>
-      <w:proofErr w:type="spellEnd"/>
-      <w:r>
-        <w:rPr>
-          <w:b/>
-          <w:sz w:val="12"/>
-        </w:rPr>
-        <w:t>"), *Actor-&gt;</w:t>
-      </w:r>
-      <w:proofErr w:type="spellStart"/>
-      <w:r>
-        <w:rPr>
-          <w:b/>
-          <w:sz w:val="12"/>
-        </w:rPr>
-        <w:t>GetActorLabel</w:t>
-      </w:r>
-      <w:proofErr w:type="spellEnd"/>
-      <w:r>
-        <w:rPr>
-          <w:b/>
-          <w:sz w:val="12"/>
-        </w:rPr>
-        <w:t>(), *</w:t>
-      </w:r>
-      <w:proofErr w:type="spellStart"/>
-      <w:r>
-        <w:rPr>
-          <w:b/>
-          <w:sz w:val="12"/>
-        </w:rPr>
-        <w:t>MeshComponent</w:t>
-      </w:r>
-      <w:proofErr w:type="spellEnd"/>
-      <w:r>
-        <w:rPr>
-          <w:b/>
-          <w:sz w:val="12"/>
-        </w:rPr>
-        <w:t>-&gt;</w:t>
-      </w:r>
-      <w:proofErr w:type="spellStart"/>
-      <w:r>
-        <w:rPr>
-          <w:b/>
-          <w:sz w:val="12"/>
-        </w:rPr>
-        <w:t>GetName</w:t>
-      </w:r>
-      <w:proofErr w:type="spellEnd"/>
-      <w:r>
-        <w:rPr>
-          <w:b/>
-          <w:sz w:val="12"/>
-        </w:rPr>
-        <w:t>());</w:t>
-      </w:r>
-    </w:p>
-    <w:p>
-      <w:pPr>
-        <w:jc w:val="left"/>
-        <w:rPr>
-          <w:b/>
-          <w:sz w:val="12"/>
-        </w:rPr>
-      </w:pPr>
-      <w:r>
-        <w:rPr>
-          <w:b/>
-          <w:sz w:val="12"/>
-        </w:rPr>
-        <w:t xml:space="preserve">    </w:t>
-      </w:r>
-      <w:proofErr w:type="spellStart"/>
-      <w:r>
-        <w:rPr>
-          <w:b/>
-          <w:sz w:val="12"/>
-        </w:rPr>
-        <w:t>ActorJsonObject</w:t>
-      </w:r>
-      <w:proofErr w:type="spellEnd"/>
-      <w:r>
-        <w:rPr>
-          <w:b/>
-          <w:sz w:val="12"/>
-        </w:rPr>
-        <w:t>-&gt;</w:t>
-      </w:r>
-      <w:proofErr w:type="spellStart"/>
-      <w:proofErr w:type="gramStart"/>
-      <w:r>
-        <w:rPr>
-          <w:b/>
-          <w:sz w:val="12"/>
-        </w:rPr>
-        <w:t>SetStringField</w:t>
-      </w:r>
-      <w:proofErr w:type="spellEnd"/>
-      <w:r>
-        <w:rPr>
-          <w:b/>
-          <w:sz w:val="12"/>
-        </w:rPr>
-        <w:t>(</w:t>
-      </w:r>
-      <w:proofErr w:type="gramEnd"/>
-      <w:r>
-        <w:rPr>
-          <w:b/>
-          <w:sz w:val="12"/>
-        </w:rPr>
-        <w:t xml:space="preserve">TEXT("Name"), </w:t>
-      </w:r>
-      <w:proofErr w:type="spellStart"/>
-      <w:r>
-        <w:rPr>
-          <w:b/>
-          <w:sz w:val="12"/>
-        </w:rPr>
-        <w:t>UniqueName</w:t>
-      </w:r>
-      <w:proofErr w:type="spellEnd"/>
-      <w:r>
-        <w:rPr>
-          <w:b/>
-          <w:sz w:val="12"/>
-        </w:rPr>
-        <w:t>);</w:t>
-      </w:r>
-    </w:p>
-    <w:p>
-      <w:pPr>
-        <w:jc w:val="left"/>
-        <w:rPr>
-          <w:b/>
-          <w:sz w:val="12"/>
-        </w:rPr>
-      </w:pPr>
-      <w:r>
-        <w:rPr>
-          <w:b/>
-          <w:sz w:val="12"/>
-        </w:rPr>
-        <w:t xml:space="preserve">    </w:t>
-      </w:r>
-      <w:proofErr w:type="spellStart"/>
-      <w:r>
-        <w:rPr>
-          <w:b/>
-          <w:sz w:val="12"/>
-        </w:rPr>
-        <w:t>ActorJsonObject</w:t>
-      </w:r>
-      <w:proofErr w:type="spellEnd"/>
-      <w:r>
-        <w:rPr>
-          <w:b/>
-          <w:sz w:val="12"/>
-        </w:rPr>
-        <w:t>-&gt;</w:t>
-      </w:r>
-      <w:proofErr w:type="spellStart"/>
-      <w:proofErr w:type="gramStart"/>
-      <w:r>
-        <w:rPr>
-          <w:b/>
-          <w:sz w:val="12"/>
-        </w:rPr>
-        <w:t>SetStringField</w:t>
-      </w:r>
-      <w:proofErr w:type="spellEnd"/>
-      <w:r>
-        <w:rPr>
-          <w:b/>
-          <w:sz w:val="12"/>
-        </w:rPr>
-        <w:t>(</w:t>
-      </w:r>
-      <w:proofErr w:type="gramEnd"/>
-      <w:r>
-        <w:rPr>
-          <w:b/>
-          <w:sz w:val="12"/>
-        </w:rPr>
-        <w:t>TEXT("</w:t>
-      </w:r>
-      <w:proofErr w:type="spellStart"/>
-      <w:r>
-        <w:rPr>
-          <w:b/>
-          <w:sz w:val="12"/>
-        </w:rPr>
-        <w:t>MeshFile</w:t>
-      </w:r>
-      <w:proofErr w:type="spellEnd"/>
-      <w:r>
-        <w:rPr>
-          <w:b/>
-          <w:sz w:val="12"/>
-        </w:rPr>
-        <w:t xml:space="preserve">"), TEXT("Meshes/") + </w:t>
-      </w:r>
-      <w:proofErr w:type="spellStart"/>
-      <w:r>
-        <w:rPr>
-          <w:b/>
-          <w:sz w:val="12"/>
-        </w:rPr>
-        <w:t>StaticMesh</w:t>
-      </w:r>
-      <w:proofErr w:type="spellEnd"/>
-      <w:r>
-        <w:rPr>
-          <w:b/>
-          <w:sz w:val="12"/>
-        </w:rPr>
-        <w:t>-&gt;</w:t>
-      </w:r>
-      <w:proofErr w:type="spellStart"/>
-      <w:r>
-        <w:rPr>
-          <w:b/>
-          <w:sz w:val="12"/>
-        </w:rPr>
-        <w:t>GetName</w:t>
-      </w:r>
-      <w:proofErr w:type="spellEnd"/>
-      <w:r>
-        <w:rPr>
-          <w:b/>
-          <w:sz w:val="12"/>
-        </w:rPr>
-        <w:t>() + TEXT(".</w:t>
-      </w:r>
-      <w:proofErr w:type="spellStart"/>
-      <w:r>
-        <w:rPr>
-          <w:b/>
-          <w:sz w:val="12"/>
-        </w:rPr>
-        <w:t>gltf</w:t>
-      </w:r>
-      <w:proofErr w:type="spellEnd"/>
-      <w:r>
-        <w:rPr>
-          <w:b/>
-          <w:sz w:val="12"/>
-        </w:rPr>
-        <w:t>"));</w:t>
-      </w:r>
-    </w:p>
-    <w:p>
-      <w:pPr>
-        <w:jc w:val="left"/>
-        <w:rPr>
-          <w:b/>
-          <w:sz w:val="12"/>
-        </w:rPr>
-      </w:pPr>
-    </w:p>
-    <w:p>
-      <w:pPr>
-        <w:jc w:val="left"/>
-        <w:rPr>
-          <w:b/>
-          <w:sz w:val="12"/>
-        </w:rPr>
-      </w:pPr>
-      <w:r>
-        <w:rPr>
-          <w:b/>
-          <w:sz w:val="12"/>
-        </w:rPr>
-        <w:t xml:space="preserve">    </w:t>
-      </w:r>
-      <w:proofErr w:type="gramStart"/>
-      <w:r>
-        <w:rPr>
-          <w:b/>
-          <w:sz w:val="12"/>
-        </w:rPr>
-        <w:t>// 재질</w:t>
-      </w:r>
-      <w:proofErr w:type="gramEnd"/>
-      <w:r>
-        <w:rPr>
-          <w:b/>
-          <w:sz w:val="12"/>
-        </w:rPr>
-        <w:t xml:space="preserve"> 목록 추가</w:t>
-      </w:r>
-    </w:p>
-    <w:p>
-      <w:pPr>
-        <w:jc w:val="left"/>
-        <w:rPr>
-          <w:b/>
-          <w:sz w:val="12"/>
-        </w:rPr>
-      </w:pPr>
-      <w:r>
-        <w:rPr>
-          <w:b/>
-          <w:sz w:val="12"/>
-        </w:rPr>
-        <w:t xml:space="preserve">    </w:t>
-      </w:r>
-      <w:proofErr w:type="spellStart"/>
-      <w:r>
-        <w:rPr>
-          <w:b/>
-          <w:sz w:val="12"/>
-        </w:rPr>
-        <w:t>TArray</w:t>
-      </w:r>
-      <w:proofErr w:type="spellEnd"/>
-      <w:r>
-        <w:rPr>
-          <w:b/>
-          <w:sz w:val="12"/>
-        </w:rPr>
-        <w:t>&lt;</w:t>
-      </w:r>
-      <w:proofErr w:type="spellStart"/>
-      <w:r>
-        <w:rPr>
-          <w:b/>
-          <w:sz w:val="12"/>
-        </w:rPr>
-        <w:t>TSharedPtr</w:t>
-      </w:r>
-      <w:proofErr w:type="spellEnd"/>
-      <w:r>
-        <w:rPr>
-          <w:b/>
-          <w:sz w:val="12"/>
-        </w:rPr>
-        <w:t>&lt;</w:t>
-      </w:r>
-      <w:proofErr w:type="spellStart"/>
-      <w:r>
-        <w:rPr>
-          <w:b/>
-          <w:sz w:val="12"/>
-        </w:rPr>
-        <w:t>FJsonValue</w:t>
-      </w:r>
-      <w:proofErr w:type="spellEnd"/>
-      <w:r>
-        <w:rPr>
-          <w:b/>
-          <w:sz w:val="12"/>
-        </w:rPr>
-        <w:t xml:space="preserve">&gt;&gt; </w:t>
-      </w:r>
-      <w:proofErr w:type="spellStart"/>
-      <w:r>
-        <w:rPr>
-          <w:b/>
-          <w:sz w:val="12"/>
-        </w:rPr>
-        <w:t>MaterialsArray</w:t>
-      </w:r>
-      <w:proofErr w:type="spellEnd"/>
-      <w:r>
-        <w:rPr>
-          <w:b/>
-          <w:sz w:val="12"/>
-        </w:rPr>
-        <w:t>;</w:t>
-      </w:r>
-    </w:p>
-    <w:p>
-      <w:pPr>
-        <w:jc w:val="left"/>
-        <w:rPr>
-          <w:b/>
-          <w:sz w:val="12"/>
-        </w:rPr>
-      </w:pPr>
-      <w:r>
-        <w:rPr>
-          <w:b/>
-          <w:sz w:val="12"/>
-        </w:rPr>
-        <w:t xml:space="preserve">    for (const </w:t>
-      </w:r>
-      <w:proofErr w:type="spellStart"/>
-      <w:r>
-        <w:rPr>
-          <w:b/>
-          <w:sz w:val="12"/>
-        </w:rPr>
-        <w:t>FStaticMaterial</w:t>
-      </w:r>
-      <w:proofErr w:type="spellEnd"/>
-      <w:r>
-        <w:rPr>
-          <w:b/>
-          <w:sz w:val="12"/>
-        </w:rPr>
-        <w:t xml:space="preserve">&amp; </w:t>
-      </w:r>
-      <w:proofErr w:type="gramStart"/>
-      <w:r>
-        <w:rPr>
-          <w:b/>
-          <w:sz w:val="12"/>
-        </w:rPr>
-        <w:t>Mat :</w:t>
-      </w:r>
-      <w:proofErr w:type="gramEnd"/>
-      <w:r>
-        <w:rPr>
-          <w:b/>
-          <w:sz w:val="12"/>
-        </w:rPr>
-        <w:t xml:space="preserve"> </w:t>
-      </w:r>
-      <w:proofErr w:type="spellStart"/>
-      <w:r>
-        <w:rPr>
-          <w:b/>
-          <w:sz w:val="12"/>
-        </w:rPr>
-        <w:t>StaticMesh</w:t>
-      </w:r>
-      <w:proofErr w:type="spellEnd"/>
-      <w:r>
-        <w:rPr>
-          <w:b/>
-          <w:sz w:val="12"/>
-        </w:rPr>
-        <w:t>-&gt;</w:t>
-      </w:r>
-      <w:proofErr w:type="spellStart"/>
-      <w:r>
-        <w:rPr>
-          <w:b/>
-          <w:sz w:val="12"/>
-        </w:rPr>
-        <w:t>GetStaticMaterials</w:t>
-      </w:r>
-      <w:proofErr w:type="spellEnd"/>
-      <w:r>
-        <w:rPr>
-          <w:b/>
-          <w:sz w:val="12"/>
-        </w:rPr>
-        <w:t>())</w:t>
-      </w:r>
-    </w:p>
-    <w:p>
-      <w:pPr>
-        <w:jc w:val="left"/>
-        <w:rPr>
-          <w:b/>
-          <w:sz w:val="12"/>
-        </w:rPr>
-      </w:pPr>
-      <w:r>
-        <w:rPr>
-          <w:b/>
-          <w:sz w:val="12"/>
-        </w:rPr>
-        <w:t xml:space="preserve">    {</w:t>
-      </w:r>
-    </w:p>
-    <w:p>
-      <w:pPr>
-        <w:jc w:val="left"/>
-        <w:rPr>
-          <w:b/>
-          <w:sz w:val="12"/>
-        </w:rPr>
-      </w:pPr>
-      <w:r>
-        <w:rPr>
-          <w:b/>
-          <w:sz w:val="12"/>
-        </w:rPr>
-        <w:t xml:space="preserve">        </w:t>
-      </w:r>
-      <w:proofErr w:type="spellStart"/>
-      <w:r>
-        <w:rPr>
-          <w:b/>
-          <w:sz w:val="12"/>
-        </w:rPr>
-        <w:t>FString</w:t>
-      </w:r>
-      <w:proofErr w:type="spellEnd"/>
-      <w:r>
-        <w:rPr>
-          <w:b/>
-          <w:sz w:val="12"/>
-        </w:rPr>
-        <w:t xml:space="preserve"> </w:t>
-      </w:r>
-      <w:proofErr w:type="spellStart"/>
-      <w:r>
-        <w:rPr>
-          <w:b/>
-          <w:sz w:val="12"/>
-        </w:rPr>
-        <w:t>MatName</w:t>
-      </w:r>
-      <w:proofErr w:type="spellEnd"/>
-      <w:r>
-        <w:rPr>
-          <w:b/>
-          <w:sz w:val="12"/>
-        </w:rPr>
-        <w:t xml:space="preserve"> = </w:t>
-      </w:r>
-      <w:proofErr w:type="spellStart"/>
-      <w:proofErr w:type="gramStart"/>
-      <w:r>
-        <w:rPr>
-          <w:b/>
-          <w:sz w:val="12"/>
-        </w:rPr>
-        <w:t>Mat.MaterialInterface</w:t>
-      </w:r>
-      <w:proofErr w:type="spellEnd"/>
-      <w:r>
-        <w:rPr>
-          <w:b/>
-          <w:sz w:val="12"/>
-        </w:rPr>
-        <w:t xml:space="preserve"> ?</w:t>
-      </w:r>
-      <w:proofErr w:type="gramEnd"/>
-      <w:r>
-        <w:rPr>
-          <w:b/>
-          <w:sz w:val="12"/>
-        </w:rPr>
-        <w:t xml:space="preserve"> </w:t>
-      </w:r>
-      <w:proofErr w:type="spellStart"/>
-      <w:r>
-        <w:rPr>
-          <w:b/>
-          <w:sz w:val="12"/>
-        </w:rPr>
-        <w:t>Mat.MaterialInterface</w:t>
-      </w:r>
-      <w:proofErr w:type="spellEnd"/>
-      <w:r>
-        <w:rPr>
-          <w:b/>
-          <w:sz w:val="12"/>
-        </w:rPr>
-        <w:t>-&gt;</w:t>
-      </w:r>
-      <w:proofErr w:type="spellStart"/>
-      <w:proofErr w:type="gramStart"/>
-      <w:r>
-        <w:rPr>
-          <w:b/>
-          <w:sz w:val="12"/>
-        </w:rPr>
-        <w:t>GetName</w:t>
-      </w:r>
-      <w:proofErr w:type="spellEnd"/>
-      <w:r>
-        <w:rPr>
-          <w:b/>
-          <w:sz w:val="12"/>
-        </w:rPr>
-        <w:t>(</w:t>
-      </w:r>
-      <w:proofErr w:type="gramEnd"/>
-      <w:r>
-        <w:rPr>
-          <w:b/>
-          <w:sz w:val="12"/>
-        </w:rPr>
-        <w:t>) : TEXT("None");</w:t>
-      </w:r>
-    </w:p>
-    <w:p>
-      <w:pPr>
-        <w:jc w:val="left"/>
-        <w:rPr>
-          <w:b/>
-          <w:sz w:val="12"/>
-        </w:rPr>
-      </w:pPr>
-      <w:r>
-        <w:rPr>
-          <w:b/>
-          <w:sz w:val="12"/>
-        </w:rPr>
-        <w:t xml:space="preserve">        </w:t>
-      </w:r>
-      <w:proofErr w:type="spellStart"/>
-      <w:r>
-        <w:rPr>
-          <w:b/>
-          <w:sz w:val="12"/>
-        </w:rPr>
-        <w:t>MaterialsArray.Add</w:t>
-      </w:r>
-      <w:proofErr w:type="spellEnd"/>
-      <w:r>
-        <w:rPr>
-          <w:b/>
-          <w:sz w:val="12"/>
-        </w:rPr>
-        <w:t>(</w:t>
-      </w:r>
-      <w:proofErr w:type="spellStart"/>
-      <w:proofErr w:type="gramStart"/>
-      <w:r>
-        <w:rPr>
-          <w:b/>
-          <w:sz w:val="12"/>
-        </w:rPr>
-        <w:t>MakeShareable</w:t>
-      </w:r>
-      <w:proofErr w:type="spellEnd"/>
-      <w:r>
-        <w:rPr>
-          <w:b/>
-          <w:sz w:val="12"/>
-        </w:rPr>
-        <w:t>(</w:t>
-      </w:r>
-      <w:proofErr w:type="gramEnd"/>
-      <w:r>
-        <w:rPr>
-          <w:b/>
-          <w:sz w:val="12"/>
-        </w:rPr>
-        <w:t xml:space="preserve">new </w:t>
-      </w:r>
-      <w:proofErr w:type="spellStart"/>
-      <w:r>
-        <w:rPr>
-          <w:b/>
-          <w:sz w:val="12"/>
-        </w:rPr>
-        <w:t>FJsonValueString</w:t>
-      </w:r>
-      <w:proofErr w:type="spellEnd"/>
-      <w:r>
-        <w:rPr>
-          <w:b/>
-          <w:sz w:val="12"/>
-        </w:rPr>
-        <w:t>(</w:t>
-      </w:r>
-      <w:proofErr w:type="spellStart"/>
-      <w:r>
-        <w:rPr>
-          <w:b/>
-          <w:sz w:val="12"/>
-        </w:rPr>
-        <w:t>MatName</w:t>
-      </w:r>
-      <w:proofErr w:type="spellEnd"/>
-      <w:r>
-        <w:rPr>
-          <w:b/>
-          <w:sz w:val="12"/>
-        </w:rPr>
-        <w:t>)));</w:t>
-      </w:r>
-    </w:p>
-    <w:p>
-      <w:pPr>
-        <w:jc w:val="left"/>
-        <w:rPr>
-          <w:b/>
-          <w:sz w:val="12"/>
-        </w:rPr>
-      </w:pPr>
-      <w:r>
-        <w:rPr>
-          <w:b/>
-          <w:sz w:val="12"/>
-        </w:rPr>
-        <w:t xml:space="preserve">    }</w:t>
-      </w:r>
-    </w:p>
-    <w:p>
-      <w:pPr>
-        <w:jc w:val="left"/>
-        <w:rPr>
-          <w:b/>
-          <w:sz w:val="12"/>
-        </w:rPr>
-      </w:pPr>
-      <w:r>
-        <w:rPr>
-          <w:b/>
-          <w:sz w:val="12"/>
-        </w:rPr>
-        <w:t xml:space="preserve">    </w:t>
-      </w:r>
-      <w:proofErr w:type="spellStart"/>
-      <w:r>
-        <w:rPr>
-          <w:b/>
-          <w:sz w:val="12"/>
-        </w:rPr>
-        <w:t>ActorJsonObject</w:t>
-      </w:r>
-      <w:proofErr w:type="spellEnd"/>
-      <w:r>
-        <w:rPr>
-          <w:b/>
-          <w:sz w:val="12"/>
-        </w:rPr>
-        <w:t>-&gt;</w:t>
-      </w:r>
-      <w:proofErr w:type="spellStart"/>
-      <w:proofErr w:type="gramStart"/>
-      <w:r>
-        <w:rPr>
-          <w:b/>
-          <w:sz w:val="12"/>
-        </w:rPr>
-        <w:t>SetArrayField</w:t>
-      </w:r>
-      <w:proofErr w:type="spellEnd"/>
-      <w:r>
-        <w:rPr>
-          <w:b/>
-          <w:sz w:val="12"/>
-        </w:rPr>
-        <w:t>(</w:t>
-      </w:r>
-      <w:proofErr w:type="gramEnd"/>
-      <w:r>
-        <w:rPr>
-          <w:b/>
-          <w:sz w:val="12"/>
-        </w:rPr>
-        <w:t xml:space="preserve">TEXT("Materials"), </w:t>
-      </w:r>
-      <w:proofErr w:type="spellStart"/>
-      <w:r>
-        <w:rPr>
-          <w:b/>
-          <w:sz w:val="12"/>
-        </w:rPr>
-        <w:t>MaterialsArray</w:t>
-      </w:r>
-      <w:proofErr w:type="spellEnd"/>
-      <w:r>
-        <w:rPr>
-          <w:b/>
-          <w:sz w:val="12"/>
-        </w:rPr>
-        <w:t>);</w:t>
-      </w:r>
-    </w:p>
-    <w:p>
-      <w:pPr>
-        <w:jc w:val="left"/>
-        <w:rPr>
-          <w:b/>
-          <w:sz w:val="12"/>
-        </w:rPr>
-      </w:pPr>
-    </w:p>
-    <w:p>
-      <w:pPr>
-        <w:jc w:val="left"/>
-        <w:rPr>
-          <w:b/>
-          <w:sz w:val="12"/>
-        </w:rPr>
-      </w:pPr>
-      <w:r>
-        <w:rPr>
-          <w:b/>
-          <w:sz w:val="12"/>
-        </w:rPr>
-        <w:t xml:space="preserve">    </w:t>
-      </w:r>
-      <w:proofErr w:type="gramStart"/>
-      <w:r>
-        <w:rPr>
-          <w:b/>
-          <w:sz w:val="12"/>
-        </w:rPr>
-        <w:t>// 트랜스폼</w:t>
-      </w:r>
-      <w:proofErr w:type="gramEnd"/>
-      <w:r>
-        <w:rPr>
-          <w:b/>
-          <w:sz w:val="12"/>
-        </w:rPr>
-        <w:t xml:space="preserve"> 데이터 (각 컴포넌트의 월드 트랜스폼 기준)</w:t>
-      </w:r>
-    </w:p>
-    <w:p>
-      <w:pPr>
-        <w:jc w:val="left"/>
-        <w:rPr>
-          <w:b/>
-          <w:sz w:val="12"/>
-        </w:rPr>
-      </w:pPr>
-      <w:r>
-        <w:rPr>
-          <w:b/>
-          <w:sz w:val="12"/>
-        </w:rPr>
-        <w:t xml:space="preserve">    </w:t>
-      </w:r>
-      <w:proofErr w:type="spellStart"/>
-      <w:r>
-        <w:rPr>
-          <w:b/>
-          <w:sz w:val="12"/>
-        </w:rPr>
-        <w:t>FVector</w:t>
-      </w:r>
-      <w:proofErr w:type="spellEnd"/>
-      <w:r>
-        <w:rPr>
-          <w:b/>
-          <w:sz w:val="12"/>
-        </w:rPr>
-        <w:t xml:space="preserve"> Loc = </w:t>
-      </w:r>
-      <w:proofErr w:type="spellStart"/>
-      <w:r>
-        <w:rPr>
-          <w:b/>
-          <w:sz w:val="12"/>
-        </w:rPr>
-        <w:t>MeshComponent</w:t>
-      </w:r>
-      <w:proofErr w:type="spellEnd"/>
-      <w:r>
-        <w:rPr>
-          <w:b/>
-          <w:sz w:val="12"/>
-        </w:rPr>
-        <w:t>-&gt;</w:t>
-      </w:r>
-      <w:proofErr w:type="spellStart"/>
-      <w:proofErr w:type="gramStart"/>
-      <w:r>
-        <w:rPr>
-          <w:b/>
-          <w:sz w:val="12"/>
-        </w:rPr>
-        <w:t>GetComponentLocation</w:t>
-      </w:r>
-      <w:proofErr w:type="spellEnd"/>
-      <w:r>
-        <w:rPr>
-          <w:b/>
-          <w:sz w:val="12"/>
-        </w:rPr>
-        <w:t>(</w:t>
-      </w:r>
-      <w:proofErr w:type="gramEnd"/>
-      <w:r>
-        <w:rPr>
-          <w:b/>
-          <w:sz w:val="12"/>
-        </w:rPr>
-        <w:t>) / 100.0f;</w:t>
-      </w:r>
-    </w:p>
-    <w:p>
-      <w:pPr>
-        <w:jc w:val="left"/>
-        <w:rPr>
-          <w:b/>
-          <w:sz w:val="12"/>
-        </w:rPr>
-      </w:pPr>
-      <w:r>
-        <w:rPr>
-          <w:b/>
-          <w:sz w:val="12"/>
-        </w:rPr>
-        <w:t xml:space="preserve">    </w:t>
-      </w:r>
-      <w:proofErr w:type="spellStart"/>
-      <w:r>
-        <w:rPr>
-          <w:b/>
-          <w:sz w:val="12"/>
-        </w:rPr>
-        <w:t>FQuat</w:t>
-      </w:r>
-      <w:proofErr w:type="spellEnd"/>
-      <w:r>
-        <w:rPr>
-          <w:b/>
-          <w:sz w:val="12"/>
-        </w:rPr>
-        <w:t xml:space="preserve"> Rot = </w:t>
-      </w:r>
-      <w:proofErr w:type="spellStart"/>
-      <w:r>
-        <w:rPr>
-          <w:b/>
-          <w:sz w:val="12"/>
-        </w:rPr>
-        <w:t>MeshComponent</w:t>
-      </w:r>
-      <w:proofErr w:type="spellEnd"/>
-      <w:r>
-        <w:rPr>
-          <w:b/>
-          <w:sz w:val="12"/>
-        </w:rPr>
-        <w:t>-&gt;</w:t>
-      </w:r>
-      <w:proofErr w:type="spellStart"/>
-      <w:proofErr w:type="gramStart"/>
-      <w:r>
-        <w:rPr>
-          <w:b/>
-          <w:sz w:val="12"/>
-        </w:rPr>
-        <w:t>GetComponentQuat</w:t>
-      </w:r>
-      <w:proofErr w:type="spellEnd"/>
-      <w:r>
-        <w:rPr>
-          <w:b/>
-          <w:sz w:val="12"/>
-        </w:rPr>
-        <w:t>(</w:t>
-      </w:r>
-      <w:proofErr w:type="gramEnd"/>
-      <w:r>
-        <w:rPr>
-          <w:b/>
-          <w:sz w:val="12"/>
-        </w:rPr>
-        <w:t>);</w:t>
-      </w:r>
-    </w:p>
-    <w:p>
-      <w:pPr>
-        <w:jc w:val="left"/>
-        <w:rPr>
-          <w:b/>
-          <w:sz w:val="12"/>
-        </w:rPr>
-      </w:pPr>
-      <w:r>
-        <w:rPr>
-          <w:b/>
-          <w:sz w:val="12"/>
-        </w:rPr>
-        <w:t xml:space="preserve">    </w:t>
-      </w:r>
-      <w:proofErr w:type="spellStart"/>
-      <w:r>
-        <w:rPr>
-          <w:b/>
-          <w:sz w:val="12"/>
-        </w:rPr>
-        <w:t>FVector</w:t>
-      </w:r>
-      <w:proofErr w:type="spellEnd"/>
-      <w:r>
-        <w:rPr>
-          <w:b/>
-          <w:sz w:val="12"/>
-        </w:rPr>
-        <w:t xml:space="preserve"> Scale = </w:t>
-      </w:r>
-      <w:proofErr w:type="spellStart"/>
-      <w:r>
-        <w:rPr>
-          <w:b/>
-          <w:sz w:val="12"/>
-        </w:rPr>
-        <w:t>MeshComponent</w:t>
-      </w:r>
-      <w:proofErr w:type="spellEnd"/>
-      <w:r>
-        <w:rPr>
-          <w:b/>
-          <w:sz w:val="12"/>
-        </w:rPr>
-        <w:t>-&gt;</w:t>
-      </w:r>
-      <w:proofErr w:type="spellStart"/>
-      <w:proofErr w:type="gramStart"/>
-      <w:r>
-        <w:rPr>
-          <w:b/>
-          <w:sz w:val="12"/>
-        </w:rPr>
-        <w:t>GetComponentScale</w:t>
-      </w:r>
-      <w:proofErr w:type="spellEnd"/>
-      <w:r>
-        <w:rPr>
-          <w:b/>
-          <w:sz w:val="12"/>
-        </w:rPr>
-        <w:t>(</w:t>
-      </w:r>
-      <w:proofErr w:type="gramEnd"/>
-      <w:r>
-        <w:rPr>
-          <w:b/>
-          <w:sz w:val="12"/>
-        </w:rPr>
-        <w:t>);</w:t>
-      </w:r>
-    </w:p>
-    <w:p>
-      <w:pPr>
-        <w:jc w:val="left"/>
-        <w:rPr>
-          <w:b/>
-          <w:sz w:val="12"/>
-        </w:rPr>
-      </w:pPr>
-    </w:p>
-    <w:p>
-      <w:pPr>
-        <w:jc w:val="left"/>
-        <w:rPr>
-          <w:b/>
-          <w:sz w:val="12"/>
-        </w:rPr>
-      </w:pPr>
-      <w:r>
-        <w:rPr>
-          <w:b/>
-          <w:sz w:val="12"/>
-        </w:rPr>
-        <w:t xml:space="preserve">    </w:t>
-      </w:r>
-      <w:proofErr w:type="spellStart"/>
-      <w:r>
-        <w:rPr>
-          <w:b/>
-          <w:sz w:val="12"/>
-        </w:rPr>
-        <w:t>TSharedPtr</w:t>
-      </w:r>
-      <w:proofErr w:type="spellEnd"/>
-      <w:r>
-        <w:rPr>
-          <w:b/>
-          <w:sz w:val="12"/>
-        </w:rPr>
-        <w:t>&lt;</w:t>
-      </w:r>
-      <w:proofErr w:type="spellStart"/>
-      <w:r>
-        <w:rPr>
-          <w:b/>
-          <w:sz w:val="12"/>
-        </w:rPr>
-        <w:t>FJsonObject</w:t>
-      </w:r>
-      <w:proofErr w:type="spellEnd"/>
-      <w:r>
-        <w:rPr>
-          <w:b/>
-          <w:sz w:val="12"/>
-        </w:rPr>
-        <w:t xml:space="preserve">&gt; </w:t>
-      </w:r>
-      <w:proofErr w:type="spellStart"/>
-      <w:r>
-        <w:rPr>
-          <w:b/>
-          <w:sz w:val="12"/>
-        </w:rPr>
-        <w:t>TransformObject</w:t>
-      </w:r>
-      <w:proofErr w:type="spellEnd"/>
-      <w:r>
-        <w:rPr>
-          <w:b/>
-          <w:sz w:val="12"/>
-        </w:rPr>
-        <w:t xml:space="preserve"> = </w:t>
-      </w:r>
-      <w:proofErr w:type="spellStart"/>
-      <w:proofErr w:type="gramStart"/>
-      <w:r>
-        <w:rPr>
-          <w:b/>
-          <w:sz w:val="12"/>
-        </w:rPr>
-        <w:t>MakeShareable</w:t>
-      </w:r>
-      <w:proofErr w:type="spellEnd"/>
-      <w:r>
-        <w:rPr>
-          <w:b/>
-          <w:sz w:val="12"/>
-        </w:rPr>
-        <w:t>(</w:t>
-      </w:r>
-      <w:proofErr w:type="gramEnd"/>
-      <w:r>
-        <w:rPr>
-          <w:b/>
-          <w:sz w:val="12"/>
-        </w:rPr>
-        <w:t xml:space="preserve">new </w:t>
-      </w:r>
-      <w:proofErr w:type="spellStart"/>
-      <w:r>
-        <w:rPr>
-          <w:b/>
-          <w:sz w:val="12"/>
-        </w:rPr>
-        <w:t>FJsonObject</w:t>
-      </w:r>
-      <w:proofErr w:type="spellEnd"/>
-      <w:r>
-        <w:rPr>
-          <w:b/>
-          <w:sz w:val="12"/>
-        </w:rPr>
-        <w:t>());</w:t>
-      </w:r>
-    </w:p>
-    <w:p>
-      <w:pPr>
-        <w:jc w:val="left"/>
-        <w:rPr>
-          <w:b/>
-          <w:sz w:val="12"/>
-        </w:rPr>
-      </w:pPr>
-      <w:r>
-        <w:rPr>
-          <w:b/>
-          <w:sz w:val="12"/>
-        </w:rPr>
-        <w:t xml:space="preserve">    </w:t>
-      </w:r>
-      <w:proofErr w:type="spellStart"/>
-      <w:r>
-        <w:rPr>
-          <w:b/>
-          <w:sz w:val="12"/>
-        </w:rPr>
-        <w:t>TransformObject</w:t>
-      </w:r>
-      <w:proofErr w:type="spellEnd"/>
-      <w:r>
-        <w:rPr>
-          <w:b/>
-          <w:sz w:val="12"/>
-        </w:rPr>
-        <w:t>-&gt;</w:t>
-      </w:r>
-      <w:proofErr w:type="spellStart"/>
-      <w:proofErr w:type="gramStart"/>
-      <w:r>
-        <w:rPr>
-          <w:b/>
-          <w:sz w:val="12"/>
-        </w:rPr>
-        <w:t>SetObjectField</w:t>
-      </w:r>
-      <w:proofErr w:type="spellEnd"/>
-      <w:r>
-        <w:rPr>
-          <w:b/>
-          <w:sz w:val="12"/>
-        </w:rPr>
-        <w:t>(</w:t>
-      </w:r>
-      <w:proofErr w:type="gramEnd"/>
-      <w:r>
-        <w:rPr>
-          <w:b/>
-          <w:sz w:val="12"/>
-        </w:rPr>
-        <w:t xml:space="preserve">TEXT("Location"), </w:t>
-      </w:r>
-      <w:proofErr w:type="spellStart"/>
-      <w:r>
-        <w:rPr>
-          <w:b/>
-          <w:sz w:val="12"/>
-        </w:rPr>
-        <w:t>VectorToJsonObject</w:t>
-      </w:r>
-      <w:proofErr w:type="spellEnd"/>
-      <w:r>
-        <w:rPr>
-          <w:b/>
-          <w:sz w:val="12"/>
-        </w:rPr>
-        <w:t>(</w:t>
-      </w:r>
-      <w:proofErr w:type="spellStart"/>
-      <w:r>
-        <w:rPr>
-          <w:b/>
-          <w:sz w:val="12"/>
-        </w:rPr>
-        <w:t>FVector</w:t>
-      </w:r>
-      <w:proofErr w:type="spellEnd"/>
-      <w:r>
-        <w:rPr>
-          <w:b/>
-          <w:sz w:val="12"/>
-        </w:rPr>
-        <w:t>(</w:t>
-      </w:r>
-      <w:proofErr w:type="spellStart"/>
-      <w:r>
-        <w:rPr>
-          <w:b/>
-          <w:sz w:val="12"/>
-        </w:rPr>
-        <w:t>Loc.X</w:t>
-      </w:r>
-      <w:proofErr w:type="spellEnd"/>
-      <w:r>
-        <w:rPr>
-          <w:b/>
-          <w:sz w:val="12"/>
-        </w:rPr>
-        <w:t xml:space="preserve">, </w:t>
-      </w:r>
-      <w:proofErr w:type="spellStart"/>
-      <w:r>
-        <w:rPr>
-          <w:b/>
-          <w:sz w:val="12"/>
-        </w:rPr>
-        <w:t>Loc.Z</w:t>
-      </w:r>
-      <w:proofErr w:type="spellEnd"/>
-      <w:r>
-        <w:rPr>
-          <w:b/>
-          <w:sz w:val="12"/>
-        </w:rPr>
-        <w:t xml:space="preserve">, </w:t>
-      </w:r>
-      <w:proofErr w:type="spellStart"/>
-      <w:r>
-        <w:rPr>
-          <w:b/>
-          <w:sz w:val="12"/>
-        </w:rPr>
-        <w:t>Loc.Y</w:t>
-      </w:r>
-      <w:proofErr w:type="spellEnd"/>
-      <w:r>
-        <w:rPr>
-          <w:b/>
-          <w:sz w:val="12"/>
-        </w:rPr>
-        <w:t>)));</w:t>
-      </w:r>
-    </w:p>
-    <w:p>
-      <w:pPr>
-        <w:jc w:val="left"/>
-        <w:rPr>
-          <w:b/>
-          <w:sz w:val="12"/>
-        </w:rPr>
-      </w:pPr>
-      <w:r>
-        <w:rPr>
-          <w:b/>
-          <w:sz w:val="12"/>
-        </w:rPr>
-        <w:t xml:space="preserve">    </w:t>
-      </w:r>
-      <w:proofErr w:type="spellStart"/>
-      <w:r>
-        <w:rPr>
-          <w:b/>
-          <w:sz w:val="12"/>
-        </w:rPr>
-        <w:t>TransformObject</w:t>
-      </w:r>
-      <w:proofErr w:type="spellEnd"/>
-      <w:r>
-        <w:rPr>
-          <w:b/>
-          <w:sz w:val="12"/>
-        </w:rPr>
-        <w:t>-&gt;</w:t>
-      </w:r>
-      <w:proofErr w:type="spellStart"/>
-      <w:proofErr w:type="gramStart"/>
-      <w:r>
-        <w:rPr>
-          <w:b/>
-          <w:sz w:val="12"/>
-        </w:rPr>
-        <w:t>SetObjectField</w:t>
-      </w:r>
-      <w:proofErr w:type="spellEnd"/>
-      <w:r>
-        <w:rPr>
-          <w:b/>
-          <w:sz w:val="12"/>
-        </w:rPr>
-        <w:t>(</w:t>
-      </w:r>
-      <w:proofErr w:type="gramEnd"/>
-      <w:r>
-        <w:rPr>
-          <w:b/>
-          <w:sz w:val="12"/>
-        </w:rPr>
-        <w:t xml:space="preserve">TEXT("Rotation"), </w:t>
-      </w:r>
-      <w:proofErr w:type="spellStart"/>
-      <w:r>
-        <w:rPr>
-          <w:b/>
-          <w:sz w:val="12"/>
-        </w:rPr>
-        <w:t>QuaternionToJsonObject</w:t>
-      </w:r>
-      <w:proofErr w:type="spellEnd"/>
-      <w:r>
-        <w:rPr>
-          <w:b/>
-          <w:sz w:val="12"/>
-        </w:rPr>
-        <w:t>(</w:t>
-      </w:r>
-      <w:proofErr w:type="spellStart"/>
-      <w:r>
-        <w:rPr>
-          <w:b/>
-          <w:sz w:val="12"/>
-        </w:rPr>
-        <w:t>FQuat</w:t>
-      </w:r>
-      <w:proofErr w:type="spellEnd"/>
-      <w:r>
-        <w:rPr>
-          <w:b/>
-          <w:sz w:val="12"/>
-        </w:rPr>
-        <w:t>(</w:t>
-      </w:r>
-      <w:proofErr w:type="spellStart"/>
-      <w:r>
-        <w:rPr>
-          <w:b/>
-          <w:sz w:val="12"/>
-        </w:rPr>
-        <w:t>Rot.X</w:t>
-      </w:r>
-      <w:proofErr w:type="spellEnd"/>
-      <w:r>
-        <w:rPr>
-          <w:b/>
-          <w:sz w:val="12"/>
-        </w:rPr>
-        <w:t xml:space="preserve">, </w:t>
-      </w:r>
-      <w:proofErr w:type="spellStart"/>
-      <w:r>
-        <w:rPr>
-          <w:b/>
-          <w:sz w:val="12"/>
-        </w:rPr>
-        <w:t>Rot.Z</w:t>
-      </w:r>
-      <w:proofErr w:type="spellEnd"/>
-      <w:r>
-        <w:rPr>
-          <w:b/>
-          <w:sz w:val="12"/>
-        </w:rPr>
-        <w:t xml:space="preserve">, </w:t>
-      </w:r>
-      <w:proofErr w:type="spellStart"/>
-      <w:r>
-        <w:rPr>
-          <w:b/>
-          <w:sz w:val="12"/>
-        </w:rPr>
-        <w:t>Rot.Y</w:t>
-      </w:r>
-      <w:proofErr w:type="spellEnd"/>
-      <w:r>
-        <w:rPr>
-          <w:b/>
-          <w:sz w:val="12"/>
-        </w:rPr>
-        <w:t>, -</w:t>
-      </w:r>
-      <w:proofErr w:type="spellStart"/>
-      <w:r>
-        <w:rPr>
-          <w:b/>
-          <w:sz w:val="12"/>
-        </w:rPr>
-        <w:t>Rot.W</w:t>
-      </w:r>
-      <w:proofErr w:type="spellEnd"/>
-      <w:r>
-        <w:rPr>
-          <w:b/>
-          <w:sz w:val="12"/>
-        </w:rPr>
-        <w:t>)));</w:t>
-      </w:r>
-    </w:p>
-    <w:p>
-      <w:pPr>
-        <w:jc w:val="left"/>
-        <w:rPr>
-          <w:b/>
-          <w:sz w:val="12"/>
-        </w:rPr>
-      </w:pPr>
-      <w:r>
-        <w:rPr>
-          <w:b/>
-          <w:sz w:val="12"/>
-        </w:rPr>
-        <w:t xml:space="preserve">    </w:t>
-      </w:r>
-      <w:proofErr w:type="spellStart"/>
-      <w:r>
-        <w:rPr>
-          <w:b/>
-          <w:sz w:val="12"/>
-        </w:rPr>
-        <w:t>TransformObject</w:t>
-      </w:r>
-      <w:proofErr w:type="spellEnd"/>
-      <w:r>
-        <w:rPr>
-          <w:b/>
-          <w:sz w:val="12"/>
-        </w:rPr>
-        <w:t>-&gt;</w:t>
-      </w:r>
-      <w:proofErr w:type="spellStart"/>
-      <w:proofErr w:type="gramStart"/>
-      <w:r>
-        <w:rPr>
-          <w:b/>
-          <w:sz w:val="12"/>
-        </w:rPr>
-        <w:t>SetObjectField</w:t>
-      </w:r>
-      <w:proofErr w:type="spellEnd"/>
-      <w:r>
-        <w:rPr>
-          <w:b/>
-          <w:sz w:val="12"/>
-        </w:rPr>
-        <w:t>(</w:t>
-      </w:r>
-      <w:proofErr w:type="gramEnd"/>
-      <w:r>
-        <w:rPr>
-          <w:b/>
-          <w:sz w:val="12"/>
-        </w:rPr>
-        <w:t xml:space="preserve">TEXT("Scale"), </w:t>
-      </w:r>
-      <w:proofErr w:type="spellStart"/>
-      <w:r>
-        <w:rPr>
-          <w:b/>
-          <w:sz w:val="12"/>
-        </w:rPr>
-        <w:t>VectorToJsonObject</w:t>
-      </w:r>
-      <w:proofErr w:type="spellEnd"/>
-      <w:r>
-        <w:rPr>
-          <w:b/>
-          <w:sz w:val="12"/>
-        </w:rPr>
-        <w:t>(</w:t>
-      </w:r>
-      <w:proofErr w:type="spellStart"/>
-      <w:r>
-        <w:rPr>
-          <w:b/>
-          <w:sz w:val="12"/>
-        </w:rPr>
-        <w:t>FVector</w:t>
-      </w:r>
-      <w:proofErr w:type="spellEnd"/>
-      <w:r>
-        <w:rPr>
-          <w:b/>
-          <w:sz w:val="12"/>
-        </w:rPr>
-        <w:t>(</w:t>
-      </w:r>
-      <w:proofErr w:type="spellStart"/>
-      <w:r>
-        <w:rPr>
-          <w:b/>
-          <w:sz w:val="12"/>
-        </w:rPr>
-        <w:t>Scale.X</w:t>
-      </w:r>
-      <w:proofErr w:type="spellEnd"/>
-      <w:r>
-        <w:rPr>
-          <w:b/>
-          <w:sz w:val="12"/>
-        </w:rPr>
-        <w:t xml:space="preserve">, </w:t>
-      </w:r>
-      <w:proofErr w:type="spellStart"/>
-      <w:r>
-        <w:rPr>
-          <w:b/>
-          <w:sz w:val="12"/>
-        </w:rPr>
-        <w:t>Scale.Z</w:t>
-      </w:r>
-      <w:proofErr w:type="spellEnd"/>
-      <w:r>
-        <w:rPr>
-          <w:b/>
-          <w:sz w:val="12"/>
-        </w:rPr>
-        <w:t xml:space="preserve">, </w:t>
-      </w:r>
-      <w:proofErr w:type="spellStart"/>
-      <w:r>
-        <w:rPr>
-          <w:b/>
-          <w:sz w:val="12"/>
-        </w:rPr>
-        <w:t>Scale.Y</w:t>
-      </w:r>
-      <w:proofErr w:type="spellEnd"/>
-      <w:r>
-        <w:rPr>
-          <w:b/>
-          <w:sz w:val="12"/>
-        </w:rPr>
-        <w:t>)));</w:t>
-      </w:r>
-    </w:p>
-    <w:p>
-      <w:pPr>
-        <w:jc w:val="left"/>
-        <w:rPr>
-          <w:b/>
-          <w:sz w:val="12"/>
-        </w:rPr>
-      </w:pPr>
-      <w:r>
-        <w:rPr>
-          <w:b/>
-          <w:sz w:val="12"/>
-        </w:rPr>
-        <w:t xml:space="preserve">    </w:t>
-      </w:r>
-      <w:proofErr w:type="spellStart"/>
-      <w:r>
-        <w:rPr>
-          <w:b/>
-          <w:sz w:val="12"/>
-        </w:rPr>
-        <w:t>ActorJsonObject</w:t>
-      </w:r>
-      <w:proofErr w:type="spellEnd"/>
-      <w:r>
-        <w:rPr>
-          <w:b/>
-          <w:sz w:val="12"/>
-        </w:rPr>
-        <w:t>-&gt;</w:t>
-      </w:r>
-      <w:proofErr w:type="spellStart"/>
-      <w:proofErr w:type="gramStart"/>
-      <w:r>
-        <w:rPr>
-          <w:b/>
-          <w:sz w:val="12"/>
-        </w:rPr>
-        <w:t>SetObjectField</w:t>
-      </w:r>
-      <w:proofErr w:type="spellEnd"/>
-      <w:r>
-        <w:rPr>
-          <w:b/>
-          <w:sz w:val="12"/>
-        </w:rPr>
-        <w:t>(</w:t>
-      </w:r>
-      <w:proofErr w:type="gramEnd"/>
-      <w:r>
-        <w:rPr>
-          <w:b/>
-          <w:sz w:val="12"/>
-        </w:rPr>
-        <w:t xml:space="preserve">TEXT("Transform"), </w:t>
-      </w:r>
-      <w:proofErr w:type="spellStart"/>
-      <w:r>
-        <w:rPr>
-          <w:b/>
-          <w:sz w:val="12"/>
-        </w:rPr>
-        <w:t>TransformObject</w:t>
-      </w:r>
-      <w:proofErr w:type="spellEnd"/>
-      <w:r>
-        <w:rPr>
-          <w:b/>
-          <w:sz w:val="12"/>
-        </w:rPr>
-        <w:t>);</w:t>
-      </w:r>
-    </w:p>
-    <w:p>
-      <w:pPr>
-        <w:jc w:val="left"/>
-        <w:rPr>
-          <w:b/>
-          <w:sz w:val="12"/>
-        </w:rPr>
-      </w:pPr>
-    </w:p>
-    <w:p>
-      <w:pPr>
-        <w:jc w:val="left"/>
-        <w:rPr>
-          <w:b/>
-          <w:sz w:val="12"/>
-        </w:rPr>
-      </w:pPr>
-      <w:r>
-        <w:rPr>
-          <w:b/>
-          <w:sz w:val="12"/>
-        </w:rPr>
-        <w:t xml:space="preserve">    </w:t>
-      </w:r>
-      <w:proofErr w:type="gramStart"/>
-      <w:r>
-        <w:rPr>
-          <w:b/>
-          <w:sz w:val="12"/>
-        </w:rPr>
-        <w:t>// 리스트에</w:t>
-      </w:r>
-      <w:proofErr w:type="gramEnd"/>
-      <w:r>
-        <w:rPr>
-          <w:b/>
-          <w:sz w:val="12"/>
-        </w:rPr>
-        <w:t xml:space="preserve"> 추가</w:t>
-      </w:r>
-    </w:p>
-    <w:p>
-      <w:pPr>
-        <w:jc w:val="left"/>
-        <w:rPr>
-          <w:b/>
-          <w:sz w:val="12"/>
-        </w:rPr>
-      </w:pPr>
-      <w:r>
-        <w:rPr>
-          <w:b/>
-          <w:sz w:val="12"/>
-        </w:rPr>
-        <w:t xml:space="preserve">    </w:t>
-      </w:r>
-      <w:proofErr w:type="spellStart"/>
-      <w:r>
-        <w:rPr>
-          <w:b/>
-          <w:sz w:val="12"/>
-        </w:rPr>
-        <w:t>ActorJsonArray.Add</w:t>
-      </w:r>
-      <w:proofErr w:type="spellEnd"/>
-      <w:r>
-        <w:rPr>
-          <w:b/>
-          <w:sz w:val="12"/>
-        </w:rPr>
-        <w:t>(</w:t>
-      </w:r>
-      <w:proofErr w:type="spellStart"/>
-      <w:proofErr w:type="gramStart"/>
-      <w:r>
-        <w:rPr>
-          <w:b/>
-          <w:sz w:val="12"/>
-        </w:rPr>
-        <w:t>MakeShareable</w:t>
-      </w:r>
-      <w:proofErr w:type="spellEnd"/>
-      <w:r>
-        <w:rPr>
-          <w:b/>
-          <w:sz w:val="12"/>
-        </w:rPr>
-        <w:t>(</w:t>
-      </w:r>
-      <w:proofErr w:type="gramEnd"/>
-      <w:r>
-        <w:rPr>
-          <w:b/>
-          <w:sz w:val="12"/>
-        </w:rPr>
-        <w:t xml:space="preserve">new </w:t>
-      </w:r>
-      <w:proofErr w:type="spellStart"/>
-      <w:r>
-        <w:rPr>
-          <w:b/>
-          <w:sz w:val="12"/>
-        </w:rPr>
-        <w:t>FJsonValueObject</w:t>
-      </w:r>
-      <w:proofErr w:type="spellEnd"/>
-      <w:r>
-        <w:rPr>
-          <w:b/>
-          <w:sz w:val="12"/>
-        </w:rPr>
-        <w:t>(</w:t>
-      </w:r>
-      <w:proofErr w:type="spellStart"/>
-      <w:r>
-        <w:rPr>
-          <w:b/>
-          <w:sz w:val="12"/>
-        </w:rPr>
-        <w:t>ActorJsonObject</w:t>
-      </w:r>
-      <w:proofErr w:type="spellEnd"/>
-      <w:r>
-        <w:rPr>
-          <w:b/>
-          <w:sz w:val="12"/>
-        </w:rPr>
-        <w:t>)));</w:t>
-      </w:r>
+      <w:proofErr w:type="gramEnd"/>
     </w:p>
     <w:p>
       <w:pPr>
@@ -6725,7 +7040,6 @@
       <w:pPr>
         <w:jc w:val="left"/>
         <w:rPr>
-          <w:rFonts w:hint="eastAsia"/>
           <w:b/>
           <w:sz w:val="12"/>
         </w:rPr>
@@ -7184,81 +7498,169 @@
         <w:ind w:leftChars="0"/>
         <w:jc w:val="left"/>
         <w:rPr>
+          <w:b/>
+          <w:sz w:val="22"/>
+        </w:rPr>
+      </w:pPr>
+      <w:proofErr w:type="spellStart"/>
+      <w:r>
+        <w:rPr>
+          <w:b/>
+          <w:sz w:val="22"/>
+        </w:rPr>
+        <w:t>Tagent</w:t>
+      </w:r>
+      <w:proofErr w:type="spellEnd"/>
+      <w:r>
+        <w:rPr>
           <w:rFonts w:hint="eastAsia"/>
           <w:b/>
           <w:sz w:val="22"/>
         </w:rPr>
-      </w:pPr>
-      <w:proofErr w:type="spellStart"/>
-      <w:r>
-        <w:rPr>
-          <w:b/>
-          <w:sz w:val="22"/>
-        </w:rPr>
-        <w:t>Tagent</w:t>
-      </w:r>
-      <w:proofErr w:type="spellEnd"/>
+        <w:t xml:space="preserve">와 </w:t>
+      </w:r>
+      <w:r>
+        <w:rPr>
+          <w:b/>
+          <w:sz w:val="22"/>
+        </w:rPr>
+        <w:t xml:space="preserve">bitangent </w:t>
+      </w:r>
       <w:r>
         <w:rPr>
           <w:rFonts w:hint="eastAsia"/>
           <w:b/>
           <w:sz w:val="22"/>
         </w:rPr>
-        <w:t xml:space="preserve">와 </w:t>
-      </w:r>
-      <w:r>
-        <w:rPr>
-          <w:b/>
-          <w:sz w:val="22"/>
-        </w:rPr>
-        <w:t xml:space="preserve">bitangent </w:t>
-      </w:r>
+        <w:t xml:space="preserve">값만 출력했을 때 </w:t>
+      </w:r>
+      <w:proofErr w:type="spellStart"/>
       <w:r>
         <w:rPr>
           <w:rFonts w:hint="eastAsia"/>
           <w:b/>
           <w:sz w:val="22"/>
         </w:rPr>
-        <w:t xml:space="preserve">값만 출력했을 때 </w:t>
-      </w:r>
-      <w:proofErr w:type="spellStart"/>
+        <w:t>그라데이션이</w:t>
+      </w:r>
+      <w:proofErr w:type="spellEnd"/>
       <w:r>
         <w:rPr>
           <w:rFonts w:hint="eastAsia"/>
           <w:b/>
           <w:sz w:val="22"/>
         </w:rPr>
-        <w:t>그라데이션이</w:t>
-      </w:r>
-      <w:proofErr w:type="spellEnd"/>
+        <w:t xml:space="preserve"> 아니라 듬성듬성 </w:t>
+      </w:r>
       <w:r>
         <w:rPr>
           <w:rFonts w:hint="eastAsia"/>
           <w:b/>
           <w:sz w:val="22"/>
         </w:rPr>
-        <w:t xml:space="preserve"> 아니라 듬성듬성 </w:t>
-      </w:r>
-      <w:r>
+        <w:t>나옵니다.</w:t>
+      </w:r>
+    </w:p>
+    <w:p>
+      <w:pPr>
+        <w:jc w:val="left"/>
+        <w:rPr>
+          <w:b/>
+          <w:sz w:val="22"/>
+        </w:rPr>
+      </w:pPr>
+      <w:r>
+        <w:rPr>
+          <w:b/>
+          <w:sz w:val="22"/>
+        </w:rPr>
+        <w:drawing>
+          <wp:inline distT="0" distB="0" distL="0" distR="0" wp14:anchorId="120BD072" wp14:editId="552517EB">
+            <wp:extent cx="4048195" cy="1720850"/>
+            <wp:effectExtent l="0" t="0" r="9525" b="0"/>
+            <wp:docPr id="1921868655" name="그림 1"/>
+            <wp:cNvGraphicFramePr>
+              <a:graphicFrameLocks xmlns:a="http://schemas.openxmlformats.org/drawingml/2006/main" noChangeAspect="1"/>
+            </wp:cNvGraphicFramePr>
+            <a:graphic xmlns:a="http://schemas.openxmlformats.org/drawingml/2006/main">
+              <a:graphicData uri="http://schemas.openxmlformats.org/drawingml/2006/picture">
+                <pic:pic xmlns:pic="http://schemas.openxmlformats.org/drawingml/2006/picture">
+                  <pic:nvPicPr>
+                    <pic:cNvPr id="1921868655" name="그림 1"/>
+                    <pic:cNvPicPr/>
+                  </pic:nvPicPr>
+                  <pic:blipFill>
+                    <a:blip r:embed="rId8"/>
+                    <a:stretch>
+                      <a:fillRect/>
+                    </a:stretch>
+                  </pic:blipFill>
+                  <pic:spPr>
+                    <a:xfrm>
+                      <a:off x="0" y="0"/>
+                      <a:ext cx="4052307" cy="1722598"/>
+                    </a:xfrm>
+                    <a:prstGeom prst="rect">
+                      <a:avLst/>
+                    </a:prstGeom>
+                  </pic:spPr>
+                </pic:pic>
+              </a:graphicData>
+            </a:graphic>
+          </wp:inline>
+        </w:drawing>
+      </w:r>
+    </w:p>
+    <w:p>
+      <w:pPr>
+        <w:jc w:val="left"/>
         <w:rPr>
           <w:rFonts w:hint="eastAsia"/>
           <w:b/>
           <w:sz w:val="22"/>
         </w:rPr>
-        <w:t>나옵니다.</w:t>
-      </w:r>
-      <w:bookmarkStart w:id="0" w:name="_GoBack"/>
-      <w:bookmarkEnd w:id="0"/>
-    </w:p>
-    <w:p>
-      <w:pPr>
-        <w:jc w:val="left"/>
-        <w:rPr>
-          <w:rFonts w:hint="eastAsia"/>
-          <w:b/>
-          <w:sz w:val="22"/>
-        </w:rPr>
-      </w:pPr>
+      </w:pPr>
+      <w:r>
+        <w:rPr>
+          <w:b/>
+          <w:sz w:val="22"/>
+        </w:rPr>
+        <w:drawing>
+          <wp:inline distT="0" distB="0" distL="0" distR="0" wp14:anchorId="1EBF6F82" wp14:editId="49DBAB8C">
+            <wp:extent cx="4235450" cy="1545093"/>
+            <wp:effectExtent l="0" t="0" r="0" b="0"/>
+            <wp:docPr id="1584819581" name="그림 1" descr="스크린샷, 만화 영화이(가) 표시된 사진&#10;&#10;AI 생성 콘텐츠는 정확하지 않을 수 있습니다."/>
+            <wp:cNvGraphicFramePr>
+              <a:graphicFrameLocks xmlns:a="http://schemas.openxmlformats.org/drawingml/2006/main" noChangeAspect="1"/>
+            </wp:cNvGraphicFramePr>
+            <a:graphic xmlns:a="http://schemas.openxmlformats.org/drawingml/2006/main">
+              <a:graphicData uri="http://schemas.openxmlformats.org/drawingml/2006/picture">
+                <pic:pic xmlns:pic="http://schemas.openxmlformats.org/drawingml/2006/picture">
+                  <pic:nvPicPr>
+                    <pic:cNvPr id="1584819581" name="그림 1" descr="스크린샷, 만화 영화이(가) 표시된 사진&#10;&#10;AI 생성 콘텐츠는 정확하지 않을 수 있습니다."/>
+                    <pic:cNvPicPr/>
+                  </pic:nvPicPr>
+                  <pic:blipFill>
+                    <a:blip r:embed="rId9"/>
+                    <a:stretch>
+                      <a:fillRect/>
+                    </a:stretch>
+                  </pic:blipFill>
+                  <pic:spPr>
+                    <a:xfrm>
+                      <a:off x="0" y="0"/>
+                      <a:ext cx="4236549" cy="1545494"/>
+                    </a:xfrm>
+                    <a:prstGeom prst="rect">
+                      <a:avLst/>
+                    </a:prstGeom>
+                  </pic:spPr>
+                </pic:pic>
+              </a:graphicData>
+            </a:graphic>
+          </wp:inline>
+        </w:drawing>
+      </w:r>
     </w:p>
     <w:tbl>
       <w:tblPr>
@@ -7295,6 +7697,7 @@
                 <w:b/>
                 <w:sz w:val="22"/>
               </w:rPr>
+              <w:lastRenderedPageBreak/>
               <w:t>문제점 정리</w:t>
             </w:r>
           </w:p>
@@ -7619,7 +8022,7 @@
 </file>
 
 <file path=word/endnotes.xml><?xml version="1.0" encoding="utf-8"?>
-<w:endnotes xmlns:wpc="http://schemas.microsoft.com/office/word/2010/wordprocessingCanvas" xmlns:cx="http://schemas.microsoft.com/office/drawing/2014/chartex" xmlns:cx1="http://schemas.microsoft.com/office/drawing/2015/9/8/chartex" xmlns:cx2="http://schemas.microsoft.com/office/drawing/2015/10/21/chartex" xmlns:cx3="http://schemas.microsoft.com/office/drawing/2016/5/9/chartex" xmlns:cx4="http://schemas.microsoft.com/office/drawing/2016/5/10/chartex" xmlns:cx5="http://schemas.microsoft.com/office/drawing/2016/5/11/chartex" xmlns:cx6="http://schemas.microsoft.com/office/drawing/2016/5/12/chartex" xmlns:cx7="http://schemas.microsoft.com/office/drawing/2016/5/13/chartex" xmlns:cx8="http://schemas.microsoft.com/office/drawing/2016/5/14/chartex" xmlns:mc="http://schemas.openxmlformats.org/markup-compatibility/2006" xmlns:aink="http://schemas.microsoft.com/office/drawing/2016/ink" xmlns:am3d="http://schemas.microsoft.com/office/drawing/2017/model3d" xmlns:o="urn:schemas-microsoft-com:office:office" xmlns:r="http://schemas.openxmlformats.org/officeDocument/2006/relationships" xmlns:m="http://schemas.openxmlformats.org/officeDocument/2006/math" xmlns:v="urn:schemas-microsoft-com:vml" xmlns:wp14="http://schemas.microsoft.com/office/word/2010/wordprocessingDrawing" xmlns:wp="http://schemas.openxmlformats.org/drawingml/2006/wordprocessingDrawing" xmlns:w10="urn:schemas-microsoft-com:office:word" xmlns:w="http://schemas.openxmlformats.org/wordprocessingml/2006/main" xmlns:w14="http://schemas.microsoft.com/office/word/2010/wordml" xmlns:w15="http://schemas.microsoft.com/office/word/2012/wordml" xmlns:w16cid="http://schemas.microsoft.com/office/word/2016/wordml/cid" xmlns:w16se="http://schemas.microsoft.com/office/word/2015/wordml/symex" xmlns:wpg="http://schemas.microsoft.com/office/word/2010/wordprocessingGroup" xmlns:wpi="http://schemas.microsoft.com/office/word/2010/wordprocessingInk" xmlns:wne="http://schemas.microsoft.com/office/word/2006/wordml" xmlns:wps="http://schemas.microsoft.com/office/word/2010/wordprocessingShape" mc:Ignorable="w14 w15 w16se w16cid wp14">
+<w:endnotes xmlns:wpc="http://schemas.microsoft.com/office/word/2010/wordprocessingCanvas" xmlns:cx="http://schemas.microsoft.com/office/drawing/2014/chartex" xmlns:cx1="http://schemas.microsoft.com/office/drawing/2015/9/8/chartex" xmlns:cx2="http://schemas.microsoft.com/office/drawing/2015/10/21/chartex" xmlns:cx3="http://schemas.microsoft.com/office/drawing/2016/5/9/chartex" xmlns:cx4="http://schemas.microsoft.com/office/drawing/2016/5/10/chartex" xmlns:cx5="http://schemas.microsoft.com/office/drawing/2016/5/11/chartex" xmlns:cx6="http://schemas.microsoft.com/office/drawing/2016/5/12/chartex" xmlns:cx7="http://schemas.microsoft.com/office/drawing/2016/5/13/chartex" xmlns:cx8="http://schemas.microsoft.com/office/drawing/2016/5/14/chartex" xmlns:mc="http://schemas.openxmlformats.org/markup-compatibility/2006" xmlns:aink="http://schemas.microsoft.com/office/drawing/2016/ink" xmlns:am3d="http://schemas.microsoft.com/office/drawing/2017/model3d" xmlns:o="urn:schemas-microsoft-com:office:office" xmlns:oel="http://schemas.microsoft.com/office/2019/extlst" xmlns:r="http://schemas.openxmlformats.org/officeDocument/2006/relationships" xmlns:m="http://schemas.openxmlformats.org/officeDocument/2006/math" xmlns:v="urn:schemas-microsoft-com:vml" xmlns:wp14="http://schemas.microsoft.com/office/word/2010/wordprocessingDrawing" xmlns:wp="http://schemas.openxmlformats.org/drawingml/2006/wordprocessingDrawing" xmlns:w10="urn:schemas-microsoft-com:office:word" xmlns:w="http://schemas.openxmlformats.org/wordprocessingml/2006/main" xmlns:w14="http://schemas.microsoft.com/office/word/2010/wordml" xmlns:w15="http://schemas.microsoft.com/office/word/2012/wordml" xmlns:w16cex="http://schemas.microsoft.com/office/word/2018/wordml/cex" xmlns:w16cid="http://schemas.microsoft.com/office/word/2016/wordml/cid" xmlns:w16="http://schemas.microsoft.com/office/word/2018/wordml" xmlns:w16du="http://schemas.microsoft.com/office/word/2023/wordml/word16du" xmlns:w16sdtdh="http://schemas.microsoft.com/office/word/2020/wordml/sdtdatahash" xmlns:w16sdtfl="http://schemas.microsoft.com/office/word/2024/wordml/sdtformatlock" xmlns:w16se="http://schemas.microsoft.com/office/word/2015/wordml/symex" xmlns:wpg="http://schemas.microsoft.com/office/word/2010/wordprocessingGroup" xmlns:wpi="http://schemas.microsoft.com/office/word/2010/wordprocessingInk" xmlns:wne="http://schemas.microsoft.com/office/word/2006/wordml" xmlns:wps="http://schemas.microsoft.com/office/word/2010/wordprocessingShape" mc:Ignorable="w14 w15 w16se w16cid w16 w16cex w16sdtdh w16sdtfl w16du wp14">
   <w:endnote w:type="separator" w:id="-1">
     <w:p>
       <w:pPr>
@@ -7644,7 +8047,7 @@
 </file>
 
 <file path=word/footnotes.xml><?xml version="1.0" encoding="utf-8"?>
-<w:footnotes xmlns:wpc="http://schemas.microsoft.com/office/word/2010/wordprocessingCanvas" xmlns:cx="http://schemas.microsoft.com/office/drawing/2014/chartex" xmlns:cx1="http://schemas.microsoft.com/office/drawing/2015/9/8/chartex" xmlns:cx2="http://schemas.microsoft.com/office/drawing/2015/10/21/chartex" xmlns:cx3="http://schemas.microsoft.com/office/drawing/2016/5/9/chartex" xmlns:cx4="http://schemas.microsoft.com/office/drawing/2016/5/10/chartex" xmlns:cx5="http://schemas.microsoft.com/office/drawing/2016/5/11/chartex" xmlns:cx6="http://schemas.microsoft.com/office/drawing/2016/5/12/chartex" xmlns:cx7="http://schemas.microsoft.com/office/drawing/2016/5/13/chartex" xmlns:cx8="http://schemas.microsoft.com/office/drawing/2016/5/14/chartex" xmlns:mc="http://schemas.openxmlformats.org/markup-compatibility/2006" xmlns:aink="http://schemas.microsoft.com/office/drawing/2016/ink" xmlns:am3d="http://schemas.microsoft.com/office/drawing/2017/model3d" xmlns:o="urn:schemas-microsoft-com:office:office" xmlns:r="http://schemas.openxmlformats.org/officeDocument/2006/relationships" xmlns:m="http://schemas.openxmlformats.org/officeDocument/2006/math" xmlns:v="urn:schemas-microsoft-com:vml" xmlns:wp14="http://schemas.microsoft.com/office/word/2010/wordprocessingDrawing" xmlns:wp="http://schemas.openxmlformats.org/drawingml/2006/wordprocessingDrawing" xmlns:w10="urn:schemas-microsoft-com:office:word" xmlns:w="http://schemas.openxmlformats.org/wordprocessingml/2006/main" xmlns:w14="http://schemas.microsoft.com/office/word/2010/wordml" xmlns:w15="http://schemas.microsoft.com/office/word/2012/wordml" xmlns:w16cid="http://schemas.microsoft.com/office/word/2016/wordml/cid" xmlns:w16se="http://schemas.microsoft.com/office/word/2015/wordml/symex" xmlns:wpg="http://schemas.microsoft.com/office/word/2010/wordprocessingGroup" xmlns:wpi="http://schemas.microsoft.com/office/word/2010/wordprocessingInk" xmlns:wne="http://schemas.microsoft.com/office/word/2006/wordml" xmlns:wps="http://schemas.microsoft.com/office/word/2010/wordprocessingShape" mc:Ignorable="w14 w15 w16se w16cid wp14">
+<w:footnotes xmlns:wpc="http://schemas.microsoft.com/office/word/2010/wordprocessingCanvas" xmlns:cx="http://schemas.microsoft.com/office/drawing/2014/chartex" xmlns:cx1="http://schemas.microsoft.com/office/drawing/2015/9/8/chartex" xmlns:cx2="http://schemas.microsoft.com/office/drawing/2015/10/21/chartex" xmlns:cx3="http://schemas.microsoft.com/office/drawing/2016/5/9/chartex" xmlns:cx4="http://schemas.microsoft.com/office/drawing/2016/5/10/chartex" xmlns:cx5="http://schemas.microsoft.com/office/drawing/2016/5/11/chartex" xmlns:cx6="http://schemas.microsoft.com/office/drawing/2016/5/12/chartex" xmlns:cx7="http://schemas.microsoft.com/office/drawing/2016/5/13/chartex" xmlns:cx8="http://schemas.microsoft.com/office/drawing/2016/5/14/chartex" xmlns:mc="http://schemas.openxmlformats.org/markup-compatibility/2006" xmlns:aink="http://schemas.microsoft.com/office/drawing/2016/ink" xmlns:am3d="http://schemas.microsoft.com/office/drawing/2017/model3d" xmlns:o="urn:schemas-microsoft-com:office:office" xmlns:oel="http://schemas.microsoft.com/office/2019/extlst" xmlns:r="http://schemas.openxmlformats.org/officeDocument/2006/relationships" xmlns:m="http://schemas.openxmlformats.org/officeDocument/2006/math" xmlns:v="urn:schemas-microsoft-com:vml" xmlns:wp14="http://schemas.microsoft.com/office/word/2010/wordprocessingDrawing" xmlns:wp="http://schemas.openxmlformats.org/drawingml/2006/wordprocessingDrawing" xmlns:w10="urn:schemas-microsoft-com:office:word" xmlns:w="http://schemas.openxmlformats.org/wordprocessingml/2006/main" xmlns:w14="http://schemas.microsoft.com/office/word/2010/wordml" xmlns:w15="http://schemas.microsoft.com/office/word/2012/wordml" xmlns:w16cex="http://schemas.microsoft.com/office/word/2018/wordml/cex" xmlns:w16cid="http://schemas.microsoft.com/office/word/2016/wordml/cid" xmlns:w16="http://schemas.microsoft.com/office/word/2018/wordml" xmlns:w16du="http://schemas.microsoft.com/office/word/2023/wordml/word16du" xmlns:w16sdtdh="http://schemas.microsoft.com/office/word/2020/wordml/sdtdatahash" xmlns:w16sdtfl="http://schemas.microsoft.com/office/word/2024/wordml/sdtformatlock" xmlns:w16se="http://schemas.microsoft.com/office/word/2015/wordml/symex" xmlns:wpg="http://schemas.microsoft.com/office/word/2010/wordprocessingGroup" xmlns:wpi="http://schemas.microsoft.com/office/word/2010/wordprocessingInk" xmlns:wne="http://schemas.microsoft.com/office/word/2006/wordml" xmlns:wps="http://schemas.microsoft.com/office/word/2010/wordprocessingShape" mc:Ignorable="w14 w15 w16se w16cid w16 w16cex w16sdtdh w16sdtfl w16du wp14">
   <w:footnote w:type="separator" w:id="-1">
     <w:p>
       <w:pPr>
@@ -7669,7 +8072,7 @@
 </file>
 
 <file path=word/numbering.xml><?xml version="1.0" encoding="utf-8"?>
-<w:numbering xmlns:wpc="http://schemas.microsoft.com/office/word/2010/wordprocessingCanvas" xmlns:cx="http://schemas.microsoft.com/office/drawing/2014/chartex" xmlns:cx1="http://schemas.microsoft.com/office/drawing/2015/9/8/chartex" xmlns:cx2="http://schemas.microsoft.com/office/drawing/2015/10/21/chartex" xmlns:cx3="http://schemas.microsoft.com/office/drawing/2016/5/9/chartex" xmlns:cx4="http://schemas.microsoft.com/office/drawing/2016/5/10/chartex" xmlns:cx5="http://schemas.microsoft.com/office/drawing/2016/5/11/chartex" xmlns:cx6="http://schemas.microsoft.com/office/drawing/2016/5/12/chartex" xmlns:cx7="http://schemas.microsoft.com/office/drawing/2016/5/13/chartex" xmlns:cx8="http://schemas.microsoft.com/office/drawing/2016/5/14/chartex" xmlns:mc="http://schemas.openxmlformats.org/markup-compatibility/2006" xmlns:aink="http://schemas.microsoft.com/office/drawing/2016/ink" xmlns:am3d="http://schemas.microsoft.com/office/drawing/2017/model3d" xmlns:o="urn:schemas-microsoft-com:office:office" xmlns:r="http://schemas.openxmlformats.org/officeDocument/2006/relationships" xmlns:m="http://schemas.openxmlformats.org/officeDocument/2006/math" xmlns:v="urn:schemas-microsoft-com:vml" xmlns:wp14="http://schemas.microsoft.com/office/word/2010/wordprocessingDrawing" xmlns:wp="http://schemas.openxmlformats.org/drawingml/2006/wordprocessingDrawing" xmlns:w10="urn:schemas-microsoft-com:office:word" xmlns:w="http://schemas.openxmlformats.org/wordprocessingml/2006/main" xmlns:w14="http://schemas.microsoft.com/office/word/2010/wordml" xmlns:w15="http://schemas.microsoft.com/office/word/2012/wordml" xmlns:w16cid="http://schemas.microsoft.com/office/word/2016/wordml/cid" xmlns:w16se="http://schemas.microsoft.com/office/word/2015/wordml/symex" xmlns:wpg="http://schemas.microsoft.com/office/word/2010/wordprocessingGroup" xmlns:wpi="http://schemas.microsoft.com/office/word/2010/wordprocessingInk" xmlns:wne="http://schemas.microsoft.com/office/word/2006/wordml" xmlns:wps="http://schemas.microsoft.com/office/word/2010/wordprocessingShape" mc:Ignorable="w14 w15 w16se w16cid wp14">
+<w:numbering xmlns:wpc="http://schemas.microsoft.com/office/word/2010/wordprocessingCanvas" xmlns:cx="http://schemas.microsoft.com/office/drawing/2014/chartex" xmlns:cx1="http://schemas.microsoft.com/office/drawing/2015/9/8/chartex" xmlns:cx2="http://schemas.microsoft.com/office/drawing/2015/10/21/chartex" xmlns:cx3="http://schemas.microsoft.com/office/drawing/2016/5/9/chartex" xmlns:cx4="http://schemas.microsoft.com/office/drawing/2016/5/10/chartex" xmlns:cx5="http://schemas.microsoft.com/office/drawing/2016/5/11/chartex" xmlns:cx6="http://schemas.microsoft.com/office/drawing/2016/5/12/chartex" xmlns:cx7="http://schemas.microsoft.com/office/drawing/2016/5/13/chartex" xmlns:cx8="http://schemas.microsoft.com/office/drawing/2016/5/14/chartex" xmlns:mc="http://schemas.openxmlformats.org/markup-compatibility/2006" xmlns:aink="http://schemas.microsoft.com/office/drawing/2016/ink" xmlns:am3d="http://schemas.microsoft.com/office/drawing/2017/model3d" xmlns:o="urn:schemas-microsoft-com:office:office" xmlns:oel="http://schemas.microsoft.com/office/2019/extlst" xmlns:r="http://schemas.openxmlformats.org/officeDocument/2006/relationships" xmlns:m="http://schemas.openxmlformats.org/officeDocument/2006/math" xmlns:v="urn:schemas-microsoft-com:vml" xmlns:wp14="http://schemas.microsoft.com/office/word/2010/wordprocessingDrawing" xmlns:wp="http://schemas.openxmlformats.org/drawingml/2006/wordprocessingDrawing" xmlns:w10="urn:schemas-microsoft-com:office:word" xmlns:w="http://schemas.openxmlformats.org/wordprocessingml/2006/main" xmlns:w14="http://schemas.microsoft.com/office/word/2010/wordml" xmlns:w15="http://schemas.microsoft.com/office/word/2012/wordml" xmlns:w16cex="http://schemas.microsoft.com/office/word/2018/wordml/cex" xmlns:w16cid="http://schemas.microsoft.com/office/word/2016/wordml/cid" xmlns:w16="http://schemas.microsoft.com/office/word/2018/wordml" xmlns:w16du="http://schemas.microsoft.com/office/word/2023/wordml/word16du" xmlns:w16sdtdh="http://schemas.microsoft.com/office/word/2020/wordml/sdtdatahash" xmlns:w16sdtfl="http://schemas.microsoft.com/office/word/2024/wordml/sdtformatlock" xmlns:w16se="http://schemas.microsoft.com/office/word/2015/wordml/symex" xmlns:wpg="http://schemas.microsoft.com/office/word/2010/wordprocessingGroup" xmlns:wpi="http://schemas.microsoft.com/office/word/2010/wordprocessingInk" xmlns:wne="http://schemas.microsoft.com/office/word/2006/wordml" xmlns:wps="http://schemas.microsoft.com/office/word/2010/wordprocessingShape" mc:Ignorable="w14 w15 w16se w16cid w16 w16cex w16sdtdh w16sdtfl w16du wp14">
   <w:abstractNum w:abstractNumId="0" w15:restartNumberingAfterBreak="0">
     <w:nsid w:val="1629601F"/>
     <w:multiLevelType w:val="multilevel"/>
@@ -8300,16 +8703,16 @@
       </w:pPr>
     </w:lvl>
   </w:abstractNum>
-  <w:num w:numId="1">
+  <w:num w:numId="1" w16cid:durableId="657854212">
     <w:abstractNumId w:val="4"/>
   </w:num>
-  <w:num w:numId="2">
+  <w:num w:numId="2" w16cid:durableId="444229845">
     <w:abstractNumId w:val="5"/>
   </w:num>
-  <w:num w:numId="3">
+  <w:num w:numId="3" w16cid:durableId="2144106161">
     <w:abstractNumId w:val="2"/>
   </w:num>
-  <w:num w:numId="4">
+  <w:num w:numId="4" w16cid:durableId="19136886">
     <w:abstractNumId w:val="2"/>
     <w:lvlOverride w:ilvl="1">
       <w:lvl w:ilvl="1">
@@ -8329,7 +8732,7 @@
       </w:lvl>
     </w:lvlOverride>
   </w:num>
-  <w:num w:numId="5">
+  <w:num w:numId="5" w16cid:durableId="1801997696">
     <w:abstractNumId w:val="2"/>
     <w:lvlOverride w:ilvl="1">
       <w:lvl w:ilvl="1">
@@ -8349,20 +8752,20 @@
       </w:lvl>
     </w:lvlOverride>
   </w:num>
-  <w:num w:numId="6">
+  <w:num w:numId="6" w16cid:durableId="610090970">
     <w:abstractNumId w:val="1"/>
   </w:num>
-  <w:num w:numId="7">
+  <w:num w:numId="7" w16cid:durableId="404767729">
     <w:abstractNumId w:val="0"/>
   </w:num>
-  <w:num w:numId="8">
+  <w:num w:numId="8" w16cid:durableId="1968584602">
     <w:abstractNumId w:val="3"/>
   </w:num>
 </w:numbering>
 </file>
 
 <file path=word/styles.xml><?xml version="1.0" encoding="utf-8"?>
-<w:styles xmlns:mc="http://schemas.openxmlformats.org/markup-compatibility/2006" xmlns:r="http://schemas.openxmlformats.org/officeDocument/2006/relationships" xmlns:w="http://schemas.openxmlformats.org/wordprocessingml/2006/main" xmlns:w14="http://schemas.microsoft.com/office/word/2010/wordml" xmlns:w15="http://schemas.microsoft.com/office/word/2012/wordml" xmlns:w16cid="http://schemas.microsoft.com/office/word/2016/wordml/cid" xmlns:w16se="http://schemas.microsoft.com/office/word/2015/wordml/symex" mc:Ignorable="w14 w15 w16se w16cid">
+<w:styles xmlns:mc="http://schemas.openxmlformats.org/markup-compatibility/2006" xmlns:r="http://schemas.openxmlformats.org/officeDocument/2006/relationships" xmlns:w="http://schemas.openxmlformats.org/wordprocessingml/2006/main" xmlns:w14="http://schemas.microsoft.com/office/word/2010/wordml" xmlns:w15="http://schemas.microsoft.com/office/word/2012/wordml" xmlns:w16cex="http://schemas.microsoft.com/office/word/2018/wordml/cex" xmlns:w16cid="http://schemas.microsoft.com/office/word/2016/wordml/cid" xmlns:w16="http://schemas.microsoft.com/office/word/2018/wordml" xmlns:w16du="http://schemas.microsoft.com/office/word/2023/wordml/word16du" xmlns:w16sdtdh="http://schemas.microsoft.com/office/word/2020/wordml/sdtdatahash" xmlns:w16sdtfl="http://schemas.microsoft.com/office/word/2024/wordml/sdtformatlock" xmlns:w16se="http://schemas.microsoft.com/office/word/2015/wordml/symex" mc:Ignorable="w14 w15 w16se w16cid w16 w16cex w16sdtdh w16sdtfl w16du">
   <w:docDefaults>
     <w:rPrDefault>
       <w:rPr>
@@ -8379,7 +8782,7 @@
       </w:pPr>
     </w:pPrDefault>
   </w:docDefaults>
-  <w:latentStyles w:defLockedState="0" w:defUIPriority="0" w:defSemiHidden="0" w:defUnhideWhenUsed="0" w:defQFormat="0" w:count="375">
+  <w:latentStyles w:defLockedState="0" w:defUIPriority="0" w:defSemiHidden="0" w:defUnhideWhenUsed="0" w:defQFormat="0" w:count="376">
     <w:lsdException w:name="Normal" w:qFormat="1"/>
     <w:lsdException w:name="heading 1" w:uiPriority="9" w:qFormat="1"/>
     <w:lsdException w:name="heading 2" w:semiHidden="1" w:uiPriority="9" w:unhideWhenUsed="1" w:qFormat="1"/>
@@ -8650,6 +9053,7 @@
     <w:lsdException w:name="Smart Hyperlink" w:semiHidden="1" w:unhideWhenUsed="1"/>
     <w:lsdException w:name="Hashtag" w:semiHidden="1" w:unhideWhenUsed="1"/>
     <w:lsdException w:name="Unresolved Mention" w:semiHidden="1" w:unhideWhenUsed="1"/>
+    <w:lsdException w:name="Smart Link" w:semiHidden="1" w:uiPriority="99" w:unhideWhenUsed="1"/>
   </w:latentStyles>
   <w:style w:type="paragraph" w:default="1" w:styleId="a">
     <w:name w:val="Normal"/>

--- a/작업일지/21주차.docx
+++ b/작업일지/21주차.docx
@@ -7572,6 +7572,7 @@
       <w:r>
         <w:rPr>
           <w:b/>
+          <w:noProof/>
           <w:sz w:val="22"/>
         </w:rPr>
         <w:drawing>
@@ -7615,14 +7616,14 @@
       <w:pPr>
         <w:jc w:val="left"/>
         <w:rPr>
-          <w:rFonts w:hint="eastAsia"/>
-          <w:b/>
-          <w:sz w:val="22"/>
-        </w:rPr>
-      </w:pPr>
-      <w:r>
-        <w:rPr>
-          <w:b/>
+          <w:b/>
+          <w:sz w:val="22"/>
+        </w:rPr>
+      </w:pPr>
+      <w:r>
+        <w:rPr>
+          <w:b/>
+          <w:noProof/>
           <w:sz w:val="22"/>
         </w:rPr>
         <w:drawing>
